--- a/docs/wcs_logger.docx
+++ b/docs/wcs_logger.docx
@@ -35,7 +35,7 @@
           <w:rPr>
             <w:lang w:val="en-GB"/>
           </w:rPr>
-          <w:t>automation tool to assist end-user in WCS PC host application</w:t>
+          <w:t>The assistant in WCS PC host applications</w:t>
         </w:r>
       </w:fldSimple>
     </w:p>
@@ -43,7 +43,7 @@
       <w:pPr>
         <w:pStyle w:val="HeadingPreface"/>
       </w:pPr>
-      <w:bookmarkStart w:id="1" w:name="_Toc140759456"/>
+      <w:bookmarkStart w:id="1" w:name="_Toc141081659"/>
       <w:bookmarkEnd w:id="0"/>
       <w:r>
         <w:t>About this document</w:t>
@@ -176,7 +176,7 @@
           <w:r>
             <w:fldChar w:fldCharType="separate"/>
           </w:r>
-          <w:hyperlink w:anchor="_Toc140759456" w:history="1">
+          <w:hyperlink w:anchor="_Toc141081659" w:history="1">
             <w:r>
               <w:rPr>
                 <w:rStyle w:val="Hyperlink"/>
@@ -199,7 +199,7 @@
               <w:rPr>
                 <w:webHidden/>
               </w:rPr>
-              <w:instrText xml:space="preserve"> PAGEREF _Toc140759456 \h </w:instrText>
+              <w:instrText xml:space="preserve"> PAGEREF _Toc141081659 \h </w:instrText>
             </w:r>
             <w:r>
               <w:rPr>
@@ -237,7 +237,7 @@
               <w14:ligatures w14:val="standardContextual"/>
             </w:rPr>
           </w:pPr>
-          <w:hyperlink w:anchor="_Toc140759457" w:history="1">
+          <w:hyperlink w:anchor="_Toc141081660" w:history="1">
             <w:r>
               <w:rPr>
                 <w:rStyle w:val="Hyperlink"/>
@@ -276,7 +276,7 @@
               <w:rPr>
                 <w:webHidden/>
               </w:rPr>
-              <w:instrText xml:space="preserve"> PAGEREF _Toc140759457 \h </w:instrText>
+              <w:instrText xml:space="preserve"> PAGEREF _Toc141081660 \h </w:instrText>
             </w:r>
             <w:r>
               <w:rPr>
@@ -313,7 +313,7 @@
               <w14:ligatures w14:val="standardContextual"/>
             </w:rPr>
           </w:pPr>
-          <w:hyperlink w:anchor="_Toc140759458" w:history="1">
+          <w:hyperlink w:anchor="_Toc141081661" w:history="1">
             <w:r>
               <w:rPr>
                 <w:rStyle w:val="Hyperlink"/>
@@ -351,7 +351,7 @@
               <w:rPr>
                 <w:webHidden/>
               </w:rPr>
-              <w:instrText xml:space="preserve"> PAGEREF _Toc140759458 \h </w:instrText>
+              <w:instrText xml:space="preserve"> PAGEREF _Toc141081661 \h </w:instrText>
             </w:r>
             <w:r>
               <w:rPr>
@@ -388,7 +388,7 @@
               <w14:ligatures w14:val="standardContextual"/>
             </w:rPr>
           </w:pPr>
-          <w:hyperlink w:anchor="_Toc140759459" w:history="1">
+          <w:hyperlink w:anchor="_Toc141081662" w:history="1">
             <w:r>
               <w:rPr>
                 <w:rStyle w:val="Hyperlink"/>
@@ -426,7 +426,7 @@
               <w:rPr>
                 <w:webHidden/>
               </w:rPr>
-              <w:instrText xml:space="preserve"> PAGEREF _Toc140759459 \h </w:instrText>
+              <w:instrText xml:space="preserve"> PAGEREF _Toc141081662 \h </w:instrText>
             </w:r>
             <w:r>
               <w:rPr>
@@ -464,7 +464,7 @@
               <w14:ligatures w14:val="standardContextual"/>
             </w:rPr>
           </w:pPr>
-          <w:hyperlink w:anchor="_Toc140759460" w:history="1">
+          <w:hyperlink w:anchor="_Toc141081663" w:history="1">
             <w:r>
               <w:rPr>
                 <w:rStyle w:val="Hyperlink"/>
@@ -503,7 +503,7 @@
               <w:rPr>
                 <w:webHidden/>
               </w:rPr>
-              <w:instrText xml:space="preserve"> PAGEREF _Toc140759460 \h </w:instrText>
+              <w:instrText xml:space="preserve"> PAGEREF _Toc141081663 \h </w:instrText>
             </w:r>
             <w:r>
               <w:rPr>
@@ -540,7 +540,7 @@
               <w14:ligatures w14:val="standardContextual"/>
             </w:rPr>
           </w:pPr>
-          <w:hyperlink w:anchor="_Toc140759461" w:history="1">
+          <w:hyperlink w:anchor="_Toc141081664" w:history="1">
             <w:r>
               <w:rPr>
                 <w:rStyle w:val="Hyperlink"/>
@@ -578,7 +578,7 @@
               <w:rPr>
                 <w:webHidden/>
               </w:rPr>
-              <w:instrText xml:space="preserve"> PAGEREF _Toc140759461 \h </w:instrText>
+              <w:instrText xml:space="preserve"> PAGEREF _Toc141081664 \h </w:instrText>
             </w:r>
             <w:r>
               <w:rPr>
@@ -615,7 +615,7 @@
               <w14:ligatures w14:val="standardContextual"/>
             </w:rPr>
           </w:pPr>
-          <w:hyperlink w:anchor="_Toc140759462" w:history="1">
+          <w:hyperlink w:anchor="_Toc141081665" w:history="1">
             <w:r>
               <w:rPr>
                 <w:rStyle w:val="Hyperlink"/>
@@ -653,7 +653,7 @@
               <w:rPr>
                 <w:webHidden/>
               </w:rPr>
-              <w:instrText xml:space="preserve"> PAGEREF _Toc140759462 \h </w:instrText>
+              <w:instrText xml:space="preserve"> PAGEREF _Toc141081665 \h </w:instrText>
             </w:r>
             <w:r>
               <w:rPr>
@@ -670,7 +670,7 @@
               <w:rPr>
                 <w:webHidden/>
               </w:rPr>
-              <w:t>7</w:t>
+              <w:t>6</w:t>
             </w:r>
             <w:r>
               <w:rPr>
@@ -690,7 +690,7 @@
               <w14:ligatures w14:val="standardContextual"/>
             </w:rPr>
           </w:pPr>
-          <w:hyperlink w:anchor="_Toc140759463" w:history="1">
+          <w:hyperlink w:anchor="_Toc141081666" w:history="1">
             <w:r>
               <w:rPr>
                 <w:rStyle w:val="Hyperlink"/>
@@ -710,7 +710,7 @@
               <w:rPr>
                 <w:rStyle w:val="Hyperlink"/>
               </w:rPr>
-              <w:t>Infineon PD Logger</w:t>
+              <w:t>Infineon WCS Logger</w:t>
             </w:r>
             <w:r>
               <w:rPr>
@@ -728,7 +728,7 @@
               <w:rPr>
                 <w:webHidden/>
               </w:rPr>
-              <w:instrText xml:space="preserve"> PAGEREF _Toc140759463 \h </w:instrText>
+              <w:instrText xml:space="preserve"> PAGEREF _Toc141081666 \h </w:instrText>
             </w:r>
             <w:r>
               <w:rPr>
@@ -745,7 +745,7 @@
               <w:rPr>
                 <w:webHidden/>
               </w:rPr>
-              <w:t>7</w:t>
+              <w:t>6</w:t>
             </w:r>
             <w:r>
               <w:rPr>
@@ -766,7 +766,7 @@
               <w14:ligatures w14:val="standardContextual"/>
             </w:rPr>
           </w:pPr>
-          <w:hyperlink w:anchor="_Toc140759464" w:history="1">
+          <w:hyperlink w:anchor="_Toc141081667" w:history="1">
             <w:r>
               <w:rPr>
                 <w:rStyle w:val="Hyperlink"/>
@@ -805,7 +805,7 @@
               <w:rPr>
                 <w:webHidden/>
               </w:rPr>
-              <w:instrText xml:space="preserve"> PAGEREF _Toc140759464 \h </w:instrText>
+              <w:instrText xml:space="preserve"> PAGEREF _Toc141081667 \h </w:instrText>
             </w:r>
             <w:r>
               <w:rPr>
@@ -842,7 +842,7 @@
               <w14:ligatures w14:val="standardContextual"/>
             </w:rPr>
           </w:pPr>
-          <w:hyperlink w:anchor="_Toc140759465" w:history="1">
+          <w:hyperlink w:anchor="_Toc141081668" w:history="1">
             <w:r>
               <w:rPr>
                 <w:rStyle w:val="Hyperlink"/>
@@ -880,7 +880,7 @@
               <w:rPr>
                 <w:webHidden/>
               </w:rPr>
-              <w:instrText xml:space="preserve"> PAGEREF _Toc140759465 \h </w:instrText>
+              <w:instrText xml:space="preserve"> PAGEREF _Toc141081668 \h </w:instrText>
             </w:r>
             <w:r>
               <w:rPr>
@@ -917,7 +917,7 @@
               <w14:ligatures w14:val="standardContextual"/>
             </w:rPr>
           </w:pPr>
-          <w:hyperlink w:anchor="_Toc140759466" w:history="1">
+          <w:hyperlink w:anchor="_Toc141081669" w:history="1">
             <w:r>
               <w:rPr>
                 <w:rStyle w:val="Hyperlink"/>
@@ -955,7 +955,7 @@
               <w:rPr>
                 <w:webHidden/>
               </w:rPr>
-              <w:instrText xml:space="preserve"> PAGEREF _Toc140759466 \h </w:instrText>
+              <w:instrText xml:space="preserve"> PAGEREF _Toc141081669 \h </w:instrText>
             </w:r>
             <w:r>
               <w:rPr>
@@ -993,7 +993,7 @@
               <w14:ligatures w14:val="standardContextual"/>
             </w:rPr>
           </w:pPr>
-          <w:hyperlink w:anchor="_Toc140759467" w:history="1">
+          <w:hyperlink w:anchor="_Toc141081670" w:history="1">
             <w:r>
               <w:rPr>
                 <w:rStyle w:val="Hyperlink"/>
@@ -1014,7 +1014,7 @@
               <w:rPr>
                 <w:rStyle w:val="Hyperlink"/>
               </w:rPr>
-              <w:t>Limitations of Infineon PD Logger</w:t>
+              <w:t>Limitations of Infineon WCS Logger</w:t>
             </w:r>
             <w:r>
               <w:rPr>
@@ -1032,7 +1032,7 @@
               <w:rPr>
                 <w:webHidden/>
               </w:rPr>
-              <w:instrText xml:space="preserve"> PAGEREF _Toc140759467 \h </w:instrText>
+              <w:instrText xml:space="preserve"> PAGEREF _Toc141081670 \h </w:instrText>
             </w:r>
             <w:r>
               <w:rPr>
@@ -1070,7 +1070,7 @@
               <w14:ligatures w14:val="standardContextual"/>
             </w:rPr>
           </w:pPr>
-          <w:hyperlink w:anchor="_Toc140759468" w:history="1">
+          <w:hyperlink w:anchor="_Toc141081671" w:history="1">
             <w:r>
               <w:rPr>
                 <w:rStyle w:val="Hyperlink"/>
@@ -1093,7 +1093,7 @@
               <w:rPr>
                 <w:webHidden/>
               </w:rPr>
-              <w:instrText xml:space="preserve"> PAGEREF _Toc140759468 \h </w:instrText>
+              <w:instrText xml:space="preserve"> PAGEREF _Toc141081671 \h </w:instrText>
             </w:r>
             <w:r>
               <w:rPr>
@@ -1131,7 +1131,7 @@
               <w14:ligatures w14:val="standardContextual"/>
             </w:rPr>
           </w:pPr>
-          <w:hyperlink w:anchor="_Toc140759469" w:history="1">
+          <w:hyperlink w:anchor="_Toc141081672" w:history="1">
             <w:r>
               <w:rPr>
                 <w:rStyle w:val="Hyperlink"/>
@@ -1154,7 +1154,7 @@
               <w:rPr>
                 <w:webHidden/>
               </w:rPr>
-              <w:instrText xml:space="preserve"> PAGEREF _Toc140759469 \h </w:instrText>
+              <w:instrText xml:space="preserve"> PAGEREF _Toc141081672 \h </w:instrText>
             </w:r>
             <w:r>
               <w:rPr>
@@ -1272,7 +1272,7 @@
           <w:lang w:val="en-GB"/>
         </w:rPr>
       </w:pPr>
-      <w:bookmarkStart w:id="5" w:name="_Toc140759457"/>
+      <w:bookmarkStart w:id="5" w:name="_Toc141081660"/>
       <w:r>
         <w:rPr>
           <w:lang w:val="en-GB"/>
@@ -1308,33 +1308,6 @@
           <w:lang w:val="en-GB"/>
         </w:rPr>
         <w:t xml:space="preserve">Infineon WCS CCG devices are commonly used in PD port controller applications in systems like Notebook and Desktop computers, tablets, mobiles etc. In such cases, the system design typically includes a Host Processor or Embedded Controller (EC) that is responsible for the system policy decisions. The CCG controller can be connected to the EC and the CCG firmware allows the EC to monitor the status of the USB-PD ports, change configurations, perform firmware updates, and transparently interact with other USB-PD devices connected to CCG. All the capabilities are exercised through commands/responses transferred across the Host Processor Interface (HPI). </w:t>
-      </w:r>
-    </w:p>
-    <w:p>
-      <w:pPr>
-        <w:pStyle w:val="Body"/>
-        <w:rPr>
-          <w:lang w:val="en-GB"/>
-        </w:rPr>
-      </w:pPr>
-      <w:r>
-        <w:rPr>
-          <w:lang w:val="en-GB"/>
-        </w:rPr>
-        <w:t>As results, it is mandatory to inspect HPI activities when working in issue analysis and debugging, apart from checking CC logs alone. This tool is aimed to facilitate users to collect all necessary trace logs through Saleae Logic Analyser, a 3</w:t>
-      </w:r>
-      <w:r>
-        <w:rPr>
-          <w:vertAlign w:val="superscript"/>
-          <w:lang w:val="en-GB"/>
-        </w:rPr>
-        <w:t>rd</w:t>
-      </w:r>
-      <w:r>
-        <w:rPr>
-          <w:lang w:val="en-GB"/>
-        </w:rPr>
-        <w:t xml:space="preserve"> party logic analyser supports up to 16 logical channels, as the standard debug procedures in collaborating with Infineon WCS support teams.</w:t>
       </w:r>
     </w:p>
     <w:p>
@@ -1380,14 +1353,13 @@
             </w:pPr>
             <w:r>
               <w:rPr>
-                <w:noProof/>
                 <w:lang w:val="en-GB"/>
               </w:rPr>
               <w:drawing>
-                <wp:inline distT="0" distB="0" distL="0" distR="0" wp14:anchorId="785FD07D" wp14:editId="15808719">
-                  <wp:extent cx="6480000" cy="2678400"/>
-                  <wp:effectExtent l="0" t="0" r="0" b="8255"/>
-                  <wp:docPr id="7" name="Picture 7" descr="WCS E2 training"/>
+                <wp:inline distT="0" distB="0" distL="0" distR="0" wp14:anchorId="290B1E7D" wp14:editId="2A9D7D46">
+                  <wp:extent cx="6480810" cy="4492625"/>
+                  <wp:effectExtent l="0" t="0" r="0" b="3175"/>
+                  <wp:docPr id="13" name="Picture 13"/>
                   <wp:cNvGraphicFramePr>
                     <a:graphicFrameLocks xmlns:a="http://schemas.openxmlformats.org/drawingml/2006/main" noChangeAspect="1"/>
                   </wp:cNvGraphicFramePr>
@@ -1395,33 +1367,23 @@
                     <a:graphicData uri="http://schemas.openxmlformats.org/drawingml/2006/picture">
                       <pic:pic xmlns:pic="http://schemas.openxmlformats.org/drawingml/2006/picture">
                         <pic:nvPicPr>
-                          <pic:cNvPr id="7" name="Picture 7" descr="WCS E2 training"/>
-                          <pic:cNvPicPr>
-                            <a:picLocks noChangeAspect="1" noChangeArrowheads="1"/>
-                          </pic:cNvPicPr>
+                          <pic:cNvPr id="1" name=""/>
+                          <pic:cNvPicPr/>
                         </pic:nvPicPr>
                         <pic:blipFill>
-                          <a:blip r:embed="rId13" cstate="print">
-                            <a:extLst>
-                              <a:ext uri="{28A0092B-C50C-407E-A947-70E740481C1C}">
-                                <a14:useLocalDpi xmlns:a14="http://schemas.microsoft.com/office/drawing/2010/main" val="0"/>
-                              </a:ext>
-                            </a:extLst>
-                          </a:blip>
-                          <a:srcRect/>
+                          <a:blip r:embed="rId13"/>
                           <a:stretch>
                             <a:fillRect/>
                           </a:stretch>
                         </pic:blipFill>
-                        <pic:spPr bwMode="auto">
+                        <pic:spPr>
                           <a:xfrm>
                             <a:off x="0" y="0"/>
-                            <a:ext cx="6480000" cy="2678400"/>
+                            <a:ext cx="6480810" cy="4492625"/>
                           </a:xfrm>
                           <a:prstGeom prst="rect">
                             <a:avLst/>
                           </a:prstGeom>
-                          <a:noFill/>
                         </pic:spPr>
                       </pic:pic>
                     </a:graphicData>
@@ -1453,7 +1415,7 @@
         <w:rPr>
           <w:lang w:val="en-GB"/>
         </w:rPr>
-        <w:t>WCS PD Host E2 training</w:t>
+        <w:t>Standard issue report flow</w:t>
       </w:r>
     </w:p>
     <w:p>
@@ -1464,7 +1426,7 @@
         </w:rPr>
       </w:pPr>
       <w:bookmarkStart w:id="6" w:name="_Toc137461256"/>
-      <w:bookmarkStart w:id="7" w:name="_Toc140759458"/>
+      <w:bookmarkStart w:id="7" w:name="_Toc141081661"/>
       <w:r>
         <w:rPr>
           <w:lang w:val="en-GB"/>
@@ -1521,7 +1483,19 @@
         <w:rPr>
           <w:lang w:val="en-GB"/>
         </w:rPr>
-        <w:t>Saleae Logic 2 application v2.4.0 or above</w:t>
+        <w:t xml:space="preserve">Saleae </w:t>
+      </w:r>
+      <w:r>
+        <w:rPr>
+          <w:lang w:val="en-GB"/>
+        </w:rPr>
+        <w:t>Logic2</w:t>
+      </w:r>
+      <w:r>
+        <w:rPr>
+          <w:lang w:val="en-GB"/>
+        </w:rPr>
+        <w:t xml:space="preserve"> application v2.4.0 or above</w:t>
       </w:r>
     </w:p>
     <w:p>
@@ -1539,7 +1513,7 @@
         <w:rPr>
           <w:lang w:val="en-GB"/>
         </w:rPr>
-        <w:t>Infineon CYPD4500 PD3.0 CC Sniffer (optional)</w:t>
+        <w:t>Infineon CYPD4500 PD3.0 CC Sniffer</w:t>
       </w:r>
     </w:p>
     <w:p>
@@ -1557,7 +1531,7 @@
         <w:rPr>
           <w:lang w:val="en-GB"/>
         </w:rPr>
-        <w:t>Infineon CYPD4500 EZ-PD Protocol Analyser Utility (optional)</w:t>
+        <w:t>Infineon EZ-PD Protocol Analyser Utility</w:t>
       </w:r>
     </w:p>
     <w:p>
@@ -1567,18 +1541,11 @@
           <w:lang w:val="en-GB"/>
         </w:rPr>
       </w:pPr>
-    </w:p>
-    <w:p>
-      <w:pPr>
-        <w:pStyle w:val="Body"/>
-        <w:rPr>
-          <w:lang w:val="en-GB"/>
-        </w:rPr>
-      </w:pPr>
-      <w:r>
-        <w:rPr>
-          <w:lang w:val="en-GB"/>
-        </w:rPr>
+      <w:r>
+        <w:rPr>
+          <w:lang w:val="en-GB"/>
+        </w:rPr>
+        <w:lastRenderedPageBreak/>
         <w:t>Infineon WCS support team creates a tool package to facilitate and standardise log collection activities. It includes:</w:t>
       </w:r>
     </w:p>
@@ -1638,7 +1605,6 @@
           <w:bCs/>
           <w:lang w:val="en-GB"/>
         </w:rPr>
-        <w:lastRenderedPageBreak/>
         <w:t>CC Analyser</w:t>
       </w:r>
       <w:r>
@@ -1665,13 +1631,25 @@
           <w:bCs/>
           <w:lang w:val="en-GB"/>
         </w:rPr>
-        <w:t>Infineon PD Logger</w:t>
-      </w:r>
-      <w:r>
-        <w:rPr>
-          <w:lang w:val="en-GB"/>
-        </w:rPr>
-        <w:t>: a python-base GUI tool to generate SALEAE logs with all necessary information described as WCS PD Host E2 training table in Figure 1.</w:t>
+        <w:t>Infineon WCS Logger</w:t>
+      </w:r>
+      <w:r>
+        <w:rPr>
+          <w:lang w:val="en-GB"/>
+        </w:rPr>
+        <w:t>: a python-base GUI tool to generate SALEAE logs with all necessary information described as WCS PD Host E2 trainin</w:t>
+      </w:r>
+      <w:r>
+        <w:rPr>
+          <w:lang w:val="en-GB"/>
+        </w:rPr>
+        <w:t>g</w:t>
+      </w:r>
+      <w:r>
+        <w:rPr>
+          <w:lang w:val="en-GB"/>
+        </w:rPr>
+        <w:t>.</w:t>
       </w:r>
     </w:p>
     <w:p>
@@ -1694,7 +1672,7 @@
       <w:bookmarkStart w:id="10" w:name="_Toc430004435"/>
       <w:bookmarkStart w:id="11" w:name="_Toc468357354"/>
       <w:bookmarkStart w:id="12" w:name="_Toc137461257"/>
-      <w:bookmarkStart w:id="13" w:name="_Toc140759459"/>
+      <w:bookmarkStart w:id="13" w:name="_Toc141081662"/>
       <w:r>
         <w:rPr>
           <w:lang w:val="en-GB"/>
@@ -1739,7 +1717,19 @@
         <w:rPr>
           <w:lang w:val="en-GB"/>
         </w:rPr>
-        <w:t>Install Saleae Logic 2 application and enable “Automation” via Preference -&gt; Automation -&gt; Enable Automation Server.</w:t>
+        <w:t xml:space="preserve">Install Saleae </w:t>
+      </w:r>
+      <w:r>
+        <w:rPr>
+          <w:lang w:val="en-GB"/>
+        </w:rPr>
+        <w:t>Logic2</w:t>
+      </w:r>
+      <w:r>
+        <w:rPr>
+          <w:lang w:val="en-GB"/>
+        </w:rPr>
+        <w:t xml:space="preserve"> application and enable “Automation” via Preference -&gt; Automation -&gt; Enable Automation Server.</w:t>
       </w:r>
     </w:p>
     <w:p>
@@ -2178,61 +2168,63 @@
         </w:tabs>
         <w:ind w:left="1418" w:hanging="1418"/>
         <w:jc w:val="center"/>
-        <w:rPr>
-          <w:lang w:val="en-GB"/>
-        </w:rPr>
-      </w:pPr>
-      <w:r>
-        <w:rPr>
-          <w:lang w:val="en-GB"/>
-        </w:rPr>
-        <w:t>Saleae Logic 2 Preferences</w:t>
+      </w:pPr>
+      <w:r>
+        <w:rPr>
+          <w:lang w:val="en-GB"/>
+        </w:rPr>
+        <w:t xml:space="preserve">Saleae </w:t>
+      </w:r>
+      <w:r>
+        <w:rPr>
+          <w:lang w:val="en-GB"/>
+        </w:rPr>
+        <w:t>Logic2</w:t>
+      </w:r>
+      <w:r>
+        <w:rPr>
+          <w:lang w:val="en-GB"/>
+        </w:rPr>
+        <w:t xml:space="preserve"> Preferences</w:t>
+      </w:r>
+      <w:r>
+        <w:br w:type="page"/>
       </w:r>
     </w:p>
     <w:p>
       <w:pPr>
-        <w:rPr>
-          <w:lang w:eastAsia="de-DE"/>
-        </w:rPr>
-      </w:pPr>
-      <w:r>
-        <w:br w:type="page"/>
+        <w:pStyle w:val="Heading1"/>
+        <w:rPr>
+          <w:lang w:val="en-GB"/>
+        </w:rPr>
+      </w:pPr>
+      <w:bookmarkStart w:id="14" w:name="_Toc137461258"/>
+      <w:bookmarkStart w:id="15" w:name="_Toc141081663"/>
+      <w:r>
+        <w:rPr>
+          <w:lang w:val="en-GB"/>
+        </w:rPr>
+        <w:lastRenderedPageBreak/>
+        <w:t>Infineon Automation Tool Package</w:t>
+      </w:r>
+      <w:bookmarkEnd w:id="14"/>
+      <w:bookmarkEnd w:id="15"/>
+      <w:r>
+        <w:rPr>
+          <w:lang w:val="en-GB"/>
+        </w:rPr>
+        <w:t xml:space="preserve"> </w:t>
       </w:r>
     </w:p>
     <w:p>
       <w:pPr>
-        <w:pStyle w:val="Heading1"/>
-        <w:rPr>
-          <w:lang w:val="en-GB"/>
-        </w:rPr>
-      </w:pPr>
-      <w:bookmarkStart w:id="14" w:name="_Toc137461258"/>
-      <w:bookmarkStart w:id="15" w:name="_Toc140759460"/>
-      <w:r>
-        <w:rPr>
-          <w:lang w:val="en-GB"/>
-        </w:rPr>
-        <w:lastRenderedPageBreak/>
-        <w:t>Infineon Automation Tool Package</w:t>
-      </w:r>
-      <w:bookmarkEnd w:id="14"/>
-      <w:bookmarkEnd w:id="15"/>
-      <w:r>
-        <w:rPr>
-          <w:lang w:val="en-GB"/>
-        </w:rPr>
-        <w:t xml:space="preserve"> </w:t>
-      </w:r>
-    </w:p>
-    <w:p>
-      <w:pPr>
         <w:pStyle w:val="Heading2"/>
         <w:rPr>
           <w:lang w:val="en-GB"/>
         </w:rPr>
       </w:pPr>
       <w:bookmarkStart w:id="16" w:name="_Toc137461259"/>
-      <w:bookmarkStart w:id="17" w:name="_Toc140759461"/>
+      <w:bookmarkStart w:id="17" w:name="_Toc141081664"/>
       <w:r>
         <w:rPr>
           <w:lang w:val="en-GB"/>
@@ -2266,7 +2258,19 @@
         <w:rPr>
           <w:lang w:val="en-GB"/>
         </w:rPr>
-        <w:t>C Analysers in Saleae Logic 2 application can decode and list bus messages to its terminal-like window and tabular-format table for search usage. It decodes I</w:t>
+        <w:t xml:space="preserve">C Analysers in Saleae </w:t>
+      </w:r>
+      <w:r>
+        <w:rPr>
+          <w:lang w:val="en-GB"/>
+        </w:rPr>
+        <w:t>Logic2</w:t>
+      </w:r>
+      <w:r>
+        <w:rPr>
+          <w:lang w:val="en-GB"/>
+        </w:rPr>
+        <w:t xml:space="preserve"> application can decode and list bus messages to its terminal-like window and tabular-format table for search usage. It decodes I</w:t>
       </w:r>
       <w:r>
         <w:rPr>
@@ -2436,9 +2440,9 @@
                 <w:lang w:val="en-GB"/>
               </w:rPr>
               <w:drawing>
-                <wp:inline distT="0" distB="0" distL="0" distR="0" wp14:anchorId="363F7888" wp14:editId="1C2DEB9E">
-                  <wp:extent cx="5400000" cy="4471200"/>
-                  <wp:effectExtent l="0" t="0" r="0" b="5715"/>
+                <wp:inline distT="0" distB="0" distL="0" distR="0" wp14:anchorId="363F7888" wp14:editId="6EBE2330">
+                  <wp:extent cx="4320000" cy="3578400"/>
+                  <wp:effectExtent l="0" t="0" r="4445" b="3175"/>
                   <wp:docPr id="40" name="Picture 40" descr="A screenshot of a computer program&#10;&#10;Description automatically generated with medium confidence"/>
                   <wp:cNvGraphicFramePr>
                     <a:graphicFrameLocks xmlns:a="http://schemas.openxmlformats.org/drawingml/2006/main" noChangeAspect="1"/>
@@ -2459,7 +2463,7 @@
                         <pic:spPr>
                           <a:xfrm>
                             <a:off x="0" y="0"/>
-                            <a:ext cx="5400000" cy="4471200"/>
+                            <a:ext cx="4320000" cy="3578400"/>
                           </a:xfrm>
                           <a:prstGeom prst="rect">
                             <a:avLst/>
@@ -2554,11 +2558,10 @@
                 <w:noProof/>
                 <w:lang w:val="en-GB"/>
               </w:rPr>
-              <w:lastRenderedPageBreak/>
               <w:drawing>
-                <wp:inline distT="0" distB="0" distL="0" distR="0" wp14:anchorId="620A08E0" wp14:editId="28B3F182">
-                  <wp:extent cx="6480000" cy="1857600"/>
-                  <wp:effectExtent l="0" t="0" r="0" b="9525"/>
+                <wp:inline distT="0" distB="0" distL="0" distR="0" wp14:anchorId="620A08E0" wp14:editId="2BB6C6DF">
+                  <wp:extent cx="5400000" cy="1548000"/>
+                  <wp:effectExtent l="0" t="0" r="0" b="0"/>
                   <wp:docPr id="24" name="Picture 24"/>
                   <wp:cNvGraphicFramePr>
                     <a:graphicFrameLocks xmlns:a="http://schemas.openxmlformats.org/drawingml/2006/main" noChangeAspect="1"/>
@@ -2579,7 +2582,7 @@
                         <pic:spPr>
                           <a:xfrm>
                             <a:off x="0" y="0"/>
-                            <a:ext cx="6480000" cy="1857600"/>
+                            <a:ext cx="5400000" cy="1548000"/>
                           </a:xfrm>
                           <a:prstGeom prst="rect">
                             <a:avLst/>
@@ -2599,11 +2602,20 @@
                 <w:lang w:val="en-GB"/>
               </w:rPr>
             </w:pPr>
+          </w:p>
+          <w:p>
+            <w:pPr>
+              <w:pStyle w:val="TableCell-c"/>
+              <w:rPr>
+                <w:lang w:val="en-GB"/>
+              </w:rPr>
+            </w:pPr>
             <w:r>
               <w:rPr>
                 <w:noProof/>
                 <w:lang w:val="en-GB"/>
               </w:rPr>
+              <w:lastRenderedPageBreak/>
               <w:drawing>
                 <wp:inline distT="0" distB="0" distL="0" distR="0" wp14:anchorId="540A7004" wp14:editId="15224338">
                   <wp:extent cx="5400000" cy="2278800"/>
@@ -2685,233 +2697,19 @@
         <w:t xml:space="preserve"> (grey)</w:t>
       </w:r>
     </w:p>
-    <w:tbl>
-      <w:tblPr>
-        <w:tblStyle w:val="InfineonPicture"/>
-        <w:tblW w:w="5000" w:type="pct"/>
-        <w:tblBorders>
-          <w:top w:val="none" w:sz="0" w:space="0" w:color="auto"/>
-          <w:left w:val="none" w:sz="0" w:space="0" w:color="auto"/>
-          <w:bottom w:val="none" w:sz="0" w:space="0" w:color="auto"/>
-          <w:right w:val="none" w:sz="0" w:space="0" w:color="auto"/>
-          <w:insideH w:val="none" w:sz="0" w:space="0" w:color="auto"/>
-          <w:insideV w:val="none" w:sz="0" w:space="0" w:color="auto"/>
-        </w:tblBorders>
-        <w:tblCellMar>
-          <w:left w:w="0" w:type="dxa"/>
-          <w:right w:w="0" w:type="dxa"/>
-        </w:tblCellMar>
-        <w:tblLook w:val="05E0" w:firstRow="1" w:lastRow="1" w:firstColumn="1" w:lastColumn="1" w:noHBand="0" w:noVBand="1"/>
-      </w:tblPr>
-      <w:tblGrid>
-        <w:gridCol w:w="10206"/>
-      </w:tblGrid>
-      <w:tr>
-        <w:tc>
-          <w:tcPr>
-            <w:tcW w:w="5000" w:type="pct"/>
-          </w:tcPr>
-          <w:p>
-            <w:pPr>
-              <w:pStyle w:val="TableCell-c"/>
-              <w:rPr>
-                <w:lang w:val="en-GB"/>
-              </w:rPr>
-            </w:pPr>
-            <w:r>
-              <w:rPr>
-                <w:noProof/>
-                <w:lang w:val="en-GB"/>
-              </w:rPr>
-              <w:drawing>
-                <wp:inline distT="0" distB="0" distL="0" distR="0" wp14:anchorId="09F70B5D" wp14:editId="5222B2A7">
-                  <wp:extent cx="6480000" cy="1454400"/>
-                  <wp:effectExtent l="0" t="0" r="0" b="0"/>
-                  <wp:docPr id="45" name="Picture 45"/>
-                  <wp:cNvGraphicFramePr>
-                    <a:graphicFrameLocks xmlns:a="http://schemas.openxmlformats.org/drawingml/2006/main" noChangeAspect="1"/>
-                  </wp:cNvGraphicFramePr>
-                  <a:graphic xmlns:a="http://schemas.openxmlformats.org/drawingml/2006/main">
-                    <a:graphicData uri="http://schemas.openxmlformats.org/drawingml/2006/picture">
-                      <pic:pic xmlns:pic="http://schemas.openxmlformats.org/drawingml/2006/picture">
-                        <pic:nvPicPr>
-                          <pic:cNvPr id="1" name=""/>
-                          <pic:cNvPicPr/>
-                        </pic:nvPicPr>
-                        <pic:blipFill>
-                          <a:blip r:embed="rId18"/>
-                          <a:stretch>
-                            <a:fillRect/>
-                          </a:stretch>
-                        </pic:blipFill>
-                        <pic:spPr>
-                          <a:xfrm>
-                            <a:off x="0" y="0"/>
-                            <a:ext cx="6480000" cy="1454400"/>
-                          </a:xfrm>
-                          <a:prstGeom prst="rect">
-                            <a:avLst/>
-                          </a:prstGeom>
-                        </pic:spPr>
-                      </pic:pic>
-                    </a:graphicData>
-                  </a:graphic>
-                </wp:inline>
-              </w:drawing>
-            </w:r>
-          </w:p>
-        </w:tc>
-      </w:tr>
-      <w:tr>
-        <w:tc>
-          <w:tcPr>
-            <w:tcW w:w="5000" w:type="pct"/>
-          </w:tcPr>
-          <w:p>
-            <w:pPr>
-              <w:pStyle w:val="TableCell-c"/>
-              <w:rPr>
-                <w:lang w:val="en-GB"/>
-              </w:rPr>
-            </w:pPr>
-            <w:r>
-              <w:rPr>
-                <w:noProof/>
-                <w:lang w:val="en-GB"/>
-              </w:rPr>
-              <w:drawing>
-                <wp:inline distT="0" distB="0" distL="0" distR="0" wp14:anchorId="021A323A" wp14:editId="5311192F">
-                  <wp:extent cx="6480000" cy="1036800"/>
-                  <wp:effectExtent l="0" t="0" r="0" b="0"/>
-                  <wp:docPr id="46" name="Picture 46"/>
-                  <wp:cNvGraphicFramePr>
-                    <a:graphicFrameLocks xmlns:a="http://schemas.openxmlformats.org/drawingml/2006/main" noChangeAspect="1"/>
-                  </wp:cNvGraphicFramePr>
-                  <a:graphic xmlns:a="http://schemas.openxmlformats.org/drawingml/2006/main">
-                    <a:graphicData uri="http://schemas.openxmlformats.org/drawingml/2006/picture">
-                      <pic:pic xmlns:pic="http://schemas.openxmlformats.org/drawingml/2006/picture">
-                        <pic:nvPicPr>
-                          <pic:cNvPr id="1" name=""/>
-                          <pic:cNvPicPr/>
-                        </pic:nvPicPr>
-                        <pic:blipFill>
-                          <a:blip r:embed="rId19"/>
-                          <a:stretch>
-                            <a:fillRect/>
-                          </a:stretch>
-                        </pic:blipFill>
-                        <pic:spPr>
-                          <a:xfrm>
-                            <a:off x="0" y="0"/>
-                            <a:ext cx="6480000" cy="1036800"/>
-                          </a:xfrm>
-                          <a:prstGeom prst="rect">
-                            <a:avLst/>
-                          </a:prstGeom>
-                        </pic:spPr>
-                      </pic:pic>
-                    </a:graphicData>
-                  </a:graphic>
-                </wp:inline>
-              </w:drawing>
-            </w:r>
-          </w:p>
-        </w:tc>
-      </w:tr>
-      <w:tr>
-        <w:tc>
-          <w:tcPr>
-            <w:tcW w:w="5000" w:type="pct"/>
-          </w:tcPr>
-          <w:p>
-            <w:pPr>
-              <w:pStyle w:val="TableCell-c"/>
-              <w:rPr>
-                <w:lang w:val="en-GB"/>
-              </w:rPr>
-            </w:pPr>
-            <w:r>
-              <w:rPr>
-                <w:noProof/>
-                <w:lang w:val="en-GB"/>
-              </w:rPr>
-              <w:drawing>
-                <wp:inline distT="0" distB="0" distL="0" distR="0" wp14:anchorId="0547FDC0" wp14:editId="19FC6B4B">
-                  <wp:extent cx="6480000" cy="1440000"/>
-                  <wp:effectExtent l="0" t="0" r="0" b="8255"/>
-                  <wp:docPr id="47" name="Picture 47"/>
-                  <wp:cNvGraphicFramePr>
-                    <a:graphicFrameLocks xmlns:a="http://schemas.openxmlformats.org/drawingml/2006/main" noChangeAspect="1"/>
-                  </wp:cNvGraphicFramePr>
-                  <a:graphic xmlns:a="http://schemas.openxmlformats.org/drawingml/2006/main">
-                    <a:graphicData uri="http://schemas.openxmlformats.org/drawingml/2006/picture">
-                      <pic:pic xmlns:pic="http://schemas.openxmlformats.org/drawingml/2006/picture">
-                        <pic:nvPicPr>
-                          <pic:cNvPr id="1" name=""/>
-                          <pic:cNvPicPr/>
-                        </pic:nvPicPr>
-                        <pic:blipFill>
-                          <a:blip r:embed="rId20"/>
-                          <a:stretch>
-                            <a:fillRect/>
-                          </a:stretch>
-                        </pic:blipFill>
-                        <pic:spPr>
-                          <a:xfrm>
-                            <a:off x="0" y="0"/>
-                            <a:ext cx="6480000" cy="1440000"/>
-                          </a:xfrm>
-                          <a:prstGeom prst="rect">
-                            <a:avLst/>
-                          </a:prstGeom>
-                        </pic:spPr>
-                      </pic:pic>
-                    </a:graphicData>
-                  </a:graphic>
-                </wp:inline>
-              </w:drawing>
-            </w:r>
-          </w:p>
-        </w:tc>
-      </w:tr>
-    </w:tbl>
     <w:p>
       <w:pPr>
-        <w:pStyle w:val="FigureTitle"/>
-        <w:numPr>
-          <w:ilvl w:val="0"/>
-          <w:numId w:val="7"/>
-        </w:numPr>
-        <w:tabs>
-          <w:tab w:val="num" w:pos="1418"/>
-        </w:tabs>
-        <w:ind w:left="1418" w:hanging="1418"/>
-        <w:jc w:val="center"/>
-        <w:rPr>
-          <w:lang w:val="en-GB"/>
-        </w:rPr>
-      </w:pPr>
-      <w:r>
-        <w:rPr>
-          <w:lang w:val="en-GB"/>
-        </w:rPr>
-        <w:t>Side-by-side comparison</w:t>
-      </w:r>
-    </w:p>
-    <w:p>
-      <w:pPr>
         <w:pStyle w:val="Heading2"/>
         <w:rPr>
           <w:lang w:val="en-GB"/>
         </w:rPr>
       </w:pPr>
       <w:bookmarkStart w:id="18" w:name="_Toc137461260"/>
-      <w:bookmarkStart w:id="19" w:name="_Toc140759462"/>
-      <w:r>
-        <w:rPr>
-          <w:lang w:val="en-GB"/>
-        </w:rPr>
-        <w:lastRenderedPageBreak/>
+      <w:bookmarkStart w:id="19" w:name="_Toc141081665"/>
+      <w:r>
+        <w:rPr>
+          <w:lang w:val="en-GB"/>
+        </w:rPr>
         <w:t>CC Analyser</w:t>
       </w:r>
       <w:bookmarkEnd w:id="18"/>
@@ -2942,7 +2740,19 @@
         <w:rPr>
           <w:lang w:val="en-GB"/>
         </w:rPr>
-        <w:t>By introducing Infineon CC Analyser with a proper configuration, users can capture and decode both USB CC and HPI logs through Saleae Logic 2 application alone. It is extremely useful to check relevant command sequences across different protocols and accelerate debugging progress.</w:t>
+        <w:t xml:space="preserve">By introducing Infineon CC Analyser with a proper configuration, users can capture and decode both USB CC and HPI logs through Saleae </w:t>
+      </w:r>
+      <w:r>
+        <w:rPr>
+          <w:lang w:val="en-GB"/>
+        </w:rPr>
+        <w:t>Logic2</w:t>
+      </w:r>
+      <w:r>
+        <w:rPr>
+          <w:lang w:val="en-GB"/>
+        </w:rPr>
+        <w:t xml:space="preserve"> application alone. It is extremely useful to check relevant command sequences across different protocols and accelerate debugging progress.</w:t>
       </w:r>
     </w:p>
     <w:tbl>
@@ -2984,9 +2794,9 @@
                 <w:lang w:val="en-GB"/>
               </w:rPr>
               <w:drawing>
-                <wp:inline distT="0" distB="0" distL="0" distR="0" wp14:anchorId="5FCB0FE5" wp14:editId="7093DCA8">
-                  <wp:extent cx="5400000" cy="2811600"/>
-                  <wp:effectExtent l="0" t="0" r="0" b="8255"/>
+                <wp:inline distT="0" distB="0" distL="0" distR="0" wp14:anchorId="5FCB0FE5" wp14:editId="2EBD7223">
+                  <wp:extent cx="4320000" cy="2250000"/>
+                  <wp:effectExtent l="0" t="0" r="4445" b="0"/>
                   <wp:docPr id="41" name="Picture 41" descr="A screenshot of a computer&#10;&#10;Description automatically generated with medium confidence"/>
                   <wp:cNvGraphicFramePr>
                     <a:graphicFrameLocks xmlns:a="http://schemas.openxmlformats.org/drawingml/2006/main" noChangeAspect="1"/>
@@ -2999,7 +2809,7 @@
                           <pic:cNvPicPr/>
                         </pic:nvPicPr>
                         <pic:blipFill>
-                          <a:blip r:embed="rId21"/>
+                          <a:blip r:embed="rId18"/>
                           <a:stretch>
                             <a:fillRect/>
                           </a:stretch>
@@ -3007,7 +2817,7 @@
                         <pic:spPr>
                           <a:xfrm>
                             <a:off x="0" y="0"/>
-                            <a:ext cx="5400000" cy="2811600"/>
+                            <a:ext cx="4320000" cy="2250000"/>
                           </a:xfrm>
                           <a:prstGeom prst="rect">
                             <a:avLst/>
@@ -3054,12 +2864,24 @@
         </w:rPr>
       </w:pPr>
       <w:bookmarkStart w:id="20" w:name="_Toc137461261"/>
-      <w:bookmarkStart w:id="21" w:name="_Toc140759463"/>
-      <w:r>
-        <w:rPr>
-          <w:lang w:val="en-GB"/>
-        </w:rPr>
-        <w:t>Infineon PD Logger</w:t>
+      <w:bookmarkStart w:id="21" w:name="_Toc141081666"/>
+      <w:r>
+        <w:rPr>
+          <w:lang w:val="en-GB"/>
+        </w:rPr>
+        <w:t xml:space="preserve">Infineon </w:t>
+      </w:r>
+      <w:r>
+        <w:rPr>
+          <w:lang w:val="en-GB"/>
+        </w:rPr>
+        <w:t>WCS</w:t>
+      </w:r>
+      <w:r>
+        <w:rPr>
+          <w:lang w:val="en-GB"/>
+        </w:rPr>
+        <w:t xml:space="preserve"> Logger</w:t>
       </w:r>
       <w:bookmarkEnd w:id="20"/>
       <w:bookmarkEnd w:id="21"/>
@@ -3075,349 +2897,8 @@
         <w:rPr>
           <w:lang w:val="en-GB"/>
         </w:rPr>
-        <w:t>This is a portable Python application that supports Microsoft Windows 10 and above. It is highly recommended to use it with Saleae Logic Analyser Pro 16. The application pre-defines all necessary trace pins that users are required to provide while reporting issues for both AMD and INTEL design cases, along with project-relevant information, such as PD firmware revision. All numbers in pulldown menus are selectable but cannot be duplicated.</w:t>
-      </w:r>
-    </w:p>
-    <w:p>
-      <w:pPr>
-        <w:pStyle w:val="Body"/>
-        <w:rPr>
-          <w:lang w:val="en-GB"/>
-        </w:rPr>
-      </w:pPr>
-      <w:r>
-        <w:rPr>
-          <w:lang w:val="en-GB"/>
-        </w:rPr>
-        <w:t xml:space="preserve">A folder named by current date will be created with all generated files, includes SALEAE logs and issue tracker form. </w:t>
-      </w:r>
-      <w:r>
-        <w:rPr>
-          <w:lang w:val="en-GB"/>
-        </w:rPr>
-        <w:t xml:space="preserve">A SALEAE log file </w:t>
-      </w:r>
-      <w:r>
-        <w:rPr>
-          <w:lang w:val="en-GB"/>
-        </w:rPr>
-        <w:t xml:space="preserve">is also </w:t>
-      </w:r>
-      <w:r>
-        <w:rPr>
-          <w:lang w:val="en-GB"/>
-        </w:rPr>
-        <w:t>generated based on channel number settings, associated with corresponding bus analysers respectively. The file will be named beginning with DATE_TIME as a prefix and appended with all data in the Version Information section. In addition, a text file named by the current date will be outputted under the same folder as the log files</w:t>
-      </w:r>
-      <w:r>
-        <w:rPr>
-          <w:lang w:val="en-GB"/>
-        </w:rPr>
-        <w:t>.</w:t>
-      </w:r>
-    </w:p>
-    <w:p>
-      <w:pPr>
-        <w:pStyle w:val="Body"/>
-        <w:rPr>
-          <w:lang w:val="en-GB"/>
-        </w:rPr>
-      </w:pPr>
-      <w:r>
-        <w:rPr>
-          <w:lang w:val="en-GB"/>
-        </w:rPr>
-        <w:t xml:space="preserve">The Main window splits in following sections (refer to Figure </w:t>
-      </w:r>
-      <w:r>
-        <w:rPr>
-          <w:lang w:val="en-GB"/>
-        </w:rPr>
-        <w:t>7</w:t>
-      </w:r>
-      <w:r>
-        <w:rPr>
-          <w:lang w:val="en-GB"/>
-        </w:rPr>
-        <w:t>):</w:t>
-      </w:r>
-    </w:p>
-    <w:p>
-      <w:pPr>
-        <w:pStyle w:val="Body"/>
-        <w:numPr>
-          <w:ilvl w:val="0"/>
-          <w:numId w:val="39"/>
-        </w:numPr>
-        <w:rPr>
-          <w:lang w:val="en-GB"/>
-        </w:rPr>
-      </w:pPr>
-      <w:r>
-        <w:rPr>
-          <w:b/>
-          <w:bCs/>
-          <w:lang w:val="en-GB"/>
-        </w:rPr>
-        <w:t>Version Information</w:t>
-      </w:r>
-      <w:r>
-        <w:rPr>
-          <w:lang w:val="en-GB"/>
-        </w:rPr>
-        <w:t>: it is mandatory to fill all information to blanks correspondingly, whereas OEM Ticket# as optional. It also covers both AMD and INTEL design trace needs.</w:t>
-      </w:r>
-    </w:p>
-    <w:p>
-      <w:pPr>
-        <w:pStyle w:val="Body"/>
-        <w:numPr>
-          <w:ilvl w:val="0"/>
-          <w:numId w:val="39"/>
-        </w:numPr>
-        <w:rPr>
-          <w:lang w:val="en-GB"/>
-        </w:rPr>
-      </w:pPr>
-      <w:r>
-        <w:rPr>
-          <w:b/>
-          <w:bCs/>
-          <w:lang w:val="en-GB"/>
-        </w:rPr>
-        <w:t>Generic</w:t>
-      </w:r>
-      <w:r>
-        <w:rPr>
-          <w:lang w:val="en-GB"/>
-        </w:rPr>
-        <w:t xml:space="preserve">: </w:t>
-      </w:r>
-    </w:p>
-    <w:p>
-      <w:pPr>
-        <w:pStyle w:val="Body"/>
-        <w:numPr>
-          <w:ilvl w:val="1"/>
-          <w:numId w:val="39"/>
-        </w:numPr>
-        <w:rPr>
-          <w:lang w:val="en-GB"/>
-        </w:rPr>
-      </w:pPr>
-      <w:r>
-        <w:rPr>
-          <w:lang w:val="en-GB"/>
-        </w:rPr>
-        <w:t>USB-C</w:t>
-      </w:r>
-      <w:r>
-        <w:rPr>
-          <w:lang w:val="en-GB"/>
-        </w:rPr>
-        <w:t xml:space="preserve">: it </w:t>
-      </w:r>
-      <w:r>
-        <w:rPr>
-          <w:lang w:val="en-GB"/>
-        </w:rPr>
-        <w:t>defines SALEAE channel numbers to basic USB Type-C pins</w:t>
-      </w:r>
-      <w:r>
-        <w:rPr>
-          <w:lang w:val="en-GB"/>
-        </w:rPr>
-        <w:t>. All channels are recorded in both digital and analogue mode, and can be set to higher bitrate setting by enabling the “High Resolution” option.</w:t>
-      </w:r>
-      <w:r>
-        <w:rPr>
-          <w:lang w:val="en-GB"/>
-        </w:rPr>
-        <w:t xml:space="preserve"> </w:t>
-      </w:r>
-    </w:p>
-    <w:p>
-      <w:pPr>
-        <w:pStyle w:val="Body"/>
-        <w:numPr>
-          <w:ilvl w:val="1"/>
-          <w:numId w:val="39"/>
-        </w:numPr>
-        <w:rPr>
-          <w:lang w:val="en-GB"/>
-        </w:rPr>
-      </w:pPr>
-      <w:r>
-        <w:rPr>
-          <w:lang w:val="en-GB"/>
-        </w:rPr>
-        <w:lastRenderedPageBreak/>
-        <w:t xml:space="preserve">PD/PD to EC: it defines HPI bus to EC and PD UART. </w:t>
-      </w:r>
-    </w:p>
-    <w:p>
-      <w:pPr>
-        <w:pStyle w:val="Body"/>
-        <w:numPr>
-          <w:ilvl w:val="0"/>
-          <w:numId w:val="39"/>
-        </w:numPr>
-        <w:rPr>
-          <w:lang w:val="en-GB"/>
-        </w:rPr>
-      </w:pPr>
-      <w:r>
-        <w:rPr>
-          <w:b/>
-          <w:bCs/>
-          <w:lang w:val="en-GB"/>
-        </w:rPr>
-        <w:t>AMD/INTEL</w:t>
-      </w:r>
-      <w:r>
-        <w:rPr>
-          <w:b/>
-          <w:bCs/>
-          <w:lang w:val="en-GB"/>
-        </w:rPr>
-        <w:t xml:space="preserve"> </w:t>
-      </w:r>
-      <w:r>
-        <w:rPr>
-          <w:b/>
-          <w:bCs/>
-          <w:lang w:val="en-GB"/>
-        </w:rPr>
-        <w:t>Platform</w:t>
-      </w:r>
-      <w:r>
-        <w:rPr>
-          <w:lang w:val="en-GB"/>
-        </w:rPr>
-        <w:t xml:space="preserve">: it defines all necessary trace pins need for AMD and INTEL designs respectively. </w:t>
-      </w:r>
-      <w:r>
-        <w:rPr>
-          <w:lang w:val="en-GB"/>
-        </w:rPr>
-        <w:t>In AMD designs, MUX power pin SALEAE channel is shared with HPD pin. Please connect either one based on issue category.</w:t>
-      </w:r>
-    </w:p>
-    <w:p>
-      <w:pPr>
-        <w:pStyle w:val="Body"/>
-        <w:numPr>
-          <w:ilvl w:val="0"/>
-          <w:numId w:val="39"/>
-        </w:numPr>
-        <w:rPr>
-          <w:lang w:val="en-GB"/>
-        </w:rPr>
-      </w:pPr>
-      <w:r>
-        <w:rPr>
-          <w:b/>
-          <w:bCs/>
-          <w:lang w:val="en-GB"/>
-        </w:rPr>
-        <w:t>Start Recording</w:t>
-      </w:r>
-      <w:r>
-        <w:rPr>
-          <w:lang w:val="en-GB"/>
-        </w:rPr>
-        <w:t>: the main button to control Saleae Logic 2 application. It will be grey-out if lack of data in Version Information section, or channel selection duplication. Use this button to start / stop log capturing in Saleae Logic 2 application</w:t>
-      </w:r>
-      <w:r>
-        <w:rPr>
-          <w:lang w:val="en-GB"/>
-        </w:rPr>
-        <w:t xml:space="preserve"> without save</w:t>
-      </w:r>
-      <w:r>
-        <w:rPr>
-          <w:lang w:val="en-GB"/>
-        </w:rPr>
-        <w:t>.</w:t>
-      </w:r>
-    </w:p>
-    <w:p>
-      <w:pPr>
-        <w:pStyle w:val="AnchorLine"/>
-        <w:rPr>
-          <w:lang w:val="en-GB"/>
-        </w:rPr>
-      </w:pPr>
-    </w:p>
-    <w:p>
-      <w:pPr>
-        <w:pStyle w:val="Body"/>
-        <w:numPr>
-          <w:ilvl w:val="0"/>
-          <w:numId w:val="39"/>
-        </w:numPr>
-        <w:rPr>
-          <w:lang w:val="en-GB"/>
-        </w:rPr>
-      </w:pPr>
-      <w:r>
-        <w:rPr>
-          <w:b/>
-          <w:bCs/>
-          <w:lang w:val="en-GB"/>
-        </w:rPr>
-        <w:t>Pass / Fail Case</w:t>
-      </w:r>
-      <w:r>
-        <w:rPr>
-          <w:lang w:val="en-GB"/>
-        </w:rPr>
-        <w:t>: the main button</w:t>
-      </w:r>
-      <w:r>
-        <w:rPr>
-          <w:lang w:val="en-GB"/>
-        </w:rPr>
-        <w:t>s</w:t>
-      </w:r>
-      <w:r>
-        <w:rPr>
-          <w:lang w:val="en-GB"/>
-        </w:rPr>
-        <w:t xml:space="preserve"> to </w:t>
-      </w:r>
-      <w:r>
-        <w:rPr>
-          <w:lang w:val="en-GB"/>
-        </w:rPr>
-        <w:t xml:space="preserve">save recorded logs for pass and fail cases. By clicking either buttons, it will save the current logs as pass or fail cases and export to an issue tracker form with all data described in Version Information section. </w:t>
-      </w:r>
-      <w:r>
-        <w:rPr>
-          <w:lang w:val="en-GB"/>
-        </w:rPr>
-        <w:t xml:space="preserve">It will be grey-out </w:t>
-      </w:r>
-      <w:r>
-        <w:rPr>
-          <w:lang w:val="en-GB"/>
-        </w:rPr>
-        <w:t>before log capturing.</w:t>
-      </w:r>
-      <w:r>
-        <w:rPr>
-          <w:lang w:val="en-GB"/>
-        </w:rPr>
-        <w:t xml:space="preserve"> </w:t>
-      </w:r>
-    </w:p>
-    <w:p>
-      <w:pPr>
-        <w:pStyle w:val="AnchorLine"/>
-        <w:rPr>
-          <w:lang w:val="en-GB"/>
-        </w:rPr>
-      </w:pPr>
+        <w:t>This is a portable application that supports Microsoft Windows 10 and above. It is highly recommended to use it with Saleae Logic Analyser Pro 16. The application pre-defines all necessary trace pins that users are required to provide while reporting issues for both AMD and INTEL design cases, along with project-relevant information, such as PD firmware revision. All numbers in pulldown menus are selectable but cannot be duplicated.</w:t>
+      </w:r>
     </w:p>
     <w:tbl>
       <w:tblPr>
@@ -3457,10 +2938,1155 @@
                 <w:noProof/>
                 <w:lang w:val="en-GB"/>
               </w:rPr>
+              <w:lastRenderedPageBreak/>
+              <w:drawing>
+                <wp:inline distT="0" distB="0" distL="0" distR="0" wp14:anchorId="67460A74" wp14:editId="050BFCC7">
+                  <wp:extent cx="6480000" cy="2678400"/>
+                  <wp:effectExtent l="0" t="0" r="0" b="8255"/>
+                  <wp:docPr id="1" name="Picture 1" descr="WCS E2 training"/>
+                  <wp:cNvGraphicFramePr>
+                    <a:graphicFrameLocks xmlns:a="http://schemas.openxmlformats.org/drawingml/2006/main" noChangeAspect="1"/>
+                  </wp:cNvGraphicFramePr>
+                  <a:graphic xmlns:a="http://schemas.openxmlformats.org/drawingml/2006/main">
+                    <a:graphicData uri="http://schemas.openxmlformats.org/drawingml/2006/picture">
+                      <pic:pic xmlns:pic="http://schemas.openxmlformats.org/drawingml/2006/picture">
+                        <pic:nvPicPr>
+                          <pic:cNvPr id="7" name="Picture 7" descr="WCS E2 training"/>
+                          <pic:cNvPicPr>
+                            <a:picLocks noChangeAspect="1" noChangeArrowheads="1"/>
+                          </pic:cNvPicPr>
+                        </pic:nvPicPr>
+                        <pic:blipFill>
+                          <a:blip r:embed="rId19" cstate="print">
+                            <a:extLst>
+                              <a:ext uri="{28A0092B-C50C-407E-A947-70E740481C1C}">
+                                <a14:useLocalDpi xmlns:a14="http://schemas.microsoft.com/office/drawing/2010/main" val="0"/>
+                              </a:ext>
+                            </a:extLst>
+                          </a:blip>
+                          <a:srcRect/>
+                          <a:stretch>
+                            <a:fillRect/>
+                          </a:stretch>
+                        </pic:blipFill>
+                        <pic:spPr bwMode="auto">
+                          <a:xfrm>
+                            <a:off x="0" y="0"/>
+                            <a:ext cx="6480000" cy="2678400"/>
+                          </a:xfrm>
+                          <a:prstGeom prst="rect">
+                            <a:avLst/>
+                          </a:prstGeom>
+                          <a:noFill/>
+                        </pic:spPr>
+                      </pic:pic>
+                    </a:graphicData>
+                  </a:graphic>
+                </wp:inline>
+              </w:drawing>
+            </w:r>
+          </w:p>
+        </w:tc>
+      </w:tr>
+    </w:tbl>
+    <w:p>
+      <w:pPr>
+        <w:pStyle w:val="FigureTitle"/>
+        <w:numPr>
+          <w:ilvl w:val="0"/>
+          <w:numId w:val="7"/>
+        </w:numPr>
+        <w:tabs>
+          <w:tab w:val="num" w:pos="1418"/>
+        </w:tabs>
+        <w:ind w:left="1418" w:hanging="1418"/>
+        <w:jc w:val="center"/>
+        <w:rPr>
+          <w:lang w:val="en-GB"/>
+        </w:rPr>
+      </w:pPr>
+      <w:r>
+        <w:rPr>
+          <w:lang w:val="en-GB"/>
+        </w:rPr>
+        <w:t>WCS PD Host E2 training</w:t>
+      </w:r>
+    </w:p>
+    <w:p>
+      <w:pPr>
+        <w:pStyle w:val="Body"/>
+        <w:rPr>
+          <w:lang w:val="en-GB"/>
+        </w:rPr>
+      </w:pPr>
+      <w:r>
+        <w:rPr>
+          <w:lang w:val="en-GB"/>
+        </w:rPr>
+        <w:t>S</w:t>
+      </w:r>
+      <w:r>
+        <w:rPr>
+          <w:lang w:val="en-GB"/>
+        </w:rPr>
+        <w:t>ALEAE log file</w:t>
+      </w:r>
+      <w:r>
+        <w:rPr>
+          <w:lang w:val="en-GB"/>
+        </w:rPr>
+        <w:t>s</w:t>
+      </w:r>
+      <w:r>
+        <w:rPr>
+          <w:lang w:val="en-GB"/>
+        </w:rPr>
+        <w:t xml:space="preserve"> </w:t>
+      </w:r>
+      <w:r>
+        <w:rPr>
+          <w:lang w:val="en-GB"/>
+        </w:rPr>
+        <w:t>will be</w:t>
+      </w:r>
+      <w:r>
+        <w:rPr>
+          <w:lang w:val="en-GB"/>
+        </w:rPr>
+        <w:t xml:space="preserve"> </w:t>
+      </w:r>
+      <w:r>
+        <w:rPr>
+          <w:lang w:val="en-GB"/>
+        </w:rPr>
+        <w:t>generated based on channel number settings, associated with corresponding bus analysers respectively. The</w:t>
+      </w:r>
+      <w:r>
+        <w:rPr>
+          <w:lang w:val="en-GB"/>
+        </w:rPr>
+        <w:t>se</w:t>
+      </w:r>
+      <w:r>
+        <w:rPr>
+          <w:lang w:val="en-GB"/>
+        </w:rPr>
+        <w:t xml:space="preserve"> file</w:t>
+      </w:r>
+      <w:r>
+        <w:rPr>
+          <w:lang w:val="en-GB"/>
+        </w:rPr>
+        <w:t>s</w:t>
+      </w:r>
+      <w:r>
+        <w:rPr>
+          <w:lang w:val="en-GB"/>
+        </w:rPr>
+        <w:t xml:space="preserve"> </w:t>
+      </w:r>
+      <w:r>
+        <w:rPr>
+          <w:lang w:val="en-GB"/>
+        </w:rPr>
+        <w:t>are</w:t>
+      </w:r>
+      <w:r>
+        <w:rPr>
+          <w:lang w:val="en-GB"/>
+        </w:rPr>
+        <w:t xml:space="preserve"> named beginning with DATE_TIME as a </w:t>
+      </w:r>
+      <w:r>
+        <w:rPr>
+          <w:lang w:val="en-GB"/>
+        </w:rPr>
+        <w:t>prefix</w:t>
+      </w:r>
+      <w:r>
+        <w:rPr>
+          <w:lang w:val="en-GB"/>
+        </w:rPr>
+        <w:t xml:space="preserve"> and</w:t>
+      </w:r>
+      <w:r>
+        <w:rPr>
+          <w:lang w:val="en-GB"/>
+        </w:rPr>
+        <w:t xml:space="preserve"> appended with </w:t>
+      </w:r>
+      <w:r>
+        <w:rPr>
+          <w:lang w:val="en-GB"/>
+        </w:rPr>
+        <w:t>selected</w:t>
+      </w:r>
+      <w:r>
+        <w:rPr>
+          <w:lang w:val="en-GB"/>
+        </w:rPr>
+        <w:t xml:space="preserve"> data in the Version Information section. In addition, </w:t>
+      </w:r>
+      <w:r>
+        <w:rPr>
+          <w:lang w:val="en-GB"/>
+        </w:rPr>
+        <w:t xml:space="preserve">an issue tracker form and </w:t>
+      </w:r>
+      <w:r>
+        <w:rPr>
+          <w:lang w:val="en-GB"/>
+        </w:rPr>
+        <w:t xml:space="preserve">a text file named by the current date will be outputted under the same </w:t>
+      </w:r>
+      <w:r>
+        <w:rPr>
+          <w:lang w:val="en-GB"/>
+        </w:rPr>
+        <w:t xml:space="preserve">naming </w:t>
+      </w:r>
+      <w:r>
+        <w:rPr>
+          <w:lang w:val="en-GB"/>
+        </w:rPr>
+        <w:t>folder</w:t>
+      </w:r>
+      <w:r>
+        <w:rPr>
+          <w:lang w:val="en-GB"/>
+        </w:rPr>
+        <w:t xml:space="preserve">. </w:t>
+      </w:r>
+    </w:p>
+    <w:p>
+      <w:pPr>
+        <w:pStyle w:val="Body"/>
+        <w:rPr>
+          <w:lang w:val="en-GB"/>
+        </w:rPr>
+      </w:pPr>
+      <w:r>
+        <w:rPr>
+          <w:lang w:val="en-GB"/>
+        </w:rPr>
+        <w:t xml:space="preserve">The Main window splits in following sections (refer to Figure </w:t>
+      </w:r>
+      <w:r>
+        <w:rPr>
+          <w:lang w:val="en-GB"/>
+        </w:rPr>
+        <w:t>7</w:t>
+      </w:r>
+      <w:r>
+        <w:rPr>
+          <w:lang w:val="en-GB"/>
+        </w:rPr>
+        <w:t>):</w:t>
+      </w:r>
+    </w:p>
+    <w:p>
+      <w:pPr>
+        <w:pStyle w:val="Body"/>
+        <w:numPr>
+          <w:ilvl w:val="0"/>
+          <w:numId w:val="39"/>
+        </w:numPr>
+        <w:rPr>
+          <w:lang w:val="en-GB"/>
+        </w:rPr>
+      </w:pPr>
+      <w:r>
+        <w:rPr>
+          <w:b/>
+          <w:bCs/>
+          <w:lang w:val="en-GB"/>
+        </w:rPr>
+        <w:t>Version Information</w:t>
+      </w:r>
+      <w:r>
+        <w:rPr>
+          <w:lang w:val="en-GB"/>
+        </w:rPr>
+        <w:t>: it is mandatory to fill all information correspondingly, whereas OEM Ticket# as optional. It also covers both AMD and INTEL design trace needs.</w:t>
+      </w:r>
+      <w:r>
+        <w:rPr>
+          <w:lang w:val="en-GB"/>
+        </w:rPr>
+        <w:t xml:space="preserve"> All information will be recorded into issue tracker form automatically.</w:t>
+      </w:r>
+    </w:p>
+    <w:p>
+      <w:pPr>
+        <w:pStyle w:val="Body"/>
+        <w:numPr>
+          <w:ilvl w:val="0"/>
+          <w:numId w:val="39"/>
+        </w:numPr>
+        <w:rPr>
+          <w:lang w:val="en-GB"/>
+        </w:rPr>
+      </w:pPr>
+      <w:r>
+        <w:rPr>
+          <w:b/>
+          <w:bCs/>
+          <w:lang w:val="en-GB"/>
+        </w:rPr>
+        <w:t>Generic</w:t>
+      </w:r>
+      <w:r>
+        <w:rPr>
+          <w:lang w:val="en-GB"/>
+        </w:rPr>
+        <w:t xml:space="preserve">: </w:t>
+      </w:r>
+      <w:r>
+        <w:rPr>
+          <w:lang w:val="en-GB"/>
+        </w:rPr>
+        <w:t>this section describes common trace</w:t>
+      </w:r>
+      <w:r>
+        <w:rPr>
+          <w:lang w:val="en-GB"/>
+        </w:rPr>
+        <w:t xml:space="preserve"> pins</w:t>
+      </w:r>
+      <w:r>
+        <w:rPr>
+          <w:lang w:val="en-GB"/>
+        </w:rPr>
+        <w:t xml:space="preserve"> need in WCS PC host application:</w:t>
+      </w:r>
+    </w:p>
+    <w:p>
+      <w:pPr>
+        <w:pStyle w:val="Body"/>
+        <w:numPr>
+          <w:ilvl w:val="1"/>
+          <w:numId w:val="39"/>
+        </w:numPr>
+        <w:rPr>
+          <w:lang w:val="en-GB"/>
+        </w:rPr>
+      </w:pPr>
+      <w:r>
+        <w:rPr>
+          <w:lang w:val="en-GB"/>
+        </w:rPr>
+        <w:t>USB-C</w:t>
+      </w:r>
+      <w:r>
+        <w:rPr>
+          <w:lang w:val="en-GB"/>
+        </w:rPr>
+        <w:t xml:space="preserve">: it </w:t>
+      </w:r>
+      <w:r>
+        <w:rPr>
+          <w:lang w:val="en-GB"/>
+        </w:rPr>
+        <w:t>defines SALEAE channel numbers to basic USB Type-C pins</w:t>
+      </w:r>
+      <w:r>
+        <w:rPr>
+          <w:lang w:val="en-GB"/>
+        </w:rPr>
+        <w:t>. All channels are recorded in digital mode</w:t>
+      </w:r>
+      <w:r>
+        <w:rPr>
+          <w:lang w:val="en-GB"/>
+        </w:rPr>
+        <w:t xml:space="preserve"> as default</w:t>
+      </w:r>
+      <w:r>
+        <w:rPr>
+          <w:lang w:val="en-GB"/>
+        </w:rPr>
+        <w:t xml:space="preserve">, and can be set to </w:t>
+      </w:r>
+      <w:r>
+        <w:rPr>
+          <w:lang w:val="en-GB"/>
+        </w:rPr>
+        <w:t>digital + analogue mode</w:t>
+      </w:r>
+      <w:r>
+        <w:rPr>
+          <w:lang w:val="en-GB"/>
+        </w:rPr>
+        <w:t xml:space="preserve"> by enabling the “</w:t>
+      </w:r>
+      <w:r>
+        <w:rPr>
+          <w:lang w:val="en-GB"/>
+        </w:rPr>
+        <w:t>Analogue Mode</w:t>
+      </w:r>
+      <w:r>
+        <w:rPr>
+          <w:lang w:val="en-GB"/>
+        </w:rPr>
+        <w:t>” option</w:t>
+      </w:r>
+      <w:r>
+        <w:rPr>
+          <w:lang w:val="en-GB"/>
+        </w:rPr>
+        <w:t xml:space="preserve"> if necessary</w:t>
+      </w:r>
+      <w:r>
+        <w:rPr>
+          <w:lang w:val="en-GB"/>
+        </w:rPr>
+        <w:t>.</w:t>
+      </w:r>
+      <w:r>
+        <w:rPr>
+          <w:lang w:val="en-GB"/>
+        </w:rPr>
+        <w:t xml:space="preserve"> </w:t>
+      </w:r>
+    </w:p>
+    <w:p>
+      <w:pPr>
+        <w:pStyle w:val="Body"/>
+        <w:numPr>
+          <w:ilvl w:val="1"/>
+          <w:numId w:val="39"/>
+        </w:numPr>
+        <w:rPr>
+          <w:lang w:val="en-GB"/>
+        </w:rPr>
+      </w:pPr>
+      <w:r>
+        <w:rPr>
+          <w:lang w:val="en-GB"/>
+        </w:rPr>
+        <w:t xml:space="preserve">PD/PD to EC: it defines HPI bus to EC and PD UART. </w:t>
+      </w:r>
+    </w:p>
+    <w:p>
+      <w:pPr>
+        <w:pStyle w:val="Body"/>
+        <w:numPr>
+          <w:ilvl w:val="0"/>
+          <w:numId w:val="39"/>
+        </w:numPr>
+        <w:rPr>
+          <w:lang w:val="en-GB"/>
+        </w:rPr>
+      </w:pPr>
+      <w:r>
+        <w:rPr>
+          <w:b/>
+          <w:bCs/>
+          <w:lang w:val="en-GB"/>
+        </w:rPr>
+        <w:t>AMD/INTEL</w:t>
+      </w:r>
+      <w:r>
+        <w:rPr>
+          <w:b/>
+          <w:bCs/>
+          <w:lang w:val="en-GB"/>
+        </w:rPr>
+        <w:t xml:space="preserve"> </w:t>
+      </w:r>
+      <w:r>
+        <w:rPr>
+          <w:b/>
+          <w:bCs/>
+          <w:lang w:val="en-GB"/>
+        </w:rPr>
+        <w:t>Platform</w:t>
+      </w:r>
+      <w:r>
+        <w:rPr>
+          <w:lang w:val="en-GB"/>
+        </w:rPr>
+        <w:t xml:space="preserve">: it defines all necessary trace pins need for AMD and INTEL designs respectively. </w:t>
+      </w:r>
+      <w:r>
+        <w:rPr>
+          <w:lang w:val="en-GB"/>
+        </w:rPr>
+        <w:t>Please be notices that due to insufficient pin counts</w:t>
+      </w:r>
+      <w:r>
+        <w:rPr>
+          <w:lang w:val="en-GB"/>
+        </w:rPr>
+        <w:t xml:space="preserve"> available in SALEAE</w:t>
+      </w:r>
+      <w:r>
+        <w:rPr>
+          <w:lang w:val="en-GB"/>
+        </w:rPr>
+        <w:t>, i</w:t>
+      </w:r>
+      <w:r>
+        <w:rPr>
+          <w:lang w:val="en-GB"/>
+        </w:rPr>
+        <w:t xml:space="preserve">n AMD designs, MUX power pin SALEAE channel is shared with HPD pin. Please connect either one </w:t>
+      </w:r>
+      <w:r>
+        <w:rPr>
+          <w:lang w:val="en-GB"/>
+        </w:rPr>
+        <w:t>depends</w:t>
+      </w:r>
+      <w:r>
+        <w:rPr>
+          <w:lang w:val="en-GB"/>
+        </w:rPr>
+        <w:t xml:space="preserve"> on issue category</w:t>
+      </w:r>
+      <w:r>
+        <w:rPr>
+          <w:lang w:val="en-GB"/>
+        </w:rPr>
+        <w:t xml:space="preserve"> for AMD design cases</w:t>
+      </w:r>
+      <w:r>
+        <w:rPr>
+          <w:lang w:val="en-GB"/>
+        </w:rPr>
+        <w:t>.</w:t>
+      </w:r>
+    </w:p>
+    <w:p>
+      <w:pPr>
+        <w:pStyle w:val="Body"/>
+        <w:numPr>
+          <w:ilvl w:val="0"/>
+          <w:numId w:val="39"/>
+        </w:numPr>
+        <w:rPr>
+          <w:lang w:val="en-GB"/>
+        </w:rPr>
+      </w:pPr>
+      <w:r>
+        <w:rPr>
+          <w:b/>
+          <w:bCs/>
+          <w:lang w:val="en-GB"/>
+        </w:rPr>
+        <w:t>Start</w:t>
+      </w:r>
+      <w:r>
+        <w:rPr>
+          <w:b/>
+          <w:bCs/>
+          <w:lang w:val="en-GB"/>
+        </w:rPr>
+        <w:t>/Abort</w:t>
+      </w:r>
+      <w:r>
+        <w:rPr>
+          <w:b/>
+          <w:bCs/>
+          <w:lang w:val="en-GB"/>
+        </w:rPr>
+        <w:t xml:space="preserve"> Recording</w:t>
+      </w:r>
+      <w:r>
+        <w:rPr>
+          <w:lang w:val="en-GB"/>
+        </w:rPr>
+        <w:t xml:space="preserve">: the main button to control Saleae </w:t>
+      </w:r>
+      <w:r>
+        <w:rPr>
+          <w:lang w:val="en-GB"/>
+        </w:rPr>
+        <w:t>Logic2</w:t>
+      </w:r>
+      <w:r>
+        <w:rPr>
+          <w:lang w:val="en-GB"/>
+        </w:rPr>
+        <w:t xml:space="preserve"> application. It will be grey-out if </w:t>
+      </w:r>
+      <w:r>
+        <w:rPr>
+          <w:lang w:val="en-GB"/>
+        </w:rPr>
+        <w:t xml:space="preserve">data missing in </w:t>
+      </w:r>
+      <w:r>
+        <w:rPr>
+          <w:lang w:val="en-GB"/>
+        </w:rPr>
+        <w:t xml:space="preserve">Version Information section or channel selection duplication. Use this button to start / stop log capturing </w:t>
+      </w:r>
+      <w:r>
+        <w:rPr>
+          <w:lang w:val="en-GB"/>
+        </w:rPr>
+        <w:t>processes</w:t>
+      </w:r>
+      <w:r>
+        <w:rPr>
+          <w:lang w:val="en-GB"/>
+        </w:rPr>
+        <w:t>.</w:t>
+      </w:r>
+    </w:p>
+    <w:p>
+      <w:pPr>
+        <w:pStyle w:val="AnchorLine"/>
+        <w:rPr>
+          <w:lang w:val="en-GB"/>
+        </w:rPr>
+      </w:pPr>
+    </w:p>
+    <w:p>
+      <w:pPr>
+        <w:pStyle w:val="Body"/>
+        <w:numPr>
+          <w:ilvl w:val="0"/>
+          <w:numId w:val="39"/>
+        </w:numPr>
+        <w:rPr>
+          <w:lang w:val="en-GB"/>
+        </w:rPr>
+      </w:pPr>
+      <w:r>
+        <w:rPr>
+          <w:b/>
+          <w:bCs/>
+          <w:lang w:val="en-GB"/>
+        </w:rPr>
+        <w:t>Pass/Fail Case</w:t>
+      </w:r>
+      <w:r>
+        <w:rPr>
+          <w:lang w:val="en-GB"/>
+        </w:rPr>
+        <w:t>: the main button</w:t>
+      </w:r>
+      <w:r>
+        <w:rPr>
+          <w:lang w:val="en-GB"/>
+        </w:rPr>
+        <w:t>s</w:t>
+      </w:r>
+      <w:r>
+        <w:rPr>
+          <w:lang w:val="en-GB"/>
+        </w:rPr>
+        <w:t xml:space="preserve"> to </w:t>
+      </w:r>
+      <w:r>
+        <w:rPr>
+          <w:lang w:val="en-GB"/>
+        </w:rPr>
+        <w:t xml:space="preserve">save recorded logs for pass and fail cases. By clicking either buttons, it will save the current logs as pass or fail cases and export to an issue tracker form with all data described in Version Information section. </w:t>
+      </w:r>
+      <w:r>
+        <w:rPr>
+          <w:lang w:val="en-GB"/>
+        </w:rPr>
+        <w:t xml:space="preserve">It will be grey-out </w:t>
+      </w:r>
+      <w:r>
+        <w:rPr>
+          <w:lang w:val="en-GB"/>
+        </w:rPr>
+        <w:t>before log capturing.</w:t>
+      </w:r>
+      <w:r>
+        <w:rPr>
+          <w:lang w:val="en-GB"/>
+        </w:rPr>
+        <w:t xml:space="preserve"> </w:t>
+      </w:r>
+    </w:p>
+    <w:p>
+      <w:pPr>
+        <w:pStyle w:val="AnchorLine"/>
+        <w:rPr>
+          <w:lang w:val="en-GB"/>
+        </w:rPr>
+      </w:pPr>
+      <w:r>
+        <w:rPr>
+          <w:noProof/>
+          <w:lang w:val="en-GB"/>
+        </w:rPr>
+        <w:lastRenderedPageBreak/>
+        <mc:AlternateContent>
+          <mc:Choice Requires="wps">
+            <w:drawing>
+              <wp:anchor distT="0" distB="0" distL="114300" distR="114300" simplePos="0" relativeHeight="251666432" behindDoc="0" locked="0" layoutInCell="1" allowOverlap="1" wp14:anchorId="58F4F6AC" wp14:editId="5E752F31">
+                <wp:simplePos x="0" y="0"/>
+                <wp:positionH relativeFrom="column">
+                  <wp:posOffset>6211760</wp:posOffset>
+                </wp:positionH>
+                <wp:positionV relativeFrom="paragraph">
+                  <wp:posOffset>3875405</wp:posOffset>
+                </wp:positionV>
+                <wp:extent cx="405114" cy="393539"/>
+                <wp:effectExtent l="0" t="0" r="0" b="6985"/>
+                <wp:wrapNone/>
+                <wp:docPr id="39" name="Flowchart: Connector 39"/>
+                <wp:cNvGraphicFramePr/>
+                <a:graphic xmlns:a="http://schemas.openxmlformats.org/drawingml/2006/main">
+                  <a:graphicData uri="http://schemas.microsoft.com/office/word/2010/wordprocessingShape">
+                    <wps:wsp>
+                      <wps:cNvSpPr/>
+                      <wps:spPr>
+                        <a:xfrm>
+                          <a:off x="0" y="0"/>
+                          <a:ext cx="405114" cy="393539"/>
+                        </a:xfrm>
+                        <a:prstGeom prst="flowChartConnector">
+                          <a:avLst/>
+                        </a:prstGeom>
+                        <a:solidFill>
+                          <a:schemeClr val="tx2"/>
+                        </a:solidFill>
+                        <a:ln>
+                          <a:noFill/>
+                        </a:ln>
+                      </wps:spPr>
+                      <wps:style>
+                        <a:lnRef idx="2">
+                          <a:schemeClr val="accent1">
+                            <a:shade val="50000"/>
+                          </a:schemeClr>
+                        </a:lnRef>
+                        <a:fillRef idx="1">
+                          <a:schemeClr val="accent1"/>
+                        </a:fillRef>
+                        <a:effectRef idx="0">
+                          <a:schemeClr val="accent1"/>
+                        </a:effectRef>
+                        <a:fontRef idx="minor">
+                          <a:schemeClr val="lt1"/>
+                        </a:fontRef>
+                      </wps:style>
+                      <wps:txbx>
+                        <w:txbxContent>
+                          <w:p>
+                            <w:pPr>
+                              <w:jc w:val="center"/>
+                            </w:pPr>
+                            <w:r>
+                              <w:t>5</w:t>
+                            </w:r>
+                          </w:p>
+                        </w:txbxContent>
+                      </wps:txbx>
+                      <wps:bodyPr rot="0" spcFirstLastPara="0" vertOverflow="overflow" horzOverflow="overflow" vert="horz" wrap="square" lIns="91440" tIns="45720" rIns="91440" bIns="45720" numCol="1" spcCol="0" rtlCol="0" fromWordArt="0" anchor="ctr" anchorCtr="0" forceAA="0" compatLnSpc="1">
+                        <a:prstTxWarp prst="textNoShape">
+                          <a:avLst/>
+                        </a:prstTxWarp>
+                        <a:noAutofit/>
+                      </wps:bodyPr>
+                    </wps:wsp>
+                  </a:graphicData>
+                </a:graphic>
+                <wp14:sizeRelH relativeFrom="margin">
+                  <wp14:pctWidth>0</wp14:pctWidth>
+                </wp14:sizeRelH>
+                <wp14:sizeRelV relativeFrom="margin">
+                  <wp14:pctHeight>0</wp14:pctHeight>
+                </wp14:sizeRelV>
+              </wp:anchor>
+            </w:drawing>
+          </mc:Choice>
+          <mc:Fallback>
+            <w:pict>
+              <v:shape w14:anchorId="58F4F6AC" id="Flowchart: Connector 39" o:spid="_x0000_s1028" type="#_x0000_t120" style="position:absolute;margin-left:489.1pt;margin-top:305.15pt;width:31.9pt;height:31pt;z-index:251666432;visibility:visible;mso-wrap-style:square;mso-width-percent:0;mso-height-percent:0;mso-wrap-distance-left:9pt;mso-wrap-distance-top:0;mso-wrap-distance-right:9pt;mso-wrap-distance-bottom:0;mso-position-horizontal:absolute;mso-position-horizontal-relative:text;mso-position-vertical:absolute;mso-position-vertical-relative:text;mso-width-percent:0;mso-height-percent:0;mso-width-relative:margin;mso-height-relative:margin;v-text-anchor:middle" o:gfxdata="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" fillcolor="#84b6a7 [3215]" stroked="f" strokeweight="2pt">
+                <v:textbox>
+                  <w:txbxContent>
+                    <w:p>
+                      <w:pPr>
+                        <w:jc w:val="center"/>
+                      </w:pPr>
+                      <w:r>
+                        <w:t>5</w:t>
+                      </w:r>
+                    </w:p>
+                  </w:txbxContent>
+                </v:textbox>
+              </v:shape>
+            </w:pict>
+          </mc:Fallback>
+        </mc:AlternateContent>
+      </w:r>
+    </w:p>
+    <w:tbl>
+      <w:tblPr>
+        <w:tblStyle w:val="InfineonPicture"/>
+        <w:tblW w:w="5000" w:type="pct"/>
+        <w:tblBorders>
+          <w:top w:val="none" w:sz="0" w:space="0" w:color="auto"/>
+          <w:left w:val="none" w:sz="0" w:space="0" w:color="auto"/>
+          <w:bottom w:val="none" w:sz="0" w:space="0" w:color="auto"/>
+          <w:right w:val="none" w:sz="0" w:space="0" w:color="auto"/>
+          <w:insideH w:val="none" w:sz="0" w:space="0" w:color="auto"/>
+          <w:insideV w:val="none" w:sz="0" w:space="0" w:color="auto"/>
+        </w:tblBorders>
+        <w:tblCellMar>
+          <w:left w:w="0" w:type="dxa"/>
+          <w:right w:w="0" w:type="dxa"/>
+        </w:tblCellMar>
+        <w:tblLook w:val="05E0" w:firstRow="1" w:lastRow="1" w:firstColumn="1" w:lastColumn="1" w:noHBand="0" w:noVBand="1"/>
+      </w:tblPr>
+      <w:tblGrid>
+        <w:gridCol w:w="10206"/>
+      </w:tblGrid>
+      <w:tr>
+        <w:tc>
+          <w:tcPr>
+            <w:tcW w:w="5000" w:type="pct"/>
+          </w:tcPr>
+          <w:p>
+            <w:pPr>
+              <w:pStyle w:val="TableCell-c"/>
+              <w:rPr>
+                <w:lang w:val="en-GB"/>
+              </w:rPr>
+            </w:pPr>
+            <w:r>
+              <w:rPr>
+                <w:noProof/>
+                <w:lang w:val="en-GB"/>
+              </w:rPr>
               <mc:AlternateContent>
                 <mc:Choice Requires="wps">
                   <w:drawing>
-                    <wp:anchor distT="0" distB="0" distL="114300" distR="114300" simplePos="0" relativeHeight="251664384" behindDoc="0" locked="0" layoutInCell="1" allowOverlap="1" wp14:anchorId="0093FBEB" wp14:editId="321C96B9">
+                    <wp:anchor distT="0" distB="0" distL="114300" distR="114300" simplePos="0" relativeHeight="251663360" behindDoc="0" locked="0" layoutInCell="1" allowOverlap="1" wp14:anchorId="0E108B5C" wp14:editId="6ABBF1B8">
+                      <wp:simplePos x="0" y="0"/>
+                      <wp:positionH relativeFrom="column">
+                        <wp:posOffset>620272</wp:posOffset>
+                      </wp:positionH>
+                      <wp:positionV relativeFrom="paragraph">
+                        <wp:posOffset>3076698</wp:posOffset>
+                      </wp:positionV>
+                      <wp:extent cx="405114" cy="393539"/>
+                      <wp:effectExtent l="0" t="0" r="0" b="6985"/>
+                      <wp:wrapNone/>
+                      <wp:docPr id="38" name="Flowchart: Connector 38"/>
+                      <wp:cNvGraphicFramePr/>
+                      <a:graphic xmlns:a="http://schemas.openxmlformats.org/drawingml/2006/main">
+                        <a:graphicData uri="http://schemas.microsoft.com/office/word/2010/wordprocessingShape">
+                          <wps:wsp>
+                            <wps:cNvSpPr/>
+                            <wps:spPr>
+                              <a:xfrm>
+                                <a:off x="0" y="0"/>
+                                <a:ext cx="405114" cy="393539"/>
+                              </a:xfrm>
+                              <a:prstGeom prst="flowChartConnector">
+                                <a:avLst/>
+                              </a:prstGeom>
+                              <a:solidFill>
+                                <a:schemeClr val="tx2"/>
+                              </a:solidFill>
+                              <a:ln>
+                                <a:noFill/>
+                              </a:ln>
+                            </wps:spPr>
+                            <wps:style>
+                              <a:lnRef idx="2">
+                                <a:schemeClr val="accent1">
+                                  <a:shade val="50000"/>
+                                </a:schemeClr>
+                              </a:lnRef>
+                              <a:fillRef idx="1">
+                                <a:schemeClr val="accent1"/>
+                              </a:fillRef>
+                              <a:effectRef idx="0">
+                                <a:schemeClr val="accent1"/>
+                              </a:effectRef>
+                              <a:fontRef idx="minor">
+                                <a:schemeClr val="lt1"/>
+                              </a:fontRef>
+                            </wps:style>
+                            <wps:txbx>
+                              <w:txbxContent>
+                                <w:p>
+                                  <w:pPr>
+                                    <w:jc w:val="center"/>
+                                  </w:pPr>
+                                  <w:r>
+                                    <w:t>2</w:t>
+                                  </w:r>
+                                </w:p>
+                              </w:txbxContent>
+                            </wps:txbx>
+                            <wps:bodyPr rot="0" spcFirstLastPara="0" vertOverflow="overflow" horzOverflow="overflow" vert="horz" wrap="square" lIns="91440" tIns="45720" rIns="91440" bIns="45720" numCol="1" spcCol="0" rtlCol="0" fromWordArt="0" anchor="ctr" anchorCtr="0" forceAA="0" compatLnSpc="1">
+                              <a:prstTxWarp prst="textNoShape">
+                                <a:avLst/>
+                              </a:prstTxWarp>
+                              <a:noAutofit/>
+                            </wps:bodyPr>
+                          </wps:wsp>
+                        </a:graphicData>
+                      </a:graphic>
+                      <wp14:sizeRelH relativeFrom="margin">
+                        <wp14:pctWidth>0</wp14:pctWidth>
+                      </wp14:sizeRelH>
+                      <wp14:sizeRelV relativeFrom="margin">
+                        <wp14:pctHeight>0</wp14:pctHeight>
+                      </wp14:sizeRelV>
+                    </wp:anchor>
+                  </w:drawing>
+                </mc:Choice>
+                <mc:Fallback>
+                  <w:pict>
+                    <v:shape w14:anchorId="0E108B5C" id="Flowchart: Connector 38" o:spid="_x0000_s1029" type="#_x0000_t120" style="position:absolute;left:0;text-align:left;margin-left:48.85pt;margin-top:242.25pt;width:31.9pt;height:31pt;z-index:251663360;visibility:visible;mso-wrap-style:square;mso-width-percent:0;mso-height-percent:0;mso-wrap-distance-left:9pt;mso-wrap-distance-top:0;mso-wrap-distance-right:9pt;mso-wrap-distance-bottom:0;mso-position-horizontal:absolute;mso-position-horizontal-relative:text;mso-position-vertical:absolute;mso-position-vertical-relative:text;mso-width-percent:0;mso-height-percent:0;mso-width-relative:margin;mso-height-relative:margin;v-text-anchor:middle" o:gfxdata="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" fillcolor="#84b6a7 [3215]" stroked="f" strokeweight="2pt">
+                      <v:textbox>
+                        <w:txbxContent>
+                          <w:p>
+                            <w:pPr>
+                              <w:jc w:val="center"/>
+                            </w:pPr>
+                            <w:r>
+                              <w:t>2</w:t>
+                            </w:r>
+                          </w:p>
+                        </w:txbxContent>
+                      </v:textbox>
+                    </v:shape>
+                  </w:pict>
+                </mc:Fallback>
+              </mc:AlternateContent>
+            </w:r>
+            <w:r>
+              <w:rPr>
+                <w:noProof/>
+                <w:lang w:val="en-GB"/>
+              </w:rPr>
+              <mc:AlternateContent>
+                <mc:Choice Requires="wps">
+                  <w:drawing>
+                    <wp:anchor distT="0" distB="0" distL="114300" distR="114300" simplePos="0" relativeHeight="251662336" behindDoc="0" locked="0" layoutInCell="1" allowOverlap="1" wp14:anchorId="109CD959" wp14:editId="3878B9CB">
+                      <wp:simplePos x="0" y="0"/>
+                      <wp:positionH relativeFrom="column">
+                        <wp:posOffset>219928</wp:posOffset>
+                      </wp:positionH>
+                      <wp:positionV relativeFrom="paragraph">
+                        <wp:posOffset>430701</wp:posOffset>
+                      </wp:positionV>
+                      <wp:extent cx="405114" cy="393539"/>
+                      <wp:effectExtent l="0" t="0" r="0" b="6985"/>
+                      <wp:wrapNone/>
+                      <wp:docPr id="37" name="Flowchart: Connector 37"/>
+                      <wp:cNvGraphicFramePr/>
+                      <a:graphic xmlns:a="http://schemas.openxmlformats.org/drawingml/2006/main">
+                        <a:graphicData uri="http://schemas.microsoft.com/office/word/2010/wordprocessingShape">
+                          <wps:wsp>
+                            <wps:cNvSpPr/>
+                            <wps:spPr>
+                              <a:xfrm>
+                                <a:off x="0" y="0"/>
+                                <a:ext cx="405114" cy="393539"/>
+                              </a:xfrm>
+                              <a:prstGeom prst="flowChartConnector">
+                                <a:avLst/>
+                              </a:prstGeom>
+                              <a:solidFill>
+                                <a:schemeClr val="tx2"/>
+                              </a:solidFill>
+                              <a:ln>
+                                <a:noFill/>
+                              </a:ln>
+                            </wps:spPr>
+                            <wps:style>
+                              <a:lnRef idx="2">
+                                <a:schemeClr val="accent1">
+                                  <a:shade val="50000"/>
+                                </a:schemeClr>
+                              </a:lnRef>
+                              <a:fillRef idx="1">
+                                <a:schemeClr val="accent1"/>
+                              </a:fillRef>
+                              <a:effectRef idx="0">
+                                <a:schemeClr val="accent1"/>
+                              </a:effectRef>
+                              <a:fontRef idx="minor">
+                                <a:schemeClr val="lt1"/>
+                              </a:fontRef>
+                            </wps:style>
+                            <wps:txbx>
+                              <w:txbxContent>
+                                <w:p>
+                                  <w:pPr>
+                                    <w:jc w:val="center"/>
+                                  </w:pPr>
+                                  <w:r>
+                                    <w:t>1</w:t>
+                                  </w:r>
+                                </w:p>
+                              </w:txbxContent>
+                            </wps:txbx>
+                            <wps:bodyPr rot="0" spcFirstLastPara="0" vertOverflow="overflow" horzOverflow="overflow" vert="horz" wrap="square" lIns="91440" tIns="45720" rIns="91440" bIns="45720" numCol="1" spcCol="0" rtlCol="0" fromWordArt="0" anchor="ctr" anchorCtr="0" forceAA="0" compatLnSpc="1">
+                              <a:prstTxWarp prst="textNoShape">
+                                <a:avLst/>
+                              </a:prstTxWarp>
+                              <a:noAutofit/>
+                            </wps:bodyPr>
+                          </wps:wsp>
+                        </a:graphicData>
+                      </a:graphic>
+                      <wp14:sizeRelH relativeFrom="margin">
+                        <wp14:pctWidth>0</wp14:pctWidth>
+                      </wp14:sizeRelH>
+                      <wp14:sizeRelV relativeFrom="margin">
+                        <wp14:pctHeight>0</wp14:pctHeight>
+                      </wp14:sizeRelV>
+                    </wp:anchor>
+                  </w:drawing>
+                </mc:Choice>
+                <mc:Fallback>
+                  <w:pict>
+                    <v:shape w14:anchorId="109CD959" id="Flowchart: Connector 37" o:spid="_x0000_s1030" type="#_x0000_t120" style="position:absolute;left:0;text-align:left;margin-left:17.3pt;margin-top:33.9pt;width:31.9pt;height:31pt;z-index:251662336;visibility:visible;mso-wrap-style:square;mso-width-percent:0;mso-height-percent:0;mso-wrap-distance-left:9pt;mso-wrap-distance-top:0;mso-wrap-distance-right:9pt;mso-wrap-distance-bottom:0;mso-position-horizontal:absolute;mso-position-horizontal-relative:text;mso-position-vertical:absolute;mso-position-vertical-relative:text;mso-width-percent:0;mso-height-percent:0;mso-width-relative:margin;mso-height-relative:margin;v-text-anchor:middle" o:gfxdata="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" fillcolor="#84b6a7 [3215]" stroked="f" strokeweight="2pt">
+                      <v:textbox>
+                        <w:txbxContent>
+                          <w:p>
+                            <w:pPr>
+                              <w:jc w:val="center"/>
+                            </w:pPr>
+                            <w:r>
+                              <w:t>1</w:t>
+                            </w:r>
+                          </w:p>
+                        </w:txbxContent>
+                      </v:textbox>
+                    </v:shape>
+                  </w:pict>
+                </mc:Fallback>
+              </mc:AlternateContent>
+            </w:r>
+            <w:r>
+              <w:rPr>
+                <w:noProof/>
+                <w:lang w:val="en-GB"/>
+              </w:rPr>
+              <mc:AlternateContent>
+                <mc:Choice Requires="wps">
+                  <w:drawing>
+                    <wp:anchor distT="0" distB="0" distL="114300" distR="114300" simplePos="0" relativeHeight="251665408" behindDoc="0" locked="0" layoutInCell="1" allowOverlap="1" wp14:anchorId="4E8739E5" wp14:editId="43C1BDF5">
+                      <wp:simplePos x="0" y="0"/>
+                      <wp:positionH relativeFrom="column">
+                        <wp:posOffset>4909489</wp:posOffset>
+                      </wp:positionH>
+                      <wp:positionV relativeFrom="paragraph">
+                        <wp:posOffset>3251948</wp:posOffset>
+                      </wp:positionV>
+                      <wp:extent cx="405114" cy="393539"/>
+                      <wp:effectExtent l="0" t="0" r="0" b="6985"/>
+                      <wp:wrapNone/>
+                      <wp:docPr id="35" name="Flowchart: Connector 35">
+                        <a:extLst xmlns:a="http://schemas.openxmlformats.org/drawingml/2006/main">
+                          <a:ext uri="{C183D7F6-B498-43B3-948B-1728B52AA6E4}">
+                            <adec:decorative xmlns:adec="http://schemas.microsoft.com/office/drawing/2017/decorative" val="1"/>
+                          </a:ext>
+                        </a:extLst>
+                      </wp:docPr>
+                      <wp:cNvGraphicFramePr/>
+                      <a:graphic xmlns:a="http://schemas.openxmlformats.org/drawingml/2006/main">
+                        <a:graphicData uri="http://schemas.microsoft.com/office/word/2010/wordprocessingShape">
+                          <wps:wsp>
+                            <wps:cNvSpPr/>
+                            <wps:spPr>
+                              <a:xfrm>
+                                <a:off x="0" y="0"/>
+                                <a:ext cx="405114" cy="393539"/>
+                              </a:xfrm>
+                              <a:prstGeom prst="flowChartConnector">
+                                <a:avLst/>
+                              </a:prstGeom>
+                              <a:solidFill>
+                                <a:schemeClr val="tx2"/>
+                              </a:solidFill>
+                              <a:ln>
+                                <a:noFill/>
+                              </a:ln>
+                            </wps:spPr>
+                            <wps:style>
+                              <a:lnRef idx="2">
+                                <a:schemeClr val="accent1">
+                                  <a:shade val="50000"/>
+                                </a:schemeClr>
+                              </a:lnRef>
+                              <a:fillRef idx="1">
+                                <a:schemeClr val="accent1"/>
+                              </a:fillRef>
+                              <a:effectRef idx="0">
+                                <a:schemeClr val="accent1"/>
+                              </a:effectRef>
+                              <a:fontRef idx="minor">
+                                <a:schemeClr val="lt1"/>
+                              </a:fontRef>
+                            </wps:style>
+                            <wps:txbx>
+                              <w:txbxContent>
+                                <w:p>
+                                  <w:pPr>
+                                    <w:jc w:val="center"/>
+                                  </w:pPr>
+                                  <w:r>
+                                    <w:t>4</w:t>
+                                  </w:r>
+                                </w:p>
+                              </w:txbxContent>
+                            </wps:txbx>
+                            <wps:bodyPr rot="0" spcFirstLastPara="0" vertOverflow="overflow" horzOverflow="overflow" vert="horz" wrap="square" lIns="91440" tIns="45720" rIns="91440" bIns="45720" numCol="1" spcCol="0" rtlCol="0" fromWordArt="0" anchor="ctr" anchorCtr="0" forceAA="0" compatLnSpc="1">
+                              <a:prstTxWarp prst="textNoShape">
+                                <a:avLst/>
+                              </a:prstTxWarp>
+                              <a:noAutofit/>
+                            </wps:bodyPr>
+                          </wps:wsp>
+                        </a:graphicData>
+                      </a:graphic>
+                      <wp14:sizeRelH relativeFrom="margin">
+                        <wp14:pctWidth>0</wp14:pctWidth>
+                      </wp14:sizeRelH>
+                      <wp14:sizeRelV relativeFrom="margin">
+                        <wp14:pctHeight>0</wp14:pctHeight>
+                      </wp14:sizeRelV>
+                    </wp:anchor>
+                  </w:drawing>
+                </mc:Choice>
+                <mc:Fallback>
+                  <w:pict>
+                    <v:shape w14:anchorId="4E8739E5" id="Flowchart: Connector 35" o:spid="_x0000_s1031" type="#_x0000_t120" alt="&quot;&quot;" style="position:absolute;left:0;text-align:left;margin-left:386.55pt;margin-top:256.05pt;width:31.9pt;height:31pt;z-index:251665408;visibility:visible;mso-wrap-style:square;mso-width-percent:0;mso-height-percent:0;mso-wrap-distance-left:9pt;mso-wrap-distance-top:0;mso-wrap-distance-right:9pt;mso-wrap-distance-bottom:0;mso-position-horizontal:absolute;mso-position-horizontal-relative:text;mso-position-vertical:absolute;mso-position-vertical-relative:text;mso-width-percent:0;mso-height-percent:0;mso-width-relative:margin;mso-height-relative:margin;v-text-anchor:middle" o:gfxdata="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" fillcolor="#84b6a7 [3215]" stroked="f" strokeweight="2pt">
+                      <v:textbox>
+                        <w:txbxContent>
+                          <w:p>
+                            <w:pPr>
+                              <w:jc w:val="center"/>
+                            </w:pPr>
+                            <w:r>
+                              <w:t>4</w:t>
+                            </w:r>
+                          </w:p>
+                        </w:txbxContent>
+                      </v:textbox>
+                    </v:shape>
+                  </w:pict>
+                </mc:Fallback>
+              </mc:AlternateContent>
+            </w:r>
+            <w:r>
+              <w:rPr>
+                <w:noProof/>
+                <w:lang w:val="en-GB"/>
+              </w:rPr>
+              <mc:AlternateContent>
+                <mc:Choice Requires="wps">
+                  <w:drawing>
+                    <wp:anchor distT="0" distB="0" distL="114300" distR="114300" simplePos="0" relativeHeight="251664384" behindDoc="0" locked="0" layoutInCell="1" allowOverlap="1" wp14:anchorId="0093FBEB" wp14:editId="41C93CB7">
                       <wp:simplePos x="0" y="0"/>
                       <wp:positionH relativeFrom="column">
                         <wp:posOffset>3297555</wp:posOffset>
@@ -3540,7 +4166,7 @@
                 </mc:Choice>
                 <mc:Fallback>
                   <w:pict>
-                    <v:shape w14:anchorId="0093FBEB" id="Flowchart: Connector 36" o:spid="_x0000_s1028" type="#_x0000_t120" style="position:absolute;left:0;text-align:left;margin-left:259.65pt;margin-top:239.15pt;width:31.9pt;height:31pt;z-index:251664384;visibility:visible;mso-wrap-style:square;mso-width-percent:0;mso-height-percent:0;mso-wrap-distance-left:9pt;mso-wrap-distance-top:0;mso-wrap-distance-right:9pt;mso-wrap-distance-bottom:0;mso-position-horizontal:absolute;mso-position-horizontal-relative:text;mso-position-vertical:absolute;mso-position-vertical-relative:text;mso-width-percent:0;mso-height-percent:0;mso-width-relative:margin;mso-height-relative:margin;v-text-anchor:middle" o:gfxdata="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" fillcolor="#84b6a7 [3215]" stroked="f" strokeweight="2pt">
+                    <v:shape w14:anchorId="0093FBEB" id="Flowchart: Connector 36" o:spid="_x0000_s1032" type="#_x0000_t120" style="position:absolute;left:0;text-align:left;margin-left:259.65pt;margin-top:239.15pt;width:31.9pt;height:31pt;z-index:251664384;visibility:visible;mso-wrap-style:square;mso-width-percent:0;mso-height-percent:0;mso-wrap-distance-left:9pt;mso-wrap-distance-top:0;mso-wrap-distance-right:9pt;mso-wrap-distance-bottom:0;mso-position-horizontal:absolute;mso-position-horizontal-relative:text;mso-position-vertical:absolute;mso-position-vertical-relative:text;mso-width-percent:0;mso-height-percent:0;mso-width-relative:margin;mso-height-relative:margin;v-text-anchor:middle" o:gfxdata="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" fillcolor="#84b6a7 [3215]" stroked="f" strokeweight="2pt">
                       <v:textbox>
                         <w:txbxContent>
                           <w:p>
@@ -3563,440 +4189,10 @@
                 <w:noProof/>
                 <w:lang w:val="en-GB"/>
               </w:rPr>
-              <mc:AlternateContent>
-                <mc:Choice Requires="wps">
-                  <w:drawing>
-                    <wp:anchor distT="0" distB="0" distL="114300" distR="114300" simplePos="0" relativeHeight="251666432" behindDoc="0" locked="0" layoutInCell="1" allowOverlap="1" wp14:anchorId="58F4F6AC" wp14:editId="765A388B">
-                      <wp:simplePos x="0" y="0"/>
-                      <wp:positionH relativeFrom="column">
-                        <wp:posOffset>6076022</wp:posOffset>
-                      </wp:positionH>
-                      <wp:positionV relativeFrom="paragraph">
-                        <wp:posOffset>4041149</wp:posOffset>
-                      </wp:positionV>
-                      <wp:extent cx="405114" cy="393539"/>
-                      <wp:effectExtent l="0" t="0" r="0" b="6985"/>
-                      <wp:wrapNone/>
-                      <wp:docPr id="39" name="Flowchart: Connector 39"/>
-                      <wp:cNvGraphicFramePr/>
-                      <a:graphic xmlns:a="http://schemas.openxmlformats.org/drawingml/2006/main">
-                        <a:graphicData uri="http://schemas.microsoft.com/office/word/2010/wordprocessingShape">
-                          <wps:wsp>
-                            <wps:cNvSpPr/>
-                            <wps:spPr>
-                              <a:xfrm>
-                                <a:off x="0" y="0"/>
-                                <a:ext cx="405114" cy="393539"/>
-                              </a:xfrm>
-                              <a:prstGeom prst="flowChartConnector">
-                                <a:avLst/>
-                              </a:prstGeom>
-                              <a:solidFill>
-                                <a:schemeClr val="tx2"/>
-                              </a:solidFill>
-                              <a:ln>
-                                <a:noFill/>
-                              </a:ln>
-                            </wps:spPr>
-                            <wps:style>
-                              <a:lnRef idx="2">
-                                <a:schemeClr val="accent1">
-                                  <a:shade val="50000"/>
-                                </a:schemeClr>
-                              </a:lnRef>
-                              <a:fillRef idx="1">
-                                <a:schemeClr val="accent1"/>
-                              </a:fillRef>
-                              <a:effectRef idx="0">
-                                <a:schemeClr val="accent1"/>
-                              </a:effectRef>
-                              <a:fontRef idx="minor">
-                                <a:schemeClr val="lt1"/>
-                              </a:fontRef>
-                            </wps:style>
-                            <wps:txbx>
-                              <w:txbxContent>
-                                <w:p>
-                                  <w:pPr>
-                                    <w:jc w:val="center"/>
-                                  </w:pPr>
-                                  <w:r>
-                                    <w:t>5</w:t>
-                                  </w:r>
-                                </w:p>
-                              </w:txbxContent>
-                            </wps:txbx>
-                            <wps:bodyPr rot="0" spcFirstLastPara="0" vertOverflow="overflow" horzOverflow="overflow" vert="horz" wrap="square" lIns="91440" tIns="45720" rIns="91440" bIns="45720" numCol="1" spcCol="0" rtlCol="0" fromWordArt="0" anchor="ctr" anchorCtr="0" forceAA="0" compatLnSpc="1">
-                              <a:prstTxWarp prst="textNoShape">
-                                <a:avLst/>
-                              </a:prstTxWarp>
-                              <a:noAutofit/>
-                            </wps:bodyPr>
-                          </wps:wsp>
-                        </a:graphicData>
-                      </a:graphic>
-                      <wp14:sizeRelH relativeFrom="margin">
-                        <wp14:pctWidth>0</wp14:pctWidth>
-                      </wp14:sizeRelH>
-                      <wp14:sizeRelV relativeFrom="margin">
-                        <wp14:pctHeight>0</wp14:pctHeight>
-                      </wp14:sizeRelV>
-                    </wp:anchor>
-                  </w:drawing>
-                </mc:Choice>
-                <mc:Fallback>
-                  <w:pict>
-                    <v:shape w14:anchorId="58F4F6AC" id="Flowchart: Connector 39" o:spid="_x0000_s1029" type="#_x0000_t120" style="position:absolute;left:0;text-align:left;margin-left:478.45pt;margin-top:318.2pt;width:31.9pt;height:31pt;z-index:251666432;visibility:visible;mso-wrap-style:square;mso-width-percent:0;mso-height-percent:0;mso-wrap-distance-left:9pt;mso-wrap-distance-top:0;mso-wrap-distance-right:9pt;mso-wrap-distance-bottom:0;mso-position-horizontal:absolute;mso-position-horizontal-relative:text;mso-position-vertical:absolute;mso-position-vertical-relative:text;mso-width-percent:0;mso-height-percent:0;mso-width-relative:margin;mso-height-relative:margin;v-text-anchor:middle" o:gfxdata="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" fillcolor="#84b6a7 [3215]" stroked="f" strokeweight="2pt">
-                      <v:textbox>
-                        <w:txbxContent>
-                          <w:p>
-                            <w:pPr>
-                              <w:jc w:val="center"/>
-                            </w:pPr>
-                            <w:r>
-                              <w:t>5</w:t>
-                            </w:r>
-                          </w:p>
-                        </w:txbxContent>
-                      </v:textbox>
-                    </v:shape>
-                  </w:pict>
-                </mc:Fallback>
-              </mc:AlternateContent>
-            </w:r>
-            <w:r>
-              <w:rPr>
-                <w:noProof/>
-                <w:lang w:val="en-GB"/>
-              </w:rPr>
-              <mc:AlternateContent>
-                <mc:Choice Requires="wps">
-                  <w:drawing>
-                    <wp:anchor distT="0" distB="0" distL="114300" distR="114300" simplePos="0" relativeHeight="251665408" behindDoc="0" locked="0" layoutInCell="1" allowOverlap="1" wp14:anchorId="4E8739E5" wp14:editId="5346A0CB">
-                      <wp:simplePos x="0" y="0"/>
-                      <wp:positionH relativeFrom="column">
-                        <wp:posOffset>6077140</wp:posOffset>
-                      </wp:positionH>
-                      <wp:positionV relativeFrom="paragraph">
-                        <wp:posOffset>3122712</wp:posOffset>
-                      </wp:positionV>
-                      <wp:extent cx="405114" cy="393539"/>
-                      <wp:effectExtent l="0" t="0" r="0" b="6985"/>
-                      <wp:wrapNone/>
-                      <wp:docPr id="35" name="Flowchart: Connector 35">
-                        <a:extLst xmlns:a="http://schemas.openxmlformats.org/drawingml/2006/main">
-                          <a:ext uri="{C183D7F6-B498-43B3-948B-1728B52AA6E4}">
-                            <adec:decorative xmlns:adec="http://schemas.microsoft.com/office/drawing/2017/decorative" val="1"/>
-                          </a:ext>
-                        </a:extLst>
-                      </wp:docPr>
-                      <wp:cNvGraphicFramePr/>
-                      <a:graphic xmlns:a="http://schemas.openxmlformats.org/drawingml/2006/main">
-                        <a:graphicData uri="http://schemas.microsoft.com/office/word/2010/wordprocessingShape">
-                          <wps:wsp>
-                            <wps:cNvSpPr/>
-                            <wps:spPr>
-                              <a:xfrm>
-                                <a:off x="0" y="0"/>
-                                <a:ext cx="405114" cy="393539"/>
-                              </a:xfrm>
-                              <a:prstGeom prst="flowChartConnector">
-                                <a:avLst/>
-                              </a:prstGeom>
-                              <a:solidFill>
-                                <a:schemeClr val="tx2"/>
-                              </a:solidFill>
-                              <a:ln>
-                                <a:noFill/>
-                              </a:ln>
-                            </wps:spPr>
-                            <wps:style>
-                              <a:lnRef idx="2">
-                                <a:schemeClr val="accent1">
-                                  <a:shade val="50000"/>
-                                </a:schemeClr>
-                              </a:lnRef>
-                              <a:fillRef idx="1">
-                                <a:schemeClr val="accent1"/>
-                              </a:fillRef>
-                              <a:effectRef idx="0">
-                                <a:schemeClr val="accent1"/>
-                              </a:effectRef>
-                              <a:fontRef idx="minor">
-                                <a:schemeClr val="lt1"/>
-                              </a:fontRef>
-                            </wps:style>
-                            <wps:txbx>
-                              <w:txbxContent>
-                                <w:p>
-                                  <w:pPr>
-                                    <w:jc w:val="center"/>
-                                  </w:pPr>
-                                  <w:r>
-                                    <w:t>4</w:t>
-                                  </w:r>
-                                </w:p>
-                              </w:txbxContent>
-                            </wps:txbx>
-                            <wps:bodyPr rot="0" spcFirstLastPara="0" vertOverflow="overflow" horzOverflow="overflow" vert="horz" wrap="square" lIns="91440" tIns="45720" rIns="91440" bIns="45720" numCol="1" spcCol="0" rtlCol="0" fromWordArt="0" anchor="ctr" anchorCtr="0" forceAA="0" compatLnSpc="1">
-                              <a:prstTxWarp prst="textNoShape">
-                                <a:avLst/>
-                              </a:prstTxWarp>
-                              <a:noAutofit/>
-                            </wps:bodyPr>
-                          </wps:wsp>
-                        </a:graphicData>
-                      </a:graphic>
-                      <wp14:sizeRelH relativeFrom="margin">
-                        <wp14:pctWidth>0</wp14:pctWidth>
-                      </wp14:sizeRelH>
-                      <wp14:sizeRelV relativeFrom="margin">
-                        <wp14:pctHeight>0</wp14:pctHeight>
-                      </wp14:sizeRelV>
-                    </wp:anchor>
-                  </w:drawing>
-                </mc:Choice>
-                <mc:Fallback>
-                  <w:pict>
-                    <v:shape w14:anchorId="4E8739E5" id="Flowchart: Connector 35" o:spid="_x0000_s1030" type="#_x0000_t120" alt="&quot;&quot;" style="position:absolute;left:0;text-align:left;margin-left:478.5pt;margin-top:245.9pt;width:31.9pt;height:31pt;z-index:251665408;visibility:visible;mso-wrap-style:square;mso-width-percent:0;mso-height-percent:0;mso-wrap-distance-left:9pt;mso-wrap-distance-top:0;mso-wrap-distance-right:9pt;mso-wrap-distance-bottom:0;mso-position-horizontal:absolute;mso-position-horizontal-relative:text;mso-position-vertical:absolute;mso-position-vertical-relative:text;mso-width-percent:0;mso-height-percent:0;mso-width-relative:margin;mso-height-relative:margin;v-text-anchor:middle" o:gfxdata="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" fillcolor="#84b6a7 [3215]" stroked="f" strokeweight="2pt">
-                      <v:textbox>
-                        <w:txbxContent>
-                          <w:p>
-                            <w:pPr>
-                              <w:jc w:val="center"/>
-                            </w:pPr>
-                            <w:r>
-                              <w:t>4</w:t>
-                            </w:r>
-                          </w:p>
-                        </w:txbxContent>
-                      </v:textbox>
-                    </v:shape>
-                  </w:pict>
-                </mc:Fallback>
-              </mc:AlternateContent>
-            </w:r>
-            <w:r>
-              <w:rPr>
-                <w:noProof/>
-                <w:lang w:val="en-GB"/>
-              </w:rPr>
-              <mc:AlternateContent>
-                <mc:Choice Requires="wps">
-                  <w:drawing>
-                    <wp:anchor distT="0" distB="0" distL="114300" distR="114300" simplePos="0" relativeHeight="251663360" behindDoc="0" locked="0" layoutInCell="1" allowOverlap="1" wp14:anchorId="0E108B5C" wp14:editId="04D2DEE3">
-                      <wp:simplePos x="0" y="0"/>
-                      <wp:positionH relativeFrom="column">
-                        <wp:posOffset>-139312</wp:posOffset>
-                      </wp:positionH>
-                      <wp:positionV relativeFrom="paragraph">
-                        <wp:posOffset>3431691</wp:posOffset>
-                      </wp:positionV>
-                      <wp:extent cx="405114" cy="393539"/>
-                      <wp:effectExtent l="0" t="0" r="0" b="6985"/>
-                      <wp:wrapNone/>
-                      <wp:docPr id="38" name="Flowchart: Connector 38"/>
-                      <wp:cNvGraphicFramePr/>
-                      <a:graphic xmlns:a="http://schemas.openxmlformats.org/drawingml/2006/main">
-                        <a:graphicData uri="http://schemas.microsoft.com/office/word/2010/wordprocessingShape">
-                          <wps:wsp>
-                            <wps:cNvSpPr/>
-                            <wps:spPr>
-                              <a:xfrm>
-                                <a:off x="0" y="0"/>
-                                <a:ext cx="405114" cy="393539"/>
-                              </a:xfrm>
-                              <a:prstGeom prst="flowChartConnector">
-                                <a:avLst/>
-                              </a:prstGeom>
-                              <a:solidFill>
-                                <a:schemeClr val="tx2"/>
-                              </a:solidFill>
-                              <a:ln>
-                                <a:noFill/>
-                              </a:ln>
-                            </wps:spPr>
-                            <wps:style>
-                              <a:lnRef idx="2">
-                                <a:schemeClr val="accent1">
-                                  <a:shade val="50000"/>
-                                </a:schemeClr>
-                              </a:lnRef>
-                              <a:fillRef idx="1">
-                                <a:schemeClr val="accent1"/>
-                              </a:fillRef>
-                              <a:effectRef idx="0">
-                                <a:schemeClr val="accent1"/>
-                              </a:effectRef>
-                              <a:fontRef idx="minor">
-                                <a:schemeClr val="lt1"/>
-                              </a:fontRef>
-                            </wps:style>
-                            <wps:txbx>
-                              <w:txbxContent>
-                                <w:p>
-                                  <w:pPr>
-                                    <w:jc w:val="center"/>
-                                  </w:pPr>
-                                  <w:r>
-                                    <w:t>2</w:t>
-                                  </w:r>
-                                </w:p>
-                              </w:txbxContent>
-                            </wps:txbx>
-                            <wps:bodyPr rot="0" spcFirstLastPara="0" vertOverflow="overflow" horzOverflow="overflow" vert="horz" wrap="square" lIns="91440" tIns="45720" rIns="91440" bIns="45720" numCol="1" spcCol="0" rtlCol="0" fromWordArt="0" anchor="ctr" anchorCtr="0" forceAA="0" compatLnSpc="1">
-                              <a:prstTxWarp prst="textNoShape">
-                                <a:avLst/>
-                              </a:prstTxWarp>
-                              <a:noAutofit/>
-                            </wps:bodyPr>
-                          </wps:wsp>
-                        </a:graphicData>
-                      </a:graphic>
-                      <wp14:sizeRelH relativeFrom="margin">
-                        <wp14:pctWidth>0</wp14:pctWidth>
-                      </wp14:sizeRelH>
-                      <wp14:sizeRelV relativeFrom="margin">
-                        <wp14:pctHeight>0</wp14:pctHeight>
-                      </wp14:sizeRelV>
-                    </wp:anchor>
-                  </w:drawing>
-                </mc:Choice>
-                <mc:Fallback>
-                  <w:pict>
-                    <v:shape w14:anchorId="0E108B5C" id="Flowchart: Connector 38" o:spid="_x0000_s1031" type="#_x0000_t120" style="position:absolute;left:0;text-align:left;margin-left:-10.95pt;margin-top:270.2pt;width:31.9pt;height:31pt;z-index:251663360;visibility:visible;mso-wrap-style:square;mso-width-percent:0;mso-height-percent:0;mso-wrap-distance-left:9pt;mso-wrap-distance-top:0;mso-wrap-distance-right:9pt;mso-wrap-distance-bottom:0;mso-position-horizontal:absolute;mso-position-horizontal-relative:text;mso-position-vertical:absolute;mso-position-vertical-relative:text;mso-width-percent:0;mso-height-percent:0;mso-width-relative:margin;mso-height-relative:margin;v-text-anchor:middle" o:gfxdata="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" fillcolor="#84b6a7 [3215]" stroked="f" strokeweight="2pt">
-                      <v:textbox>
-                        <w:txbxContent>
-                          <w:p>
-                            <w:pPr>
-                              <w:jc w:val="center"/>
-                            </w:pPr>
-                            <w:r>
-                              <w:t>2</w:t>
-                            </w:r>
-                          </w:p>
-                        </w:txbxContent>
-                      </v:textbox>
-                    </v:shape>
-                  </w:pict>
-                </mc:Fallback>
-              </mc:AlternateContent>
-            </w:r>
-            <w:r>
-              <w:rPr>
-                <w:noProof/>
-                <w:lang w:val="en-GB"/>
-              </w:rPr>
-              <mc:AlternateContent>
-                <mc:Choice Requires="wps">
-                  <w:drawing>
-                    <wp:anchor distT="0" distB="0" distL="114300" distR="114300" simplePos="0" relativeHeight="251662336" behindDoc="0" locked="0" layoutInCell="1" allowOverlap="1" wp14:anchorId="109CD959" wp14:editId="72519AF9">
-                      <wp:simplePos x="0" y="0"/>
-                      <wp:positionH relativeFrom="column">
-                        <wp:posOffset>78019</wp:posOffset>
-                      </wp:positionH>
-                      <wp:positionV relativeFrom="paragraph">
-                        <wp:posOffset>479311</wp:posOffset>
-                      </wp:positionV>
-                      <wp:extent cx="405114" cy="393539"/>
-                      <wp:effectExtent l="0" t="0" r="0" b="6985"/>
-                      <wp:wrapNone/>
-                      <wp:docPr id="37" name="Flowchart: Connector 37"/>
-                      <wp:cNvGraphicFramePr/>
-                      <a:graphic xmlns:a="http://schemas.openxmlformats.org/drawingml/2006/main">
-                        <a:graphicData uri="http://schemas.microsoft.com/office/word/2010/wordprocessingShape">
-                          <wps:wsp>
-                            <wps:cNvSpPr/>
-                            <wps:spPr>
-                              <a:xfrm>
-                                <a:off x="0" y="0"/>
-                                <a:ext cx="405114" cy="393539"/>
-                              </a:xfrm>
-                              <a:prstGeom prst="flowChartConnector">
-                                <a:avLst/>
-                              </a:prstGeom>
-                              <a:solidFill>
-                                <a:schemeClr val="tx2"/>
-                              </a:solidFill>
-                              <a:ln>
-                                <a:noFill/>
-                              </a:ln>
-                            </wps:spPr>
-                            <wps:style>
-                              <a:lnRef idx="2">
-                                <a:schemeClr val="accent1">
-                                  <a:shade val="50000"/>
-                                </a:schemeClr>
-                              </a:lnRef>
-                              <a:fillRef idx="1">
-                                <a:schemeClr val="accent1"/>
-                              </a:fillRef>
-                              <a:effectRef idx="0">
-                                <a:schemeClr val="accent1"/>
-                              </a:effectRef>
-                              <a:fontRef idx="minor">
-                                <a:schemeClr val="lt1"/>
-                              </a:fontRef>
-                            </wps:style>
-                            <wps:txbx>
-                              <w:txbxContent>
-                                <w:p>
-                                  <w:pPr>
-                                    <w:jc w:val="center"/>
-                                  </w:pPr>
-                                  <w:r>
-                                    <w:t>1</w:t>
-                                  </w:r>
-                                </w:p>
-                              </w:txbxContent>
-                            </wps:txbx>
-                            <wps:bodyPr rot="0" spcFirstLastPara="0" vertOverflow="overflow" horzOverflow="overflow" vert="horz" wrap="square" lIns="91440" tIns="45720" rIns="91440" bIns="45720" numCol="1" spcCol="0" rtlCol="0" fromWordArt="0" anchor="ctr" anchorCtr="0" forceAA="0" compatLnSpc="1">
-                              <a:prstTxWarp prst="textNoShape">
-                                <a:avLst/>
-                              </a:prstTxWarp>
-                              <a:noAutofit/>
-                            </wps:bodyPr>
-                          </wps:wsp>
-                        </a:graphicData>
-                      </a:graphic>
-                      <wp14:sizeRelH relativeFrom="margin">
-                        <wp14:pctWidth>0</wp14:pctWidth>
-                      </wp14:sizeRelH>
-                      <wp14:sizeRelV relativeFrom="margin">
-                        <wp14:pctHeight>0</wp14:pctHeight>
-                      </wp14:sizeRelV>
-                    </wp:anchor>
-                  </w:drawing>
-                </mc:Choice>
-                <mc:Fallback>
-                  <w:pict>
-                    <v:shape w14:anchorId="109CD959" id="Flowchart: Connector 37" o:spid="_x0000_s1032" type="#_x0000_t120" style="position:absolute;left:0;text-align:left;margin-left:6.15pt;margin-top:37.75pt;width:31.9pt;height:31pt;z-index:251662336;visibility:visible;mso-wrap-style:square;mso-width-percent:0;mso-height-percent:0;mso-wrap-distance-left:9pt;mso-wrap-distance-top:0;mso-wrap-distance-right:9pt;mso-wrap-distance-bottom:0;mso-position-horizontal:absolute;mso-position-horizontal-relative:text;mso-position-vertical:absolute;mso-position-vertical-relative:text;mso-width-percent:0;mso-height-percent:0;mso-width-relative:margin;mso-height-relative:margin;v-text-anchor:middle" o:gfxdata="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" fillcolor="#84b6a7 [3215]" stroked="f" strokeweight="2pt">
-                      <v:textbox>
-                        <w:txbxContent>
-                          <w:p>
-                            <w:pPr>
-                              <w:jc w:val="center"/>
-                            </w:pPr>
-                            <w:r>
-                              <w:t>1</w:t>
-                            </w:r>
-                          </w:p>
-                        </w:txbxContent>
-                      </v:textbox>
-                    </v:shape>
-                  </w:pict>
-                </mc:Fallback>
-              </mc:AlternateContent>
-            </w:r>
-            <w:r>
-              <w:rPr>
-                <w:noProof/>
-                <w:lang w:val="en-GB"/>
-              </w:rPr>
               <w:drawing>
-                <wp:inline distT="0" distB="0" distL="0" distR="0" wp14:anchorId="73D99986" wp14:editId="526B3E67">
-                  <wp:extent cx="6480000" cy="5062500"/>
-                  <wp:effectExtent l="0" t="0" r="0" b="5080"/>
+                <wp:inline distT="0" distB="0" distL="0" distR="0" wp14:anchorId="73D99986" wp14:editId="2471D49B">
+                  <wp:extent cx="6479998" cy="5052630"/>
+                  <wp:effectExtent l="0" t="0" r="0" b="0"/>
                   <wp:docPr id="42" name="Picture 42"/>
                   <wp:cNvGraphicFramePr>
                     <a:graphicFrameLocks xmlns:a="http://schemas.openxmlformats.org/drawingml/2006/main" noChangeAspect="1"/>
@@ -4009,7 +4205,7 @@
                           <pic:cNvPicPr/>
                         </pic:nvPicPr>
                         <pic:blipFill>
-                          <a:blip r:embed="rId22">
+                          <a:blip r:embed="rId20">
                             <a:extLst>
                               <a:ext uri="{28A0092B-C50C-407E-A947-70E740481C1C}">
                                 <a14:useLocalDpi xmlns:a14="http://schemas.microsoft.com/office/drawing/2010/main" val="0"/>
@@ -4023,7 +4219,7 @@
                         <pic:spPr>
                           <a:xfrm>
                             <a:off x="0" y="0"/>
-                            <a:ext cx="6480000" cy="5062500"/>
+                            <a:ext cx="6479998" cy="5052630"/>
                           </a:xfrm>
                           <a:prstGeom prst="rect">
                             <a:avLst/>
@@ -4059,7 +4255,7 @@
         <w:rPr>
           <w:lang w:val="en-GB"/>
         </w:rPr>
-        <w:t>Infineon PD Logger</w:t>
+        <w:t>Infineon WCS Logger</w:t>
       </w:r>
     </w:p>
     <w:p>
@@ -4093,7 +4289,7 @@
         </w:rPr>
       </w:pPr>
       <w:bookmarkStart w:id="22" w:name="_Toc137461262"/>
-      <w:bookmarkStart w:id="23" w:name="_Toc140759464"/>
+      <w:bookmarkStart w:id="23" w:name="_Toc141081667"/>
       <w:r>
         <w:rPr>
           <w:lang w:val="en-GB"/>
@@ -4115,13 +4311,49 @@
         <w:rPr>
           <w:lang w:val="en-GB"/>
         </w:rPr>
-        <w:t>Here is functional flow chart and t</w:t>
-      </w:r>
-      <w:r>
-        <w:rPr>
-          <w:lang w:val="en-GB"/>
-        </w:rPr>
-        <w:t>here are 2 possible approaches in Infineon PD Logger usage</w:t>
+        <w:t xml:space="preserve">Here is functional flow chart </w:t>
+      </w:r>
+      <w:r>
+        <w:rPr>
+          <w:lang w:val="en-GB"/>
+        </w:rPr>
+        <w:t xml:space="preserve">to illustrate Infineon WCS logger working model. Depends on Saleae Logic2 application running condition, </w:t>
+      </w:r>
+      <w:r>
+        <w:rPr>
+          <w:lang w:val="en-GB"/>
+        </w:rPr>
+        <w:t>t</w:t>
+      </w:r>
+      <w:r>
+        <w:rPr>
+          <w:lang w:val="en-GB"/>
+        </w:rPr>
+        <w:t xml:space="preserve">here are 2 possible </w:t>
+      </w:r>
+      <w:r>
+        <w:rPr>
+          <w:lang w:val="en-GB"/>
+        </w:rPr>
+        <w:t>scenarios</w:t>
+      </w:r>
+      <w:r>
+        <w:rPr>
+          <w:lang w:val="en-GB"/>
+        </w:rPr>
+        <w:t xml:space="preserve"> in </w:t>
+      </w:r>
+      <w:r>
+        <w:rPr>
+          <w:lang w:val="en-GB"/>
+        </w:rPr>
+        <w:t>Infineon WCS Logger</w:t>
+      </w:r>
+      <w:r>
+        <w:rPr>
+          <w:lang w:val="en-GB"/>
+        </w:rPr>
+        <w:t xml:space="preserve"> usage</w:t>
       </w:r>
       <w:r>
         <w:rPr>
@@ -4184,7 +4416,7 @@
                           <pic:cNvPicPr/>
                         </pic:nvPicPr>
                         <pic:blipFill>
-                          <a:blip r:embed="rId23"/>
+                          <a:blip r:embed="rId21"/>
                           <a:stretch>
                             <a:fillRect/>
                           </a:stretch>
@@ -4228,7 +4460,7 @@
         <w:rPr>
           <w:lang w:val="en-GB"/>
         </w:rPr>
-        <w:t>Infineon PD Logger</w:t>
+        <w:t>Infineon WCS Logger</w:t>
       </w:r>
       <w:r>
         <w:rPr>
@@ -4245,7 +4477,7 @@
         </w:rPr>
       </w:pPr>
       <w:bookmarkStart w:id="24" w:name="_Toc137461263"/>
-      <w:bookmarkStart w:id="25" w:name="_Toc140759465"/>
+      <w:bookmarkStart w:id="25" w:name="_Toc141081668"/>
       <w:r>
         <w:rPr>
           <w:lang w:val="en-GB"/>
@@ -4272,7 +4504,31 @@
         <w:rPr>
           <w:lang w:val="en-GB"/>
         </w:rPr>
-        <w:t>This user scenario presumes Saleae Logic 2 application is not running in the background while starting Infineon PD Logger application. The benefit is users do not need to enable Saleae Automation option beforehand.</w:t>
+        <w:t xml:space="preserve">This user scenario presumes Saleae </w:t>
+      </w:r>
+      <w:r>
+        <w:rPr>
+          <w:lang w:val="en-GB"/>
+        </w:rPr>
+        <w:t>Logic2</w:t>
+      </w:r>
+      <w:r>
+        <w:rPr>
+          <w:lang w:val="en-GB"/>
+        </w:rPr>
+        <w:t xml:space="preserve"> application is not running in the background while starting </w:t>
+      </w:r>
+      <w:r>
+        <w:rPr>
+          <w:lang w:val="en-GB"/>
+        </w:rPr>
+        <w:t>Infineon WCS Logger</w:t>
+      </w:r>
+      <w:r>
+        <w:rPr>
+          <w:lang w:val="en-GB"/>
+        </w:rPr>
+        <w:t xml:space="preserve"> application. The benefit is users do not need to enable Saleae Automation option beforehand.</w:t>
       </w:r>
     </w:p>
     <w:p>
@@ -4290,7 +4546,19 @@
         <w:rPr>
           <w:lang w:val="en-GB"/>
         </w:rPr>
-        <w:t>Start Infineon PD Logger.</w:t>
+        <w:t xml:space="preserve">Start </w:t>
+      </w:r>
+      <w:r>
+        <w:rPr>
+          <w:lang w:val="en-GB"/>
+        </w:rPr>
+        <w:t>Infineon WCS Logger</w:t>
+      </w:r>
+      <w:r>
+        <w:rPr>
+          <w:lang w:val="en-GB"/>
+        </w:rPr>
+        <w:t>.</w:t>
       </w:r>
     </w:p>
     <w:p>
@@ -4356,7 +4624,25 @@
         <w:rPr>
           <w:lang w:val="en-GB"/>
         </w:rPr>
-        <w:t>Infineon PD Logger launches Saleae Logic 2 application with automation supportive.</w:t>
+        <w:t>Infineon WCS Logger</w:t>
+      </w:r>
+      <w:r>
+        <w:rPr>
+          <w:lang w:val="en-GB"/>
+        </w:rPr>
+        <w:t xml:space="preserve"> launches Saleae </w:t>
+      </w:r>
+      <w:r>
+        <w:rPr>
+          <w:lang w:val="en-GB"/>
+        </w:rPr>
+        <w:t>Logic2</w:t>
+      </w:r>
+      <w:r>
+        <w:rPr>
+          <w:lang w:val="en-GB"/>
+        </w:rPr>
+        <w:t xml:space="preserve"> application with automation supportive.</w:t>
       </w:r>
     </w:p>
     <w:p>
@@ -4434,7 +4720,13 @@
         <w:rPr>
           <w:lang w:val="en-GB"/>
         </w:rPr>
-        <w:t>Infineon PD Logger assigns bus analysers to generated SALEAE log, and record capture settings in the text configuration file</w:t>
+        <w:t>Infineon WCS Logger</w:t>
+      </w:r>
+      <w:r>
+        <w:rPr>
+          <w:lang w:val="en-GB"/>
+        </w:rPr>
+        <w:t xml:space="preserve"> assigns bus analysers to generated SALEAE log, and record capture settings in the text configuration file</w:t>
       </w:r>
       <w:r>
         <w:rPr>
@@ -4464,6 +4756,7 @@
         <w:rPr>
           <w:lang w:val="en-GB"/>
         </w:rPr>
+        <w:lastRenderedPageBreak/>
         <w:t>Repeat step 3 to 7 for another log capture round.</w:t>
       </w:r>
     </w:p>
@@ -4482,8 +4775,31 @@
         <w:rPr>
           <w:lang w:val="en-GB"/>
         </w:rPr>
-        <w:lastRenderedPageBreak/>
-        <w:t>Close Infineon PD Logger while finished, and Saleae Logic 2 application will be shut down.</w:t>
+        <w:t xml:space="preserve">Close </w:t>
+      </w:r>
+      <w:r>
+        <w:rPr>
+          <w:lang w:val="en-GB"/>
+        </w:rPr>
+        <w:t>Infineon WCS Logger</w:t>
+      </w:r>
+      <w:r>
+        <w:rPr>
+          <w:lang w:val="en-GB"/>
+        </w:rPr>
+        <w:t xml:space="preserve"> while finished, and Saleae </w:t>
+      </w:r>
+      <w:r>
+        <w:rPr>
+          <w:lang w:val="en-GB"/>
+        </w:rPr>
+        <w:t>Logic2</w:t>
+      </w:r>
+      <w:r>
+        <w:rPr>
+          <w:lang w:val="en-GB"/>
+        </w:rPr>
+        <w:t xml:space="preserve"> application will be shut down.</w:t>
       </w:r>
     </w:p>
     <w:p>
@@ -4502,7 +4818,7 @@
         </w:rPr>
       </w:pPr>
       <w:bookmarkStart w:id="26" w:name="_Toc137461264"/>
-      <w:bookmarkStart w:id="27" w:name="_Toc140759466"/>
+      <w:bookmarkStart w:id="27" w:name="_Toc141081669"/>
       <w:r>
         <w:rPr>
           <w:lang w:val="en-GB"/>
@@ -4523,7 +4839,31 @@
         <w:rPr>
           <w:lang w:val="en-GB"/>
         </w:rPr>
-        <w:t>This user scenario only works while automation option is enabled in Saleae Logic 2 application as pre-requisites. In this case, it is presumed users launch Saleae Logic 2 application already.</w:t>
+        <w:t xml:space="preserve">This user scenario only works while automation option is enabled in Saleae </w:t>
+      </w:r>
+      <w:r>
+        <w:rPr>
+          <w:lang w:val="en-GB"/>
+        </w:rPr>
+        <w:t>Logic2</w:t>
+      </w:r>
+      <w:r>
+        <w:rPr>
+          <w:lang w:val="en-GB"/>
+        </w:rPr>
+        <w:t xml:space="preserve"> application as pre-requisites. In this case, it is presumed users launch Saleae </w:t>
+      </w:r>
+      <w:r>
+        <w:rPr>
+          <w:lang w:val="en-GB"/>
+        </w:rPr>
+        <w:t>Logic2</w:t>
+      </w:r>
+      <w:r>
+        <w:rPr>
+          <w:lang w:val="en-GB"/>
+        </w:rPr>
+        <w:t xml:space="preserve"> application already.</w:t>
       </w:r>
     </w:p>
     <w:p>
@@ -4541,7 +4881,19 @@
         <w:rPr>
           <w:lang w:val="en-GB"/>
         </w:rPr>
-        <w:t>Start Infineon PD Logger.</w:t>
+        <w:t xml:space="preserve">Start </w:t>
+      </w:r>
+      <w:r>
+        <w:rPr>
+          <w:lang w:val="en-GB"/>
+        </w:rPr>
+        <w:t>Infineon WCS Logger</w:t>
+      </w:r>
+      <w:r>
+        <w:rPr>
+          <w:lang w:val="en-GB"/>
+        </w:rPr>
+        <w:t>.</w:t>
       </w:r>
     </w:p>
     <w:p>
@@ -4679,7 +5031,13 @@
         <w:rPr>
           <w:lang w:val="en-GB"/>
         </w:rPr>
-        <w:t>Infineon PD Logger assigns bus analysers to generated SALEAE log, and record capture settings in the text configuration file</w:t>
+        <w:t>Infineon WCS Logger</w:t>
+      </w:r>
+      <w:r>
+        <w:rPr>
+          <w:lang w:val="en-GB"/>
+        </w:rPr>
+        <w:t xml:space="preserve"> assigns bus analysers to generated SALEAE log, and record capture settings in the text configuration file</w:t>
       </w:r>
       <w:r>
         <w:rPr>
@@ -4727,7 +5085,31 @@
         <w:rPr>
           <w:lang w:val="en-GB"/>
         </w:rPr>
-        <w:t xml:space="preserve">Close Infineon PD Logger while finished, and Saleae Logic 2 application will </w:t>
+        <w:t xml:space="preserve">Close </w:t>
+      </w:r>
+      <w:r>
+        <w:rPr>
+          <w:lang w:val="en-GB"/>
+        </w:rPr>
+        <w:t>Infineon WCS Logger</w:t>
+      </w:r>
+      <w:r>
+        <w:rPr>
+          <w:lang w:val="en-GB"/>
+        </w:rPr>
+        <w:t xml:space="preserve"> while finished, and Saleae </w:t>
+      </w:r>
+      <w:r>
+        <w:rPr>
+          <w:lang w:val="en-GB"/>
+        </w:rPr>
+        <w:t>Logic2</w:t>
+      </w:r>
+      <w:r>
+        <w:rPr>
+          <w:lang w:val="en-GB"/>
+        </w:rPr>
+        <w:t xml:space="preserve"> application will </w:t>
       </w:r>
       <w:r>
         <w:rPr>
@@ -4777,7 +5159,7 @@
         </w:rPr>
       </w:pPr>
       <w:bookmarkStart w:id="28" w:name="_Toc137461265"/>
-      <w:bookmarkStart w:id="29" w:name="_Toc140759467"/>
+      <w:bookmarkStart w:id="29" w:name="_Toc141081670"/>
       <w:r>
         <w:rPr>
           <w:lang w:val="en-GB"/>
@@ -4790,7 +5172,13 @@
         <w:rPr>
           <w:lang w:val="en-GB"/>
         </w:rPr>
-        <w:t xml:space="preserve"> of Infineon PD Logger</w:t>
+        <w:t xml:space="preserve"> of </w:t>
+      </w:r>
+      <w:r>
+        <w:rPr>
+          <w:lang w:val="en-GB"/>
+        </w:rPr>
+        <w:t>Infineon WCS Logger</w:t>
       </w:r>
       <w:bookmarkEnd w:id="29"/>
     </w:p>
@@ -4811,7 +5199,19 @@
         <w:rPr>
           <w:lang w:val="en-GB"/>
         </w:rPr>
-        <w:t xml:space="preserve"> of Infineon PD Logger, including</w:t>
+        <w:t xml:space="preserve"> of </w:t>
+      </w:r>
+      <w:r>
+        <w:rPr>
+          <w:lang w:val="en-GB"/>
+        </w:rPr>
+        <w:t>Infineon WCS Logger</w:t>
+      </w:r>
+      <w:r>
+        <w:rPr>
+          <w:lang w:val="en-GB"/>
+        </w:rPr>
+        <w:t>, including</w:t>
       </w:r>
       <w:r>
         <w:rPr>
@@ -4871,7 +5271,19 @@
         <w:rPr>
           <w:lang w:val="en-GB"/>
         </w:rPr>
-        <w:t xml:space="preserve"> might crash if Saleae Logic 2 application does not enable automation option while working at Scenario B.</w:t>
+        <w:t xml:space="preserve"> might crash if Saleae </w:t>
+      </w:r>
+      <w:r>
+        <w:rPr>
+          <w:lang w:val="en-GB"/>
+        </w:rPr>
+        <w:t>Logic2</w:t>
+      </w:r>
+      <w:r>
+        <w:rPr>
+          <w:lang w:val="en-GB"/>
+        </w:rPr>
+        <w:t xml:space="preserve"> application does not enable automation option while working at Scenario B.</w:t>
       </w:r>
     </w:p>
     <w:p>
@@ -4901,7 +5313,31 @@
         <w:rPr>
           <w:lang w:val="en-GB"/>
         </w:rPr>
-        <w:t xml:space="preserve"> Saleae Logic 2 application directly might cause Infineon PD Logger crash.</w:t>
+        <w:t xml:space="preserve"> Saleae </w:t>
+      </w:r>
+      <w:r>
+        <w:rPr>
+          <w:lang w:val="en-GB"/>
+        </w:rPr>
+        <w:t>Logic2</w:t>
+      </w:r>
+      <w:r>
+        <w:rPr>
+          <w:lang w:val="en-GB"/>
+        </w:rPr>
+        <w:t xml:space="preserve"> application directly might cause </w:t>
+      </w:r>
+      <w:r>
+        <w:rPr>
+          <w:lang w:val="en-GB"/>
+        </w:rPr>
+        <w:t>Infineon WCS Logger</w:t>
+      </w:r>
+      <w:r>
+        <w:rPr>
+          <w:lang w:val="en-GB"/>
+        </w:rPr>
+        <w:t xml:space="preserve"> crash.</w:t>
       </w:r>
     </w:p>
     <w:p>
@@ -4962,7 +5398,7 @@
           <w:color w:val="auto"/>
         </w:rPr>
         <w:sectPr>
-          <w:headerReference w:type="default" r:id="rId24"/>
+          <w:headerReference w:type="default" r:id="rId22"/>
           <w:footnotePr>
             <w:numRestart w:val="eachPage"/>
           </w:footnotePr>
@@ -5001,7 +5437,7 @@
         </w:rPr>
       </w:pPr>
       <w:bookmarkStart w:id="34" w:name="_Toc137461266"/>
-      <w:bookmarkStart w:id="35" w:name="_Toc140759468"/>
+      <w:bookmarkStart w:id="35" w:name="_Toc141081671"/>
       <w:r>
         <w:rPr>
           <w:lang w:val="en-GB"/>
@@ -5858,7 +6294,7 @@
       <w:pPr>
         <w:pStyle w:val="HeadingPreface"/>
       </w:pPr>
-      <w:bookmarkStart w:id="36" w:name="_Toc140759469"/>
+      <w:bookmarkStart w:id="36" w:name="_Toc141081672"/>
       <w:r>
         <w:lastRenderedPageBreak/>
         <w:t>Revision h</w:t>
@@ -6081,7 +6517,7 @@
         </w:tabs>
         <w:ind w:left="1418" w:hanging="1418"/>
         <w:sectPr>
-          <w:headerReference w:type="default" r:id="rId25"/>
+          <w:headerReference w:type="default" r:id="rId23"/>
           <w:footnotePr>
             <w:numRestart w:val="eachPage"/>
           </w:footnotePr>
@@ -6098,7 +6534,7 @@
       <w:pPr>
         <w:pStyle w:val="Body"/>
         <w:sectPr>
-          <w:headerReference w:type="default" r:id="rId26"/>
+          <w:headerReference w:type="default" r:id="rId24"/>
           <w:footnotePr>
             <w:numRestart w:val="eachPage"/>
           </w:footnotePr>
@@ -6118,9 +6554,9 @@
           <w:noProof/>
         </w:rPr>
         <w:sectPr>
-          <w:headerReference w:type="even" r:id="rId27"/>
-          <w:headerReference w:type="default" r:id="rId28"/>
-          <w:footerReference w:type="default" r:id="rId29"/>
+          <w:headerReference w:type="even" r:id="rId25"/>
+          <w:headerReference w:type="default" r:id="rId26"/>
+          <w:footerReference w:type="default" r:id="rId27"/>
           <w:footnotePr>
             <w:numRestart w:val="eachPage"/>
           </w:footnotePr>
@@ -6275,7 +6711,7 @@
     </w:r>
     <w:fldSimple w:instr=" DOCPROPERTY  Doc_State  \* MERGEFORMAT ">
       <w:r>
-        <w:t>v 1.0</w:t>
+        <w:t>v1.0</w:t>
       </w:r>
     </w:fldSimple>
     <w:r>
@@ -6395,7 +6831,7 @@
     </w:r>
     <w:fldSimple w:instr=" DOCPROPERTY  Doc_State  \* MERGEFORMAT ">
       <w:r>
-        <w:t>v 1.0</w:t>
+        <w:t>v1.0</w:t>
       </w:r>
     </w:fldSimple>
     <w:r>
@@ -7289,7 +7725,7 @@
         <v:shape id="_x0000_s1027" type="#_x0000_t75" style="position:absolute;margin-left:-45.75pt;margin-top:36.55pt;width:602.45pt;height:313.15pt;z-index:-251638272">
           <v:imagedata r:id="rId1" o:title=""/>
         </v:shape>
-        <o:OLEObject Type="Embed" ProgID="Visio.Drawing.15" ShapeID="_x0000_s1027" DrawAspect="Content" ObjectID="_1751372382" r:id="rId2"/>
+        <o:OLEObject Type="Embed" ProgID="Visio.Drawing.15" ShapeID="_x0000_s1027" DrawAspect="Content" ObjectID="_1751694444" r:id="rId2"/>
       </w:object>
     </w:r>
     <w:r>
@@ -8491,7 +8927,7 @@
               <wp:lineTo x="6310" y="0"/>
             </wp:wrapPolygon>
           </wp:wrapThrough>
-          <wp:docPr id="1" name="Picture 1"/>
+          <wp:docPr id="63" name="Picture 63"/>
           <wp:cNvGraphicFramePr>
             <a:graphicFrameLocks xmlns:a="http://schemas.openxmlformats.org/drawingml/2006/main" noChangeAspect="1"/>
           </wp:cNvGraphicFramePr>
@@ -9005,7 +9441,7 @@
                                   <w:sz w:val="24"/>
                                   <w:szCs w:val="24"/>
                                 </w:rPr>
-                                <w:t>automation tool to assist end-user in WCS PC host application</w:t>
+                                <w:t>The assistant in WCS PC host applications</w:t>
                               </w:r>
                             </w:p>
                           </w:sdtContent>
@@ -9115,7 +9551,7 @@
                             <w:sz w:val="24"/>
                             <w:szCs w:val="24"/>
                           </w:rPr>
-                          <w:t>automation tool to assist end-user in WCS PC host application</w:t>
+                          <w:t>The assistant in WCS PC host applications</w:t>
                         </w:r>
                       </w:p>
                     </w:sdtContent>
@@ -9146,7 +9582,7 @@
           <wp:extent cx="1676400" cy="723265"/>
           <wp:effectExtent l="0" t="0" r="0" b="635"/>
           <wp:wrapNone/>
-          <wp:docPr id="12" name="Picture 12" descr="ComneonLogo" hidden="1"/>
+          <wp:docPr id="67" name="Picture 67" descr="ComneonLogo" hidden="1"/>
           <wp:cNvGraphicFramePr>
             <a:graphicFrameLocks xmlns:a="http://schemas.openxmlformats.org/drawingml/2006/main" noChangeAspect="1"/>
           </wp:cNvGraphicFramePr>
@@ -9321,7 +9757,7 @@
               <wp:lineTo x="0" y="0"/>
             </wp:wrapPolygon>
           </wp:wrapThrough>
-          <wp:docPr id="13" name="Picture 13"/>
+          <wp:docPr id="69" name="Picture 69"/>
           <wp:cNvGraphicFramePr>
             <a:graphicFrameLocks xmlns:a="http://schemas.openxmlformats.org/drawingml/2006/main" noChangeAspect="1"/>
           </wp:cNvGraphicFramePr>
@@ -9663,7 +10099,7 @@
               <wp:lineTo x="6310" y="0"/>
             </wp:wrapPolygon>
           </wp:wrapThrough>
-          <wp:docPr id="18" name="Picture 18"/>
+          <wp:docPr id="70" name="Picture 70"/>
           <wp:cNvGraphicFramePr>
             <a:graphicFrameLocks xmlns:a="http://schemas.openxmlformats.org/drawingml/2006/main" noChangeAspect="1"/>
           </wp:cNvGraphicFramePr>
@@ -9724,7 +10160,7 @@
           <wp:extent cx="7560310" cy="7923530"/>
           <wp:effectExtent l="0" t="0" r="2540" b="1270"/>
           <wp:wrapNone/>
-          <wp:docPr id="21" name="Picture 21" descr="ComneonCover" hidden="1"/>
+          <wp:docPr id="71" name="Picture 71" descr="ComneonCover" hidden="1"/>
           <wp:cNvGraphicFramePr>
             <a:graphicFrameLocks xmlns:a="http://schemas.openxmlformats.org/drawingml/2006/main" noChangeAspect="1"/>
           </wp:cNvGraphicFramePr>
@@ -9789,7 +10225,7 @@
           <wp:extent cx="1727835" cy="745490"/>
           <wp:effectExtent l="0" t="0" r="5715" b="0"/>
           <wp:wrapNone/>
-          <wp:docPr id="22" name="Picture 22" descr="ComneonLogo" hidden="1"/>
+          <wp:docPr id="72" name="Picture 72" descr="ComneonLogo" hidden="1"/>
           <wp:cNvGraphicFramePr>
             <a:graphicFrameLocks xmlns:a="http://schemas.openxmlformats.org/drawingml/2006/main" noChangeAspect="1"/>
           </wp:cNvGraphicFramePr>
@@ -9887,7 +10323,7 @@
               <wp:lineTo x="6310" y="0"/>
             </wp:wrapPolygon>
           </wp:wrapThrough>
-          <wp:docPr id="77" name="Picture 77"/>
+          <wp:docPr id="73" name="Picture 73"/>
           <wp:cNvGraphicFramePr>
             <a:graphicFrameLocks xmlns:a="http://schemas.openxmlformats.org/drawingml/2006/main" noChangeAspect="1"/>
           </wp:cNvGraphicFramePr>
@@ -10346,7 +10782,7 @@
                           </w:pPr>
                           <w:fldSimple w:instr=" DOCPROPERTY  Title_continued  \* MERGEFORMAT ">
                             <w:r>
-                              <w:t>automation tool to assist end-user in WCS PC host application</w:t>
+                              <w:t>The assistant in WCS PC host applications</w:t>
                             </w:r>
                           </w:fldSimple>
                         </w:p>
@@ -10404,7 +10840,7 @@
                     </w:pPr>
                     <w:fldSimple w:instr=" DOCPROPERTY  Title_continued  \* MERGEFORMAT ">
                       <w:r>
-                        <w:t>automation tool to assist end-user in WCS PC host application</w:t>
+                        <w:t>The assistant in WCS PC host applications</w:t>
                       </w:r>
                     </w:fldSimple>
                   </w:p>
@@ -10434,7 +10870,7 @@
           <wp:extent cx="1676400" cy="723265"/>
           <wp:effectExtent l="0" t="0" r="0" b="635"/>
           <wp:wrapNone/>
-          <wp:docPr id="78" name="Picture 78" descr="ComneonLogo" hidden="1"/>
+          <wp:docPr id="74" name="Picture 74" descr="ComneonLogo" hidden="1"/>
           <wp:cNvGraphicFramePr>
             <a:graphicFrameLocks xmlns:a="http://schemas.openxmlformats.org/drawingml/2006/main" noChangeAspect="1"/>
           </wp:cNvGraphicFramePr>
@@ -10616,7 +11052,7 @@
               <wp:lineTo x="6310" y="0"/>
             </wp:wrapPolygon>
           </wp:wrapThrough>
-          <wp:docPr id="55" name="Picture 55"/>
+          <wp:docPr id="75" name="Picture 75"/>
           <wp:cNvGraphicFramePr>
             <a:graphicFrameLocks xmlns:a="http://schemas.openxmlformats.org/drawingml/2006/main" noChangeAspect="1"/>
           </wp:cNvGraphicFramePr>
@@ -10931,7 +11367,7 @@
                           </w:pPr>
                           <w:fldSimple w:instr=" STYLEREF  &quot;Heading1,Heading1&quot;  \* MERGEFORMAT ">
                             <w:r>
-                              <w:t>Limitations of Infineon PD Logger</w:t>
+                              <w:t>Introduction</w:t>
                             </w:r>
                           </w:fldSimple>
                         </w:p>
@@ -10963,7 +11399,7 @@
                     </w:pPr>
                     <w:fldSimple w:instr=" STYLEREF  &quot;Heading1,Heading1&quot;  \* MERGEFORMAT ">
                       <w:r>
-                        <w:t>Limitations of Infineon PD Logger</w:t>
+                        <w:t>Introduction</w:t>
                       </w:r>
                     </w:fldSimple>
                   </w:p>
@@ -11096,7 +11532,7 @@
                                   <w:b w:val="0"/>
                                   <w:bCs/>
                                 </w:rPr>
-                                <w:t>automation tool to assist end-user in WCS PC host application</w:t>
+                                <w:t>The assistant in WCS PC host applications</w:t>
                               </w:r>
                             </w:p>
                           </w:sdtContent>
@@ -11180,7 +11616,7 @@
                             <w:b w:val="0"/>
                             <w:bCs/>
                           </w:rPr>
-                          <w:t>automation tool to assist end-user in WCS PC host application</w:t>
+                          <w:t>The assistant in WCS PC host applications</w:t>
                         </w:r>
                       </w:p>
                     </w:sdtContent>
@@ -11211,7 +11647,7 @@
           <wp:extent cx="1676400" cy="723265"/>
           <wp:effectExtent l="0" t="0" r="0" b="635"/>
           <wp:wrapNone/>
-          <wp:docPr id="56" name="Picture 56" descr="ComneonLogo" hidden="1"/>
+          <wp:docPr id="76" name="Picture 76" descr="ComneonLogo" hidden="1"/>
           <wp:cNvGraphicFramePr>
             <a:graphicFrameLocks xmlns:a="http://schemas.openxmlformats.org/drawingml/2006/main" noChangeAspect="1"/>
           </wp:cNvGraphicFramePr>
@@ -11850,7 +12286,7 @@
                                   <w:b w:val="0"/>
                                   <w:bCs/>
                                 </w:rPr>
-                                <w:t>automation tool to assist end-user in WCS PC host application</w:t>
+                                <w:t>The assistant in WCS PC host applications</w:t>
                               </w:r>
                             </w:p>
                           </w:sdtContent>
@@ -11934,7 +12370,7 @@
                             <w:b w:val="0"/>
                             <w:bCs/>
                           </w:rPr>
-                          <w:t>automation tool to assist end-user in WCS PC host application</w:t>
+                          <w:t>The assistant in WCS PC host applications</w:t>
                         </w:r>
                       </w:p>
                     </w:sdtContent>
@@ -12577,7 +13013,7 @@
                           </w:pPr>
                           <w:fldSimple w:instr=" DOCPROPERTY  Title_continued  \* MERGEFORMAT ">
                             <w:r>
-                              <w:t>automation tool to assist end-user in WCS PC host application</w:t>
+                              <w:t>The assistant in WCS PC host applications</w:t>
                             </w:r>
                           </w:fldSimple>
                         </w:p>
@@ -12635,7 +13071,7 @@
                     </w:pPr>
                     <w:fldSimple w:instr=" DOCPROPERTY  Title_continued  \* MERGEFORMAT ">
                       <w:r>
-                        <w:t>automation tool to assist end-user in WCS PC host application</w:t>
+                        <w:t>The assistant in WCS PC host applications</w:t>
                       </w:r>
                     </w:fldSimple>
                   </w:p>
@@ -16915,7 +17351,7 @@
   </w:latentStyles>
   <w:style w:type="paragraph" w:default="1" w:styleId="Normal">
     <w:name w:val="Normal"/>
-    <w:rsid w:val="0011119B"/>
+    <w:rsid w:val="007D4D98"/>
     <w:rPr>
       <w:lang w:val="en-GB"/>
     </w:rPr>
@@ -19231,9 +19667,13 @@
   <w:rsids>
     <w:rsidRoot w:val="00E77BEB"/>
     <w:rsid w:val="000E731D"/>
+    <w:rsid w:val="001A1816"/>
     <w:rsid w:val="001B38D5"/>
+    <w:rsid w:val="0035089C"/>
+    <w:rsid w:val="003A13C3"/>
     <w:rsid w:val="003E2ECB"/>
     <w:rsid w:val="003F128C"/>
+    <w:rsid w:val="004151A8"/>
     <w:rsid w:val="004A2FD3"/>
     <w:rsid w:val="005B06AD"/>
     <w:rsid w:val="005D5B36"/>
@@ -19242,6 +19682,8 @@
     <w:rsid w:val="009D5547"/>
     <w:rsid w:val="00A74F06"/>
     <w:rsid w:val="00B12E07"/>
+    <w:rsid w:val="00B66AC6"/>
+    <w:rsid w:val="00C753A9"/>
     <w:rsid w:val="00E0017A"/>
     <w:rsid w:val="00E77BEB"/>
     <w:rsid w:val="00F12BC2"/>

--- a/docs/wcs_logger.docx
+++ b/docs/wcs_logger.docx
@@ -43,7 +43,7 @@
       <w:pPr>
         <w:pStyle w:val="HeadingPreface"/>
       </w:pPr>
-      <w:bookmarkStart w:id="1" w:name="_Toc141081659"/>
+      <w:bookmarkStart w:id="1" w:name="_Toc142467990"/>
       <w:bookmarkEnd w:id="0"/>
       <w:r>
         <w:t>About this document</w:t>
@@ -78,7 +78,50 @@
         <w:rPr>
           <w:lang w:val="en-GB"/>
         </w:rPr>
-        <w:t>This automation tool assists users in collecting all necessary information / data through Saleae Logic Analysers.</w:t>
+        <w:t xml:space="preserve">This automation tool assists users in collecting all necessary information / data through </w:t>
+      </w:r>
+      <w:r>
+        <w:rPr>
+          <w:lang w:val="en-GB"/>
+        </w:rPr>
+        <w:t xml:space="preserve">Infineon CY4500 CC sniffer and </w:t>
+      </w:r>
+      <w:r>
+        <w:rPr>
+          <w:lang w:val="en-GB"/>
+        </w:rPr>
+        <w:t>3</w:t>
+      </w:r>
+      <w:r>
+        <w:rPr>
+          <w:vertAlign w:val="superscript"/>
+          <w:lang w:val="en-GB"/>
+        </w:rPr>
+        <w:t>rd</w:t>
+      </w:r>
+      <w:r>
+        <w:rPr>
+          <w:lang w:val="en-GB"/>
+        </w:rPr>
+        <w:t xml:space="preserve"> party log devices, </w:t>
+      </w:r>
+      <w:r>
+        <w:rPr>
+          <w:lang w:val="en-GB"/>
+        </w:rPr>
+        <w:t>includes</w:t>
+      </w:r>
+      <w:r>
+        <w:rPr>
+          <w:lang w:val="en-GB"/>
+        </w:rPr>
+        <w:t xml:space="preserve"> Saleae and Ellisys C-Tracker</w:t>
+      </w:r>
+      <w:r>
+        <w:rPr>
+          <w:lang w:val="en-GB"/>
+        </w:rPr>
+        <w:t>.</w:t>
       </w:r>
     </w:p>
     <w:p>
@@ -92,8 +135,16 @@
         <w:rPr>
           <w:lang w:val="en-GB"/>
         </w:rPr>
-        <w:t>Intended audience</w:t>
-      </w:r>
+        <w:t xml:space="preserve">Intended </w:t>
+      </w:r>
+      <w:proofErr w:type="gramStart"/>
+      <w:r>
+        <w:rPr>
+          <w:lang w:val="en-GB"/>
+        </w:rPr>
+        <w:t>audience</w:t>
+      </w:r>
+      <w:proofErr w:type="gramEnd"/>
     </w:p>
     <w:p>
       <w:pPr>
@@ -176,7 +227,7 @@
           <w:r>
             <w:fldChar w:fldCharType="separate"/>
           </w:r>
-          <w:hyperlink w:anchor="_Toc141081659" w:history="1">
+          <w:hyperlink w:anchor="_Toc142467990" w:history="1">
             <w:r>
               <w:rPr>
                 <w:rStyle w:val="Hyperlink"/>
@@ -199,7 +250,7 @@
               <w:rPr>
                 <w:webHidden/>
               </w:rPr>
-              <w:instrText xml:space="preserve"> PAGEREF _Toc141081659 \h </w:instrText>
+              <w:instrText xml:space="preserve"> PAGEREF _Toc142467990 \h </w:instrText>
             </w:r>
             <w:r>
               <w:rPr>
@@ -237,7 +288,7 @@
               <w14:ligatures w14:val="standardContextual"/>
             </w:rPr>
           </w:pPr>
-          <w:hyperlink w:anchor="_Toc141081660" w:history="1">
+          <w:hyperlink w:anchor="_Toc142467991" w:history="1">
             <w:r>
               <w:rPr>
                 <w:rStyle w:val="Hyperlink"/>
@@ -276,7 +327,7 @@
               <w:rPr>
                 <w:webHidden/>
               </w:rPr>
-              <w:instrText xml:space="preserve"> PAGEREF _Toc141081660 \h </w:instrText>
+              <w:instrText xml:space="preserve"> PAGEREF _Toc142467991 \h </w:instrText>
             </w:r>
             <w:r>
               <w:rPr>
@@ -313,7 +364,7 @@
               <w14:ligatures w14:val="standardContextual"/>
             </w:rPr>
           </w:pPr>
-          <w:hyperlink w:anchor="_Toc141081661" w:history="1">
+          <w:hyperlink w:anchor="_Toc142467992" w:history="1">
             <w:r>
               <w:rPr>
                 <w:rStyle w:val="Hyperlink"/>
@@ -351,7 +402,7 @@
               <w:rPr>
                 <w:webHidden/>
               </w:rPr>
-              <w:instrText xml:space="preserve"> PAGEREF _Toc141081661 \h </w:instrText>
+              <w:instrText xml:space="preserve"> PAGEREF _Toc142467992 \h </w:instrText>
             </w:r>
             <w:r>
               <w:rPr>
@@ -388,7 +439,7 @@
               <w14:ligatures w14:val="standardContextual"/>
             </w:rPr>
           </w:pPr>
-          <w:hyperlink w:anchor="_Toc141081662" w:history="1">
+          <w:hyperlink w:anchor="_Toc142467993" w:history="1">
             <w:r>
               <w:rPr>
                 <w:rStyle w:val="Hyperlink"/>
@@ -426,7 +477,7 @@
               <w:rPr>
                 <w:webHidden/>
               </w:rPr>
-              <w:instrText xml:space="preserve"> PAGEREF _Toc141081662 \h </w:instrText>
+              <w:instrText xml:space="preserve"> PAGEREF _Toc142467993 \h </w:instrText>
             </w:r>
             <w:r>
               <w:rPr>
@@ -464,7 +515,7 @@
               <w14:ligatures w14:val="standardContextual"/>
             </w:rPr>
           </w:pPr>
-          <w:hyperlink w:anchor="_Toc141081663" w:history="1">
+          <w:hyperlink w:anchor="_Toc142467994" w:history="1">
             <w:r>
               <w:rPr>
                 <w:rStyle w:val="Hyperlink"/>
@@ -503,7 +554,7 @@
               <w:rPr>
                 <w:webHidden/>
               </w:rPr>
-              <w:instrText xml:space="preserve"> PAGEREF _Toc141081663 \h </w:instrText>
+              <w:instrText xml:space="preserve"> PAGEREF _Toc142467994 \h </w:instrText>
             </w:r>
             <w:r>
               <w:rPr>
@@ -520,7 +571,7 @@
               <w:rPr>
                 <w:webHidden/>
               </w:rPr>
-              <w:t>5</w:t>
+              <w:t>6</w:t>
             </w:r>
             <w:r>
               <w:rPr>
@@ -540,7 +591,7 @@
               <w14:ligatures w14:val="standardContextual"/>
             </w:rPr>
           </w:pPr>
-          <w:hyperlink w:anchor="_Toc141081664" w:history="1">
+          <w:hyperlink w:anchor="_Toc142467995" w:history="1">
             <w:r>
               <w:rPr>
                 <w:rStyle w:val="Hyperlink"/>
@@ -578,7 +629,7 @@
               <w:rPr>
                 <w:webHidden/>
               </w:rPr>
-              <w:instrText xml:space="preserve"> PAGEREF _Toc141081664 \h </w:instrText>
+              <w:instrText xml:space="preserve"> PAGEREF _Toc142467995 \h </w:instrText>
             </w:r>
             <w:r>
               <w:rPr>
@@ -595,7 +646,7 @@
               <w:rPr>
                 <w:webHidden/>
               </w:rPr>
-              <w:t>5</w:t>
+              <w:t>6</w:t>
             </w:r>
             <w:r>
               <w:rPr>
@@ -615,7 +666,7 @@
               <w14:ligatures w14:val="standardContextual"/>
             </w:rPr>
           </w:pPr>
-          <w:hyperlink w:anchor="_Toc141081665" w:history="1">
+          <w:hyperlink w:anchor="_Toc142467996" w:history="1">
             <w:r>
               <w:rPr>
                 <w:rStyle w:val="Hyperlink"/>
@@ -653,7 +704,7 @@
               <w:rPr>
                 <w:webHidden/>
               </w:rPr>
-              <w:instrText xml:space="preserve"> PAGEREF _Toc141081665 \h </w:instrText>
+              <w:instrText xml:space="preserve"> PAGEREF _Toc142467996 \h </w:instrText>
             </w:r>
             <w:r>
               <w:rPr>
@@ -690,7 +741,7 @@
               <w14:ligatures w14:val="standardContextual"/>
             </w:rPr>
           </w:pPr>
-          <w:hyperlink w:anchor="_Toc141081666" w:history="1">
+          <w:hyperlink w:anchor="_Toc142467997" w:history="1">
             <w:r>
               <w:rPr>
                 <w:rStyle w:val="Hyperlink"/>
@@ -728,7 +779,7 @@
               <w:rPr>
                 <w:webHidden/>
               </w:rPr>
-              <w:instrText xml:space="preserve"> PAGEREF _Toc141081666 \h </w:instrText>
+              <w:instrText xml:space="preserve"> PAGEREF _Toc142467997 \h </w:instrText>
             </w:r>
             <w:r>
               <w:rPr>
@@ -745,7 +796,7 @@
               <w:rPr>
                 <w:webHidden/>
               </w:rPr>
-              <w:t>6</w:t>
+              <w:t>7</w:t>
             </w:r>
             <w:r>
               <w:rPr>
@@ -766,7 +817,7 @@
               <w14:ligatures w14:val="standardContextual"/>
             </w:rPr>
           </w:pPr>
-          <w:hyperlink w:anchor="_Toc141081667" w:history="1">
+          <w:hyperlink w:anchor="_Toc142467998" w:history="1">
             <w:r>
               <w:rPr>
                 <w:rStyle w:val="Hyperlink"/>
@@ -805,7 +856,7 @@
               <w:rPr>
                 <w:webHidden/>
               </w:rPr>
-              <w:instrText xml:space="preserve"> PAGEREF _Toc141081667 \h </w:instrText>
+              <w:instrText xml:space="preserve"> PAGEREF _Toc142467998 \h </w:instrText>
             </w:r>
             <w:r>
               <w:rPr>
@@ -822,7 +873,7 @@
               <w:rPr>
                 <w:webHidden/>
               </w:rPr>
-              <w:t>9</w:t>
+              <w:t>10</w:t>
             </w:r>
             <w:r>
               <w:rPr>
@@ -842,7 +893,7 @@
               <w14:ligatures w14:val="standardContextual"/>
             </w:rPr>
           </w:pPr>
-          <w:hyperlink w:anchor="_Toc141081668" w:history="1">
+          <w:hyperlink w:anchor="_Toc142467999" w:history="1">
             <w:r>
               <w:rPr>
                 <w:rStyle w:val="Hyperlink"/>
@@ -862,7 +913,7 @@
               <w:rPr>
                 <w:rStyle w:val="Hyperlink"/>
               </w:rPr>
-              <w:t>Scenario A</w:t>
+              <w:t>Scenario A (recommended)</w:t>
             </w:r>
             <w:r>
               <w:rPr>
@@ -880,7 +931,7 @@
               <w:rPr>
                 <w:webHidden/>
               </w:rPr>
-              <w:instrText xml:space="preserve"> PAGEREF _Toc141081668 \h </w:instrText>
+              <w:instrText xml:space="preserve"> PAGEREF _Toc142467999 \h </w:instrText>
             </w:r>
             <w:r>
               <w:rPr>
@@ -897,7 +948,7 @@
               <w:rPr>
                 <w:webHidden/>
               </w:rPr>
-              <w:t>9</w:t>
+              <w:t>10</w:t>
             </w:r>
             <w:r>
               <w:rPr>
@@ -917,7 +968,7 @@
               <w14:ligatures w14:val="standardContextual"/>
             </w:rPr>
           </w:pPr>
-          <w:hyperlink w:anchor="_Toc141081669" w:history="1">
+          <w:hyperlink w:anchor="_Toc142468000" w:history="1">
             <w:r>
               <w:rPr>
                 <w:rStyle w:val="Hyperlink"/>
@@ -955,7 +1006,7 @@
               <w:rPr>
                 <w:webHidden/>
               </w:rPr>
-              <w:instrText xml:space="preserve"> PAGEREF _Toc141081669 \h </w:instrText>
+              <w:instrText xml:space="preserve"> PAGEREF _Toc142468000 \h </w:instrText>
             </w:r>
             <w:r>
               <w:rPr>
@@ -972,7 +1023,7 @@
               <w:rPr>
                 <w:webHidden/>
               </w:rPr>
-              <w:t>10</w:t>
+              <w:t>11</w:t>
             </w:r>
             <w:r>
               <w:rPr>
@@ -993,7 +1044,7 @@
               <w14:ligatures w14:val="standardContextual"/>
             </w:rPr>
           </w:pPr>
-          <w:hyperlink w:anchor="_Toc141081670" w:history="1">
+          <w:hyperlink w:anchor="_Toc142468001" w:history="1">
             <w:r>
               <w:rPr>
                 <w:rStyle w:val="Hyperlink"/>
@@ -1032,7 +1083,7 @@
               <w:rPr>
                 <w:webHidden/>
               </w:rPr>
-              <w:instrText xml:space="preserve"> PAGEREF _Toc141081670 \h </w:instrText>
+              <w:instrText xml:space="preserve"> PAGEREF _Toc142468001 \h </w:instrText>
             </w:r>
             <w:r>
               <w:rPr>
@@ -1049,7 +1100,7 @@
               <w:rPr>
                 <w:webHidden/>
               </w:rPr>
-              <w:t>11</w:t>
+              <w:t>12</w:t>
             </w:r>
             <w:r>
               <w:rPr>
@@ -1070,7 +1121,7 @@
               <w14:ligatures w14:val="standardContextual"/>
             </w:rPr>
           </w:pPr>
-          <w:hyperlink w:anchor="_Toc141081671" w:history="1">
+          <w:hyperlink w:anchor="_Toc142468002" w:history="1">
             <w:r>
               <w:rPr>
                 <w:rStyle w:val="Hyperlink"/>
@@ -1093,7 +1144,7 @@
               <w:rPr>
                 <w:webHidden/>
               </w:rPr>
-              <w:instrText xml:space="preserve"> PAGEREF _Toc141081671 \h </w:instrText>
+              <w:instrText xml:space="preserve"> PAGEREF _Toc142468002 \h </w:instrText>
             </w:r>
             <w:r>
               <w:rPr>
@@ -1110,7 +1161,7 @@
               <w:rPr>
                 <w:webHidden/>
               </w:rPr>
-              <w:t>12</w:t>
+              <w:t>13</w:t>
             </w:r>
             <w:r>
               <w:rPr>
@@ -1131,7 +1182,7 @@
               <w14:ligatures w14:val="standardContextual"/>
             </w:rPr>
           </w:pPr>
-          <w:hyperlink w:anchor="_Toc141081672" w:history="1">
+          <w:hyperlink w:anchor="_Toc142468003" w:history="1">
             <w:r>
               <w:rPr>
                 <w:rStyle w:val="Hyperlink"/>
@@ -1154,7 +1205,7 @@
               <w:rPr>
                 <w:webHidden/>
               </w:rPr>
-              <w:instrText xml:space="preserve"> PAGEREF _Toc141081672 \h </w:instrText>
+              <w:instrText xml:space="preserve"> PAGEREF _Toc142468003 \h </w:instrText>
             </w:r>
             <w:r>
               <w:rPr>
@@ -1171,7 +1222,7 @@
               <w:rPr>
                 <w:webHidden/>
               </w:rPr>
-              <w:t>13</w:t>
+              <w:t>14</w:t>
             </w:r>
             <w:r>
               <w:rPr>
@@ -1272,7 +1323,7 @@
           <w:lang w:val="en-GB"/>
         </w:rPr>
       </w:pPr>
-      <w:bookmarkStart w:id="5" w:name="_Toc141081660"/>
+      <w:bookmarkStart w:id="5" w:name="_Toc142467991"/>
       <w:r>
         <w:rPr>
           <w:lang w:val="en-GB"/>
@@ -1308,6 +1359,70 @@
           <w:lang w:val="en-GB"/>
         </w:rPr>
         <w:t xml:space="preserve">Infineon WCS CCG devices are commonly used in PD port controller applications in systems like Notebook and Desktop computers, tablets, mobiles etc. In such cases, the system design typically includes a Host Processor or Embedded Controller (EC) that is responsible for the system policy decisions. The CCG controller can be connected to the EC and the CCG firmware allows the EC to monitor the status of the USB-PD ports, change configurations, perform firmware updates, and transparently interact with other USB-PD devices connected to CCG. All the capabilities are exercised through commands/responses transferred across the Host Processor Interface (HPI). </w:t>
+      </w:r>
+    </w:p>
+    <w:p>
+      <w:pPr>
+        <w:pStyle w:val="Body"/>
+        <w:rPr>
+          <w:lang w:val="en-GB"/>
+        </w:rPr>
+      </w:pPr>
+      <w:r>
+        <w:rPr>
+          <w:lang w:val="en-GB"/>
+        </w:rPr>
+        <w:t xml:space="preserve">When seeing issues in the field, it is required to provide relevant information to Infineon WCS support teams to accommodate </w:t>
+      </w:r>
+      <w:r>
+        <w:rPr>
+          <w:lang w:val="en-GB"/>
+        </w:rPr>
+        <w:t xml:space="preserve">preliminary diagnosis and </w:t>
+      </w:r>
+      <w:r>
+        <w:rPr>
+          <w:lang w:val="en-GB"/>
+        </w:rPr>
+        <w:t xml:space="preserve">appropriate resolutions. </w:t>
+      </w:r>
+      <w:r>
+        <w:rPr>
+          <w:lang w:val="en-GB"/>
+        </w:rPr>
+        <w:t xml:space="preserve">Therefore, a </w:t>
+      </w:r>
+      <w:r>
+        <w:rPr>
+          <w:lang w:val="en-GB"/>
+        </w:rPr>
+        <w:t xml:space="preserve">comprehensive log </w:t>
+      </w:r>
+      <w:r>
+        <w:rPr>
+          <w:lang w:val="en-GB"/>
+        </w:rPr>
+        <w:t xml:space="preserve">package </w:t>
+      </w:r>
+      <w:r>
+        <w:rPr>
+          <w:lang w:val="en-GB"/>
+        </w:rPr>
+        <w:t>with accurate data is mandatory to accelerate solutions delivery.</w:t>
+      </w:r>
+    </w:p>
+    <w:p>
+      <w:pPr>
+        <w:pStyle w:val="Body"/>
+        <w:rPr>
+          <w:lang w:val="en-GB"/>
+        </w:rPr>
+      </w:pPr>
+      <w:r>
+        <w:rPr>
+          <w:lang w:val="en-GB"/>
+        </w:rPr>
+        <w:t>Figure 1 shows the standard procedure of debugging flows:</w:t>
       </w:r>
     </w:p>
     <w:p>
@@ -1353,13 +1468,14 @@
             </w:pPr>
             <w:r>
               <w:rPr>
+                <w:noProof/>
                 <w:lang w:val="en-GB"/>
               </w:rPr>
               <w:drawing>
-                <wp:inline distT="0" distB="0" distL="0" distR="0" wp14:anchorId="290B1E7D" wp14:editId="2A9D7D46">
-                  <wp:extent cx="6480810" cy="4492625"/>
-                  <wp:effectExtent l="0" t="0" r="0" b="3175"/>
-                  <wp:docPr id="13" name="Picture 13"/>
+                <wp:inline distT="0" distB="0" distL="0" distR="0" wp14:anchorId="6968F583" wp14:editId="7A9F81E5">
+                  <wp:extent cx="6480810" cy="4418330"/>
+                  <wp:effectExtent l="0" t="0" r="0" b="1270"/>
+                  <wp:docPr id="7" name="Picture 7"/>
                   <wp:cNvGraphicFramePr>
                     <a:graphicFrameLocks xmlns:a="http://schemas.openxmlformats.org/drawingml/2006/main" noChangeAspect="1"/>
                   </wp:cNvGraphicFramePr>
@@ -1379,7 +1495,7 @@
                         <pic:spPr>
                           <a:xfrm>
                             <a:off x="0" y="0"/>
-                            <a:ext cx="6480810" cy="4492625"/>
+                            <a:ext cx="6480810" cy="4418330"/>
                           </a:xfrm>
                           <a:prstGeom prst="rect">
                             <a:avLst/>
@@ -1426,7 +1542,7 @@
         </w:rPr>
       </w:pPr>
       <w:bookmarkStart w:id="6" w:name="_Toc137461256"/>
-      <w:bookmarkStart w:id="7" w:name="_Toc141081661"/>
+      <w:bookmarkStart w:id="7" w:name="_Toc142467992"/>
       <w:r>
         <w:rPr>
           <w:lang w:val="en-GB"/>
@@ -1447,7 +1563,44 @@
         <w:rPr>
           <w:lang w:val="en-GB"/>
         </w:rPr>
-        <w:t>Infineon WCS support teams heavily rely on communication logs for issue analysis and debug, so a comprehensive log with accurate data is mandatory to accelerate solutions delivery. Saleae Logic Analyser is recommended as one of the prerequisites:</w:t>
+        <w:t xml:space="preserve">There are plenty of log devices available in the market. Except Infineon self-own CY4500 CC sniffer, </w:t>
+      </w:r>
+      <w:r>
+        <w:rPr>
+          <w:lang w:val="en-GB"/>
+        </w:rPr>
+        <w:t>there are two 3</w:t>
+      </w:r>
+      <w:r>
+        <w:rPr>
+          <w:vertAlign w:val="superscript"/>
+          <w:lang w:val="en-GB"/>
+        </w:rPr>
+        <w:t>rd</w:t>
+      </w:r>
+      <w:r>
+        <w:rPr>
+          <w:lang w:val="en-GB"/>
+        </w:rPr>
+        <w:t xml:space="preserve"> party tools recommended </w:t>
+      </w:r>
+      <w:r>
+        <w:rPr>
+          <w:lang w:val="en-GB"/>
+        </w:rPr>
+        <w:t>t</w:t>
+      </w:r>
+      <w:r>
+        <w:rPr>
+          <w:lang w:val="en-GB"/>
+        </w:rPr>
+        <w:t>o enhance debugging efficiency</w:t>
+      </w:r>
+      <w:r>
+        <w:rPr>
+          <w:lang w:val="en-GB"/>
+        </w:rPr>
+        <w:t>:</w:t>
       </w:r>
     </w:p>
     <w:p>
@@ -1467,6 +1620,30 @@
         </w:rPr>
         <w:t>Saleae Logic Pro 16</w:t>
       </w:r>
+      <w:r>
+        <w:rPr>
+          <w:lang w:val="en-GB"/>
+        </w:rPr>
+        <w:t xml:space="preserve"> + </w:t>
+      </w:r>
+      <w:r>
+        <w:rPr>
+          <w:lang w:val="en-GB"/>
+        </w:rPr>
+        <w:t xml:space="preserve">Saleae </w:t>
+      </w:r>
+      <w:r>
+        <w:rPr>
+          <w:lang w:val="en-GB"/>
+        </w:rPr>
+        <w:t>Logic2</w:t>
+      </w:r>
+      <w:r>
+        <w:rPr>
+          <w:lang w:val="en-GB"/>
+        </w:rPr>
+        <w:t xml:space="preserve"> application v2.4.0 or above</w:t>
+      </w:r>
     </w:p>
     <w:p>
       <w:pPr>
@@ -1483,60 +1660,24 @@
         <w:rPr>
           <w:lang w:val="en-GB"/>
         </w:rPr>
-        <w:t xml:space="preserve">Saleae </w:t>
-      </w:r>
-      <w:r>
-        <w:rPr>
-          <w:lang w:val="en-GB"/>
-        </w:rPr>
-        <w:t>Logic2</w:t>
-      </w:r>
-      <w:r>
-        <w:rPr>
-          <w:lang w:val="en-GB"/>
-        </w:rPr>
-        <w:t xml:space="preserve"> application v2.4.0 or above</w:t>
+        <w:t>Ellisys C-Tracker</w:t>
+      </w:r>
+      <w:r>
+        <w:rPr>
+          <w:lang w:val="en-GB"/>
+        </w:rPr>
+        <w:t xml:space="preserve"> + </w:t>
+      </w:r>
+      <w:r>
+        <w:rPr>
+          <w:lang w:val="en-GB"/>
+        </w:rPr>
+        <w:t>Ellisys Type-C Tracker Analyzer</w:t>
       </w:r>
     </w:p>
     <w:p>
       <w:pPr>
         <w:pStyle w:val="Body"/>
-        <w:numPr>
-          <w:ilvl w:val="0"/>
-          <w:numId w:val="37"/>
-        </w:numPr>
-        <w:rPr>
-          <w:lang w:val="en-GB"/>
-        </w:rPr>
-      </w:pPr>
-      <w:r>
-        <w:rPr>
-          <w:lang w:val="en-GB"/>
-        </w:rPr>
-        <w:t>Infineon CYPD4500 PD3.0 CC Sniffer</w:t>
-      </w:r>
-    </w:p>
-    <w:p>
-      <w:pPr>
-        <w:pStyle w:val="Body"/>
-        <w:numPr>
-          <w:ilvl w:val="0"/>
-          <w:numId w:val="37"/>
-        </w:numPr>
-        <w:rPr>
-          <w:lang w:val="en-GB"/>
-        </w:rPr>
-      </w:pPr>
-      <w:r>
-        <w:rPr>
-          <w:lang w:val="en-GB"/>
-        </w:rPr>
-        <w:t>Infineon EZ-PD Protocol Analyser Utility</w:t>
-      </w:r>
-    </w:p>
-    <w:p>
-      <w:pPr>
-        <w:pStyle w:val="Body"/>
         <w:rPr>
           <w:lang w:val="en-GB"/>
         </w:rPr>
@@ -1546,7 +1687,31 @@
           <w:lang w:val="en-GB"/>
         </w:rPr>
         <w:lastRenderedPageBreak/>
-        <w:t>Infineon WCS support team creates a tool package to facilitate and standardise log collection activities. It includes:</w:t>
+        <w:t xml:space="preserve">Infineon WCS support team creates a tool package </w:t>
+      </w:r>
+      <w:r>
+        <w:rPr>
+          <w:lang w:val="en-GB"/>
+        </w:rPr>
+        <w:t>to integrate all supported log devices in</w:t>
+      </w:r>
+      <w:r>
+        <w:rPr>
+          <w:lang w:val="en-GB"/>
+        </w:rPr>
+        <w:t>to</w:t>
+      </w:r>
+      <w:r>
+        <w:rPr>
+          <w:lang w:val="en-GB"/>
+        </w:rPr>
+        <w:t xml:space="preserve"> a single application, alone with advanced plugins to</w:t>
+      </w:r>
+      <w:r>
+        <w:rPr>
+          <w:lang w:val="en-GB"/>
+        </w:rPr>
+        <w:t xml:space="preserve"> facilitate log collection activities. It includes:</w:t>
       </w:r>
     </w:p>
     <w:p>
@@ -1570,6 +1735,14 @@
       </w:r>
       <w:r>
         <w:rPr>
+          <w:b/>
+          <w:bCs/>
+          <w:lang w:val="en-GB"/>
+        </w:rPr>
+        <w:t xml:space="preserve"> plugin for Saleae</w:t>
+      </w:r>
+      <w:r>
+        <w:rPr>
           <w:lang w:val="en-GB"/>
         </w:rPr>
         <w:t>: a specialised I</w:t>
@@ -1609,6 +1782,14 @@
       </w:r>
       <w:r>
         <w:rPr>
+          <w:b/>
+          <w:bCs/>
+          <w:lang w:val="en-GB"/>
+        </w:rPr>
+        <w:t xml:space="preserve"> plugin Saleae</w:t>
+      </w:r>
+      <w:r>
+        <w:rPr>
           <w:lang w:val="en-GB"/>
         </w:rPr>
         <w:t>: USB Type-C vendor define message analyser.</w:t>
@@ -1637,13 +1818,7 @@
         <w:rPr>
           <w:lang w:val="en-GB"/>
         </w:rPr>
-        <w:t>: a python-base GUI tool to generate SALEAE logs with all necessary information described as WCS PD Host E2 trainin</w:t>
-      </w:r>
-      <w:r>
-        <w:rPr>
-          <w:lang w:val="en-GB"/>
-        </w:rPr>
-        <w:t>g</w:t>
+        <w:t>: a GUI tool to generate logs with all necessary information</w:t>
       </w:r>
       <w:r>
         <w:rPr>
@@ -1651,14 +1826,6 @@
         </w:rPr>
         <w:t>.</w:t>
       </w:r>
-    </w:p>
-    <w:p>
-      <w:pPr>
-        <w:pStyle w:val="Body"/>
-        <w:rPr>
-          <w:lang w:val="en-GB"/>
-        </w:rPr>
-      </w:pPr>
     </w:p>
     <w:p>
       <w:pPr>
@@ -1672,7 +1839,7 @@
       <w:bookmarkStart w:id="10" w:name="_Toc430004435"/>
       <w:bookmarkStart w:id="11" w:name="_Toc468357354"/>
       <w:bookmarkStart w:id="12" w:name="_Toc137461257"/>
-      <w:bookmarkStart w:id="13" w:name="_Toc141081662"/>
+      <w:bookmarkStart w:id="13" w:name="_Toc142467993"/>
       <w:r>
         <w:rPr>
           <w:lang w:val="en-GB"/>
@@ -1698,7 +1865,40 @@
         <w:rPr>
           <w:lang w:val="en-GB"/>
         </w:rPr>
-        <w:t>Few things ahead:</w:t>
+        <w:t xml:space="preserve">First, go to Google Drive and download the </w:t>
+      </w:r>
+      <w:r>
+        <w:rPr>
+          <w:lang w:val="en-GB"/>
+        </w:rPr>
+        <w:t>entire</w:t>
+      </w:r>
+      <w:r>
+        <w:rPr>
+          <w:lang w:val="en-GB"/>
+        </w:rPr>
+        <w:t xml:space="preserve"> “wcs_logger” folder </w:t>
+      </w:r>
+      <w:r>
+        <w:rPr>
+          <w:lang w:val="en-GB"/>
+        </w:rPr>
+        <w:t>(</w:t>
+      </w:r>
+      <w:hyperlink r:id="rId14" w:history="1">
+        <w:r>
+          <w:rPr>
+            <w:rStyle w:val="Hyperlink"/>
+            <w:lang w:val="en-GB"/>
+          </w:rPr>
+          <w:t>download here</w:t>
+        </w:r>
+      </w:hyperlink>
+      <w:r>
+        <w:rPr>
+          <w:lang w:val="en-GB"/>
+        </w:rPr>
+        <w:t>):</w:t>
       </w:r>
     </w:p>
     <w:p>
@@ -1717,19 +1917,131 @@
         <w:rPr>
           <w:lang w:val="en-GB"/>
         </w:rPr>
-        <w:t xml:space="preserve">Install Saleae </w:t>
-      </w:r>
-      <w:r>
-        <w:rPr>
-          <w:lang w:val="en-GB"/>
-        </w:rPr>
-        <w:t>Logic2</w:t>
-      </w:r>
-      <w:r>
-        <w:rPr>
-          <w:lang w:val="en-GB"/>
-        </w:rPr>
-        <w:t xml:space="preserve"> application and enable “Automation” via Preference -&gt; Automation -&gt; Enable Automation Server.</w:t>
+        <w:t>Copy “</w:t>
+      </w:r>
+      <w:r>
+        <w:rPr>
+          <w:b/>
+          <w:bCs/>
+          <w:lang w:val="en-GB"/>
+        </w:rPr>
+        <w:t>wcs</w:t>
+      </w:r>
+      <w:r>
+        <w:rPr>
+          <w:b/>
+          <w:bCs/>
+          <w:i/>
+          <w:iCs/>
+          <w:lang w:val="en-GB"/>
+        </w:rPr>
+        <w:t>_logger</w:t>
+      </w:r>
+      <w:r>
+        <w:rPr>
+          <w:lang w:val="en-GB"/>
+        </w:rPr>
+        <w:t xml:space="preserve">” </w:t>
+      </w:r>
+      <w:r>
+        <w:rPr>
+          <w:lang w:val="en-GB"/>
+        </w:rPr>
+        <w:t xml:space="preserve">folder </w:t>
+      </w:r>
+      <w:r>
+        <w:rPr>
+          <w:lang w:val="en-GB"/>
+        </w:rPr>
+        <w:t xml:space="preserve">to arbitrary </w:t>
+      </w:r>
+      <w:r>
+        <w:rPr>
+          <w:lang w:val="en-GB"/>
+        </w:rPr>
+        <w:t>directory</w:t>
+      </w:r>
+      <w:r>
+        <w:rPr>
+          <w:lang w:val="en-GB"/>
+        </w:rPr>
+        <w:t xml:space="preserve"> except root directory, which might need additional access permission for file creation later.</w:t>
+      </w:r>
+      <w:r>
+        <w:rPr>
+          <w:lang w:val="en-GB"/>
+        </w:rPr>
+        <w:t xml:space="preserve"> Current user’s desktop is recommended.</w:t>
+      </w:r>
+    </w:p>
+    <w:p>
+      <w:pPr>
+        <w:pStyle w:val="TableCell-c"/>
+        <w:ind w:left="720"/>
+        <w:rPr>
+          <w:lang w:val="en-GB"/>
+        </w:rPr>
+      </w:pPr>
+      <w:r>
+        <w:rPr>
+          <w:noProof/>
+          <w:lang w:val="en-GB"/>
+        </w:rPr>
+        <w:drawing>
+          <wp:inline distT="0" distB="0" distL="0" distR="0" wp14:anchorId="3153AD38" wp14:editId="28ADE534">
+            <wp:extent cx="5400000" cy="3225600"/>
+            <wp:effectExtent l="0" t="0" r="0" b="0"/>
+            <wp:docPr id="45" name="Picture 45" descr="A screenshot of a computer&#10;&#10;Description automatically generated"/>
+            <wp:cNvGraphicFramePr>
+              <a:graphicFrameLocks xmlns:a="http://schemas.openxmlformats.org/drawingml/2006/main" noChangeAspect="1"/>
+            </wp:cNvGraphicFramePr>
+            <a:graphic xmlns:a="http://schemas.openxmlformats.org/drawingml/2006/main">
+              <a:graphicData uri="http://schemas.openxmlformats.org/drawingml/2006/picture">
+                <pic:pic xmlns:pic="http://schemas.openxmlformats.org/drawingml/2006/picture">
+                  <pic:nvPicPr>
+                    <pic:cNvPr id="45" name="Picture 45" descr="A screenshot of a computer&#10;&#10;Description automatically generated"/>
+                    <pic:cNvPicPr/>
+                  </pic:nvPicPr>
+                  <pic:blipFill>
+                    <a:blip r:embed="rId15"/>
+                    <a:stretch>
+                      <a:fillRect/>
+                    </a:stretch>
+                  </pic:blipFill>
+                  <pic:spPr>
+                    <a:xfrm>
+                      <a:off x="0" y="0"/>
+                      <a:ext cx="5400000" cy="3225600"/>
+                    </a:xfrm>
+                    <a:prstGeom prst="rect">
+                      <a:avLst/>
+                    </a:prstGeom>
+                  </pic:spPr>
+                </pic:pic>
+              </a:graphicData>
+            </a:graphic>
+          </wp:inline>
+        </w:drawing>
+      </w:r>
+    </w:p>
+    <w:p>
+      <w:pPr>
+        <w:pStyle w:val="FigureTitle"/>
+        <w:numPr>
+          <w:ilvl w:val="0"/>
+          <w:numId w:val="7"/>
+        </w:numPr>
+        <w:tabs>
+          <w:tab w:val="num" w:pos="1418"/>
+        </w:tabs>
+        <w:ind w:left="1418" w:hanging="1418"/>
+        <w:jc w:val="center"/>
+      </w:pPr>
+      <w:r>
+        <w:rPr>
+          <w:lang w:val="en-GB"/>
+        </w:rPr>
+        <w:t>WCS logger tool package</w:t>
       </w:r>
     </w:p>
     <w:p>
@@ -1748,55 +2060,25 @@
         <w:rPr>
           <w:lang w:val="en-GB"/>
         </w:rPr>
-        <w:t>Copy “</w:t>
-      </w:r>
-      <w:r>
-        <w:rPr>
-          <w:b/>
-          <w:bCs/>
-          <w:i/>
-          <w:iCs/>
-          <w:lang w:val="en-GB"/>
-        </w:rPr>
-        <w:t>HPI_regs.xml</w:t>
-      </w:r>
-      <w:r>
-        <w:rPr>
-          <w:lang w:val="en-GB"/>
-        </w:rPr>
-        <w:t>”, “</w:t>
-      </w:r>
-      <w:r>
-        <w:rPr>
-          <w:b/>
-          <w:bCs/>
-          <w:i/>
-          <w:iCs/>
-          <w:lang w:val="en-GB"/>
-        </w:rPr>
-        <w:t>i2c_analyzer_for_HPI.dll</w:t>
-      </w:r>
-      <w:r>
-        <w:rPr>
-          <w:lang w:val="en-GB"/>
-        </w:rPr>
-        <w:t>” and “</w:t>
-      </w:r>
-      <w:r>
-        <w:rPr>
-          <w:b/>
-          <w:bCs/>
-          <w:i/>
-          <w:iCs/>
-          <w:lang w:val="en-GB"/>
-        </w:rPr>
-        <w:t>Manchester_analyzer.dist.dll</w:t>
-      </w:r>
-      <w:r>
-        <w:rPr>
-          <w:lang w:val="en-GB"/>
-        </w:rPr>
-        <w:t>” to the folder assigned in Custom Low</w:t>
+        <w:t xml:space="preserve">Install </w:t>
+      </w:r>
+      <w:r>
+        <w:rPr>
+          <w:lang w:val="en-GB"/>
+        </w:rPr>
+        <w:t>EZ-PD Protocol Analyzer Utility</w:t>
+      </w:r>
+      <w:r>
+        <w:rPr>
+          <w:lang w:val="en-GB"/>
+        </w:rPr>
+        <w:t xml:space="preserve"> v3.1.</w:t>
+      </w:r>
+      <w:r>
+        <w:rPr>
+          <w:lang w:val="en-GB"/>
+        </w:rPr>
+        <w:t>0</w:t>
       </w:r>
       <w:r>
         <w:rPr>
@@ -1808,14 +2090,22 @@
         <w:rPr>
           <w:lang w:val="en-GB"/>
         </w:rPr>
-        <w:t>Level Analysers.</w:t>
-      </w:r>
-      <w:r>
-        <w:rPr>
-          <w:noProof/>
-          <w:lang w:val="en-GB"/>
-        </w:rPr>
-        <w:t xml:space="preserve"> </w:t>
+        <w:t>(</w:t>
+      </w:r>
+      <w:hyperlink r:id="rId16" w:history="1">
+        <w:r>
+          <w:rPr>
+            <w:rStyle w:val="Hyperlink"/>
+            <w:lang w:val="en-GB"/>
+          </w:rPr>
+          <w:t>download here</w:t>
+        </w:r>
+      </w:hyperlink>
+      <w:r>
+        <w:rPr>
+          <w:lang w:val="en-GB"/>
+        </w:rPr>
+        <w:t>).</w:t>
       </w:r>
     </w:p>
     <w:p>
@@ -1834,7 +2124,71 @@
         <w:rPr>
           <w:lang w:val="en-GB"/>
         </w:rPr>
-        <w:t>Copy “</w:t>
+        <w:t xml:space="preserve">Install Saleae </w:t>
+      </w:r>
+      <w:r>
+        <w:rPr>
+          <w:lang w:val="en-GB"/>
+        </w:rPr>
+        <w:t>Logic2</w:t>
+      </w:r>
+      <w:r>
+        <w:rPr>
+          <w:lang w:val="en-GB"/>
+        </w:rPr>
+        <w:t xml:space="preserve"> application</w:t>
+      </w:r>
+      <w:r>
+        <w:rPr>
+          <w:lang w:val="en-GB"/>
+        </w:rPr>
+        <w:t xml:space="preserve"> (</w:t>
+      </w:r>
+      <w:hyperlink r:id="rId17" w:history="1">
+        <w:r>
+          <w:rPr>
+            <w:rStyle w:val="Hyperlink"/>
+            <w:lang w:val="en-GB"/>
+          </w:rPr>
+          <w:t>www.saleae.com</w:t>
+        </w:r>
+      </w:hyperlink>
+      <w:r>
+        <w:rPr>
+          <w:lang w:val="en-GB"/>
+        </w:rPr>
+        <w:t>)</w:t>
+      </w:r>
+      <w:r>
+        <w:rPr>
+          <w:lang w:val="en-GB"/>
+        </w:rPr>
+        <w:t xml:space="preserve"> and:</w:t>
+      </w:r>
+    </w:p>
+    <w:p>
+      <w:pPr>
+        <w:pStyle w:val="TableCell-c"/>
+        <w:numPr>
+          <w:ilvl w:val="1"/>
+          <w:numId w:val="38"/>
+        </w:numPr>
+        <w:jc w:val="left"/>
+        <w:rPr>
+          <w:lang w:val="en-GB"/>
+        </w:rPr>
+      </w:pPr>
+      <w:r>
+        <w:rPr>
+          <w:lang w:val="en-GB"/>
+        </w:rPr>
+        <w:t>E</w:t>
+      </w:r>
+      <w:r>
+        <w:rPr>
+          <w:lang w:val="en-GB"/>
+        </w:rPr>
+        <w:t>nable “</w:t>
       </w:r>
       <w:r>
         <w:rPr>
@@ -1844,24 +2198,14 @@
           <w:iCs/>
           <w:lang w:val="en-GB"/>
         </w:rPr>
-        <w:t>main_auto_logger.exe</w:t>
-      </w:r>
-      <w:r>
-        <w:rPr>
-          <w:lang w:val="en-GB"/>
-        </w:rPr>
-        <w:t>” to arbitrary folder except root directory, which might need additional access permission for file creation later.</w:t>
-      </w:r>
-    </w:p>
-    <w:p>
-      <w:pPr>
-        <w:pStyle w:val="TableCell-c"/>
-        <w:ind w:left="720"/>
-        <w:jc w:val="left"/>
-        <w:rPr>
-          <w:lang w:val="en-GB"/>
-        </w:rPr>
-      </w:pPr>
+        <w:t>Automation</w:t>
+      </w:r>
+      <w:r>
+        <w:rPr>
+          <w:lang w:val="en-GB"/>
+        </w:rPr>
+        <w:t>” via Preference -&gt; Automation -&gt; Enable Automation Server.</w:t>
+      </w:r>
     </w:p>
     <w:tbl>
       <w:tblPr>
@@ -1901,21 +2245,1662 @@
                 <w:noProof/>
                 <w:lang w:val="en-GB"/>
               </w:rPr>
+              <w:drawing>
+                <wp:inline distT="0" distB="0" distL="0" distR="0" wp14:anchorId="0F1E1AA7" wp14:editId="6093413B">
+                  <wp:extent cx="4320000" cy="486000"/>
+                  <wp:effectExtent l="0" t="0" r="4445" b="9525"/>
+                  <wp:docPr id="49" name="Picture 49"/>
+                  <wp:cNvGraphicFramePr>
+                    <a:graphicFrameLocks xmlns:a="http://schemas.openxmlformats.org/drawingml/2006/main" noChangeAspect="1"/>
+                  </wp:cNvGraphicFramePr>
+                  <a:graphic xmlns:a="http://schemas.openxmlformats.org/drawingml/2006/main">
+                    <a:graphicData uri="http://schemas.openxmlformats.org/drawingml/2006/picture">
+                      <pic:pic xmlns:pic="http://schemas.openxmlformats.org/drawingml/2006/picture">
+                        <pic:nvPicPr>
+                          <pic:cNvPr id="1" name=""/>
+                          <pic:cNvPicPr/>
+                        </pic:nvPicPr>
+                        <pic:blipFill>
+                          <a:blip r:embed="rId18"/>
+                          <a:stretch>
+                            <a:fillRect/>
+                          </a:stretch>
+                        </pic:blipFill>
+                        <pic:spPr>
+                          <a:xfrm>
+                            <a:off x="0" y="0"/>
+                            <a:ext cx="4320000" cy="486000"/>
+                          </a:xfrm>
+                          <a:prstGeom prst="rect">
+                            <a:avLst/>
+                          </a:prstGeom>
+                        </pic:spPr>
+                      </pic:pic>
+                    </a:graphicData>
+                  </a:graphic>
+                </wp:inline>
+              </w:drawing>
+            </w:r>
+          </w:p>
+        </w:tc>
+      </w:tr>
+    </w:tbl>
+    <w:p>
+      <w:pPr>
+        <w:pStyle w:val="FigureTitle"/>
+        <w:numPr>
+          <w:ilvl w:val="0"/>
+          <w:numId w:val="7"/>
+        </w:numPr>
+        <w:tabs>
+          <w:tab w:val="num" w:pos="1418"/>
+        </w:tabs>
+        <w:ind w:left="1418" w:hanging="1418"/>
+        <w:jc w:val="center"/>
+      </w:pPr>
+      <w:r>
+        <w:rPr>
+          <w:lang w:val="en-GB"/>
+        </w:rPr>
+        <w:t xml:space="preserve">Saleae </w:t>
+      </w:r>
+      <w:r>
+        <w:rPr>
+          <w:lang w:val="en-GB"/>
+        </w:rPr>
+        <w:t>Logic2</w:t>
+      </w:r>
+      <w:r>
+        <w:rPr>
+          <w:lang w:val="en-GB"/>
+        </w:rPr>
+        <w:t xml:space="preserve"> Preferences</w:t>
+      </w:r>
+      <w:r>
+        <w:rPr>
+          <w:lang w:val="en-GB"/>
+        </w:rPr>
+        <w:t xml:space="preserve"> – Automation </w:t>
+      </w:r>
+    </w:p>
+    <w:p>
+      <w:pPr>
+        <w:pStyle w:val="TableCell-c"/>
+        <w:numPr>
+          <w:ilvl w:val="1"/>
+          <w:numId w:val="38"/>
+        </w:numPr>
+        <w:jc w:val="left"/>
+        <w:rPr>
+          <w:lang w:val="en-GB"/>
+        </w:rPr>
+      </w:pPr>
+      <w:r>
+        <w:rPr>
+          <w:lang w:val="en-GB"/>
+        </w:rPr>
+        <w:t>Copy “</w:t>
+      </w:r>
+      <w:r>
+        <w:rPr>
+          <w:b/>
+          <w:bCs/>
+          <w:i/>
+          <w:iCs/>
+          <w:lang w:val="en-GB"/>
+        </w:rPr>
+        <w:t>HPI_regs.xml</w:t>
+      </w:r>
+      <w:r>
+        <w:rPr>
+          <w:lang w:val="en-GB"/>
+        </w:rPr>
+        <w:t>”, “</w:t>
+      </w:r>
+      <w:r>
+        <w:rPr>
+          <w:b/>
+          <w:bCs/>
+          <w:i/>
+          <w:iCs/>
+          <w:lang w:val="en-GB"/>
+        </w:rPr>
+        <w:t>i2c_analyzer_for_HPI.dll</w:t>
+      </w:r>
+      <w:r>
+        <w:rPr>
+          <w:lang w:val="en-GB"/>
+        </w:rPr>
+        <w:t>” and “</w:t>
+      </w:r>
+      <w:r>
+        <w:rPr>
+          <w:b/>
+          <w:bCs/>
+          <w:i/>
+          <w:iCs/>
+          <w:lang w:val="en-GB"/>
+        </w:rPr>
+        <w:t>saleae_pd_analyser_release</w:t>
+      </w:r>
+      <w:r>
+        <w:rPr>
+          <w:b/>
+          <w:bCs/>
+          <w:i/>
+          <w:iCs/>
+          <w:lang w:val="en-GB"/>
+        </w:rPr>
+        <w:t>.dll</w:t>
+      </w:r>
+      <w:r>
+        <w:rPr>
+          <w:lang w:val="en-GB"/>
+        </w:rPr>
+        <w:t xml:space="preserve">” to the folder assigned in </w:t>
+      </w:r>
+      <w:r>
+        <w:rPr>
+          <w:lang w:val="en-GB"/>
+        </w:rPr>
+        <w:t>“</w:t>
+      </w:r>
+      <w:r>
+        <w:rPr>
+          <w:lang w:val="en-GB"/>
+        </w:rPr>
+        <w:t xml:space="preserve">Custom </w:t>
+      </w:r>
+      <w:proofErr w:type="gramStart"/>
+      <w:r>
+        <w:rPr>
+          <w:lang w:val="en-GB"/>
+        </w:rPr>
+        <w:t>Low</w:t>
+      </w:r>
+      <w:r>
+        <w:rPr>
+          <w:lang w:val="en-GB"/>
+        </w:rPr>
+        <w:t xml:space="preserve"> </w:t>
+      </w:r>
+      <w:r>
+        <w:rPr>
+          <w:lang w:val="en-GB"/>
+        </w:rPr>
+        <w:t>Level</w:t>
+      </w:r>
+      <w:proofErr w:type="gramEnd"/>
+      <w:r>
+        <w:rPr>
+          <w:lang w:val="en-GB"/>
+        </w:rPr>
+        <w:t xml:space="preserve"> Analysers</w:t>
+      </w:r>
+      <w:r>
+        <w:rPr>
+          <w:lang w:val="en-GB"/>
+        </w:rPr>
+        <w:t>”.</w:t>
+      </w:r>
+      <w:r>
+        <w:rPr>
+          <w:noProof/>
+          <w:lang w:val="en-GB"/>
+        </w:rPr>
+        <w:t xml:space="preserve"> </w:t>
+      </w:r>
+    </w:p>
+    <w:tbl>
+      <w:tblPr>
+        <w:tblStyle w:val="InfineonPicture"/>
+        <w:tblW w:w="5000" w:type="pct"/>
+        <w:tblBorders>
+          <w:top w:val="none" w:sz="0" w:space="0" w:color="auto"/>
+          <w:left w:val="none" w:sz="0" w:space="0" w:color="auto"/>
+          <w:bottom w:val="none" w:sz="0" w:space="0" w:color="auto"/>
+          <w:right w:val="none" w:sz="0" w:space="0" w:color="auto"/>
+          <w:insideH w:val="none" w:sz="0" w:space="0" w:color="auto"/>
+          <w:insideV w:val="none" w:sz="0" w:space="0" w:color="auto"/>
+        </w:tblBorders>
+        <w:tblCellMar>
+          <w:left w:w="0" w:type="dxa"/>
+          <w:right w:w="0" w:type="dxa"/>
+        </w:tblCellMar>
+        <w:tblLook w:val="05E0" w:firstRow="1" w:lastRow="1" w:firstColumn="1" w:lastColumn="1" w:noHBand="0" w:noVBand="1"/>
+      </w:tblPr>
+      <w:tblGrid>
+        <w:gridCol w:w="10206"/>
+      </w:tblGrid>
+      <w:tr>
+        <w:tc>
+          <w:tcPr>
+            <w:tcW w:w="5000" w:type="pct"/>
+          </w:tcPr>
+          <w:p>
+            <w:pPr>
+              <w:pStyle w:val="TableCell-c"/>
+              <w:rPr>
+                <w:lang w:val="en-GB"/>
+              </w:rPr>
+            </w:pPr>
+            <w:r>
+              <w:rPr>
+                <w:noProof/>
+                <w:lang w:val="en-GB"/>
+              </w:rPr>
+              <w:drawing>
+                <wp:inline distT="0" distB="0" distL="0" distR="0" wp14:anchorId="325598BC" wp14:editId="7B5EEF6F">
+                  <wp:extent cx="4320000" cy="878400"/>
+                  <wp:effectExtent l="0" t="0" r="4445" b="0"/>
+                  <wp:docPr id="47" name="Picture 47"/>
+                  <wp:cNvGraphicFramePr>
+                    <a:graphicFrameLocks xmlns:a="http://schemas.openxmlformats.org/drawingml/2006/main" noChangeAspect="1"/>
+                  </wp:cNvGraphicFramePr>
+                  <a:graphic xmlns:a="http://schemas.openxmlformats.org/drawingml/2006/main">
+                    <a:graphicData uri="http://schemas.openxmlformats.org/drawingml/2006/picture">
+                      <pic:pic xmlns:pic="http://schemas.openxmlformats.org/drawingml/2006/picture">
+                        <pic:nvPicPr>
+                          <pic:cNvPr id="1" name=""/>
+                          <pic:cNvPicPr/>
+                        </pic:nvPicPr>
+                        <pic:blipFill>
+                          <a:blip r:embed="rId19"/>
+                          <a:stretch>
+                            <a:fillRect/>
+                          </a:stretch>
+                        </pic:blipFill>
+                        <pic:spPr>
+                          <a:xfrm>
+                            <a:off x="0" y="0"/>
+                            <a:ext cx="4320000" cy="878400"/>
+                          </a:xfrm>
+                          <a:prstGeom prst="rect">
+                            <a:avLst/>
+                          </a:prstGeom>
+                        </pic:spPr>
+                      </pic:pic>
+                    </a:graphicData>
+                  </a:graphic>
+                </wp:inline>
+              </w:drawing>
+            </w:r>
+          </w:p>
+        </w:tc>
+      </w:tr>
+    </w:tbl>
+    <w:p>
+      <w:pPr>
+        <w:pStyle w:val="FigureTitle"/>
+        <w:numPr>
+          <w:ilvl w:val="0"/>
+          <w:numId w:val="7"/>
+        </w:numPr>
+        <w:tabs>
+          <w:tab w:val="num" w:pos="1418"/>
+        </w:tabs>
+        <w:ind w:left="1418" w:hanging="1418"/>
+        <w:jc w:val="center"/>
+      </w:pPr>
+      <w:r>
+        <w:rPr>
+          <w:lang w:val="en-GB"/>
+        </w:rPr>
+        <w:t xml:space="preserve">Saleae </w:t>
+      </w:r>
+      <w:r>
+        <w:rPr>
+          <w:lang w:val="en-GB"/>
+        </w:rPr>
+        <w:t>Logic2</w:t>
+      </w:r>
+      <w:r>
+        <w:rPr>
+          <w:lang w:val="en-GB"/>
+        </w:rPr>
+        <w:t xml:space="preserve"> Preferences</w:t>
+      </w:r>
+      <w:r>
+        <w:rPr>
+          <w:lang w:val="en-GB"/>
+        </w:rPr>
+        <w:t xml:space="preserve"> – Low Level </w:t>
+      </w:r>
+      <w:proofErr w:type="spellStart"/>
+      <w:r>
+        <w:rPr>
+          <w:lang w:val="en-GB"/>
+        </w:rPr>
+        <w:t>Analyzers</w:t>
+      </w:r>
+      <w:proofErr w:type="spellEnd"/>
+    </w:p>
+    <w:p>
+      <w:pPr>
+        <w:pStyle w:val="TableCell-c"/>
+        <w:numPr>
+          <w:ilvl w:val="0"/>
+          <w:numId w:val="38"/>
+        </w:numPr>
+        <w:jc w:val="left"/>
+        <w:rPr>
+          <w:lang w:val="en-GB"/>
+        </w:rPr>
+      </w:pPr>
+      <w:r>
+        <w:rPr>
+          <w:noProof/>
+          <w:lang w:val="en-GB"/>
+        </w:rPr>
+        <w:lastRenderedPageBreak/>
+        <w:t>Install Ellisys Type-C Tracker Analyzer application</w:t>
+      </w:r>
+      <w:r>
+        <w:rPr>
+          <w:noProof/>
+          <w:lang w:val="en-GB"/>
+        </w:rPr>
+        <w:t xml:space="preserve"> </w:t>
+      </w:r>
+      <w:r>
+        <w:rPr>
+          <w:noProof/>
+          <w:lang w:val="en-GB"/>
+        </w:rPr>
+        <w:t>(</w:t>
+      </w:r>
+      <w:hyperlink r:id="rId20" w:history="1">
+        <w:r>
+          <w:rPr>
+            <w:rStyle w:val="Hyperlink"/>
+            <w:noProof/>
+            <w:lang w:val="en-GB"/>
+          </w:rPr>
+          <w:t>www.ellisys.com</w:t>
+        </w:r>
+      </w:hyperlink>
+      <w:r>
+        <w:rPr>
+          <w:noProof/>
+          <w:lang w:val="en-GB"/>
+        </w:rPr>
+        <w:t xml:space="preserve">) </w:t>
+      </w:r>
+      <w:r>
+        <w:rPr>
+          <w:noProof/>
+          <w:lang w:val="en-GB"/>
+        </w:rPr>
+        <w:t>and:</w:t>
+      </w:r>
+    </w:p>
+    <w:p>
+      <w:pPr>
+        <w:pStyle w:val="TableCell-c"/>
+        <w:numPr>
+          <w:ilvl w:val="1"/>
+          <w:numId w:val="38"/>
+        </w:numPr>
+        <w:jc w:val="left"/>
+        <w:rPr>
+          <w:lang w:val="en-GB"/>
+        </w:rPr>
+      </w:pPr>
+      <w:r>
+        <w:rPr>
+          <w:noProof/>
+          <w:lang w:val="en-GB"/>
+        </w:rPr>
+        <w:t>Copy “</w:t>
+      </w:r>
+      <w:r>
+        <w:rPr>
+          <w:b/>
+          <w:bCs/>
+          <w:i/>
+          <w:iCs/>
+          <w:noProof/>
+          <w:lang w:val="en-GB"/>
+        </w:rPr>
+        <w:t>RemoteControl</w:t>
+      </w:r>
+      <w:r>
+        <w:rPr>
+          <w:noProof/>
+          <w:lang w:val="en-GB"/>
+        </w:rPr>
+        <w:t xml:space="preserve">” folder to </w:t>
+      </w:r>
+      <w:r>
+        <w:rPr>
+          <w:noProof/>
+          <w:lang w:val="en-GB"/>
+        </w:rPr>
+        <w:t>its i</w:t>
+      </w:r>
+      <w:r>
+        <w:rPr>
+          <w:noProof/>
+          <w:lang w:val="en-GB"/>
+        </w:rPr>
+        <w:t>nstallation directory.</w:t>
+      </w:r>
+    </w:p>
+    <w:p>
+      <w:pPr>
+        <w:pStyle w:val="TableCell-c"/>
+        <w:numPr>
+          <w:ilvl w:val="1"/>
+          <w:numId w:val="38"/>
+        </w:numPr>
+        <w:jc w:val="left"/>
+        <w:rPr>
+          <w:lang w:val="en-GB"/>
+        </w:rPr>
+      </w:pPr>
+      <w:r>
+        <w:rPr>
+          <w:noProof/>
+          <w:lang w:val="en-GB"/>
+        </w:rPr>
+        <w:t>C</w:t>
+      </w:r>
+      <w:r>
+        <w:rPr>
+          <w:noProof/>
+          <w:lang w:val="en-GB"/>
+        </w:rPr>
+        <w:t xml:space="preserve">onfirm Remote Control is </w:t>
+      </w:r>
+      <w:r>
+        <w:rPr>
+          <w:noProof/>
+          <w:lang w:val="en-GB"/>
+        </w:rPr>
+        <w:t xml:space="preserve">setup </w:t>
+      </w:r>
+      <w:r>
+        <w:rPr>
+          <w:noProof/>
+          <w:lang w:val="en-GB"/>
+        </w:rPr>
+        <w:t>via Menu</w:t>
+      </w:r>
+      <w:r>
+        <w:rPr>
+          <w:noProof/>
+          <w:lang w:val="en-GB"/>
+        </w:rPr>
+        <w:t xml:space="preserve"> </w:t>
+      </w:r>
+      <w:r>
+        <w:rPr>
+          <w:noProof/>
+          <w:lang w:val="en-GB"/>
+        </w:rPr>
+        <w:t>-&gt;</w:t>
+      </w:r>
+      <w:r>
+        <w:rPr>
+          <w:noProof/>
+          <w:lang w:val="en-GB"/>
+        </w:rPr>
+        <w:t xml:space="preserve"> </w:t>
+      </w:r>
+      <w:r>
+        <w:rPr>
+          <w:noProof/>
+          <w:lang w:val="en-GB"/>
+        </w:rPr>
+        <w:t>Tools</w:t>
+      </w:r>
+      <w:r>
+        <w:rPr>
+          <w:noProof/>
+          <w:lang w:val="en-GB"/>
+        </w:rPr>
+        <w:t xml:space="preserve"> </w:t>
+      </w:r>
+      <w:r>
+        <w:rPr>
+          <w:noProof/>
+          <w:lang w:val="en-GB"/>
+        </w:rPr>
+        <w:t>-&gt;</w:t>
+      </w:r>
+      <w:r>
+        <w:rPr>
+          <w:noProof/>
+          <w:lang w:val="en-GB"/>
+        </w:rPr>
+        <w:t xml:space="preserve"> </w:t>
+      </w:r>
+      <w:r>
+        <w:rPr>
+          <w:noProof/>
+          <w:lang w:val="en-GB"/>
+        </w:rPr>
+        <w:t>Options</w:t>
+      </w:r>
+      <w:r>
+        <w:rPr>
+          <w:noProof/>
+          <w:lang w:val="en-GB"/>
+        </w:rPr>
+        <w:t xml:space="preserve"> </w:t>
+      </w:r>
+      <w:r>
+        <w:rPr>
+          <w:noProof/>
+          <w:lang w:val="en-GB"/>
+        </w:rPr>
+        <w:t>-&gt;</w:t>
+      </w:r>
+      <w:r>
+        <w:rPr>
+          <w:noProof/>
+          <w:lang w:val="en-GB"/>
+        </w:rPr>
+        <w:t xml:space="preserve"> </w:t>
+      </w:r>
+      <w:r>
+        <w:rPr>
+          <w:noProof/>
+          <w:lang w:val="en-GB"/>
+        </w:rPr>
+        <w:t>Remote Control.</w:t>
+      </w:r>
+    </w:p>
+    <w:tbl>
+      <w:tblPr>
+        <w:tblStyle w:val="InfineonPicture"/>
+        <w:tblW w:w="5000" w:type="pct"/>
+        <w:tblBorders>
+          <w:top w:val="none" w:sz="0" w:space="0" w:color="auto"/>
+          <w:left w:val="none" w:sz="0" w:space="0" w:color="auto"/>
+          <w:bottom w:val="none" w:sz="0" w:space="0" w:color="auto"/>
+          <w:right w:val="none" w:sz="0" w:space="0" w:color="auto"/>
+          <w:insideH w:val="none" w:sz="0" w:space="0" w:color="auto"/>
+          <w:insideV w:val="none" w:sz="0" w:space="0" w:color="auto"/>
+        </w:tblBorders>
+        <w:tblCellMar>
+          <w:left w:w="0" w:type="dxa"/>
+          <w:right w:w="0" w:type="dxa"/>
+        </w:tblCellMar>
+        <w:tblLook w:val="05E0" w:firstRow="1" w:lastRow="1" w:firstColumn="1" w:lastColumn="1" w:noHBand="0" w:noVBand="1"/>
+      </w:tblPr>
+      <w:tblGrid>
+        <w:gridCol w:w="10206"/>
+      </w:tblGrid>
+      <w:tr>
+        <w:tc>
+          <w:tcPr>
+            <w:tcW w:w="5000" w:type="pct"/>
+          </w:tcPr>
+          <w:p>
+            <w:pPr>
+              <w:pStyle w:val="TableCell-c"/>
+              <w:rPr>
+                <w:lang w:val="en-GB"/>
+              </w:rPr>
+            </w:pPr>
+            <w:r>
+              <w:rPr>
+                <w:noProof/>
+                <w:lang w:val="en-GB"/>
+              </w:rPr>
+              <w:drawing>
+                <wp:inline distT="0" distB="0" distL="0" distR="0" wp14:anchorId="72834FAA" wp14:editId="412C6CBB">
+                  <wp:extent cx="4320000" cy="1670400"/>
+                  <wp:effectExtent l="0" t="0" r="4445" b="6350"/>
+                  <wp:docPr id="23" name="Picture 23"/>
+                  <wp:cNvGraphicFramePr>
+                    <a:graphicFrameLocks xmlns:a="http://schemas.openxmlformats.org/drawingml/2006/main" noChangeAspect="1"/>
+                  </wp:cNvGraphicFramePr>
+                  <a:graphic xmlns:a="http://schemas.openxmlformats.org/drawingml/2006/main">
+                    <a:graphicData uri="http://schemas.openxmlformats.org/drawingml/2006/picture">
+                      <pic:pic xmlns:pic="http://schemas.openxmlformats.org/drawingml/2006/picture">
+                        <pic:nvPicPr>
+                          <pic:cNvPr id="1" name=""/>
+                          <pic:cNvPicPr/>
+                        </pic:nvPicPr>
+                        <pic:blipFill>
+                          <a:blip r:embed="rId21"/>
+                          <a:stretch>
+                            <a:fillRect/>
+                          </a:stretch>
+                        </pic:blipFill>
+                        <pic:spPr>
+                          <a:xfrm>
+                            <a:off x="0" y="0"/>
+                            <a:ext cx="4320000" cy="1670400"/>
+                          </a:xfrm>
+                          <a:prstGeom prst="rect">
+                            <a:avLst/>
+                          </a:prstGeom>
+                        </pic:spPr>
+                      </pic:pic>
+                    </a:graphicData>
+                  </a:graphic>
+                </wp:inline>
+              </w:drawing>
+            </w:r>
+          </w:p>
+        </w:tc>
+      </w:tr>
+    </w:tbl>
+    <w:p>
+      <w:pPr>
+        <w:pStyle w:val="FigureTitle"/>
+        <w:numPr>
+          <w:ilvl w:val="0"/>
+          <w:numId w:val="7"/>
+        </w:numPr>
+        <w:tabs>
+          <w:tab w:val="num" w:pos="1418"/>
+        </w:tabs>
+        <w:ind w:left="1418" w:hanging="1418"/>
+        <w:jc w:val="center"/>
+      </w:pPr>
+      <w:r>
+        <w:rPr>
+          <w:lang w:val="en-GB"/>
+        </w:rPr>
+        <w:t>Ellisys</w:t>
+      </w:r>
+      <w:r>
+        <w:t xml:space="preserve"> Type-C Tracker Analyzer </w:t>
+      </w:r>
+    </w:p>
+    <w:p>
+      <w:pPr>
+        <w:pStyle w:val="TableCell-c"/>
+        <w:numPr>
+          <w:ilvl w:val="0"/>
+          <w:numId w:val="38"/>
+        </w:numPr>
+        <w:jc w:val="left"/>
+        <w:rPr>
+          <w:lang w:val="en-GB"/>
+        </w:rPr>
+      </w:pPr>
+      <w:r>
+        <w:rPr>
+          <w:lang w:val="en-GB"/>
+        </w:rPr>
+        <w:t>Done.</w:t>
+      </w:r>
+    </w:p>
+    <w:p>
+      <w:pPr>
+        <w:pStyle w:val="Heading1"/>
+        <w:rPr>
+          <w:lang w:val="en-GB"/>
+        </w:rPr>
+      </w:pPr>
+      <w:bookmarkStart w:id="14" w:name="_Toc137461258"/>
+      <w:bookmarkStart w:id="15" w:name="_Toc142467994"/>
+      <w:r>
+        <w:rPr>
+          <w:lang w:val="en-GB"/>
+        </w:rPr>
+        <w:lastRenderedPageBreak/>
+        <w:t>Infineon Automation Tool Package</w:t>
+      </w:r>
+      <w:bookmarkEnd w:id="14"/>
+      <w:bookmarkEnd w:id="15"/>
+      <w:r>
+        <w:rPr>
+          <w:lang w:val="en-GB"/>
+        </w:rPr>
+        <w:t xml:space="preserve"> </w:t>
+      </w:r>
+    </w:p>
+    <w:p>
+      <w:pPr>
+        <w:pStyle w:val="Heading2"/>
+        <w:rPr>
+          <w:lang w:val="en-GB"/>
+        </w:rPr>
+      </w:pPr>
+      <w:bookmarkStart w:id="16" w:name="_Toc137461259"/>
+      <w:bookmarkStart w:id="17" w:name="_Toc142467995"/>
+      <w:r>
+        <w:rPr>
+          <w:lang w:val="en-GB"/>
+        </w:rPr>
+        <w:t>HPI Analyser</w:t>
+      </w:r>
+      <w:bookmarkEnd w:id="16"/>
+      <w:bookmarkEnd w:id="17"/>
+    </w:p>
+    <w:p>
+      <w:pPr>
+        <w:pStyle w:val="Body"/>
+        <w:rPr>
+          <w:lang w:val="en-GB"/>
+        </w:rPr>
+      </w:pPr>
+      <w:r>
+        <w:rPr>
+          <w:lang w:val="en-GB"/>
+        </w:rPr>
+        <w:t>The native I</w:t>
+      </w:r>
+      <w:r>
+        <w:rPr>
+          <w:vertAlign w:val="superscript"/>
+          <w:lang w:val="en-GB"/>
+        </w:rPr>
+        <w:t>2</w:t>
+      </w:r>
+      <w:r>
+        <w:rPr>
+          <w:lang w:val="en-GB"/>
+        </w:rPr>
+        <w:t xml:space="preserve">C Analysers in Saleae </w:t>
+      </w:r>
+      <w:r>
+        <w:rPr>
+          <w:lang w:val="en-GB"/>
+        </w:rPr>
+        <w:t>Logic2</w:t>
+      </w:r>
+      <w:r>
+        <w:rPr>
+          <w:lang w:val="en-GB"/>
+        </w:rPr>
+        <w:t xml:space="preserve"> application can decode and list bus messages to its terminal-like window and tabular-format table for search usage. It decodes I</w:t>
+      </w:r>
+      <w:r>
+        <w:rPr>
+          <w:vertAlign w:val="superscript"/>
+          <w:lang w:val="en-GB"/>
+        </w:rPr>
+        <w:t>2</w:t>
+      </w:r>
+      <w:r>
+        <w:rPr>
+          <w:lang w:val="en-GB"/>
+        </w:rPr>
+        <w:t xml:space="preserve">C commands in BYTE format basis and is useful in generic </w:t>
+      </w:r>
+      <w:r>
+        <w:rPr>
+          <w:lang w:val="en-GB"/>
+        </w:rPr>
+        <w:t>use cases</w:t>
+      </w:r>
+      <w:r>
+        <w:rPr>
+          <w:lang w:val="en-GB"/>
+        </w:rPr>
+        <w:t>.</w:t>
+      </w:r>
+    </w:p>
+    <w:p>
+      <w:pPr>
+        <w:pStyle w:val="Body"/>
+        <w:rPr>
+          <w:lang w:val="en-GB"/>
+        </w:rPr>
+      </w:pPr>
+      <w:r>
+        <w:rPr>
+          <w:lang w:val="en-GB"/>
+        </w:rPr>
+        <w:t xml:space="preserve">However, Infineon HPI protocol </w:t>
+      </w:r>
+      <w:r>
+        <w:rPr>
+          <w:lang w:val="en-GB"/>
+        </w:rPr>
+        <w:t xml:space="preserve">is a dual-byte basis as its register address and </w:t>
+      </w:r>
+      <w:r>
+        <w:rPr>
+          <w:lang w:val="en-GB"/>
+        </w:rPr>
+        <w:t xml:space="preserve">usually conducts a WORD or longer data length as a single command </w:t>
+      </w:r>
+      <w:r>
+        <w:rPr>
+          <w:lang w:val="en-GB"/>
+        </w:rPr>
+        <w:t>and</w:t>
+      </w:r>
+      <w:r>
+        <w:rPr>
+          <w:lang w:val="en-GB"/>
+        </w:rPr>
+        <w:t xml:space="preserve"> response</w:t>
+      </w:r>
+      <w:r>
+        <w:rPr>
+          <w:lang w:val="en-GB"/>
+        </w:rPr>
+        <w:t>s</w:t>
+      </w:r>
+      <w:r>
+        <w:rPr>
+          <w:lang w:val="en-GB"/>
+        </w:rPr>
+        <w:t>, and it is not intuitive to translate decoded messages through native I</w:t>
+      </w:r>
+      <w:r>
+        <w:rPr>
+          <w:vertAlign w:val="superscript"/>
+          <w:lang w:val="en-GB"/>
+        </w:rPr>
+        <w:t>2</w:t>
+      </w:r>
+      <w:r>
+        <w:rPr>
+          <w:lang w:val="en-GB"/>
+        </w:rPr>
+        <w:t>C analyser. Worse, it is hard to do HPI command search.</w:t>
+      </w:r>
+      <w:r>
+        <w:rPr>
+          <w:lang w:val="en-GB"/>
+        </w:rPr>
+        <w:t xml:space="preserve"> Given that</w:t>
+      </w:r>
+      <w:r>
+        <w:rPr>
+          <w:lang w:val="en-GB"/>
+        </w:rPr>
+        <w:t xml:space="preserve"> it causes additional efforts and inconveniences to users, especially for engineers who are dealing with HPI activities in daily basis. </w:t>
+      </w:r>
+    </w:p>
+    <w:p>
+      <w:pPr>
+        <w:pStyle w:val="Body"/>
+        <w:rPr>
+          <w:lang w:val="en-GB"/>
+        </w:rPr>
+      </w:pPr>
+      <w:r>
+        <w:rPr>
+          <w:lang w:val="en-GB"/>
+        </w:rPr>
+        <w:t>Hence, Infineon WCS support team creates a customised Saleae I</w:t>
+      </w:r>
+      <w:r>
+        <w:rPr>
+          <w:vertAlign w:val="superscript"/>
+          <w:lang w:val="en-GB"/>
+        </w:rPr>
+        <w:t>2</w:t>
+      </w:r>
+      <w:r>
+        <w:rPr>
+          <w:lang w:val="en-GB"/>
+        </w:rPr>
+        <w:t xml:space="preserve">C analyser </w:t>
+      </w:r>
+      <w:r>
+        <w:rPr>
+          <w:lang w:val="en-GB"/>
+        </w:rPr>
+        <w:t>plugin</w:t>
+      </w:r>
+      <w:r>
+        <w:rPr>
+          <w:lang w:val="en-GB"/>
+        </w:rPr>
+        <w:t>. It can re-synthesise standard I</w:t>
+      </w:r>
+      <w:r>
+        <w:rPr>
+          <w:vertAlign w:val="superscript"/>
+          <w:lang w:val="en-GB"/>
+        </w:rPr>
+        <w:t>2</w:t>
+      </w:r>
+      <w:r>
+        <w:rPr>
+          <w:lang w:val="en-GB"/>
+        </w:rPr>
+        <w:t>C byte packets to scalable-length message format, allows users to change significant byte order and capable to translate HPI raw data.</w:t>
+      </w:r>
+      <w:r>
+        <w:rPr>
+          <w:lang w:val="en-GB"/>
+        </w:rPr>
+        <w:t xml:space="preserve"> </w:t>
+      </w:r>
+      <w:r>
+        <w:rPr>
+          <w:lang w:val="en-GB"/>
+        </w:rPr>
+        <w:t>In addition, it is easier to do HPI command analysis by introducing timestamp ahead of every HPI messages.</w:t>
+      </w:r>
+    </w:p>
+    <w:tbl>
+      <w:tblPr>
+        <w:tblStyle w:val="InfineonPicture"/>
+        <w:tblW w:w="5000" w:type="pct"/>
+        <w:tblBorders>
+          <w:top w:val="none" w:sz="0" w:space="0" w:color="auto"/>
+          <w:left w:val="none" w:sz="0" w:space="0" w:color="auto"/>
+          <w:bottom w:val="none" w:sz="0" w:space="0" w:color="auto"/>
+          <w:right w:val="none" w:sz="0" w:space="0" w:color="auto"/>
+          <w:insideH w:val="none" w:sz="0" w:space="0" w:color="auto"/>
+          <w:insideV w:val="none" w:sz="0" w:space="0" w:color="auto"/>
+        </w:tblBorders>
+        <w:tblCellMar>
+          <w:left w:w="0" w:type="dxa"/>
+          <w:right w:w="0" w:type="dxa"/>
+        </w:tblCellMar>
+        <w:tblLook w:val="05E0" w:firstRow="1" w:lastRow="1" w:firstColumn="1" w:lastColumn="1" w:noHBand="0" w:noVBand="1"/>
+      </w:tblPr>
+      <w:tblGrid>
+        <w:gridCol w:w="10206"/>
+      </w:tblGrid>
+      <w:tr>
+        <w:tc>
+          <w:tcPr>
+            <w:tcW w:w="5000" w:type="pct"/>
+          </w:tcPr>
+          <w:p>
+            <w:pPr>
+              <w:pStyle w:val="TableCell-c"/>
+              <w:rPr>
+                <w:lang w:val="en-GB"/>
+              </w:rPr>
+            </w:pPr>
+            <w:r>
+              <w:rPr>
+                <w:noProof/>
+                <w:lang w:val="en-GB"/>
+              </w:rPr>
+              <w:drawing>
+                <wp:inline distT="0" distB="0" distL="0" distR="0" wp14:anchorId="363F7888" wp14:editId="5A34F330">
+                  <wp:extent cx="4320000" cy="3578400"/>
+                  <wp:effectExtent l="0" t="0" r="4445" b="3175"/>
+                  <wp:docPr id="40" name="Picture 40" descr="A screenshot of a computer program&#10;&#10;Description automatically generated with medium confidence"/>
+                  <wp:cNvGraphicFramePr>
+                    <a:graphicFrameLocks xmlns:a="http://schemas.openxmlformats.org/drawingml/2006/main" noChangeAspect="1"/>
+                  </wp:cNvGraphicFramePr>
+                  <a:graphic xmlns:a="http://schemas.openxmlformats.org/drawingml/2006/main">
+                    <a:graphicData uri="http://schemas.openxmlformats.org/drawingml/2006/picture">
+                      <pic:pic xmlns:pic="http://schemas.openxmlformats.org/drawingml/2006/picture">
+                        <pic:nvPicPr>
+                          <pic:cNvPr id="32" name="Picture 32" descr="A screenshot of a computer program&#10;&#10;Description automatically generated with medium confidence"/>
+                          <pic:cNvPicPr/>
+                        </pic:nvPicPr>
+                        <pic:blipFill>
+                          <a:blip r:embed="rId22"/>
+                          <a:stretch>
+                            <a:fillRect/>
+                          </a:stretch>
+                        </pic:blipFill>
+                        <pic:spPr>
+                          <a:xfrm>
+                            <a:off x="0" y="0"/>
+                            <a:ext cx="4320000" cy="3578400"/>
+                          </a:xfrm>
+                          <a:prstGeom prst="rect">
+                            <a:avLst/>
+                          </a:prstGeom>
+                        </pic:spPr>
+                      </pic:pic>
+                    </a:graphicData>
+                  </a:graphic>
+                </wp:inline>
+              </w:drawing>
+            </w:r>
+          </w:p>
+        </w:tc>
+      </w:tr>
+    </w:tbl>
+    <w:p>
+      <w:pPr>
+        <w:pStyle w:val="FigureTitle"/>
+        <w:numPr>
+          <w:ilvl w:val="0"/>
+          <w:numId w:val="7"/>
+        </w:numPr>
+        <w:tabs>
+          <w:tab w:val="num" w:pos="1418"/>
+        </w:tabs>
+        <w:ind w:left="1418" w:hanging="1418"/>
+        <w:jc w:val="center"/>
+        <w:rPr>
+          <w:lang w:val="en-GB"/>
+        </w:rPr>
+      </w:pPr>
+      <w:r>
+        <w:rPr>
+          <w:lang w:val="en-GB"/>
+        </w:rPr>
+        <w:t xml:space="preserve">Additional options in </w:t>
+      </w:r>
+      <w:r>
+        <w:rPr>
+          <w:lang w:val="en-GB"/>
+        </w:rPr>
+        <w:t xml:space="preserve">Infineon “I2C_HPI” </w:t>
+      </w:r>
+      <w:r>
+        <w:rPr>
+          <w:lang w:val="en-GB"/>
+        </w:rPr>
+        <w:t>a</w:t>
+      </w:r>
+      <w:r>
+        <w:rPr>
+          <w:lang w:val="en-GB"/>
+        </w:rPr>
+        <w:t>nalyser</w:t>
+      </w:r>
+    </w:p>
+    <w:p>
+      <w:pPr>
+        <w:pStyle w:val="Heading2"/>
+        <w:rPr>
+          <w:lang w:val="en-GB"/>
+        </w:rPr>
+      </w:pPr>
+      <w:bookmarkStart w:id="18" w:name="_Toc137461260"/>
+      <w:bookmarkStart w:id="19" w:name="_Toc142467996"/>
+      <w:r>
+        <w:rPr>
+          <w:lang w:val="en-GB"/>
+        </w:rPr>
+        <w:t>CC Analyser</w:t>
+      </w:r>
+      <w:bookmarkEnd w:id="18"/>
+      <w:bookmarkEnd w:id="19"/>
+    </w:p>
+    <w:p>
+      <w:pPr>
+        <w:pStyle w:val="Body"/>
+        <w:rPr>
+          <w:lang w:val="en-GB"/>
+        </w:rPr>
+      </w:pPr>
+      <w:r>
+        <w:rPr>
+          <w:lang w:val="en-GB"/>
+        </w:rPr>
+        <w:t>USB CC and HPI logs are mandatory information WCS support team usually need while dealing with issues. In the past, they were provided by C</w:t>
+      </w:r>
+      <w:r>
+        <w:rPr>
+          <w:lang w:val="en-GB"/>
+        </w:rPr>
+        <w:t>Y</w:t>
+      </w:r>
+      <w:r>
+        <w:rPr>
+          <w:lang w:val="en-GB"/>
+        </w:rPr>
+        <w:t xml:space="preserve">4500 CC sniffer and Saleae Logic Analyser separately, and always was difficult to understand command sequences among CC and HPI activities because these logs are not referring the same timeline. </w:t>
+      </w:r>
+    </w:p>
+    <w:p>
+      <w:pPr>
+        <w:pStyle w:val="Body"/>
+        <w:rPr>
+          <w:lang w:val="en-GB"/>
+        </w:rPr>
+      </w:pPr>
+      <w:r>
+        <w:rPr>
+          <w:lang w:val="en-GB"/>
+        </w:rPr>
+        <w:t xml:space="preserve">By introducing Infineon CC Analyser with a proper configuration, users can capture and decode both USB CC and HPI logs through Saleae </w:t>
+      </w:r>
+      <w:r>
+        <w:rPr>
+          <w:lang w:val="en-GB"/>
+        </w:rPr>
+        <w:t>Logic2</w:t>
+      </w:r>
+      <w:r>
+        <w:rPr>
+          <w:lang w:val="en-GB"/>
+        </w:rPr>
+        <w:t xml:space="preserve"> application alone. It is extremely useful to check relevant command sequences across different protocols and accelerate debugging progress.</w:t>
+      </w:r>
+    </w:p>
+    <w:tbl>
+      <w:tblPr>
+        <w:tblStyle w:val="InfineonPicture"/>
+        <w:tblW w:w="5000" w:type="pct"/>
+        <w:tblBorders>
+          <w:top w:val="none" w:sz="0" w:space="0" w:color="auto"/>
+          <w:left w:val="none" w:sz="0" w:space="0" w:color="auto"/>
+          <w:bottom w:val="none" w:sz="0" w:space="0" w:color="auto"/>
+          <w:right w:val="none" w:sz="0" w:space="0" w:color="auto"/>
+          <w:insideH w:val="none" w:sz="0" w:space="0" w:color="auto"/>
+          <w:insideV w:val="none" w:sz="0" w:space="0" w:color="auto"/>
+        </w:tblBorders>
+        <w:tblCellMar>
+          <w:left w:w="0" w:type="dxa"/>
+          <w:right w:w="0" w:type="dxa"/>
+        </w:tblCellMar>
+        <w:tblLook w:val="05E0" w:firstRow="1" w:lastRow="1" w:firstColumn="1" w:lastColumn="1" w:noHBand="0" w:noVBand="1"/>
+      </w:tblPr>
+      <w:tblGrid>
+        <w:gridCol w:w="10206"/>
+      </w:tblGrid>
+      <w:tr>
+        <w:tc>
+          <w:tcPr>
+            <w:tcW w:w="5000" w:type="pct"/>
+          </w:tcPr>
+          <w:p>
+            <w:pPr>
+              <w:pStyle w:val="TableCell-c"/>
+              <w:rPr>
+                <w:lang w:val="en-GB"/>
+              </w:rPr>
+            </w:pPr>
+            <w:r>
+              <w:rPr>
+                <w:noProof/>
+                <w:lang w:val="en-GB"/>
+              </w:rPr>
+              <w:lastRenderedPageBreak/>
+              <w:drawing>
+                <wp:inline distT="0" distB="0" distL="0" distR="0" wp14:anchorId="545A9816" wp14:editId="7193E799">
+                  <wp:extent cx="4320000" cy="2260800"/>
+                  <wp:effectExtent l="0" t="0" r="4445" b="6350"/>
+                  <wp:docPr id="46" name="Picture 46"/>
+                  <wp:cNvGraphicFramePr>
+                    <a:graphicFrameLocks xmlns:a="http://schemas.openxmlformats.org/drawingml/2006/main" noChangeAspect="1"/>
+                  </wp:cNvGraphicFramePr>
+                  <a:graphic xmlns:a="http://schemas.openxmlformats.org/drawingml/2006/main">
+                    <a:graphicData uri="http://schemas.openxmlformats.org/drawingml/2006/picture">
+                      <pic:pic xmlns:pic="http://schemas.openxmlformats.org/drawingml/2006/picture">
+                        <pic:nvPicPr>
+                          <pic:cNvPr id="1" name=""/>
+                          <pic:cNvPicPr/>
+                        </pic:nvPicPr>
+                        <pic:blipFill>
+                          <a:blip r:embed="rId23"/>
+                          <a:stretch>
+                            <a:fillRect/>
+                          </a:stretch>
+                        </pic:blipFill>
+                        <pic:spPr>
+                          <a:xfrm>
+                            <a:off x="0" y="0"/>
+                            <a:ext cx="4320000" cy="2260800"/>
+                          </a:xfrm>
+                          <a:prstGeom prst="rect">
+                            <a:avLst/>
+                          </a:prstGeom>
+                        </pic:spPr>
+                      </pic:pic>
+                    </a:graphicData>
+                  </a:graphic>
+                </wp:inline>
+              </w:drawing>
+            </w:r>
+          </w:p>
+        </w:tc>
+      </w:tr>
+    </w:tbl>
+    <w:p>
+      <w:pPr>
+        <w:pStyle w:val="FigureTitle"/>
+        <w:numPr>
+          <w:ilvl w:val="0"/>
+          <w:numId w:val="7"/>
+        </w:numPr>
+        <w:tabs>
+          <w:tab w:val="num" w:pos="1418"/>
+        </w:tabs>
+        <w:ind w:left="1418" w:hanging="1418"/>
+        <w:jc w:val="center"/>
+        <w:rPr>
+          <w:lang w:val="en-GB"/>
+        </w:rPr>
+      </w:pPr>
+      <w:r>
+        <w:rPr>
+          <w:lang w:val="en-GB"/>
+        </w:rPr>
+        <w:t>Infineon “</w:t>
+      </w:r>
+      <w:proofErr w:type="spellStart"/>
+      <w:r>
+        <w:rPr>
+          <w:lang w:val="en-GB"/>
+        </w:rPr>
+        <w:t>Saleae</w:t>
+      </w:r>
+      <w:r>
+        <w:rPr>
+          <w:lang w:val="en-GB"/>
+        </w:rPr>
+        <w:t>_PDCC</w:t>
+      </w:r>
+      <w:r>
+        <w:rPr>
+          <w:lang w:val="en-GB"/>
+        </w:rPr>
+        <w:t>_Release</w:t>
+      </w:r>
+      <w:proofErr w:type="spellEnd"/>
+      <w:r>
+        <w:rPr>
+          <w:lang w:val="en-GB"/>
+        </w:rPr>
+        <w:t>” Analyser</w:t>
+      </w:r>
+    </w:p>
+    <w:p>
+      <w:pPr>
+        <w:pStyle w:val="Heading2"/>
+        <w:rPr>
+          <w:lang w:val="en-GB"/>
+        </w:rPr>
+      </w:pPr>
+      <w:bookmarkStart w:id="20" w:name="_Toc137461261"/>
+      <w:bookmarkStart w:id="21" w:name="_Toc142467997"/>
+      <w:r>
+        <w:rPr>
+          <w:lang w:val="en-GB"/>
+        </w:rPr>
+        <w:t xml:space="preserve">Infineon </w:t>
+      </w:r>
+      <w:r>
+        <w:rPr>
+          <w:lang w:val="en-GB"/>
+        </w:rPr>
+        <w:t>WCS</w:t>
+      </w:r>
+      <w:r>
+        <w:rPr>
+          <w:lang w:val="en-GB"/>
+        </w:rPr>
+        <w:t xml:space="preserve"> Logger</w:t>
+      </w:r>
+      <w:bookmarkEnd w:id="20"/>
+      <w:bookmarkEnd w:id="21"/>
+    </w:p>
+    <w:p>
+      <w:pPr>
+        <w:pStyle w:val="Body"/>
+        <w:rPr>
+          <w:lang w:val="en-GB"/>
+        </w:rPr>
+      </w:pPr>
+      <w:r>
+        <w:rPr>
+          <w:lang w:val="en-GB"/>
+        </w:rPr>
+        <w:t>This is a portable application that supports Microsoft Windows 10 and above. It is highly recommended to use it with Saleae Logic Analyser Pro 16</w:t>
+      </w:r>
+      <w:r>
+        <w:rPr>
+          <w:lang w:val="en-GB"/>
+        </w:rPr>
+        <w:t xml:space="preserve"> and Ellisys C-Tracker</w:t>
+      </w:r>
+      <w:r>
+        <w:rPr>
+          <w:lang w:val="en-GB"/>
+        </w:rPr>
+        <w:t>. The application pre-defines all necessary trace pins that users are required to provide while reporting issues for both AMD and INTEL design cases, along with project-relevant information, such as PD firmware revision. All numbers in pulldown menus are selectable but cannot be duplicated.</w:t>
+      </w:r>
+    </w:p>
+    <w:tbl>
+      <w:tblPr>
+        <w:tblStyle w:val="InfineonPicture"/>
+        <w:tblW w:w="5000" w:type="pct"/>
+        <w:tblBorders>
+          <w:top w:val="none" w:sz="0" w:space="0" w:color="auto"/>
+          <w:left w:val="none" w:sz="0" w:space="0" w:color="auto"/>
+          <w:bottom w:val="none" w:sz="0" w:space="0" w:color="auto"/>
+          <w:right w:val="none" w:sz="0" w:space="0" w:color="auto"/>
+          <w:insideH w:val="none" w:sz="0" w:space="0" w:color="auto"/>
+          <w:insideV w:val="none" w:sz="0" w:space="0" w:color="auto"/>
+        </w:tblBorders>
+        <w:tblCellMar>
+          <w:left w:w="0" w:type="dxa"/>
+          <w:right w:w="0" w:type="dxa"/>
+        </w:tblCellMar>
+        <w:tblLook w:val="05E0" w:firstRow="1" w:lastRow="1" w:firstColumn="1" w:lastColumn="1" w:noHBand="0" w:noVBand="1"/>
+      </w:tblPr>
+      <w:tblGrid>
+        <w:gridCol w:w="10206"/>
+      </w:tblGrid>
+      <w:tr>
+        <w:tc>
+          <w:tcPr>
+            <w:tcW w:w="5000" w:type="pct"/>
+          </w:tcPr>
+          <w:p>
+            <w:pPr>
+              <w:pStyle w:val="TableCell-c"/>
+              <w:rPr>
+                <w:lang w:val="en-GB"/>
+              </w:rPr>
+            </w:pPr>
+            <w:r>
+              <w:rPr>
+                <w:noProof/>
+                <w:lang w:val="en-GB"/>
+              </w:rPr>
+              <w:drawing>
+                <wp:inline distT="0" distB="0" distL="0" distR="0" wp14:anchorId="32F3E88C" wp14:editId="38828EBA">
+                  <wp:extent cx="5400000" cy="2660400"/>
+                  <wp:effectExtent l="0" t="0" r="0" b="6985"/>
+                  <wp:docPr id="1" name="Picture 1"/>
+                  <wp:cNvGraphicFramePr>
+                    <a:graphicFrameLocks xmlns:a="http://schemas.openxmlformats.org/drawingml/2006/main" noChangeAspect="1"/>
+                  </wp:cNvGraphicFramePr>
+                  <a:graphic xmlns:a="http://schemas.openxmlformats.org/drawingml/2006/main">
+                    <a:graphicData uri="http://schemas.openxmlformats.org/drawingml/2006/picture">
+                      <pic:pic xmlns:pic="http://schemas.openxmlformats.org/drawingml/2006/picture">
+                        <pic:nvPicPr>
+                          <pic:cNvPr id="1" name=""/>
+                          <pic:cNvPicPr/>
+                        </pic:nvPicPr>
+                        <pic:blipFill>
+                          <a:blip r:embed="rId24"/>
+                          <a:stretch>
+                            <a:fillRect/>
+                          </a:stretch>
+                        </pic:blipFill>
+                        <pic:spPr>
+                          <a:xfrm>
+                            <a:off x="0" y="0"/>
+                            <a:ext cx="5400000" cy="2660400"/>
+                          </a:xfrm>
+                          <a:prstGeom prst="rect">
+                            <a:avLst/>
+                          </a:prstGeom>
+                        </pic:spPr>
+                      </pic:pic>
+                    </a:graphicData>
+                  </a:graphic>
+                </wp:inline>
+              </w:drawing>
+            </w:r>
+          </w:p>
+        </w:tc>
+      </w:tr>
+    </w:tbl>
+    <w:p>
+      <w:pPr>
+        <w:pStyle w:val="FigureTitle"/>
+        <w:numPr>
+          <w:ilvl w:val="0"/>
+          <w:numId w:val="7"/>
+        </w:numPr>
+        <w:tabs>
+          <w:tab w:val="num" w:pos="1418"/>
+        </w:tabs>
+        <w:ind w:left="1418" w:hanging="1418"/>
+        <w:jc w:val="center"/>
+        <w:rPr>
+          <w:lang w:val="en-GB"/>
+        </w:rPr>
+      </w:pPr>
+      <w:r>
+        <w:rPr>
+          <w:lang w:val="en-GB"/>
+        </w:rPr>
+        <w:t>Pin</w:t>
+      </w:r>
+      <w:r>
+        <w:rPr>
+          <w:lang w:val="en-GB"/>
+        </w:rPr>
+        <w:t xml:space="preserve"> needs per </w:t>
+      </w:r>
+      <w:r>
+        <w:rPr>
+          <w:lang w:val="en-GB"/>
+        </w:rPr>
+        <w:t>WCS PD Host E2 training</w:t>
+      </w:r>
+    </w:p>
+    <w:p>
+      <w:pPr>
+        <w:pStyle w:val="Body"/>
+        <w:rPr>
+          <w:lang w:val="en-GB"/>
+        </w:rPr>
+      </w:pPr>
+      <w:r>
+        <w:rPr>
+          <w:lang w:val="en-GB"/>
+        </w:rPr>
+        <w:t>S</w:t>
+      </w:r>
+      <w:r>
+        <w:rPr>
+          <w:lang w:val="en-GB"/>
+        </w:rPr>
+        <w:t>ALEAE</w:t>
+      </w:r>
+      <w:r>
+        <w:rPr>
+          <w:lang w:val="en-GB"/>
+        </w:rPr>
+        <w:t>/Ellisys</w:t>
+      </w:r>
+      <w:r>
+        <w:rPr>
+          <w:lang w:val="en-GB"/>
+        </w:rPr>
+        <w:t xml:space="preserve"> log file</w:t>
+      </w:r>
+      <w:r>
+        <w:rPr>
+          <w:lang w:val="en-GB"/>
+        </w:rPr>
+        <w:t>s</w:t>
+      </w:r>
+      <w:r>
+        <w:rPr>
+          <w:lang w:val="en-GB"/>
+        </w:rPr>
+        <w:t xml:space="preserve"> </w:t>
+      </w:r>
+      <w:r>
+        <w:rPr>
+          <w:lang w:val="en-GB"/>
+        </w:rPr>
+        <w:t>will be</w:t>
+      </w:r>
+      <w:r>
+        <w:rPr>
+          <w:lang w:val="en-GB"/>
+        </w:rPr>
+        <w:t xml:space="preserve"> </w:t>
+      </w:r>
+      <w:r>
+        <w:rPr>
+          <w:lang w:val="en-GB"/>
+        </w:rPr>
+        <w:t>generated based on channel number settings, associated with corresponding bus analysers respectively. The</w:t>
+      </w:r>
+      <w:r>
+        <w:rPr>
+          <w:lang w:val="en-GB"/>
+        </w:rPr>
+        <w:t>se</w:t>
+      </w:r>
+      <w:r>
+        <w:rPr>
+          <w:lang w:val="en-GB"/>
+        </w:rPr>
+        <w:t xml:space="preserve"> file</w:t>
+      </w:r>
+      <w:r>
+        <w:rPr>
+          <w:lang w:val="en-GB"/>
+        </w:rPr>
+        <w:t>s</w:t>
+      </w:r>
+      <w:r>
+        <w:rPr>
+          <w:lang w:val="en-GB"/>
+        </w:rPr>
+        <w:t xml:space="preserve"> </w:t>
+      </w:r>
+      <w:r>
+        <w:rPr>
+          <w:lang w:val="en-GB"/>
+        </w:rPr>
+        <w:t>are</w:t>
+      </w:r>
+      <w:r>
+        <w:rPr>
+          <w:lang w:val="en-GB"/>
+        </w:rPr>
+        <w:t xml:space="preserve"> named beginning with DATE_TIME as a </w:t>
+      </w:r>
+      <w:r>
+        <w:rPr>
+          <w:lang w:val="en-GB"/>
+        </w:rPr>
+        <w:t>prefix</w:t>
+      </w:r>
+      <w:r>
+        <w:rPr>
+          <w:lang w:val="en-GB"/>
+        </w:rPr>
+        <w:t xml:space="preserve"> and</w:t>
+      </w:r>
+      <w:r>
+        <w:rPr>
+          <w:lang w:val="en-GB"/>
+        </w:rPr>
+        <w:t xml:space="preserve"> appended with </w:t>
+      </w:r>
+      <w:r>
+        <w:rPr>
+          <w:lang w:val="en-GB"/>
+        </w:rPr>
+        <w:t>selected</w:t>
+      </w:r>
+      <w:r>
+        <w:rPr>
+          <w:lang w:val="en-GB"/>
+        </w:rPr>
+        <w:t xml:space="preserve"> data in the Version Information section. In addition, </w:t>
+      </w:r>
+      <w:r>
+        <w:rPr>
+          <w:lang w:val="en-GB"/>
+        </w:rPr>
+        <w:t xml:space="preserve">an issue tracker form and </w:t>
+      </w:r>
+      <w:r>
+        <w:rPr>
+          <w:lang w:val="en-GB"/>
+        </w:rPr>
+        <w:t xml:space="preserve">a text file named by the current date will be outputted under the same </w:t>
+      </w:r>
+      <w:r>
+        <w:rPr>
+          <w:lang w:val="en-GB"/>
+        </w:rPr>
+        <w:t xml:space="preserve">naming </w:t>
+      </w:r>
+      <w:r>
+        <w:rPr>
+          <w:lang w:val="en-GB"/>
+        </w:rPr>
+        <w:t>folder</w:t>
+      </w:r>
+      <w:r>
+        <w:rPr>
+          <w:lang w:val="en-GB"/>
+        </w:rPr>
+        <w:t xml:space="preserve">. </w:t>
+      </w:r>
+    </w:p>
+    <w:p>
+      <w:pPr>
+        <w:pStyle w:val="Body"/>
+        <w:rPr>
+          <w:lang w:val="en-GB"/>
+        </w:rPr>
+      </w:pPr>
+      <w:r>
+        <w:rPr>
+          <w:lang w:val="en-GB"/>
+        </w:rPr>
+        <w:t xml:space="preserve">The Main window splits in following sections (refer to Figure </w:t>
+      </w:r>
+      <w:r>
+        <w:rPr>
+          <w:lang w:val="en-GB"/>
+        </w:rPr>
+        <w:t>9</w:t>
+      </w:r>
+      <w:r>
+        <w:rPr>
+          <w:lang w:val="en-GB"/>
+        </w:rPr>
+        <w:t>):</w:t>
+      </w:r>
+    </w:p>
+    <w:tbl>
+      <w:tblPr>
+        <w:tblStyle w:val="InfineonPicture"/>
+        <w:tblW w:w="5000" w:type="pct"/>
+        <w:tblBorders>
+          <w:top w:val="none" w:sz="0" w:space="0" w:color="auto"/>
+          <w:left w:val="none" w:sz="0" w:space="0" w:color="auto"/>
+          <w:bottom w:val="none" w:sz="0" w:space="0" w:color="auto"/>
+          <w:right w:val="none" w:sz="0" w:space="0" w:color="auto"/>
+          <w:insideH w:val="none" w:sz="0" w:space="0" w:color="auto"/>
+          <w:insideV w:val="none" w:sz="0" w:space="0" w:color="auto"/>
+        </w:tblBorders>
+        <w:tblCellMar>
+          <w:left w:w="0" w:type="dxa"/>
+          <w:right w:w="0" w:type="dxa"/>
+        </w:tblCellMar>
+        <w:tblLook w:val="05E0" w:firstRow="1" w:lastRow="1" w:firstColumn="1" w:lastColumn="1" w:noHBand="0" w:noVBand="1"/>
+      </w:tblPr>
+      <w:tblGrid>
+        <w:gridCol w:w="10206"/>
+      </w:tblGrid>
+      <w:tr>
+        <w:tc>
+          <w:tcPr>
+            <w:tcW w:w="5000" w:type="pct"/>
+          </w:tcPr>
+          <w:p>
+            <w:pPr>
+              <w:pStyle w:val="TableCell-c"/>
+              <w:rPr>
+                <w:lang w:val="en-GB"/>
+              </w:rPr>
+            </w:pPr>
+            <w:r>
+              <w:rPr>
+                <w:noProof/>
+                <w:lang w:val="en-GB"/>
+              </w:rPr>
+              <w:lastRenderedPageBreak/>
               <mc:AlternateContent>
                 <mc:Choice Requires="wps">
                   <w:drawing>
-                    <wp:anchor distT="0" distB="0" distL="114300" distR="114300" simplePos="0" relativeHeight="251659264" behindDoc="0" locked="0" layoutInCell="1" allowOverlap="1" wp14:anchorId="1B7F747A" wp14:editId="130B1293">
+                    <wp:anchor distT="0" distB="0" distL="114300" distR="114300" simplePos="0" relativeHeight="251676672" behindDoc="0" locked="0" layoutInCell="1" allowOverlap="1" wp14:anchorId="1B4D2ED9" wp14:editId="1AA200E4">
                       <wp:simplePos x="0" y="0"/>
                       <wp:positionH relativeFrom="column">
-                        <wp:posOffset>2168119</wp:posOffset>
+                        <wp:posOffset>5806440</wp:posOffset>
                       </wp:positionH>
                       <wp:positionV relativeFrom="paragraph">
-                        <wp:posOffset>4157675</wp:posOffset>
+                        <wp:posOffset>3255010</wp:posOffset>
                       </wp:positionV>
-                      <wp:extent cx="405114" cy="393539"/>
+                      <wp:extent cx="404495" cy="393065"/>
                       <wp:effectExtent l="0" t="0" r="0" b="6985"/>
                       <wp:wrapNone/>
-                      <wp:docPr id="32" name="Flowchart: Connector 32"/>
+                      <wp:docPr id="21" name="Flowchart: Connector 21"/>
                       <wp:cNvGraphicFramePr/>
                       <a:graphic xmlns:a="http://schemas.openxmlformats.org/drawingml/2006/main">
                         <a:graphicData uri="http://schemas.microsoft.com/office/word/2010/wordprocessingShape">
@@ -1924,7 +3909,7 @@
                             <wps:spPr>
                               <a:xfrm>
                                 <a:off x="0" y="0"/>
-                                <a:ext cx="405114" cy="393539"/>
+                                <a:ext cx="404495" cy="393065"/>
                               </a:xfrm>
                               <a:prstGeom prst="flowChartConnector">
                                 <a:avLst/>
@@ -1959,7 +3944,7 @@
                                     <w:jc w:val="center"/>
                                   </w:pPr>
                                   <w:r>
-                                    <w:t>1</w:t>
+                                    <w:t>6</w:t>
                                   </w:r>
                                 </w:p>
                               </w:txbxContent>
@@ -1984,10 +3969,10 @@
                 </mc:Choice>
                 <mc:Fallback>
                   <w:pict>
-                    <v:shapetype w14:anchorId="1B7F747A" id="_x0000_t120" coordsize="21600,21600" o:spt="120" path="m10800,qx,10800,10800,21600,21600,10800,10800,xe">
+                    <v:shapetype w14:anchorId="1B4D2ED9" id="_x0000_t120" coordsize="21600,21600" o:spt="120" path="m10800,qx,10800,10800,21600,21600,10800,10800,xe">
                       <v:path gradientshapeok="t" o:connecttype="custom" o:connectlocs="10800,0;3163,3163;0,10800;3163,18437;10800,21600;18437,18437;21600,10800;18437,3163" textboxrect="3163,3163,18437,18437"/>
                     </v:shapetype>
-                    <v:shape id="Flowchart: Connector 32" o:spid="_x0000_s1026" type="#_x0000_t120" style="position:absolute;left:0;text-align:left;margin-left:170.7pt;margin-top:327.4pt;width:31.9pt;height:31pt;z-index:251659264;visibility:visible;mso-wrap-style:square;mso-width-percent:0;mso-height-percent:0;mso-wrap-distance-left:9pt;mso-wrap-distance-top:0;mso-wrap-distance-right:9pt;mso-wrap-distance-bottom:0;mso-position-horizontal:absolute;mso-position-horizontal-relative:text;mso-position-vertical:absolute;mso-position-vertical-relative:text;mso-width-percent:0;mso-height-percent:0;mso-width-relative:margin;mso-height-relative:margin;v-text-anchor:middle" o:gfxdata="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" fillcolor="#84b6a7 [3215]" stroked="f" strokeweight="2pt">
+                    <v:shape id="Flowchart: Connector 21" o:spid="_x0000_s1026" type="#_x0000_t120" style="position:absolute;left:0;text-align:left;margin-left:457.2pt;margin-top:256.3pt;width:31.85pt;height:30.95pt;z-index:251676672;visibility:visible;mso-wrap-style:square;mso-width-percent:0;mso-height-percent:0;mso-wrap-distance-left:9pt;mso-wrap-distance-top:0;mso-wrap-distance-right:9pt;mso-wrap-distance-bottom:0;mso-position-horizontal:absolute;mso-position-horizontal-relative:text;mso-position-vertical:absolute;mso-position-vertical-relative:text;mso-width-percent:0;mso-height-percent:0;mso-width-relative:margin;mso-height-relative:margin;v-text-anchor:middle" o:gfxdata="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" fillcolor="#84b6a7 [3215]" stroked="f" strokeweight="2pt">
                       <v:textbox>
                         <w:txbxContent>
                           <w:p>
@@ -1995,7 +3980,7 @@
                               <w:jc w:val="center"/>
                             </w:pPr>
                             <w:r>
-                              <w:t>1</w:t>
+                              <w:t>6</w:t>
                             </w:r>
                           </w:p>
                         </w:txbxContent>
@@ -2013,18 +3998,18 @@
               <mc:AlternateContent>
                 <mc:Choice Requires="wps">
                   <w:drawing>
-                    <wp:anchor distT="0" distB="0" distL="114300" distR="114300" simplePos="0" relativeHeight="251660288" behindDoc="0" locked="0" layoutInCell="1" allowOverlap="1" wp14:anchorId="4C2232BC" wp14:editId="4FAD5238">
+                    <wp:anchor distT="0" distB="0" distL="114300" distR="114300" simplePos="0" relativeHeight="251674624" behindDoc="0" locked="0" layoutInCell="1" allowOverlap="1" wp14:anchorId="75C357F0" wp14:editId="66F6E860">
                       <wp:simplePos x="0" y="0"/>
                       <wp:positionH relativeFrom="column">
-                        <wp:posOffset>2762961</wp:posOffset>
+                        <wp:posOffset>5807710</wp:posOffset>
                       </wp:positionH>
                       <wp:positionV relativeFrom="paragraph">
-                        <wp:posOffset>671144</wp:posOffset>
+                        <wp:posOffset>2835579</wp:posOffset>
                       </wp:positionV>
-                      <wp:extent cx="405114" cy="393539"/>
+                      <wp:extent cx="404495" cy="393065"/>
                       <wp:effectExtent l="0" t="0" r="0" b="6985"/>
                       <wp:wrapNone/>
-                      <wp:docPr id="33" name="Flowchart: Connector 33"/>
+                      <wp:docPr id="39" name="Flowchart: Connector 39"/>
                       <wp:cNvGraphicFramePr/>
                       <a:graphic xmlns:a="http://schemas.openxmlformats.org/drawingml/2006/main">
                         <a:graphicData uri="http://schemas.microsoft.com/office/word/2010/wordprocessingShape">
@@ -2033,7 +4018,7 @@
                             <wps:spPr>
                               <a:xfrm>
                                 <a:off x="0" y="0"/>
-                                <a:ext cx="405114" cy="393539"/>
+                                <a:ext cx="404495" cy="393065"/>
                               </a:xfrm>
                               <a:prstGeom prst="flowChartConnector">
                                 <a:avLst/>
@@ -2068,7 +4053,7 @@
                                     <w:jc w:val="center"/>
                                   </w:pPr>
                                   <w:r>
-                                    <w:t>2</w:t>
+                                    <w:t>5</w:t>
                                   </w:r>
                                 </w:p>
                               </w:txbxContent>
@@ -2093,7 +4078,7 @@
                 </mc:Choice>
                 <mc:Fallback>
                   <w:pict>
-                    <v:shape w14:anchorId="4C2232BC" id="Flowchart: Connector 33" o:spid="_x0000_s1027" type="#_x0000_t120" style="position:absolute;left:0;text-align:left;margin-left:217.55pt;margin-top:52.85pt;width:31.9pt;height:31pt;z-index:251660288;visibility:visible;mso-wrap-style:square;mso-width-percent:0;mso-height-percent:0;mso-wrap-distance-left:9pt;mso-wrap-distance-top:0;mso-wrap-distance-right:9pt;mso-wrap-distance-bottom:0;mso-position-horizontal:absolute;mso-position-horizontal-relative:text;mso-position-vertical:absolute;mso-position-vertical-relative:text;mso-width-percent:0;mso-height-percent:0;mso-width-relative:margin;mso-height-relative:margin;v-text-anchor:middle" o:gfxdata="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" fillcolor="#84b6a7 [3215]" stroked="f" strokeweight="2pt">
+                    <v:shape w14:anchorId="75C357F0" id="Flowchart: Connector 39" o:spid="_x0000_s1027" type="#_x0000_t120" style="position:absolute;left:0;text-align:left;margin-left:457.3pt;margin-top:223.25pt;width:31.85pt;height:30.95pt;z-index:251674624;visibility:visible;mso-wrap-style:square;mso-width-percent:0;mso-height-percent:0;mso-wrap-distance-left:9pt;mso-wrap-distance-top:0;mso-wrap-distance-right:9pt;mso-wrap-distance-bottom:0;mso-position-horizontal:absolute;mso-position-horizontal-relative:text;mso-position-vertical:absolute;mso-position-vertical-relative:text;mso-width-percent:0;mso-height-percent:0;mso-width-relative:margin;mso-height-relative:margin;v-text-anchor:middle" o:gfxdata="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" fillcolor="#84b6a7 [3215]" stroked="f" strokeweight="2pt">
                       <v:textbox>
                         <w:txbxContent>
                           <w:p>
@@ -2101,7 +4086,7 @@
                               <w:jc w:val="center"/>
                             </w:pPr>
                             <w:r>
-                              <w:t>2</w:t>
+                              <w:t>5</w:t>
                             </w:r>
                           </w:p>
                         </w:txbxContent>
@@ -2116,1871 +4101,16 @@
                 <w:noProof/>
                 <w:lang w:val="en-GB"/>
               </w:rPr>
-              <w:drawing>
-                <wp:inline distT="0" distB="0" distL="0" distR="0" wp14:anchorId="6591CA03" wp14:editId="65299DC9">
-                  <wp:extent cx="5400000" cy="4665600"/>
-                  <wp:effectExtent l="0" t="0" r="0" b="1905"/>
-                  <wp:docPr id="34" name="Picture 34" descr="saleae preference"/>
-                  <wp:cNvGraphicFramePr>
-                    <a:graphicFrameLocks xmlns:a="http://schemas.openxmlformats.org/drawingml/2006/main" noChangeAspect="1"/>
-                  </wp:cNvGraphicFramePr>
-                  <a:graphic xmlns:a="http://schemas.openxmlformats.org/drawingml/2006/main">
-                    <a:graphicData uri="http://schemas.openxmlformats.org/drawingml/2006/picture">
-                      <pic:pic xmlns:pic="http://schemas.openxmlformats.org/drawingml/2006/picture">
-                        <pic:nvPicPr>
-                          <pic:cNvPr id="1" name="Picture 1" descr="saleae preference"/>
-                          <pic:cNvPicPr/>
-                        </pic:nvPicPr>
-                        <pic:blipFill>
-                          <a:blip r:embed="rId14"/>
-                          <a:stretch>
-                            <a:fillRect/>
-                          </a:stretch>
-                        </pic:blipFill>
-                        <pic:spPr>
-                          <a:xfrm>
-                            <a:off x="0" y="0"/>
-                            <a:ext cx="5400000" cy="4665600"/>
-                          </a:xfrm>
-                          <a:prstGeom prst="rect">
-                            <a:avLst/>
-                          </a:prstGeom>
-                        </pic:spPr>
-                      </pic:pic>
-                    </a:graphicData>
-                  </a:graphic>
-                </wp:inline>
-              </w:drawing>
-            </w:r>
-          </w:p>
-        </w:tc>
-      </w:tr>
-    </w:tbl>
-    <w:p>
-      <w:pPr>
-        <w:pStyle w:val="FigureTitle"/>
-        <w:numPr>
-          <w:ilvl w:val="0"/>
-          <w:numId w:val="7"/>
-        </w:numPr>
-        <w:tabs>
-          <w:tab w:val="num" w:pos="1418"/>
-        </w:tabs>
-        <w:ind w:left="1418" w:hanging="1418"/>
-        <w:jc w:val="center"/>
-      </w:pPr>
-      <w:r>
-        <w:rPr>
-          <w:lang w:val="en-GB"/>
-        </w:rPr>
-        <w:t xml:space="preserve">Saleae </w:t>
-      </w:r>
-      <w:r>
-        <w:rPr>
-          <w:lang w:val="en-GB"/>
-        </w:rPr>
-        <w:t>Logic2</w:t>
-      </w:r>
-      <w:r>
-        <w:rPr>
-          <w:lang w:val="en-GB"/>
-        </w:rPr>
-        <w:t xml:space="preserve"> Preferences</w:t>
-      </w:r>
-      <w:r>
-        <w:br w:type="page"/>
-      </w:r>
-    </w:p>
-    <w:p>
-      <w:pPr>
-        <w:pStyle w:val="Heading1"/>
-        <w:rPr>
-          <w:lang w:val="en-GB"/>
-        </w:rPr>
-      </w:pPr>
-      <w:bookmarkStart w:id="14" w:name="_Toc137461258"/>
-      <w:bookmarkStart w:id="15" w:name="_Toc141081663"/>
-      <w:r>
-        <w:rPr>
-          <w:lang w:val="en-GB"/>
-        </w:rPr>
-        <w:lastRenderedPageBreak/>
-        <w:t>Infineon Automation Tool Package</w:t>
-      </w:r>
-      <w:bookmarkEnd w:id="14"/>
-      <w:bookmarkEnd w:id="15"/>
-      <w:r>
-        <w:rPr>
-          <w:lang w:val="en-GB"/>
-        </w:rPr>
-        <w:t xml:space="preserve"> </w:t>
-      </w:r>
-    </w:p>
-    <w:p>
-      <w:pPr>
-        <w:pStyle w:val="Heading2"/>
-        <w:rPr>
-          <w:lang w:val="en-GB"/>
-        </w:rPr>
-      </w:pPr>
-      <w:bookmarkStart w:id="16" w:name="_Toc137461259"/>
-      <w:bookmarkStart w:id="17" w:name="_Toc141081664"/>
-      <w:r>
-        <w:rPr>
-          <w:lang w:val="en-GB"/>
-        </w:rPr>
-        <w:t>HPI Analyser</w:t>
-      </w:r>
-      <w:bookmarkEnd w:id="16"/>
-      <w:bookmarkEnd w:id="17"/>
-    </w:p>
-    <w:p>
-      <w:pPr>
-        <w:pStyle w:val="Body"/>
-        <w:rPr>
-          <w:lang w:val="en-GB"/>
-        </w:rPr>
-      </w:pPr>
-      <w:r>
-        <w:rPr>
-          <w:lang w:val="en-GB"/>
-        </w:rPr>
-        <w:t>The native I</w:t>
-      </w:r>
-      <w:r>
-        <w:rPr>
-          <w:vertAlign w:val="superscript"/>
-          <w:lang w:val="en-GB"/>
-        </w:rPr>
-        <w:t>2</w:t>
-      </w:r>
-      <w:r>
-        <w:rPr>
-          <w:lang w:val="en-GB"/>
-        </w:rPr>
-        <w:t xml:space="preserve">C Analysers in Saleae </w:t>
-      </w:r>
-      <w:r>
-        <w:rPr>
-          <w:lang w:val="en-GB"/>
-        </w:rPr>
-        <w:t>Logic2</w:t>
-      </w:r>
-      <w:r>
-        <w:rPr>
-          <w:lang w:val="en-GB"/>
-        </w:rPr>
-        <w:t xml:space="preserve"> application can decode and list bus messages to its terminal-like window and tabular-format table for search usage. It decodes I</w:t>
-      </w:r>
-      <w:r>
-        <w:rPr>
-          <w:vertAlign w:val="superscript"/>
-          <w:lang w:val="en-GB"/>
-        </w:rPr>
-        <w:t>2</w:t>
-      </w:r>
-      <w:r>
-        <w:rPr>
-          <w:lang w:val="en-GB"/>
-        </w:rPr>
-        <w:t xml:space="preserve">C commands in BYTE format basis and is useful in generic </w:t>
-      </w:r>
-      <w:r>
-        <w:rPr>
-          <w:lang w:val="en-GB"/>
-        </w:rPr>
-        <w:t>use cases</w:t>
-      </w:r>
-      <w:r>
-        <w:rPr>
-          <w:lang w:val="en-GB"/>
-        </w:rPr>
-        <w:t>.</w:t>
-      </w:r>
-    </w:p>
-    <w:p>
-      <w:pPr>
-        <w:pStyle w:val="Body"/>
-        <w:rPr>
-          <w:lang w:val="en-GB"/>
-        </w:rPr>
-      </w:pPr>
-      <w:r>
-        <w:rPr>
-          <w:lang w:val="en-GB"/>
-        </w:rPr>
-        <w:t xml:space="preserve">However, Infineon HPI protocol usually conducts a WORD or longer data length as a single command </w:t>
-      </w:r>
-      <w:r>
-        <w:rPr>
-          <w:lang w:val="en-GB"/>
-        </w:rPr>
-        <w:t>and</w:t>
-      </w:r>
-      <w:r>
-        <w:rPr>
-          <w:lang w:val="en-GB"/>
-        </w:rPr>
-        <w:t xml:space="preserve"> response</w:t>
-      </w:r>
-      <w:r>
-        <w:rPr>
-          <w:lang w:val="en-GB"/>
-        </w:rPr>
-        <w:t>s</w:t>
-      </w:r>
-      <w:r>
-        <w:rPr>
-          <w:lang w:val="en-GB"/>
-        </w:rPr>
-        <w:t>, and it is not intuitive to translate decoded messages through native I</w:t>
-      </w:r>
-      <w:r>
-        <w:rPr>
-          <w:vertAlign w:val="superscript"/>
-          <w:lang w:val="en-GB"/>
-        </w:rPr>
-        <w:t>2</w:t>
-      </w:r>
-      <w:r>
-        <w:rPr>
-          <w:lang w:val="en-GB"/>
-        </w:rPr>
-        <w:t xml:space="preserve">C analyser. Worse, it is hard to do HPI command search. Sometimes it causes additional efforts and inconveniences to users, especially for engineers who are dealing with HPI activities in daily basis. </w:t>
-      </w:r>
-    </w:p>
-    <w:p>
-      <w:pPr>
-        <w:pStyle w:val="Body"/>
-        <w:rPr>
-          <w:lang w:val="en-GB"/>
-        </w:rPr>
-      </w:pPr>
-      <w:r>
-        <w:rPr>
-          <w:lang w:val="en-GB"/>
-        </w:rPr>
-        <w:t>Hence, Infineon WCS support team creates a customised Saleae I</w:t>
-      </w:r>
-      <w:r>
-        <w:rPr>
-          <w:vertAlign w:val="superscript"/>
-          <w:lang w:val="en-GB"/>
-        </w:rPr>
-        <w:t>2</w:t>
-      </w:r>
-      <w:r>
-        <w:rPr>
-          <w:lang w:val="en-GB"/>
-        </w:rPr>
-        <w:t>C analyser alternative. It can re-synthesise standard I</w:t>
-      </w:r>
-      <w:r>
-        <w:rPr>
-          <w:vertAlign w:val="superscript"/>
-          <w:lang w:val="en-GB"/>
-        </w:rPr>
-        <w:t>2</w:t>
-      </w:r>
-      <w:r>
-        <w:rPr>
-          <w:lang w:val="en-GB"/>
-        </w:rPr>
-        <w:t>C byte packets to scalable-length message format, allows users to change significant byte order and capable to translate HPI raw data.</w:t>
-      </w:r>
-      <w:r>
-        <w:rPr>
-          <w:lang w:val="en-GB"/>
-        </w:rPr>
-        <w:t xml:space="preserve"> </w:t>
-      </w:r>
-      <w:r>
-        <w:rPr>
-          <w:lang w:val="en-GB"/>
-        </w:rPr>
-        <w:t>In addition, it is easier to do HPI command analysis by introducing timestamp ahead of every HPI messages.</w:t>
-      </w:r>
-    </w:p>
-    <w:tbl>
-      <w:tblPr>
-        <w:tblStyle w:val="InfineonPicture"/>
-        <w:tblW w:w="5000" w:type="pct"/>
-        <w:tblBorders>
-          <w:top w:val="none" w:sz="0" w:space="0" w:color="auto"/>
-          <w:left w:val="none" w:sz="0" w:space="0" w:color="auto"/>
-          <w:bottom w:val="none" w:sz="0" w:space="0" w:color="auto"/>
-          <w:right w:val="none" w:sz="0" w:space="0" w:color="auto"/>
-          <w:insideH w:val="none" w:sz="0" w:space="0" w:color="auto"/>
-          <w:insideV w:val="none" w:sz="0" w:space="0" w:color="auto"/>
-        </w:tblBorders>
-        <w:tblCellMar>
-          <w:left w:w="0" w:type="dxa"/>
-          <w:right w:w="0" w:type="dxa"/>
-        </w:tblCellMar>
-        <w:tblLook w:val="05E0" w:firstRow="1" w:lastRow="1" w:firstColumn="1" w:lastColumn="1" w:noHBand="0" w:noVBand="1"/>
-      </w:tblPr>
-      <w:tblGrid>
-        <w:gridCol w:w="10206"/>
-      </w:tblGrid>
-      <w:tr>
-        <w:tc>
-          <w:tcPr>
-            <w:tcW w:w="5000" w:type="pct"/>
-          </w:tcPr>
-          <w:p>
-            <w:pPr>
-              <w:pStyle w:val="TableCell-c"/>
-              <w:rPr>
-                <w:lang w:val="en-GB"/>
-              </w:rPr>
-            </w:pPr>
-            <w:r>
-              <w:rPr>
-                <w:noProof/>
-                <w:lang w:val="en-GB"/>
-              </w:rPr>
-              <w:drawing>
-                <wp:inline distT="0" distB="0" distL="0" distR="0" wp14:anchorId="363F7888" wp14:editId="6EBE2330">
-                  <wp:extent cx="4320000" cy="3578400"/>
-                  <wp:effectExtent l="0" t="0" r="4445" b="3175"/>
-                  <wp:docPr id="40" name="Picture 40" descr="A screenshot of a computer program&#10;&#10;Description automatically generated with medium confidence"/>
-                  <wp:cNvGraphicFramePr>
-                    <a:graphicFrameLocks xmlns:a="http://schemas.openxmlformats.org/drawingml/2006/main" noChangeAspect="1"/>
-                  </wp:cNvGraphicFramePr>
-                  <a:graphic xmlns:a="http://schemas.openxmlformats.org/drawingml/2006/main">
-                    <a:graphicData uri="http://schemas.openxmlformats.org/drawingml/2006/picture">
-                      <pic:pic xmlns:pic="http://schemas.openxmlformats.org/drawingml/2006/picture">
-                        <pic:nvPicPr>
-                          <pic:cNvPr id="32" name="Picture 32" descr="A screenshot of a computer program&#10;&#10;Description automatically generated with medium confidence"/>
-                          <pic:cNvPicPr/>
-                        </pic:nvPicPr>
-                        <pic:blipFill>
-                          <a:blip r:embed="rId15"/>
-                          <a:stretch>
-                            <a:fillRect/>
-                          </a:stretch>
-                        </pic:blipFill>
-                        <pic:spPr>
-                          <a:xfrm>
-                            <a:off x="0" y="0"/>
-                            <a:ext cx="4320000" cy="3578400"/>
-                          </a:xfrm>
-                          <a:prstGeom prst="rect">
-                            <a:avLst/>
-                          </a:prstGeom>
-                        </pic:spPr>
-                      </pic:pic>
-                    </a:graphicData>
-                  </a:graphic>
-                </wp:inline>
-              </w:drawing>
-            </w:r>
-          </w:p>
-        </w:tc>
-      </w:tr>
-    </w:tbl>
-    <w:p>
-      <w:pPr>
-        <w:pStyle w:val="FigureTitle"/>
-        <w:numPr>
-          <w:ilvl w:val="0"/>
-          <w:numId w:val="7"/>
-        </w:numPr>
-        <w:tabs>
-          <w:tab w:val="num" w:pos="1418"/>
-        </w:tabs>
-        <w:ind w:left="1418" w:hanging="1418"/>
-        <w:jc w:val="center"/>
-        <w:rPr>
-          <w:lang w:val="en-GB"/>
-        </w:rPr>
-      </w:pPr>
-      <w:r>
-        <w:rPr>
-          <w:lang w:val="en-GB"/>
-        </w:rPr>
-        <w:t xml:space="preserve">Additional options in </w:t>
-      </w:r>
-      <w:r>
-        <w:rPr>
-          <w:lang w:val="en-GB"/>
-        </w:rPr>
-        <w:t xml:space="preserve">Infineon “I2C_HPI” </w:t>
-      </w:r>
-      <w:r>
-        <w:rPr>
-          <w:lang w:val="en-GB"/>
-        </w:rPr>
-        <w:t>a</w:t>
-      </w:r>
-      <w:r>
-        <w:rPr>
-          <w:lang w:val="en-GB"/>
-        </w:rPr>
-        <w:t>nalyser</w:t>
-      </w:r>
-    </w:p>
-    <w:tbl>
-      <w:tblPr>
-        <w:tblStyle w:val="InfineonPicture"/>
-        <w:tblW w:w="5000" w:type="pct"/>
-        <w:tblBorders>
-          <w:top w:val="none" w:sz="0" w:space="0" w:color="auto"/>
-          <w:left w:val="none" w:sz="0" w:space="0" w:color="auto"/>
-          <w:bottom w:val="none" w:sz="0" w:space="0" w:color="auto"/>
-          <w:right w:val="none" w:sz="0" w:space="0" w:color="auto"/>
-          <w:insideH w:val="none" w:sz="0" w:space="0" w:color="auto"/>
-          <w:insideV w:val="none" w:sz="0" w:space="0" w:color="auto"/>
-        </w:tblBorders>
-        <w:tblCellMar>
-          <w:left w:w="0" w:type="dxa"/>
-          <w:right w:w="0" w:type="dxa"/>
-        </w:tblCellMar>
-        <w:tblLook w:val="05E0" w:firstRow="1" w:lastRow="1" w:firstColumn="1" w:lastColumn="1" w:noHBand="0" w:noVBand="1"/>
-      </w:tblPr>
-      <w:tblGrid>
-        <w:gridCol w:w="10206"/>
-      </w:tblGrid>
-      <w:tr>
-        <w:tc>
-          <w:tcPr>
-            <w:tcW w:w="5000" w:type="pct"/>
-          </w:tcPr>
-          <w:p>
-            <w:pPr>
-              <w:pStyle w:val="TableCell-c"/>
-              <w:rPr>
-                <w:lang w:val="en-GB"/>
-              </w:rPr>
-            </w:pPr>
-            <w:r>
-              <w:rPr>
-                <w:noProof/>
-                <w:lang w:val="en-GB"/>
-              </w:rPr>
-              <w:drawing>
-                <wp:inline distT="0" distB="0" distL="0" distR="0" wp14:anchorId="620A08E0" wp14:editId="2BB6C6DF">
-                  <wp:extent cx="5400000" cy="1548000"/>
-                  <wp:effectExtent l="0" t="0" r="0" b="0"/>
-                  <wp:docPr id="24" name="Picture 24"/>
-                  <wp:cNvGraphicFramePr>
-                    <a:graphicFrameLocks xmlns:a="http://schemas.openxmlformats.org/drawingml/2006/main" noChangeAspect="1"/>
-                  </wp:cNvGraphicFramePr>
-                  <a:graphic xmlns:a="http://schemas.openxmlformats.org/drawingml/2006/main">
-                    <a:graphicData uri="http://schemas.openxmlformats.org/drawingml/2006/picture">
-                      <pic:pic xmlns:pic="http://schemas.openxmlformats.org/drawingml/2006/picture">
-                        <pic:nvPicPr>
-                          <pic:cNvPr id="1" name=""/>
-                          <pic:cNvPicPr/>
-                        </pic:nvPicPr>
-                        <pic:blipFill>
-                          <a:blip r:embed="rId16"/>
-                          <a:stretch>
-                            <a:fillRect/>
-                          </a:stretch>
-                        </pic:blipFill>
-                        <pic:spPr>
-                          <a:xfrm>
-                            <a:off x="0" y="0"/>
-                            <a:ext cx="5400000" cy="1548000"/>
-                          </a:xfrm>
-                          <a:prstGeom prst="rect">
-                            <a:avLst/>
-                          </a:prstGeom>
-                        </pic:spPr>
-                      </pic:pic>
-                    </a:graphicData>
-                  </a:graphic>
-                </wp:inline>
-              </w:drawing>
-            </w:r>
-          </w:p>
-          <w:p>
-            <w:pPr>
-              <w:pStyle w:val="TableCell-c"/>
-              <w:rPr>
-                <w:lang w:val="en-GB"/>
-              </w:rPr>
-            </w:pPr>
-          </w:p>
-          <w:p>
-            <w:pPr>
-              <w:pStyle w:val="TableCell-c"/>
-              <w:rPr>
-                <w:lang w:val="en-GB"/>
-              </w:rPr>
-            </w:pPr>
-            <w:r>
-              <w:rPr>
-                <w:noProof/>
-                <w:lang w:val="en-GB"/>
-              </w:rPr>
-              <w:lastRenderedPageBreak/>
-              <w:drawing>
-                <wp:inline distT="0" distB="0" distL="0" distR="0" wp14:anchorId="540A7004" wp14:editId="15224338">
-                  <wp:extent cx="5400000" cy="2278800"/>
-                  <wp:effectExtent l="0" t="0" r="0" b="7620"/>
-                  <wp:docPr id="25" name="Picture 25"/>
-                  <wp:cNvGraphicFramePr>
-                    <a:graphicFrameLocks xmlns:a="http://schemas.openxmlformats.org/drawingml/2006/main" noChangeAspect="1"/>
-                  </wp:cNvGraphicFramePr>
-                  <a:graphic xmlns:a="http://schemas.openxmlformats.org/drawingml/2006/main">
-                    <a:graphicData uri="http://schemas.openxmlformats.org/drawingml/2006/picture">
-                      <pic:pic xmlns:pic="http://schemas.openxmlformats.org/drawingml/2006/picture">
-                        <pic:nvPicPr>
-                          <pic:cNvPr id="1" name=""/>
-                          <pic:cNvPicPr/>
-                        </pic:nvPicPr>
-                        <pic:blipFill>
-                          <a:blip r:embed="rId17"/>
-                          <a:stretch>
-                            <a:fillRect/>
-                          </a:stretch>
-                        </pic:blipFill>
-                        <pic:spPr>
-                          <a:xfrm>
-                            <a:off x="0" y="0"/>
-                            <a:ext cx="5400000" cy="2278800"/>
-                          </a:xfrm>
-                          <a:prstGeom prst="rect">
-                            <a:avLst/>
-                          </a:prstGeom>
-                        </pic:spPr>
-                      </pic:pic>
-                    </a:graphicData>
-                  </a:graphic>
-                </wp:inline>
-              </w:drawing>
-            </w:r>
-          </w:p>
-        </w:tc>
-      </w:tr>
-    </w:tbl>
-    <w:p>
-      <w:pPr>
-        <w:pStyle w:val="FigureTitle"/>
-        <w:numPr>
-          <w:ilvl w:val="0"/>
-          <w:numId w:val="7"/>
-        </w:numPr>
-        <w:tabs>
-          <w:tab w:val="num" w:pos="1418"/>
-        </w:tabs>
-        <w:ind w:left="1418" w:hanging="1418"/>
-        <w:jc w:val="center"/>
-        <w:rPr>
-          <w:lang w:val="en-GB"/>
-        </w:rPr>
-      </w:pPr>
-      <w:r>
-        <w:rPr>
-          <w:lang w:val="en-GB"/>
-        </w:rPr>
-        <w:t>HPI register address is decoded</w:t>
-      </w:r>
-      <w:r>
-        <w:rPr>
-          <w:lang w:val="en-GB"/>
-        </w:rPr>
-        <w:t xml:space="preserve"> in raw (green)</w:t>
-      </w:r>
-      <w:r>
-        <w:rPr>
-          <w:lang w:val="en-GB"/>
-        </w:rPr>
-        <w:t xml:space="preserve"> and translated</w:t>
-      </w:r>
-      <w:r>
-        <w:rPr>
-          <w:lang w:val="en-GB"/>
-        </w:rPr>
-        <w:t xml:space="preserve"> (grey)</w:t>
-      </w:r>
-    </w:p>
-    <w:p>
-      <w:pPr>
-        <w:pStyle w:val="Heading2"/>
-        <w:rPr>
-          <w:lang w:val="en-GB"/>
-        </w:rPr>
-      </w:pPr>
-      <w:bookmarkStart w:id="18" w:name="_Toc137461260"/>
-      <w:bookmarkStart w:id="19" w:name="_Toc141081665"/>
-      <w:r>
-        <w:rPr>
-          <w:lang w:val="en-GB"/>
-        </w:rPr>
-        <w:t>CC Analyser</w:t>
-      </w:r>
-      <w:bookmarkEnd w:id="18"/>
-      <w:bookmarkEnd w:id="19"/>
-    </w:p>
-    <w:p>
-      <w:pPr>
-        <w:pStyle w:val="Body"/>
-        <w:rPr>
-          <w:lang w:val="en-GB"/>
-        </w:rPr>
-      </w:pPr>
-      <w:r>
-        <w:rPr>
-          <w:lang w:val="en-GB"/>
-        </w:rPr>
-        <w:t xml:space="preserve">USB CC and HPI logs are mandatory information WCS support team usually need while dealing with issues. In the past, they were provided by CPYD4500 CC sniffer and Saleae Logic Analyser separately, and always was difficult to understand command sequences among CC and HPI activities because these logs are not referring the same timeline. </w:t>
-      </w:r>
-    </w:p>
-    <w:p>
-      <w:pPr>
-        <w:pStyle w:val="Body"/>
-        <w:rPr>
-          <w:lang w:val="en-GB"/>
-        </w:rPr>
-      </w:pPr>
-      <w:r>
-        <w:rPr>
-          <w:lang w:val="en-GB"/>
-        </w:rPr>
-        <w:t xml:space="preserve">By introducing Infineon CC Analyser with a proper configuration, users can capture and decode both USB CC and HPI logs through Saleae </w:t>
-      </w:r>
-      <w:r>
-        <w:rPr>
-          <w:lang w:val="en-GB"/>
-        </w:rPr>
-        <w:t>Logic2</w:t>
-      </w:r>
-      <w:r>
-        <w:rPr>
-          <w:lang w:val="en-GB"/>
-        </w:rPr>
-        <w:t xml:space="preserve"> application alone. It is extremely useful to check relevant command sequences across different protocols and accelerate debugging progress.</w:t>
-      </w:r>
-    </w:p>
-    <w:tbl>
-      <w:tblPr>
-        <w:tblStyle w:val="InfineonPicture"/>
-        <w:tblW w:w="5000" w:type="pct"/>
-        <w:tblBorders>
-          <w:top w:val="none" w:sz="0" w:space="0" w:color="auto"/>
-          <w:left w:val="none" w:sz="0" w:space="0" w:color="auto"/>
-          <w:bottom w:val="none" w:sz="0" w:space="0" w:color="auto"/>
-          <w:right w:val="none" w:sz="0" w:space="0" w:color="auto"/>
-          <w:insideH w:val="none" w:sz="0" w:space="0" w:color="auto"/>
-          <w:insideV w:val="none" w:sz="0" w:space="0" w:color="auto"/>
-        </w:tblBorders>
-        <w:tblCellMar>
-          <w:left w:w="0" w:type="dxa"/>
-          <w:right w:w="0" w:type="dxa"/>
-        </w:tblCellMar>
-        <w:tblLook w:val="05E0" w:firstRow="1" w:lastRow="1" w:firstColumn="1" w:lastColumn="1" w:noHBand="0" w:noVBand="1"/>
-      </w:tblPr>
-      <w:tblGrid>
-        <w:gridCol w:w="10206"/>
-      </w:tblGrid>
-      <w:tr>
-        <w:tc>
-          <w:tcPr>
-            <w:tcW w:w="5000" w:type="pct"/>
-          </w:tcPr>
-          <w:p>
-            <w:pPr>
-              <w:pStyle w:val="TableCell-c"/>
-              <w:rPr>
-                <w:lang w:val="en-GB"/>
-              </w:rPr>
-            </w:pPr>
-            <w:r>
-              <w:rPr>
-                <w:noProof/>
-                <w:lang w:val="en-GB"/>
-              </w:rPr>
-              <w:drawing>
-                <wp:inline distT="0" distB="0" distL="0" distR="0" wp14:anchorId="5FCB0FE5" wp14:editId="2EBD7223">
-                  <wp:extent cx="4320000" cy="2250000"/>
-                  <wp:effectExtent l="0" t="0" r="4445" b="0"/>
-                  <wp:docPr id="41" name="Picture 41" descr="A screenshot of a computer&#10;&#10;Description automatically generated with medium confidence"/>
-                  <wp:cNvGraphicFramePr>
-                    <a:graphicFrameLocks xmlns:a="http://schemas.openxmlformats.org/drawingml/2006/main" noChangeAspect="1"/>
-                  </wp:cNvGraphicFramePr>
-                  <a:graphic xmlns:a="http://schemas.openxmlformats.org/drawingml/2006/main">
-                    <a:graphicData uri="http://schemas.openxmlformats.org/drawingml/2006/picture">
-                      <pic:pic xmlns:pic="http://schemas.openxmlformats.org/drawingml/2006/picture">
-                        <pic:nvPicPr>
-                          <pic:cNvPr id="34" name="Picture 34" descr="A screenshot of a computer&#10;&#10;Description automatically generated with medium confidence"/>
-                          <pic:cNvPicPr/>
-                        </pic:nvPicPr>
-                        <pic:blipFill>
-                          <a:blip r:embed="rId18"/>
-                          <a:stretch>
-                            <a:fillRect/>
-                          </a:stretch>
-                        </pic:blipFill>
-                        <pic:spPr>
-                          <a:xfrm>
-                            <a:off x="0" y="0"/>
-                            <a:ext cx="4320000" cy="2250000"/>
-                          </a:xfrm>
-                          <a:prstGeom prst="rect">
-                            <a:avLst/>
-                          </a:prstGeom>
-                        </pic:spPr>
-                      </pic:pic>
-                    </a:graphicData>
-                  </a:graphic>
-                </wp:inline>
-              </w:drawing>
-            </w:r>
-          </w:p>
-        </w:tc>
-      </w:tr>
-    </w:tbl>
-    <w:p>
-      <w:pPr>
-        <w:pStyle w:val="FigureTitle"/>
-        <w:numPr>
-          <w:ilvl w:val="0"/>
-          <w:numId w:val="7"/>
-        </w:numPr>
-        <w:tabs>
-          <w:tab w:val="num" w:pos="1418"/>
-        </w:tabs>
-        <w:ind w:left="1418" w:hanging="1418"/>
-        <w:jc w:val="center"/>
-        <w:rPr>
-          <w:lang w:val="en-GB"/>
-        </w:rPr>
-      </w:pPr>
-      <w:r>
-        <w:rPr>
-          <w:lang w:val="en-GB"/>
-        </w:rPr>
-        <w:t>Infineon “Manchester_PD_CC” Analyser</w:t>
-      </w:r>
-    </w:p>
-    <w:p>
-      <w:pPr>
-        <w:pStyle w:val="Heading2"/>
-        <w:rPr>
-          <w:lang w:val="en-GB"/>
-        </w:rPr>
-      </w:pPr>
-      <w:bookmarkStart w:id="20" w:name="_Toc137461261"/>
-      <w:bookmarkStart w:id="21" w:name="_Toc141081666"/>
-      <w:r>
-        <w:rPr>
-          <w:lang w:val="en-GB"/>
-        </w:rPr>
-        <w:t xml:space="preserve">Infineon </w:t>
-      </w:r>
-      <w:r>
-        <w:rPr>
-          <w:lang w:val="en-GB"/>
-        </w:rPr>
-        <w:t>WCS</w:t>
-      </w:r>
-      <w:r>
-        <w:rPr>
-          <w:lang w:val="en-GB"/>
-        </w:rPr>
-        <w:t xml:space="preserve"> Logger</w:t>
-      </w:r>
-      <w:bookmarkEnd w:id="20"/>
-      <w:bookmarkEnd w:id="21"/>
-    </w:p>
-    <w:p>
-      <w:pPr>
-        <w:pStyle w:val="Body"/>
-        <w:rPr>
-          <w:lang w:val="en-GB"/>
-        </w:rPr>
-      </w:pPr>
-      <w:r>
-        <w:rPr>
-          <w:lang w:val="en-GB"/>
-        </w:rPr>
-        <w:t>This is a portable application that supports Microsoft Windows 10 and above. It is highly recommended to use it with Saleae Logic Analyser Pro 16. The application pre-defines all necessary trace pins that users are required to provide while reporting issues for both AMD and INTEL design cases, along with project-relevant information, such as PD firmware revision. All numbers in pulldown menus are selectable but cannot be duplicated.</w:t>
-      </w:r>
-    </w:p>
-    <w:tbl>
-      <w:tblPr>
-        <w:tblStyle w:val="InfineonPicture"/>
-        <w:tblW w:w="5000" w:type="pct"/>
-        <w:tblBorders>
-          <w:top w:val="none" w:sz="0" w:space="0" w:color="auto"/>
-          <w:left w:val="none" w:sz="0" w:space="0" w:color="auto"/>
-          <w:bottom w:val="none" w:sz="0" w:space="0" w:color="auto"/>
-          <w:right w:val="none" w:sz="0" w:space="0" w:color="auto"/>
-          <w:insideH w:val="none" w:sz="0" w:space="0" w:color="auto"/>
-          <w:insideV w:val="none" w:sz="0" w:space="0" w:color="auto"/>
-        </w:tblBorders>
-        <w:tblCellMar>
-          <w:left w:w="0" w:type="dxa"/>
-          <w:right w:w="0" w:type="dxa"/>
-        </w:tblCellMar>
-        <w:tblLook w:val="05E0" w:firstRow="1" w:lastRow="1" w:firstColumn="1" w:lastColumn="1" w:noHBand="0" w:noVBand="1"/>
-      </w:tblPr>
-      <w:tblGrid>
-        <w:gridCol w:w="10206"/>
-      </w:tblGrid>
-      <w:tr>
-        <w:tc>
-          <w:tcPr>
-            <w:tcW w:w="5000" w:type="pct"/>
-          </w:tcPr>
-          <w:p>
-            <w:pPr>
-              <w:pStyle w:val="TableCell-c"/>
-              <w:rPr>
-                <w:lang w:val="en-GB"/>
-              </w:rPr>
-            </w:pPr>
-            <w:r>
-              <w:rPr>
-                <w:noProof/>
-                <w:lang w:val="en-GB"/>
-              </w:rPr>
-              <w:lastRenderedPageBreak/>
-              <w:drawing>
-                <wp:inline distT="0" distB="0" distL="0" distR="0" wp14:anchorId="67460A74" wp14:editId="050BFCC7">
-                  <wp:extent cx="6480000" cy="2678400"/>
-                  <wp:effectExtent l="0" t="0" r="0" b="8255"/>
-                  <wp:docPr id="1" name="Picture 1" descr="WCS E2 training"/>
-                  <wp:cNvGraphicFramePr>
-                    <a:graphicFrameLocks xmlns:a="http://schemas.openxmlformats.org/drawingml/2006/main" noChangeAspect="1"/>
-                  </wp:cNvGraphicFramePr>
-                  <a:graphic xmlns:a="http://schemas.openxmlformats.org/drawingml/2006/main">
-                    <a:graphicData uri="http://schemas.openxmlformats.org/drawingml/2006/picture">
-                      <pic:pic xmlns:pic="http://schemas.openxmlformats.org/drawingml/2006/picture">
-                        <pic:nvPicPr>
-                          <pic:cNvPr id="7" name="Picture 7" descr="WCS E2 training"/>
-                          <pic:cNvPicPr>
-                            <a:picLocks noChangeAspect="1" noChangeArrowheads="1"/>
-                          </pic:cNvPicPr>
-                        </pic:nvPicPr>
-                        <pic:blipFill>
-                          <a:blip r:embed="rId19" cstate="print">
-                            <a:extLst>
-                              <a:ext uri="{28A0092B-C50C-407E-A947-70E740481C1C}">
-                                <a14:useLocalDpi xmlns:a14="http://schemas.microsoft.com/office/drawing/2010/main" val="0"/>
-                              </a:ext>
-                            </a:extLst>
-                          </a:blip>
-                          <a:srcRect/>
-                          <a:stretch>
-                            <a:fillRect/>
-                          </a:stretch>
-                        </pic:blipFill>
-                        <pic:spPr bwMode="auto">
-                          <a:xfrm>
-                            <a:off x="0" y="0"/>
-                            <a:ext cx="6480000" cy="2678400"/>
-                          </a:xfrm>
-                          <a:prstGeom prst="rect">
-                            <a:avLst/>
-                          </a:prstGeom>
-                          <a:noFill/>
-                        </pic:spPr>
-                      </pic:pic>
-                    </a:graphicData>
-                  </a:graphic>
-                </wp:inline>
-              </w:drawing>
-            </w:r>
-          </w:p>
-        </w:tc>
-      </w:tr>
-    </w:tbl>
-    <w:p>
-      <w:pPr>
-        <w:pStyle w:val="FigureTitle"/>
-        <w:numPr>
-          <w:ilvl w:val="0"/>
-          <w:numId w:val="7"/>
-        </w:numPr>
-        <w:tabs>
-          <w:tab w:val="num" w:pos="1418"/>
-        </w:tabs>
-        <w:ind w:left="1418" w:hanging="1418"/>
-        <w:jc w:val="center"/>
-        <w:rPr>
-          <w:lang w:val="en-GB"/>
-        </w:rPr>
-      </w:pPr>
-      <w:r>
-        <w:rPr>
-          <w:lang w:val="en-GB"/>
-        </w:rPr>
-        <w:t>WCS PD Host E2 training</w:t>
-      </w:r>
-    </w:p>
-    <w:p>
-      <w:pPr>
-        <w:pStyle w:val="Body"/>
-        <w:rPr>
-          <w:lang w:val="en-GB"/>
-        </w:rPr>
-      </w:pPr>
-      <w:r>
-        <w:rPr>
-          <w:lang w:val="en-GB"/>
-        </w:rPr>
-        <w:t>S</w:t>
-      </w:r>
-      <w:r>
-        <w:rPr>
-          <w:lang w:val="en-GB"/>
-        </w:rPr>
-        <w:t>ALEAE log file</w:t>
-      </w:r>
-      <w:r>
-        <w:rPr>
-          <w:lang w:val="en-GB"/>
-        </w:rPr>
-        <w:t>s</w:t>
-      </w:r>
-      <w:r>
-        <w:rPr>
-          <w:lang w:val="en-GB"/>
-        </w:rPr>
-        <w:t xml:space="preserve"> </w:t>
-      </w:r>
-      <w:r>
-        <w:rPr>
-          <w:lang w:val="en-GB"/>
-        </w:rPr>
-        <w:t>will be</w:t>
-      </w:r>
-      <w:r>
-        <w:rPr>
-          <w:lang w:val="en-GB"/>
-        </w:rPr>
-        <w:t xml:space="preserve"> </w:t>
-      </w:r>
-      <w:r>
-        <w:rPr>
-          <w:lang w:val="en-GB"/>
-        </w:rPr>
-        <w:t>generated based on channel number settings, associated with corresponding bus analysers respectively. The</w:t>
-      </w:r>
-      <w:r>
-        <w:rPr>
-          <w:lang w:val="en-GB"/>
-        </w:rPr>
-        <w:t>se</w:t>
-      </w:r>
-      <w:r>
-        <w:rPr>
-          <w:lang w:val="en-GB"/>
-        </w:rPr>
-        <w:t xml:space="preserve"> file</w:t>
-      </w:r>
-      <w:r>
-        <w:rPr>
-          <w:lang w:val="en-GB"/>
-        </w:rPr>
-        <w:t>s</w:t>
-      </w:r>
-      <w:r>
-        <w:rPr>
-          <w:lang w:val="en-GB"/>
-        </w:rPr>
-        <w:t xml:space="preserve"> </w:t>
-      </w:r>
-      <w:r>
-        <w:rPr>
-          <w:lang w:val="en-GB"/>
-        </w:rPr>
-        <w:t>are</w:t>
-      </w:r>
-      <w:r>
-        <w:rPr>
-          <w:lang w:val="en-GB"/>
-        </w:rPr>
-        <w:t xml:space="preserve"> named beginning with DATE_TIME as a </w:t>
-      </w:r>
-      <w:r>
-        <w:rPr>
-          <w:lang w:val="en-GB"/>
-        </w:rPr>
-        <w:t>prefix</w:t>
-      </w:r>
-      <w:r>
-        <w:rPr>
-          <w:lang w:val="en-GB"/>
-        </w:rPr>
-        <w:t xml:space="preserve"> and</w:t>
-      </w:r>
-      <w:r>
-        <w:rPr>
-          <w:lang w:val="en-GB"/>
-        </w:rPr>
-        <w:t xml:space="preserve"> appended with </w:t>
-      </w:r>
-      <w:r>
-        <w:rPr>
-          <w:lang w:val="en-GB"/>
-        </w:rPr>
-        <w:t>selected</w:t>
-      </w:r>
-      <w:r>
-        <w:rPr>
-          <w:lang w:val="en-GB"/>
-        </w:rPr>
-        <w:t xml:space="preserve"> data in the Version Information section. In addition, </w:t>
-      </w:r>
-      <w:r>
-        <w:rPr>
-          <w:lang w:val="en-GB"/>
-        </w:rPr>
-        <w:t xml:space="preserve">an issue tracker form and </w:t>
-      </w:r>
-      <w:r>
-        <w:rPr>
-          <w:lang w:val="en-GB"/>
-        </w:rPr>
-        <w:t xml:space="preserve">a text file named by the current date will be outputted under the same </w:t>
-      </w:r>
-      <w:r>
-        <w:rPr>
-          <w:lang w:val="en-GB"/>
-        </w:rPr>
-        <w:t xml:space="preserve">naming </w:t>
-      </w:r>
-      <w:r>
-        <w:rPr>
-          <w:lang w:val="en-GB"/>
-        </w:rPr>
-        <w:t>folder</w:t>
-      </w:r>
-      <w:r>
-        <w:rPr>
-          <w:lang w:val="en-GB"/>
-        </w:rPr>
-        <w:t xml:space="preserve">. </w:t>
-      </w:r>
-    </w:p>
-    <w:p>
-      <w:pPr>
-        <w:pStyle w:val="Body"/>
-        <w:rPr>
-          <w:lang w:val="en-GB"/>
-        </w:rPr>
-      </w:pPr>
-      <w:r>
-        <w:rPr>
-          <w:lang w:val="en-GB"/>
-        </w:rPr>
-        <w:t xml:space="preserve">The Main window splits in following sections (refer to Figure </w:t>
-      </w:r>
-      <w:r>
-        <w:rPr>
-          <w:lang w:val="en-GB"/>
-        </w:rPr>
-        <w:t>7</w:t>
-      </w:r>
-      <w:r>
-        <w:rPr>
-          <w:lang w:val="en-GB"/>
-        </w:rPr>
-        <w:t>):</w:t>
-      </w:r>
-    </w:p>
-    <w:p>
-      <w:pPr>
-        <w:pStyle w:val="Body"/>
-        <w:numPr>
-          <w:ilvl w:val="0"/>
-          <w:numId w:val="39"/>
-        </w:numPr>
-        <w:rPr>
-          <w:lang w:val="en-GB"/>
-        </w:rPr>
-      </w:pPr>
-      <w:r>
-        <w:rPr>
-          <w:b/>
-          <w:bCs/>
-          <w:lang w:val="en-GB"/>
-        </w:rPr>
-        <w:t>Version Information</w:t>
-      </w:r>
-      <w:r>
-        <w:rPr>
-          <w:lang w:val="en-GB"/>
-        </w:rPr>
-        <w:t>: it is mandatory to fill all information correspondingly, whereas OEM Ticket# as optional. It also covers both AMD and INTEL design trace needs.</w:t>
-      </w:r>
-      <w:r>
-        <w:rPr>
-          <w:lang w:val="en-GB"/>
-        </w:rPr>
-        <w:t xml:space="preserve"> All information will be recorded into issue tracker form automatically.</w:t>
-      </w:r>
-    </w:p>
-    <w:p>
-      <w:pPr>
-        <w:pStyle w:val="Body"/>
-        <w:numPr>
-          <w:ilvl w:val="0"/>
-          <w:numId w:val="39"/>
-        </w:numPr>
-        <w:rPr>
-          <w:lang w:val="en-GB"/>
-        </w:rPr>
-      </w:pPr>
-      <w:r>
-        <w:rPr>
-          <w:b/>
-          <w:bCs/>
-          <w:lang w:val="en-GB"/>
-        </w:rPr>
-        <w:t>Generic</w:t>
-      </w:r>
-      <w:r>
-        <w:rPr>
-          <w:lang w:val="en-GB"/>
-        </w:rPr>
-        <w:t xml:space="preserve">: </w:t>
-      </w:r>
-      <w:r>
-        <w:rPr>
-          <w:lang w:val="en-GB"/>
-        </w:rPr>
-        <w:t>this section describes common trace</w:t>
-      </w:r>
-      <w:r>
-        <w:rPr>
-          <w:lang w:val="en-GB"/>
-        </w:rPr>
-        <w:t xml:space="preserve"> pins</w:t>
-      </w:r>
-      <w:r>
-        <w:rPr>
-          <w:lang w:val="en-GB"/>
-        </w:rPr>
-        <w:t xml:space="preserve"> need in WCS PC host application:</w:t>
-      </w:r>
-    </w:p>
-    <w:p>
-      <w:pPr>
-        <w:pStyle w:val="Body"/>
-        <w:numPr>
-          <w:ilvl w:val="1"/>
-          <w:numId w:val="39"/>
-        </w:numPr>
-        <w:rPr>
-          <w:lang w:val="en-GB"/>
-        </w:rPr>
-      </w:pPr>
-      <w:r>
-        <w:rPr>
-          <w:lang w:val="en-GB"/>
-        </w:rPr>
-        <w:t>USB-C</w:t>
-      </w:r>
-      <w:r>
-        <w:rPr>
-          <w:lang w:val="en-GB"/>
-        </w:rPr>
-        <w:t xml:space="preserve">: it </w:t>
-      </w:r>
-      <w:r>
-        <w:rPr>
-          <w:lang w:val="en-GB"/>
-        </w:rPr>
-        <w:t>defines SALEAE channel numbers to basic USB Type-C pins</w:t>
-      </w:r>
-      <w:r>
-        <w:rPr>
-          <w:lang w:val="en-GB"/>
-        </w:rPr>
-        <w:t>. All channels are recorded in digital mode</w:t>
-      </w:r>
-      <w:r>
-        <w:rPr>
-          <w:lang w:val="en-GB"/>
-        </w:rPr>
-        <w:t xml:space="preserve"> as default</w:t>
-      </w:r>
-      <w:r>
-        <w:rPr>
-          <w:lang w:val="en-GB"/>
-        </w:rPr>
-        <w:t xml:space="preserve">, and can be set to </w:t>
-      </w:r>
-      <w:r>
-        <w:rPr>
-          <w:lang w:val="en-GB"/>
-        </w:rPr>
-        <w:t>digital + analogue mode</w:t>
-      </w:r>
-      <w:r>
-        <w:rPr>
-          <w:lang w:val="en-GB"/>
-        </w:rPr>
-        <w:t xml:space="preserve"> by enabling the “</w:t>
-      </w:r>
-      <w:r>
-        <w:rPr>
-          <w:lang w:val="en-GB"/>
-        </w:rPr>
-        <w:t>Analogue Mode</w:t>
-      </w:r>
-      <w:r>
-        <w:rPr>
-          <w:lang w:val="en-GB"/>
-        </w:rPr>
-        <w:t>” option</w:t>
-      </w:r>
-      <w:r>
-        <w:rPr>
-          <w:lang w:val="en-GB"/>
-        </w:rPr>
-        <w:t xml:space="preserve"> if necessary</w:t>
-      </w:r>
-      <w:r>
-        <w:rPr>
-          <w:lang w:val="en-GB"/>
-        </w:rPr>
-        <w:t>.</w:t>
-      </w:r>
-      <w:r>
-        <w:rPr>
-          <w:lang w:val="en-GB"/>
-        </w:rPr>
-        <w:t xml:space="preserve"> </w:t>
-      </w:r>
-    </w:p>
-    <w:p>
-      <w:pPr>
-        <w:pStyle w:val="Body"/>
-        <w:numPr>
-          <w:ilvl w:val="1"/>
-          <w:numId w:val="39"/>
-        </w:numPr>
-        <w:rPr>
-          <w:lang w:val="en-GB"/>
-        </w:rPr>
-      </w:pPr>
-      <w:r>
-        <w:rPr>
-          <w:lang w:val="en-GB"/>
-        </w:rPr>
-        <w:t xml:space="preserve">PD/PD to EC: it defines HPI bus to EC and PD UART. </w:t>
-      </w:r>
-    </w:p>
-    <w:p>
-      <w:pPr>
-        <w:pStyle w:val="Body"/>
-        <w:numPr>
-          <w:ilvl w:val="0"/>
-          <w:numId w:val="39"/>
-        </w:numPr>
-        <w:rPr>
-          <w:lang w:val="en-GB"/>
-        </w:rPr>
-      </w:pPr>
-      <w:r>
-        <w:rPr>
-          <w:b/>
-          <w:bCs/>
-          <w:lang w:val="en-GB"/>
-        </w:rPr>
-        <w:t>AMD/INTEL</w:t>
-      </w:r>
-      <w:r>
-        <w:rPr>
-          <w:b/>
-          <w:bCs/>
-          <w:lang w:val="en-GB"/>
-        </w:rPr>
-        <w:t xml:space="preserve"> </w:t>
-      </w:r>
-      <w:r>
-        <w:rPr>
-          <w:b/>
-          <w:bCs/>
-          <w:lang w:val="en-GB"/>
-        </w:rPr>
-        <w:t>Platform</w:t>
-      </w:r>
-      <w:r>
-        <w:rPr>
-          <w:lang w:val="en-GB"/>
-        </w:rPr>
-        <w:t xml:space="preserve">: it defines all necessary trace pins need for AMD and INTEL designs respectively. </w:t>
-      </w:r>
-      <w:r>
-        <w:rPr>
-          <w:lang w:val="en-GB"/>
-        </w:rPr>
-        <w:t>Please be notices that due to insufficient pin counts</w:t>
-      </w:r>
-      <w:r>
-        <w:rPr>
-          <w:lang w:val="en-GB"/>
-        </w:rPr>
-        <w:t xml:space="preserve"> available in SALEAE</w:t>
-      </w:r>
-      <w:r>
-        <w:rPr>
-          <w:lang w:val="en-GB"/>
-        </w:rPr>
-        <w:t>, i</w:t>
-      </w:r>
-      <w:r>
-        <w:rPr>
-          <w:lang w:val="en-GB"/>
-        </w:rPr>
-        <w:t xml:space="preserve">n AMD designs, MUX power pin SALEAE channel is shared with HPD pin. Please connect either one </w:t>
-      </w:r>
-      <w:r>
-        <w:rPr>
-          <w:lang w:val="en-GB"/>
-        </w:rPr>
-        <w:t>depends</w:t>
-      </w:r>
-      <w:r>
-        <w:rPr>
-          <w:lang w:val="en-GB"/>
-        </w:rPr>
-        <w:t xml:space="preserve"> on issue category</w:t>
-      </w:r>
-      <w:r>
-        <w:rPr>
-          <w:lang w:val="en-GB"/>
-        </w:rPr>
-        <w:t xml:space="preserve"> for AMD design cases</w:t>
-      </w:r>
-      <w:r>
-        <w:rPr>
-          <w:lang w:val="en-GB"/>
-        </w:rPr>
-        <w:t>.</w:t>
-      </w:r>
-    </w:p>
-    <w:p>
-      <w:pPr>
-        <w:pStyle w:val="Body"/>
-        <w:numPr>
-          <w:ilvl w:val="0"/>
-          <w:numId w:val="39"/>
-        </w:numPr>
-        <w:rPr>
-          <w:lang w:val="en-GB"/>
-        </w:rPr>
-      </w:pPr>
-      <w:r>
-        <w:rPr>
-          <w:b/>
-          <w:bCs/>
-          <w:lang w:val="en-GB"/>
-        </w:rPr>
-        <w:t>Start</w:t>
-      </w:r>
-      <w:r>
-        <w:rPr>
-          <w:b/>
-          <w:bCs/>
-          <w:lang w:val="en-GB"/>
-        </w:rPr>
-        <w:t>/Abort</w:t>
-      </w:r>
-      <w:r>
-        <w:rPr>
-          <w:b/>
-          <w:bCs/>
-          <w:lang w:val="en-GB"/>
-        </w:rPr>
-        <w:t xml:space="preserve"> Recording</w:t>
-      </w:r>
-      <w:r>
-        <w:rPr>
-          <w:lang w:val="en-GB"/>
-        </w:rPr>
-        <w:t xml:space="preserve">: the main button to control Saleae </w:t>
-      </w:r>
-      <w:r>
-        <w:rPr>
-          <w:lang w:val="en-GB"/>
-        </w:rPr>
-        <w:t>Logic2</w:t>
-      </w:r>
-      <w:r>
-        <w:rPr>
-          <w:lang w:val="en-GB"/>
-        </w:rPr>
-        <w:t xml:space="preserve"> application. It will be grey-out if </w:t>
-      </w:r>
-      <w:r>
-        <w:rPr>
-          <w:lang w:val="en-GB"/>
-        </w:rPr>
-        <w:t xml:space="preserve">data missing in </w:t>
-      </w:r>
-      <w:r>
-        <w:rPr>
-          <w:lang w:val="en-GB"/>
-        </w:rPr>
-        <w:t xml:space="preserve">Version Information section or channel selection duplication. Use this button to start / stop log capturing </w:t>
-      </w:r>
-      <w:r>
-        <w:rPr>
-          <w:lang w:val="en-GB"/>
-        </w:rPr>
-        <w:t>processes</w:t>
-      </w:r>
-      <w:r>
-        <w:rPr>
-          <w:lang w:val="en-GB"/>
-        </w:rPr>
-        <w:t>.</w:t>
-      </w:r>
-    </w:p>
-    <w:p>
-      <w:pPr>
-        <w:pStyle w:val="AnchorLine"/>
-        <w:rPr>
-          <w:lang w:val="en-GB"/>
-        </w:rPr>
-      </w:pPr>
-    </w:p>
-    <w:p>
-      <w:pPr>
-        <w:pStyle w:val="Body"/>
-        <w:numPr>
-          <w:ilvl w:val="0"/>
-          <w:numId w:val="39"/>
-        </w:numPr>
-        <w:rPr>
-          <w:lang w:val="en-GB"/>
-        </w:rPr>
-      </w:pPr>
-      <w:r>
-        <w:rPr>
-          <w:b/>
-          <w:bCs/>
-          <w:lang w:val="en-GB"/>
-        </w:rPr>
-        <w:t>Pass/Fail Case</w:t>
-      </w:r>
-      <w:r>
-        <w:rPr>
-          <w:lang w:val="en-GB"/>
-        </w:rPr>
-        <w:t>: the main button</w:t>
-      </w:r>
-      <w:r>
-        <w:rPr>
-          <w:lang w:val="en-GB"/>
-        </w:rPr>
-        <w:t>s</w:t>
-      </w:r>
-      <w:r>
-        <w:rPr>
-          <w:lang w:val="en-GB"/>
-        </w:rPr>
-        <w:t xml:space="preserve"> to </w:t>
-      </w:r>
-      <w:r>
-        <w:rPr>
-          <w:lang w:val="en-GB"/>
-        </w:rPr>
-        <w:t xml:space="preserve">save recorded logs for pass and fail cases. By clicking either buttons, it will save the current logs as pass or fail cases and export to an issue tracker form with all data described in Version Information section. </w:t>
-      </w:r>
-      <w:r>
-        <w:rPr>
-          <w:lang w:val="en-GB"/>
-        </w:rPr>
-        <w:t xml:space="preserve">It will be grey-out </w:t>
-      </w:r>
-      <w:r>
-        <w:rPr>
-          <w:lang w:val="en-GB"/>
-        </w:rPr>
-        <w:t>before log capturing.</w:t>
-      </w:r>
-      <w:r>
-        <w:rPr>
-          <w:lang w:val="en-GB"/>
-        </w:rPr>
-        <w:t xml:space="preserve"> </w:t>
-      </w:r>
-    </w:p>
-    <w:p>
-      <w:pPr>
-        <w:pStyle w:val="AnchorLine"/>
-        <w:rPr>
-          <w:lang w:val="en-GB"/>
-        </w:rPr>
-      </w:pPr>
-      <w:r>
-        <w:rPr>
-          <w:noProof/>
-          <w:lang w:val="en-GB"/>
-        </w:rPr>
-        <w:lastRenderedPageBreak/>
-        <mc:AlternateContent>
-          <mc:Choice Requires="wps">
-            <w:drawing>
-              <wp:anchor distT="0" distB="0" distL="114300" distR="114300" simplePos="0" relativeHeight="251666432" behindDoc="0" locked="0" layoutInCell="1" allowOverlap="1" wp14:anchorId="58F4F6AC" wp14:editId="5E752F31">
-                <wp:simplePos x="0" y="0"/>
-                <wp:positionH relativeFrom="column">
-                  <wp:posOffset>6211760</wp:posOffset>
-                </wp:positionH>
-                <wp:positionV relativeFrom="paragraph">
-                  <wp:posOffset>3875405</wp:posOffset>
-                </wp:positionV>
-                <wp:extent cx="405114" cy="393539"/>
-                <wp:effectExtent l="0" t="0" r="0" b="6985"/>
-                <wp:wrapNone/>
-                <wp:docPr id="39" name="Flowchart: Connector 39"/>
-                <wp:cNvGraphicFramePr/>
-                <a:graphic xmlns:a="http://schemas.openxmlformats.org/drawingml/2006/main">
-                  <a:graphicData uri="http://schemas.microsoft.com/office/word/2010/wordprocessingShape">
-                    <wps:wsp>
-                      <wps:cNvSpPr/>
-                      <wps:spPr>
-                        <a:xfrm>
-                          <a:off x="0" y="0"/>
-                          <a:ext cx="405114" cy="393539"/>
-                        </a:xfrm>
-                        <a:prstGeom prst="flowChartConnector">
-                          <a:avLst/>
-                        </a:prstGeom>
-                        <a:solidFill>
-                          <a:schemeClr val="tx2"/>
-                        </a:solidFill>
-                        <a:ln>
-                          <a:noFill/>
-                        </a:ln>
-                      </wps:spPr>
-                      <wps:style>
-                        <a:lnRef idx="2">
-                          <a:schemeClr val="accent1">
-                            <a:shade val="50000"/>
-                          </a:schemeClr>
-                        </a:lnRef>
-                        <a:fillRef idx="1">
-                          <a:schemeClr val="accent1"/>
-                        </a:fillRef>
-                        <a:effectRef idx="0">
-                          <a:schemeClr val="accent1"/>
-                        </a:effectRef>
-                        <a:fontRef idx="minor">
-                          <a:schemeClr val="lt1"/>
-                        </a:fontRef>
-                      </wps:style>
-                      <wps:txbx>
-                        <w:txbxContent>
-                          <w:p>
-                            <w:pPr>
-                              <w:jc w:val="center"/>
-                            </w:pPr>
-                            <w:r>
-                              <w:t>5</w:t>
-                            </w:r>
-                          </w:p>
-                        </w:txbxContent>
-                      </wps:txbx>
-                      <wps:bodyPr rot="0" spcFirstLastPara="0" vertOverflow="overflow" horzOverflow="overflow" vert="horz" wrap="square" lIns="91440" tIns="45720" rIns="91440" bIns="45720" numCol="1" spcCol="0" rtlCol="0" fromWordArt="0" anchor="ctr" anchorCtr="0" forceAA="0" compatLnSpc="1">
-                        <a:prstTxWarp prst="textNoShape">
-                          <a:avLst/>
-                        </a:prstTxWarp>
-                        <a:noAutofit/>
-                      </wps:bodyPr>
-                    </wps:wsp>
-                  </a:graphicData>
-                </a:graphic>
-                <wp14:sizeRelH relativeFrom="margin">
-                  <wp14:pctWidth>0</wp14:pctWidth>
-                </wp14:sizeRelH>
-                <wp14:sizeRelV relativeFrom="margin">
-                  <wp14:pctHeight>0</wp14:pctHeight>
-                </wp14:sizeRelV>
-              </wp:anchor>
-            </w:drawing>
-          </mc:Choice>
-          <mc:Fallback>
-            <w:pict>
-              <v:shape w14:anchorId="58F4F6AC" id="Flowchart: Connector 39" o:spid="_x0000_s1028" type="#_x0000_t120" style="position:absolute;margin-left:489.1pt;margin-top:305.15pt;width:31.9pt;height:31pt;z-index:251666432;visibility:visible;mso-wrap-style:square;mso-width-percent:0;mso-height-percent:0;mso-wrap-distance-left:9pt;mso-wrap-distance-top:0;mso-wrap-distance-right:9pt;mso-wrap-distance-bottom:0;mso-position-horizontal:absolute;mso-position-horizontal-relative:text;mso-position-vertical:absolute;mso-position-vertical-relative:text;mso-width-percent:0;mso-height-percent:0;mso-width-relative:margin;mso-height-relative:margin;v-text-anchor:middle" o:gfxdata="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" fillcolor="#84b6a7 [3215]" stroked="f" strokeweight="2pt">
-                <v:textbox>
-                  <w:txbxContent>
-                    <w:p>
-                      <w:pPr>
-                        <w:jc w:val="center"/>
-                      </w:pPr>
-                      <w:r>
-                        <w:t>5</w:t>
-                      </w:r>
-                    </w:p>
-                  </w:txbxContent>
-                </v:textbox>
-              </v:shape>
-            </w:pict>
-          </mc:Fallback>
-        </mc:AlternateContent>
-      </w:r>
-    </w:p>
-    <w:tbl>
-      <w:tblPr>
-        <w:tblStyle w:val="InfineonPicture"/>
-        <w:tblW w:w="5000" w:type="pct"/>
-        <w:tblBorders>
-          <w:top w:val="none" w:sz="0" w:space="0" w:color="auto"/>
-          <w:left w:val="none" w:sz="0" w:space="0" w:color="auto"/>
-          <w:bottom w:val="none" w:sz="0" w:space="0" w:color="auto"/>
-          <w:right w:val="none" w:sz="0" w:space="0" w:color="auto"/>
-          <w:insideH w:val="none" w:sz="0" w:space="0" w:color="auto"/>
-          <w:insideV w:val="none" w:sz="0" w:space="0" w:color="auto"/>
-        </w:tblBorders>
-        <w:tblCellMar>
-          <w:left w:w="0" w:type="dxa"/>
-          <w:right w:w="0" w:type="dxa"/>
-        </w:tblCellMar>
-        <w:tblLook w:val="05E0" w:firstRow="1" w:lastRow="1" w:firstColumn="1" w:lastColumn="1" w:noHBand="0" w:noVBand="1"/>
-      </w:tblPr>
-      <w:tblGrid>
-        <w:gridCol w:w="10206"/>
-      </w:tblGrid>
-      <w:tr>
-        <w:tc>
-          <w:tcPr>
-            <w:tcW w:w="5000" w:type="pct"/>
-          </w:tcPr>
-          <w:p>
-            <w:pPr>
-              <w:pStyle w:val="TableCell-c"/>
-              <w:rPr>
-                <w:lang w:val="en-GB"/>
-              </w:rPr>
-            </w:pPr>
-            <w:r>
-              <w:rPr>
-                <w:noProof/>
-                <w:lang w:val="en-GB"/>
-              </w:rPr>
               <mc:AlternateContent>
                 <mc:Choice Requires="wps">
                   <w:drawing>
-                    <wp:anchor distT="0" distB="0" distL="114300" distR="114300" simplePos="0" relativeHeight="251663360" behindDoc="0" locked="0" layoutInCell="1" allowOverlap="1" wp14:anchorId="0E108B5C" wp14:editId="6ABBF1B8">
+                    <wp:anchor distT="0" distB="0" distL="114300" distR="114300" simplePos="0" relativeHeight="251673600" behindDoc="0" locked="0" layoutInCell="1" allowOverlap="1" wp14:anchorId="5380C23C" wp14:editId="28F89E77">
                       <wp:simplePos x="0" y="0"/>
                       <wp:positionH relativeFrom="column">
-                        <wp:posOffset>620272</wp:posOffset>
+                        <wp:posOffset>5179278</wp:posOffset>
                       </wp:positionH>
                       <wp:positionV relativeFrom="paragraph">
-                        <wp:posOffset>3076698</wp:posOffset>
-                      </wp:positionV>
-                      <wp:extent cx="405114" cy="393539"/>
-                      <wp:effectExtent l="0" t="0" r="0" b="6985"/>
-                      <wp:wrapNone/>
-                      <wp:docPr id="38" name="Flowchart: Connector 38"/>
-                      <wp:cNvGraphicFramePr/>
-                      <a:graphic xmlns:a="http://schemas.openxmlformats.org/drawingml/2006/main">
-                        <a:graphicData uri="http://schemas.microsoft.com/office/word/2010/wordprocessingShape">
-                          <wps:wsp>
-                            <wps:cNvSpPr/>
-                            <wps:spPr>
-                              <a:xfrm>
-                                <a:off x="0" y="0"/>
-                                <a:ext cx="405114" cy="393539"/>
-                              </a:xfrm>
-                              <a:prstGeom prst="flowChartConnector">
-                                <a:avLst/>
-                              </a:prstGeom>
-                              <a:solidFill>
-                                <a:schemeClr val="tx2"/>
-                              </a:solidFill>
-                              <a:ln>
-                                <a:noFill/>
-                              </a:ln>
-                            </wps:spPr>
-                            <wps:style>
-                              <a:lnRef idx="2">
-                                <a:schemeClr val="accent1">
-                                  <a:shade val="50000"/>
-                                </a:schemeClr>
-                              </a:lnRef>
-                              <a:fillRef idx="1">
-                                <a:schemeClr val="accent1"/>
-                              </a:fillRef>
-                              <a:effectRef idx="0">
-                                <a:schemeClr val="accent1"/>
-                              </a:effectRef>
-                              <a:fontRef idx="minor">
-                                <a:schemeClr val="lt1"/>
-                              </a:fontRef>
-                            </wps:style>
-                            <wps:txbx>
-                              <w:txbxContent>
-                                <w:p>
-                                  <w:pPr>
-                                    <w:jc w:val="center"/>
-                                  </w:pPr>
-                                  <w:r>
-                                    <w:t>2</w:t>
-                                  </w:r>
-                                </w:p>
-                              </w:txbxContent>
-                            </wps:txbx>
-                            <wps:bodyPr rot="0" spcFirstLastPara="0" vertOverflow="overflow" horzOverflow="overflow" vert="horz" wrap="square" lIns="91440" tIns="45720" rIns="91440" bIns="45720" numCol="1" spcCol="0" rtlCol="0" fromWordArt="0" anchor="ctr" anchorCtr="0" forceAA="0" compatLnSpc="1">
-                              <a:prstTxWarp prst="textNoShape">
-                                <a:avLst/>
-                              </a:prstTxWarp>
-                              <a:noAutofit/>
-                            </wps:bodyPr>
-                          </wps:wsp>
-                        </a:graphicData>
-                      </a:graphic>
-                      <wp14:sizeRelH relativeFrom="margin">
-                        <wp14:pctWidth>0</wp14:pctWidth>
-                      </wp14:sizeRelH>
-                      <wp14:sizeRelV relativeFrom="margin">
-                        <wp14:pctHeight>0</wp14:pctHeight>
-                      </wp14:sizeRelV>
-                    </wp:anchor>
-                  </w:drawing>
-                </mc:Choice>
-                <mc:Fallback>
-                  <w:pict>
-                    <v:shape w14:anchorId="0E108B5C" id="Flowchart: Connector 38" o:spid="_x0000_s1029" type="#_x0000_t120" style="position:absolute;left:0;text-align:left;margin-left:48.85pt;margin-top:242.25pt;width:31.9pt;height:31pt;z-index:251663360;visibility:visible;mso-wrap-style:square;mso-width-percent:0;mso-height-percent:0;mso-wrap-distance-left:9pt;mso-wrap-distance-top:0;mso-wrap-distance-right:9pt;mso-wrap-distance-bottom:0;mso-position-horizontal:absolute;mso-position-horizontal-relative:text;mso-position-vertical:absolute;mso-position-vertical-relative:text;mso-width-percent:0;mso-height-percent:0;mso-width-relative:margin;mso-height-relative:margin;v-text-anchor:middle" o:gfxdata="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" fillcolor="#84b6a7 [3215]" stroked="f" strokeweight="2pt">
-                      <v:textbox>
-                        <w:txbxContent>
-                          <w:p>
-                            <w:pPr>
-                              <w:jc w:val="center"/>
-                            </w:pPr>
-                            <w:r>
-                              <w:t>2</w:t>
-                            </w:r>
-                          </w:p>
-                        </w:txbxContent>
-                      </v:textbox>
-                    </v:shape>
-                  </w:pict>
-                </mc:Fallback>
-              </mc:AlternateContent>
-            </w:r>
-            <w:r>
-              <w:rPr>
-                <w:noProof/>
-                <w:lang w:val="en-GB"/>
-              </w:rPr>
-              <mc:AlternateContent>
-                <mc:Choice Requires="wps">
-                  <w:drawing>
-                    <wp:anchor distT="0" distB="0" distL="114300" distR="114300" simplePos="0" relativeHeight="251662336" behindDoc="0" locked="0" layoutInCell="1" allowOverlap="1" wp14:anchorId="109CD959" wp14:editId="3878B9CB">
-                      <wp:simplePos x="0" y="0"/>
-                      <wp:positionH relativeFrom="column">
-                        <wp:posOffset>219928</wp:posOffset>
-                      </wp:positionH>
-                      <wp:positionV relativeFrom="paragraph">
-                        <wp:posOffset>430701</wp:posOffset>
-                      </wp:positionV>
-                      <wp:extent cx="405114" cy="393539"/>
-                      <wp:effectExtent l="0" t="0" r="0" b="6985"/>
-                      <wp:wrapNone/>
-                      <wp:docPr id="37" name="Flowchart: Connector 37"/>
-                      <wp:cNvGraphicFramePr/>
-                      <a:graphic xmlns:a="http://schemas.openxmlformats.org/drawingml/2006/main">
-                        <a:graphicData uri="http://schemas.microsoft.com/office/word/2010/wordprocessingShape">
-                          <wps:wsp>
-                            <wps:cNvSpPr/>
-                            <wps:spPr>
-                              <a:xfrm>
-                                <a:off x="0" y="0"/>
-                                <a:ext cx="405114" cy="393539"/>
-                              </a:xfrm>
-                              <a:prstGeom prst="flowChartConnector">
-                                <a:avLst/>
-                              </a:prstGeom>
-                              <a:solidFill>
-                                <a:schemeClr val="tx2"/>
-                              </a:solidFill>
-                              <a:ln>
-                                <a:noFill/>
-                              </a:ln>
-                            </wps:spPr>
-                            <wps:style>
-                              <a:lnRef idx="2">
-                                <a:schemeClr val="accent1">
-                                  <a:shade val="50000"/>
-                                </a:schemeClr>
-                              </a:lnRef>
-                              <a:fillRef idx="1">
-                                <a:schemeClr val="accent1"/>
-                              </a:fillRef>
-                              <a:effectRef idx="0">
-                                <a:schemeClr val="accent1"/>
-                              </a:effectRef>
-                              <a:fontRef idx="minor">
-                                <a:schemeClr val="lt1"/>
-                              </a:fontRef>
-                            </wps:style>
-                            <wps:txbx>
-                              <w:txbxContent>
-                                <w:p>
-                                  <w:pPr>
-                                    <w:jc w:val="center"/>
-                                  </w:pPr>
-                                  <w:r>
-                                    <w:t>1</w:t>
-                                  </w:r>
-                                </w:p>
-                              </w:txbxContent>
-                            </wps:txbx>
-                            <wps:bodyPr rot="0" spcFirstLastPara="0" vertOverflow="overflow" horzOverflow="overflow" vert="horz" wrap="square" lIns="91440" tIns="45720" rIns="91440" bIns="45720" numCol="1" spcCol="0" rtlCol="0" fromWordArt="0" anchor="ctr" anchorCtr="0" forceAA="0" compatLnSpc="1">
-                              <a:prstTxWarp prst="textNoShape">
-                                <a:avLst/>
-                              </a:prstTxWarp>
-                              <a:noAutofit/>
-                            </wps:bodyPr>
-                          </wps:wsp>
-                        </a:graphicData>
-                      </a:graphic>
-                      <wp14:sizeRelH relativeFrom="margin">
-                        <wp14:pctWidth>0</wp14:pctWidth>
-                      </wp14:sizeRelH>
-                      <wp14:sizeRelV relativeFrom="margin">
-                        <wp14:pctHeight>0</wp14:pctHeight>
-                      </wp14:sizeRelV>
-                    </wp:anchor>
-                  </w:drawing>
-                </mc:Choice>
-                <mc:Fallback>
-                  <w:pict>
-                    <v:shape w14:anchorId="109CD959" id="Flowchart: Connector 37" o:spid="_x0000_s1030" type="#_x0000_t120" style="position:absolute;left:0;text-align:left;margin-left:17.3pt;margin-top:33.9pt;width:31.9pt;height:31pt;z-index:251662336;visibility:visible;mso-wrap-style:square;mso-width-percent:0;mso-height-percent:0;mso-wrap-distance-left:9pt;mso-wrap-distance-top:0;mso-wrap-distance-right:9pt;mso-wrap-distance-bottom:0;mso-position-horizontal:absolute;mso-position-horizontal-relative:text;mso-position-vertical:absolute;mso-position-vertical-relative:text;mso-width-percent:0;mso-height-percent:0;mso-width-relative:margin;mso-height-relative:margin;v-text-anchor:middle" o:gfxdata="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" fillcolor="#84b6a7 [3215]" stroked="f" strokeweight="2pt">
-                      <v:textbox>
-                        <w:txbxContent>
-                          <w:p>
-                            <w:pPr>
-                              <w:jc w:val="center"/>
-                            </w:pPr>
-                            <w:r>
-                              <w:t>1</w:t>
-                            </w:r>
-                          </w:p>
-                        </w:txbxContent>
-                      </v:textbox>
-                    </v:shape>
-                  </w:pict>
-                </mc:Fallback>
-              </mc:AlternateContent>
-            </w:r>
-            <w:r>
-              <w:rPr>
-                <w:noProof/>
-                <w:lang w:val="en-GB"/>
-              </w:rPr>
-              <mc:AlternateContent>
-                <mc:Choice Requires="wps">
-                  <w:drawing>
-                    <wp:anchor distT="0" distB="0" distL="114300" distR="114300" simplePos="0" relativeHeight="251665408" behindDoc="0" locked="0" layoutInCell="1" allowOverlap="1" wp14:anchorId="4E8739E5" wp14:editId="43C1BDF5">
-                      <wp:simplePos x="0" y="0"/>
-                      <wp:positionH relativeFrom="column">
-                        <wp:posOffset>4909489</wp:posOffset>
-                      </wp:positionH>
-                      <wp:positionV relativeFrom="paragraph">
-                        <wp:posOffset>3251948</wp:posOffset>
+                        <wp:posOffset>2442210</wp:posOffset>
                       </wp:positionV>
                       <wp:extent cx="405114" cy="393539"/>
                       <wp:effectExtent l="0" t="0" r="0" b="6985"/>
@@ -4060,7 +4190,7 @@
                 </mc:Choice>
                 <mc:Fallback>
                   <w:pict>
-                    <v:shape w14:anchorId="4E8739E5" id="Flowchart: Connector 35" o:spid="_x0000_s1031" type="#_x0000_t120" alt="&quot;&quot;" style="position:absolute;left:0;text-align:left;margin-left:386.55pt;margin-top:256.05pt;width:31.9pt;height:31pt;z-index:251665408;visibility:visible;mso-wrap-style:square;mso-width-percent:0;mso-height-percent:0;mso-wrap-distance-left:9pt;mso-wrap-distance-top:0;mso-wrap-distance-right:9pt;mso-wrap-distance-bottom:0;mso-position-horizontal:absolute;mso-position-horizontal-relative:text;mso-position-vertical:absolute;mso-position-vertical-relative:text;mso-width-percent:0;mso-height-percent:0;mso-width-relative:margin;mso-height-relative:margin;v-text-anchor:middle" o:gfxdata="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" fillcolor="#84b6a7 [3215]" stroked="f" strokeweight="2pt">
+                    <v:shape w14:anchorId="5380C23C" id="Flowchart: Connector 35" o:spid="_x0000_s1028" type="#_x0000_t120" alt="&quot;&quot;" style="position:absolute;left:0;text-align:left;margin-left:407.8pt;margin-top:192.3pt;width:31.9pt;height:31pt;z-index:251673600;visibility:visible;mso-wrap-style:square;mso-width-percent:0;mso-height-percent:0;mso-wrap-distance-left:9pt;mso-wrap-distance-top:0;mso-wrap-distance-right:9pt;mso-wrap-distance-bottom:0;mso-position-horizontal:absolute;mso-position-horizontal-relative:text;mso-position-vertical:absolute;mso-position-vertical-relative:text;mso-width-percent:0;mso-height-percent:0;mso-width-relative:margin;mso-height-relative:margin;v-text-anchor:middle" o:gfxdata="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" fillcolor="#84b6a7 [3215]" stroked="f" strokeweight="2pt">
                       <v:textbox>
                         <w:txbxContent>
                           <w:p>
@@ -4086,18 +4216,18 @@
               <mc:AlternateContent>
                 <mc:Choice Requires="wps">
                   <w:drawing>
-                    <wp:anchor distT="0" distB="0" distL="114300" distR="114300" simplePos="0" relativeHeight="251664384" behindDoc="0" locked="0" layoutInCell="1" allowOverlap="1" wp14:anchorId="0093FBEB" wp14:editId="41C93CB7">
+                    <wp:anchor distT="0" distB="0" distL="114300" distR="114300" simplePos="0" relativeHeight="251671552" behindDoc="0" locked="0" layoutInCell="1" allowOverlap="1" wp14:anchorId="47818F74" wp14:editId="031274BF">
                       <wp:simplePos x="0" y="0"/>
                       <wp:positionH relativeFrom="column">
-                        <wp:posOffset>3297555</wp:posOffset>
+                        <wp:posOffset>390800</wp:posOffset>
                       </wp:positionH>
                       <wp:positionV relativeFrom="paragraph">
-                        <wp:posOffset>3037356</wp:posOffset>
+                        <wp:posOffset>2861633</wp:posOffset>
                       </wp:positionV>
                       <wp:extent cx="405114" cy="393539"/>
                       <wp:effectExtent l="0" t="0" r="0" b="6985"/>
                       <wp:wrapNone/>
-                      <wp:docPr id="36" name="Flowchart: Connector 36"/>
+                      <wp:docPr id="38" name="Flowchart: Connector 38"/>
                       <wp:cNvGraphicFramePr/>
                       <a:graphic xmlns:a="http://schemas.openxmlformats.org/drawingml/2006/main">
                         <a:graphicData uri="http://schemas.microsoft.com/office/word/2010/wordprocessingShape">
@@ -4141,7 +4271,7 @@
                                     <w:jc w:val="center"/>
                                   </w:pPr>
                                   <w:r>
-                                    <w:t>32</w:t>
+                                    <w:t>2</w:t>
                                   </w:r>
                                 </w:p>
                               </w:txbxContent>
@@ -4166,7 +4296,7 @@
                 </mc:Choice>
                 <mc:Fallback>
                   <w:pict>
-                    <v:shape w14:anchorId="0093FBEB" id="Flowchart: Connector 36" o:spid="_x0000_s1032" type="#_x0000_t120" style="position:absolute;left:0;text-align:left;margin-left:259.65pt;margin-top:239.15pt;width:31.9pt;height:31pt;z-index:251664384;visibility:visible;mso-wrap-style:square;mso-width-percent:0;mso-height-percent:0;mso-wrap-distance-left:9pt;mso-wrap-distance-top:0;mso-wrap-distance-right:9pt;mso-wrap-distance-bottom:0;mso-position-horizontal:absolute;mso-position-horizontal-relative:text;mso-position-vertical:absolute;mso-position-vertical-relative:text;mso-width-percent:0;mso-height-percent:0;mso-width-relative:margin;mso-height-relative:margin;v-text-anchor:middle" o:gfxdata="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" fillcolor="#84b6a7 [3215]" stroked="f" strokeweight="2pt">
+                    <v:shape w14:anchorId="47818F74" id="Flowchart: Connector 38" o:spid="_x0000_s1029" type="#_x0000_t120" style="position:absolute;left:0;text-align:left;margin-left:30.75pt;margin-top:225.35pt;width:31.9pt;height:31pt;z-index:251671552;visibility:visible;mso-wrap-style:square;mso-width-percent:0;mso-height-percent:0;mso-wrap-distance-left:9pt;mso-wrap-distance-top:0;mso-wrap-distance-right:9pt;mso-wrap-distance-bottom:0;mso-position-horizontal:absolute;mso-position-horizontal-relative:text;mso-position-vertical:absolute;mso-position-vertical-relative:text;mso-width-percent:0;mso-height-percent:0;mso-width-relative:margin;mso-height-relative:margin;v-text-anchor:middle" o:gfxdata="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" fillcolor="#84b6a7 [3215]" stroked="f" strokeweight="2pt">
                       <v:textbox>
                         <w:txbxContent>
                           <w:p>
@@ -4174,7 +4304,7 @@
                               <w:jc w:val="center"/>
                             </w:pPr>
                             <w:r>
-                              <w:t>32</w:t>
+                              <w:t>2</w:t>
                             </w:r>
                           </w:p>
                         </w:txbxContent>
@@ -4189,11 +4319,117 @@
                 <w:noProof/>
                 <w:lang w:val="en-GB"/>
               </w:rPr>
+              <mc:AlternateContent>
+                <mc:Choice Requires="wps">
+                  <w:drawing>
+                    <wp:anchor distT="0" distB="0" distL="114300" distR="114300" simplePos="0" relativeHeight="251670528" behindDoc="0" locked="0" layoutInCell="1" allowOverlap="1" wp14:anchorId="6CAC96D4" wp14:editId="7112AA82">
+                      <wp:simplePos x="0" y="0"/>
+                      <wp:positionH relativeFrom="column">
+                        <wp:posOffset>388421</wp:posOffset>
+                      </wp:positionH>
+                      <wp:positionV relativeFrom="paragraph">
+                        <wp:posOffset>436245</wp:posOffset>
+                      </wp:positionV>
+                      <wp:extent cx="405114" cy="393539"/>
+                      <wp:effectExtent l="0" t="0" r="0" b="6985"/>
+                      <wp:wrapNone/>
+                      <wp:docPr id="37" name="Flowchart: Connector 37"/>
+                      <wp:cNvGraphicFramePr/>
+                      <a:graphic xmlns:a="http://schemas.openxmlformats.org/drawingml/2006/main">
+                        <a:graphicData uri="http://schemas.microsoft.com/office/word/2010/wordprocessingShape">
+                          <wps:wsp>
+                            <wps:cNvSpPr/>
+                            <wps:spPr>
+                              <a:xfrm>
+                                <a:off x="0" y="0"/>
+                                <a:ext cx="405114" cy="393539"/>
+                              </a:xfrm>
+                              <a:prstGeom prst="flowChartConnector">
+                                <a:avLst/>
+                              </a:prstGeom>
+                              <a:solidFill>
+                                <a:schemeClr val="tx2"/>
+                              </a:solidFill>
+                              <a:ln>
+                                <a:noFill/>
+                              </a:ln>
+                            </wps:spPr>
+                            <wps:style>
+                              <a:lnRef idx="2">
+                                <a:schemeClr val="accent1">
+                                  <a:shade val="50000"/>
+                                </a:schemeClr>
+                              </a:lnRef>
+                              <a:fillRef idx="1">
+                                <a:schemeClr val="accent1"/>
+                              </a:fillRef>
+                              <a:effectRef idx="0">
+                                <a:schemeClr val="accent1"/>
+                              </a:effectRef>
+                              <a:fontRef idx="minor">
+                                <a:schemeClr val="lt1"/>
+                              </a:fontRef>
+                            </wps:style>
+                            <wps:txbx>
+                              <w:txbxContent>
+                                <w:p>
+                                  <w:pPr>
+                                    <w:jc w:val="center"/>
+                                  </w:pPr>
+                                  <w:r>
+                                    <w:t>1</w:t>
+                                  </w:r>
+                                </w:p>
+                              </w:txbxContent>
+                            </wps:txbx>
+                            <wps:bodyPr rot="0" spcFirstLastPara="0" vertOverflow="overflow" horzOverflow="overflow" vert="horz" wrap="square" lIns="91440" tIns="45720" rIns="91440" bIns="45720" numCol="1" spcCol="0" rtlCol="0" fromWordArt="0" anchor="ctr" anchorCtr="0" forceAA="0" compatLnSpc="1">
+                              <a:prstTxWarp prst="textNoShape">
+                                <a:avLst/>
+                              </a:prstTxWarp>
+                              <a:noAutofit/>
+                            </wps:bodyPr>
+                          </wps:wsp>
+                        </a:graphicData>
+                      </a:graphic>
+                      <wp14:sizeRelH relativeFrom="margin">
+                        <wp14:pctWidth>0</wp14:pctWidth>
+                      </wp14:sizeRelH>
+                      <wp14:sizeRelV relativeFrom="margin">
+                        <wp14:pctHeight>0</wp14:pctHeight>
+                      </wp14:sizeRelV>
+                    </wp:anchor>
+                  </w:drawing>
+                </mc:Choice>
+                <mc:Fallback>
+                  <w:pict>
+                    <v:shape w14:anchorId="6CAC96D4" id="Flowchart: Connector 37" o:spid="_x0000_s1030" type="#_x0000_t120" style="position:absolute;left:0;text-align:left;margin-left:30.6pt;margin-top:34.35pt;width:31.9pt;height:31pt;z-index:251670528;visibility:visible;mso-wrap-style:square;mso-width-percent:0;mso-height-percent:0;mso-wrap-distance-left:9pt;mso-wrap-distance-top:0;mso-wrap-distance-right:9pt;mso-wrap-distance-bottom:0;mso-position-horizontal:absolute;mso-position-horizontal-relative:text;mso-position-vertical:absolute;mso-position-vertical-relative:text;mso-width-percent:0;mso-height-percent:0;mso-width-relative:margin;mso-height-relative:margin;v-text-anchor:middle" o:gfxdata="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" fillcolor="#84b6a7 [3215]" stroked="f" strokeweight="2pt">
+                      <v:textbox>
+                        <w:txbxContent>
+                          <w:p>
+                            <w:pPr>
+                              <w:jc w:val="center"/>
+                            </w:pPr>
+                            <w:r>
+                              <w:t>1</w:t>
+                            </w:r>
+                          </w:p>
+                        </w:txbxContent>
+                      </v:textbox>
+                    </v:shape>
+                  </w:pict>
+                </mc:Fallback>
+              </mc:AlternateContent>
+            </w:r>
+            <w:r>
+              <w:rPr>
+                <w:noProof/>
+                <w:lang w:val="en-GB"/>
+              </w:rPr>
               <w:drawing>
-                <wp:inline distT="0" distB="0" distL="0" distR="0" wp14:anchorId="73D99986" wp14:editId="2471D49B">
-                  <wp:extent cx="6479998" cy="5052630"/>
+                <wp:inline distT="0" distB="0" distL="0" distR="0" wp14:anchorId="4760B278" wp14:editId="63198E1E">
+                  <wp:extent cx="5400000" cy="4212000"/>
                   <wp:effectExtent l="0" t="0" r="0" b="0"/>
-                  <wp:docPr id="42" name="Picture 42"/>
+                  <wp:docPr id="42" name="Picture 42" descr="A screenshot of a computer&#10;&#10;Description automatically generated"/>
                   <wp:cNvGraphicFramePr>
                     <a:graphicFrameLocks xmlns:a="http://schemas.openxmlformats.org/drawingml/2006/main" noChangeAspect="1"/>
                   </wp:cNvGraphicFramePr>
@@ -4201,11 +4437,11 @@
                     <a:graphicData uri="http://schemas.openxmlformats.org/drawingml/2006/picture">
                       <pic:pic xmlns:pic="http://schemas.openxmlformats.org/drawingml/2006/picture">
                         <pic:nvPicPr>
-                          <pic:cNvPr id="42" name="Picture 42"/>
+                          <pic:cNvPr id="42" name="Picture 42" descr="A screenshot of a computer&#10;&#10;Description automatically generated"/>
                           <pic:cNvPicPr/>
                         </pic:nvPicPr>
                         <pic:blipFill>
-                          <a:blip r:embed="rId20">
+                          <a:blip r:embed="rId25">
                             <a:extLst>
                               <a:ext uri="{28A0092B-C50C-407E-A947-70E740481C1C}">
                                 <a14:useLocalDpi xmlns:a14="http://schemas.microsoft.com/office/drawing/2010/main" val="0"/>
@@ -4219,7 +4455,7 @@
                         <pic:spPr>
                           <a:xfrm>
                             <a:off x="0" y="0"/>
-                            <a:ext cx="6479998" cy="5052630"/>
+                            <a:ext cx="5400000" cy="4212000"/>
                           </a:xfrm>
                           <a:prstGeom prst="rect">
                             <a:avLst/>
@@ -4253,6 +4489,112 @@
       </w:pPr>
       <w:r>
         <w:rPr>
+          <w:noProof/>
+          <w:lang w:val="en-GB"/>
+        </w:rPr>
+        <mc:AlternateContent>
+          <mc:Choice Requires="wps">
+            <w:drawing>
+              <wp:anchor distT="0" distB="0" distL="114300" distR="114300" simplePos="0" relativeHeight="251672576" behindDoc="0" locked="0" layoutInCell="1" allowOverlap="1" wp14:anchorId="0E677F58" wp14:editId="07E996A8">
+                <wp:simplePos x="0" y="0"/>
+                <wp:positionH relativeFrom="column">
+                  <wp:posOffset>2515235</wp:posOffset>
+                </wp:positionH>
+                <wp:positionV relativeFrom="paragraph">
+                  <wp:posOffset>-4295339</wp:posOffset>
+                </wp:positionV>
+                <wp:extent cx="405114" cy="393539"/>
+                <wp:effectExtent l="0" t="0" r="0" b="6985"/>
+                <wp:wrapNone/>
+                <wp:docPr id="36" name="Flowchart: Connector 36"/>
+                <wp:cNvGraphicFramePr/>
+                <a:graphic xmlns:a="http://schemas.openxmlformats.org/drawingml/2006/main">
+                  <a:graphicData uri="http://schemas.microsoft.com/office/word/2010/wordprocessingShape">
+                    <wps:wsp>
+                      <wps:cNvSpPr/>
+                      <wps:spPr>
+                        <a:xfrm>
+                          <a:off x="0" y="0"/>
+                          <a:ext cx="405114" cy="393539"/>
+                        </a:xfrm>
+                        <a:prstGeom prst="flowChartConnector">
+                          <a:avLst/>
+                        </a:prstGeom>
+                        <a:solidFill>
+                          <a:schemeClr val="tx2"/>
+                        </a:solidFill>
+                        <a:ln>
+                          <a:noFill/>
+                        </a:ln>
+                      </wps:spPr>
+                      <wps:style>
+                        <a:lnRef idx="2">
+                          <a:schemeClr val="accent1">
+                            <a:shade val="50000"/>
+                          </a:schemeClr>
+                        </a:lnRef>
+                        <a:fillRef idx="1">
+                          <a:schemeClr val="accent1"/>
+                        </a:fillRef>
+                        <a:effectRef idx="0">
+                          <a:schemeClr val="accent1"/>
+                        </a:effectRef>
+                        <a:fontRef idx="minor">
+                          <a:schemeClr val="lt1"/>
+                        </a:fontRef>
+                      </wps:style>
+                      <wps:txbx>
+                        <w:txbxContent>
+                          <w:p>
+                            <w:pPr>
+                              <w:jc w:val="center"/>
+                            </w:pPr>
+                            <w:r>
+                              <w:t>32</w:t>
+                            </w:r>
+                          </w:p>
+                        </w:txbxContent>
+                      </wps:txbx>
+                      <wps:bodyPr rot="0" spcFirstLastPara="0" vertOverflow="overflow" horzOverflow="overflow" vert="horz" wrap="square" lIns="91440" tIns="45720" rIns="91440" bIns="45720" numCol="1" spcCol="0" rtlCol="0" fromWordArt="0" anchor="ctr" anchorCtr="0" forceAA="0" compatLnSpc="1">
+                        <a:prstTxWarp prst="textNoShape">
+                          <a:avLst/>
+                        </a:prstTxWarp>
+                        <a:noAutofit/>
+                      </wps:bodyPr>
+                    </wps:wsp>
+                  </a:graphicData>
+                </a:graphic>
+                <wp14:sizeRelH relativeFrom="margin">
+                  <wp14:pctWidth>0</wp14:pctWidth>
+                </wp14:sizeRelH>
+                <wp14:sizeRelV relativeFrom="margin">
+                  <wp14:pctHeight>0</wp14:pctHeight>
+                </wp14:sizeRelV>
+              </wp:anchor>
+            </w:drawing>
+          </mc:Choice>
+          <mc:Fallback>
+            <w:pict>
+              <v:shape w14:anchorId="0E677F58" id="Flowchart: Connector 36" o:spid="_x0000_s1031" type="#_x0000_t120" style="position:absolute;left:0;text-align:left;margin-left:198.05pt;margin-top:-338.2pt;width:31.9pt;height:31pt;z-index:251672576;visibility:visible;mso-wrap-style:square;mso-width-percent:0;mso-height-percent:0;mso-wrap-distance-left:9pt;mso-wrap-distance-top:0;mso-wrap-distance-right:9pt;mso-wrap-distance-bottom:0;mso-position-horizontal:absolute;mso-position-horizontal-relative:text;mso-position-vertical:absolute;mso-position-vertical-relative:text;mso-width-percent:0;mso-height-percent:0;mso-width-relative:margin;mso-height-relative:margin;v-text-anchor:middle" o:gfxdata="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" fillcolor="#84b6a7 [3215]" stroked="f" strokeweight="2pt">
+                <v:textbox>
+                  <w:txbxContent>
+                    <w:p>
+                      <w:pPr>
+                        <w:jc w:val="center"/>
+                      </w:pPr>
+                      <w:r>
+                        <w:t>32</w:t>
+                      </w:r>
+                    </w:p>
+                  </w:txbxContent>
+                </v:textbox>
+              </v:shape>
+            </w:pict>
+          </mc:Fallback>
+        </mc:AlternateContent>
+      </w:r>
+      <w:r>
+        <w:rPr>
           <w:lang w:val="en-GB"/>
         </w:rPr>
         <w:t>Infineon WCS Logger</w:t>
@@ -4261,105 +4603,237 @@
     <w:p>
       <w:pPr>
         <w:pStyle w:val="Body"/>
-        <w:rPr>
-          <w:lang w:val="en-GB"/>
-        </w:rPr>
-      </w:pPr>
+        <w:numPr>
+          <w:ilvl w:val="0"/>
+          <w:numId w:val="39"/>
+        </w:numPr>
+        <w:rPr>
+          <w:lang w:val="en-GB"/>
+        </w:rPr>
+      </w:pPr>
+      <w:r>
+        <w:rPr>
+          <w:b/>
+          <w:bCs/>
+          <w:lang w:val="en-GB"/>
+        </w:rPr>
+        <w:t>Issue</w:t>
+      </w:r>
+      <w:r>
+        <w:rPr>
+          <w:b/>
+          <w:bCs/>
+          <w:lang w:val="en-GB"/>
+        </w:rPr>
+        <w:t xml:space="preserve"> Information</w:t>
+      </w:r>
+      <w:r>
+        <w:rPr>
+          <w:lang w:val="en-GB"/>
+        </w:rPr>
+        <w:t>: it is mandatory to fill all information correspondingly, whereas OEM Ticket# as optional. It also covers both AMD and INTEL design trace needs.</w:t>
+      </w:r>
+      <w:r>
+        <w:rPr>
+          <w:lang w:val="en-GB"/>
+        </w:rPr>
+        <w:t xml:space="preserve"> All information will be recorded into issue tracker form automatically.</w:t>
+      </w:r>
     </w:p>
     <w:p>
       <w:pPr>
-        <w:rPr>
-          <w:rStyle w:val="Hypertext"/>
-          <w:lang w:val="en-GB"/>
-        </w:rPr>
-      </w:pPr>
-      <w:r>
-        <w:rPr>
-          <w:rStyle w:val="Hypertext"/>
-          <w:lang w:val="en-GB"/>
-        </w:rPr>
-        <w:br w:type="page"/>
+        <w:pStyle w:val="Body"/>
+        <w:numPr>
+          <w:ilvl w:val="0"/>
+          <w:numId w:val="39"/>
+        </w:numPr>
+        <w:rPr>
+          <w:lang w:val="en-GB"/>
+        </w:rPr>
+      </w:pPr>
+      <w:r>
+        <w:rPr>
+          <w:b/>
+          <w:bCs/>
+          <w:lang w:val="en-GB"/>
+        </w:rPr>
+        <w:t>Generic</w:t>
+      </w:r>
+      <w:r>
+        <w:rPr>
+          <w:lang w:val="en-GB"/>
+        </w:rPr>
+        <w:t xml:space="preserve">: </w:t>
+      </w:r>
+      <w:r>
+        <w:rPr>
+          <w:lang w:val="en-GB"/>
+        </w:rPr>
+        <w:t>this section describes common trace</w:t>
+      </w:r>
+      <w:r>
+        <w:rPr>
+          <w:lang w:val="en-GB"/>
+        </w:rPr>
+        <w:t xml:space="preserve"> pins</w:t>
+      </w:r>
+      <w:r>
+        <w:rPr>
+          <w:lang w:val="en-GB"/>
+        </w:rPr>
+        <w:t xml:space="preserve"> need in WCS PC host application:</w:t>
       </w:r>
     </w:p>
     <w:p>
       <w:pPr>
-        <w:pStyle w:val="Heading1"/>
-        <w:rPr>
-          <w:lang w:val="en-GB"/>
-        </w:rPr>
-      </w:pPr>
-      <w:bookmarkStart w:id="22" w:name="_Toc137461262"/>
-      <w:bookmarkStart w:id="23" w:name="_Toc141081667"/>
-      <w:r>
-        <w:rPr>
-          <w:lang w:val="en-GB"/>
-        </w:rPr>
-        <w:lastRenderedPageBreak/>
-        <w:t>How to use</w:t>
-      </w:r>
-      <w:bookmarkEnd w:id="22"/>
-      <w:bookmarkEnd w:id="23"/>
+        <w:pStyle w:val="Body"/>
+        <w:numPr>
+          <w:ilvl w:val="1"/>
+          <w:numId w:val="39"/>
+        </w:numPr>
+        <w:rPr>
+          <w:lang w:val="en-GB"/>
+        </w:rPr>
+      </w:pPr>
+      <w:r>
+        <w:rPr>
+          <w:lang w:val="en-GB"/>
+        </w:rPr>
+        <w:t>USB-C</w:t>
+      </w:r>
+      <w:r>
+        <w:rPr>
+          <w:lang w:val="en-GB"/>
+        </w:rPr>
+        <w:t xml:space="preserve">: it </w:t>
+      </w:r>
+      <w:r>
+        <w:rPr>
+          <w:lang w:val="en-GB"/>
+        </w:rPr>
+        <w:t>defines SALEAE channel numbers to basic USB Type-C pins</w:t>
+      </w:r>
+      <w:r>
+        <w:rPr>
+          <w:lang w:val="en-GB"/>
+        </w:rPr>
+        <w:t>. All channels are recorded in digital mode</w:t>
+      </w:r>
+      <w:r>
+        <w:rPr>
+          <w:lang w:val="en-GB"/>
+        </w:rPr>
+        <w:t xml:space="preserve"> as </w:t>
+      </w:r>
+      <w:proofErr w:type="gramStart"/>
+      <w:r>
+        <w:rPr>
+          <w:lang w:val="en-GB"/>
+        </w:rPr>
+        <w:t>default</w:t>
+      </w:r>
+      <w:r>
+        <w:rPr>
+          <w:lang w:val="en-GB"/>
+        </w:rPr>
+        <w:t>, and</w:t>
+      </w:r>
+      <w:proofErr w:type="gramEnd"/>
+      <w:r>
+        <w:rPr>
+          <w:lang w:val="en-GB"/>
+        </w:rPr>
+        <w:t xml:space="preserve"> can be set to </w:t>
+      </w:r>
+      <w:r>
+        <w:rPr>
+          <w:lang w:val="en-GB"/>
+        </w:rPr>
+        <w:t>digital + analogue mode</w:t>
+      </w:r>
+      <w:r>
+        <w:rPr>
+          <w:lang w:val="en-GB"/>
+        </w:rPr>
+        <w:t xml:space="preserve"> by enabling the “</w:t>
+      </w:r>
+      <w:r>
+        <w:rPr>
+          <w:lang w:val="en-GB"/>
+        </w:rPr>
+        <w:t>Analogue Mode</w:t>
+      </w:r>
+      <w:r>
+        <w:rPr>
+          <w:lang w:val="en-GB"/>
+        </w:rPr>
+        <w:t>” option</w:t>
+      </w:r>
+      <w:r>
+        <w:rPr>
+          <w:lang w:val="en-GB"/>
+        </w:rPr>
+        <w:t xml:space="preserve"> if necessary</w:t>
+      </w:r>
+      <w:r>
+        <w:rPr>
+          <w:lang w:val="en-GB"/>
+        </w:rPr>
+        <w:t>.</w:t>
+      </w:r>
+      <w:r>
+        <w:rPr>
+          <w:lang w:val="en-GB"/>
+        </w:rPr>
+        <w:t xml:space="preserve"> </w:t>
+      </w:r>
     </w:p>
     <w:p>
       <w:pPr>
         <w:pStyle w:val="Body"/>
-        <w:rPr>
-          <w:lang w:val="en-GB"/>
-        </w:rPr>
-      </w:pPr>
-      <w:r>
-        <w:rPr>
-          <w:lang w:val="en-GB"/>
-        </w:rPr>
-        <w:t xml:space="preserve">Here is functional flow chart </w:t>
-      </w:r>
-      <w:r>
-        <w:rPr>
-          <w:lang w:val="en-GB"/>
-        </w:rPr>
-        <w:t xml:space="preserve">to illustrate Infineon WCS logger working model. Depends on Saleae Logic2 application running condition, </w:t>
-      </w:r>
-      <w:r>
-        <w:rPr>
-          <w:lang w:val="en-GB"/>
-        </w:rPr>
-        <w:t>t</w:t>
-      </w:r>
-      <w:r>
-        <w:rPr>
-          <w:lang w:val="en-GB"/>
-        </w:rPr>
-        <w:t xml:space="preserve">here are 2 possible </w:t>
-      </w:r>
-      <w:r>
-        <w:rPr>
-          <w:lang w:val="en-GB"/>
-        </w:rPr>
-        <w:t>scenarios</w:t>
-      </w:r>
-      <w:r>
-        <w:rPr>
-          <w:lang w:val="en-GB"/>
-        </w:rPr>
-        <w:t xml:space="preserve"> in </w:t>
-      </w:r>
-      <w:r>
-        <w:rPr>
-          <w:lang w:val="en-GB"/>
-        </w:rPr>
-        <w:t>Infineon WCS Logger</w:t>
-      </w:r>
-      <w:r>
-        <w:rPr>
-          <w:lang w:val="en-GB"/>
-        </w:rPr>
-        <w:t xml:space="preserve"> usage</w:t>
-      </w:r>
-      <w:r>
-        <w:rPr>
-          <w:lang w:val="en-GB"/>
-        </w:rPr>
-        <w:t>:</w:t>
+        <w:numPr>
+          <w:ilvl w:val="1"/>
+          <w:numId w:val="39"/>
+        </w:numPr>
+        <w:rPr>
+          <w:lang w:val="en-GB"/>
+        </w:rPr>
+      </w:pPr>
+      <w:r>
+        <w:rPr>
+          <w:lang w:val="en-GB"/>
+        </w:rPr>
+        <w:t xml:space="preserve">PD/PD to EC: it defines HPI bus to EC and PD UART. </w:t>
+      </w:r>
+    </w:p>
+    <w:p>
+      <w:pPr>
+        <w:pStyle w:val="Body"/>
+        <w:numPr>
+          <w:ilvl w:val="1"/>
+          <w:numId w:val="39"/>
+        </w:numPr>
+        <w:rPr>
+          <w:lang w:val="en-GB"/>
+        </w:rPr>
+      </w:pPr>
+      <w:r>
+        <w:rPr>
+          <w:lang w:val="en-GB"/>
+        </w:rPr>
+        <w:t>This section will be switch to Ellisys mode while work in “Ellisys C-Tracker” mode</w:t>
+      </w:r>
+      <w:r>
+        <w:rPr>
+          <w:lang w:val="en-GB"/>
+        </w:rPr>
+        <w:t xml:space="preserve"> (Figure 10)</w:t>
+      </w:r>
+      <w:r>
+        <w:rPr>
+          <w:lang w:val="en-GB"/>
+        </w:rPr>
+        <w:t>.</w:t>
       </w:r>
     </w:p>
     <w:tbl>
@@ -4401,10 +4875,10 @@
                 <w:lang w:val="en-GB"/>
               </w:rPr>
               <w:drawing>
-                <wp:inline distT="0" distB="0" distL="0" distR="0" wp14:anchorId="30EB6973" wp14:editId="523926FC">
-                  <wp:extent cx="6480810" cy="4476115"/>
-                  <wp:effectExtent l="0" t="0" r="0" b="635"/>
-                  <wp:docPr id="53" name="Picture 53"/>
+                <wp:inline distT="0" distB="0" distL="0" distR="0" wp14:anchorId="3483A804" wp14:editId="564D23A7">
+                  <wp:extent cx="4320000" cy="1605600"/>
+                  <wp:effectExtent l="0" t="0" r="4445" b="0"/>
+                  <wp:docPr id="52" name="Picture 52" descr="A screenshot of a computer&#10;&#10;Description automatically generated"/>
                   <wp:cNvGraphicFramePr>
                     <a:graphicFrameLocks xmlns:a="http://schemas.openxmlformats.org/drawingml/2006/main" noChangeAspect="1"/>
                   </wp:cNvGraphicFramePr>
@@ -4412,11 +4886,11 @@
                     <a:graphicData uri="http://schemas.openxmlformats.org/drawingml/2006/picture">
                       <pic:pic xmlns:pic="http://schemas.openxmlformats.org/drawingml/2006/picture">
                         <pic:nvPicPr>
-                          <pic:cNvPr id="1" name=""/>
+                          <pic:cNvPr id="52" name="Picture 52" descr="A screenshot of a computer&#10;&#10;Description automatically generated"/>
                           <pic:cNvPicPr/>
                         </pic:nvPicPr>
                         <pic:blipFill>
-                          <a:blip r:embed="rId21"/>
+                          <a:blip r:embed="rId26"/>
                           <a:stretch>
                             <a:fillRect/>
                           </a:stretch>
@@ -4424,7 +4898,7 @@
                         <pic:spPr>
                           <a:xfrm>
                             <a:off x="0" y="0"/>
-                            <a:ext cx="6480810" cy="4476115"/>
+                            <a:ext cx="4320000" cy="1605600"/>
                           </a:xfrm>
                           <a:prstGeom prst="rect">
                             <a:avLst/>
@@ -4460,51 +4934,682 @@
         <w:rPr>
           <w:lang w:val="en-GB"/>
         </w:rPr>
-        <w:t>Infineon WCS Logger</w:t>
-      </w:r>
-      <w:r>
-        <w:rPr>
-          <w:lang w:val="en-GB"/>
-        </w:rPr>
-        <w:t xml:space="preserve"> functional flow</w:t>
+        <w:t>Ellisys mode</w:t>
       </w:r>
     </w:p>
     <w:p>
       <w:pPr>
-        <w:pStyle w:val="Heading2"/>
-        <w:rPr>
-          <w:lang w:val="en-GB"/>
-        </w:rPr>
-      </w:pPr>
-      <w:bookmarkStart w:id="24" w:name="_Toc137461263"/>
-      <w:bookmarkStart w:id="25" w:name="_Toc141081668"/>
-      <w:r>
-        <w:rPr>
-          <w:lang w:val="en-GB"/>
-        </w:rPr>
-        <w:t>Scenario A</w:t>
-      </w:r>
-      <w:bookmarkEnd w:id="24"/>
-      <w:bookmarkEnd w:id="25"/>
-      <w:r>
-        <w:rPr>
+        <w:pStyle w:val="Body"/>
+        <w:numPr>
+          <w:ilvl w:val="0"/>
+          <w:numId w:val="39"/>
+        </w:numPr>
+        <w:rPr>
+          <w:lang w:val="en-GB"/>
+        </w:rPr>
+      </w:pPr>
+      <w:r>
+        <w:rPr>
+          <w:b/>
+          <w:bCs/>
+          <w:lang w:val="en-GB"/>
+        </w:rPr>
+        <w:lastRenderedPageBreak/>
+        <w:t>AMD/INTEL</w:t>
+      </w:r>
+      <w:r>
+        <w:rPr>
+          <w:b/>
+          <w:bCs/>
           <w:lang w:val="en-GB"/>
         </w:rPr>
         <w:t xml:space="preserve"> </w:t>
+      </w:r>
+      <w:r>
+        <w:rPr>
+          <w:b/>
+          <w:bCs/>
+          <w:lang w:val="en-GB"/>
+        </w:rPr>
+        <w:t>Platform</w:t>
+      </w:r>
+      <w:r>
+        <w:rPr>
+          <w:lang w:val="en-GB"/>
+        </w:rPr>
+        <w:t xml:space="preserve">: it defines all necessary trace pins need for AMD and INTEL designs respectively. </w:t>
+      </w:r>
+      <w:r>
+        <w:rPr>
+          <w:lang w:val="en-GB"/>
+        </w:rPr>
+        <w:t>Please be notices that due to insufficient pin counts</w:t>
+      </w:r>
+      <w:r>
+        <w:rPr>
+          <w:lang w:val="en-GB"/>
+        </w:rPr>
+        <w:t xml:space="preserve"> available in SALEAE</w:t>
+      </w:r>
+      <w:r>
+        <w:rPr>
+          <w:lang w:val="en-GB"/>
+        </w:rPr>
+        <w:t>, i</w:t>
+      </w:r>
+      <w:r>
+        <w:rPr>
+          <w:lang w:val="en-GB"/>
+        </w:rPr>
+        <w:t xml:space="preserve">n AMD designs, MUX power pin SALEAE channel is shared with HPD pin. Please connect either one </w:t>
+      </w:r>
+      <w:r>
+        <w:rPr>
+          <w:lang w:val="en-GB"/>
+        </w:rPr>
+        <w:t>depends</w:t>
+      </w:r>
+      <w:r>
+        <w:rPr>
+          <w:lang w:val="en-GB"/>
+        </w:rPr>
+        <w:t xml:space="preserve"> on issue category</w:t>
+      </w:r>
+      <w:r>
+        <w:rPr>
+          <w:lang w:val="en-GB"/>
+        </w:rPr>
+        <w:t xml:space="preserve"> for AMD design cases</w:t>
+      </w:r>
+      <w:r>
+        <w:rPr>
+          <w:lang w:val="en-GB"/>
+        </w:rPr>
+        <w:t>.</w:t>
       </w:r>
     </w:p>
     <w:p>
       <w:pPr>
         <w:pStyle w:val="Body"/>
-        <w:rPr>
-          <w:lang w:val="en-GB"/>
-        </w:rPr>
-      </w:pPr>
-      <w:r>
-        <w:rPr>
-          <w:lang w:val="en-GB"/>
-        </w:rPr>
-        <w:t xml:space="preserve">This user scenario presumes Saleae </w:t>
+        <w:numPr>
+          <w:ilvl w:val="0"/>
+          <w:numId w:val="39"/>
+        </w:numPr>
+        <w:rPr>
+          <w:lang w:val="en-GB"/>
+        </w:rPr>
+      </w:pPr>
+      <w:r>
+        <w:rPr>
+          <w:b/>
+          <w:bCs/>
+          <w:lang w:val="en-GB"/>
+        </w:rPr>
+        <w:t>Saleae Logic/Ellisys C-Tracker</w:t>
+      </w:r>
+      <w:r>
+        <w:rPr>
+          <w:lang w:val="en-GB"/>
+        </w:rPr>
+        <w:t xml:space="preserve">: </w:t>
+      </w:r>
+      <w:r>
+        <w:rPr>
+          <w:lang w:val="en-GB"/>
+        </w:rPr>
+        <w:t xml:space="preserve">it supports both </w:t>
+      </w:r>
+      <w:r>
+        <w:rPr>
+          <w:lang w:val="en-GB"/>
+        </w:rPr>
+        <w:t xml:space="preserve">log </w:t>
+      </w:r>
+      <w:r>
+        <w:rPr>
+          <w:lang w:val="en-GB"/>
+        </w:rPr>
+        <w:t xml:space="preserve">devices and will refresh its selections </w:t>
+      </w:r>
+      <w:r>
+        <w:rPr>
+          <w:lang w:val="en-GB"/>
+        </w:rPr>
+        <w:t>in real-time.</w:t>
+      </w:r>
+      <w:r>
+        <w:rPr>
+          <w:lang w:val="en-GB"/>
+        </w:rPr>
+        <w:t xml:space="preserve"> </w:t>
+      </w:r>
+      <w:r>
+        <w:rPr>
+          <w:lang w:val="en-GB"/>
+        </w:rPr>
+        <w:t xml:space="preserve">In addition, </w:t>
+      </w:r>
+      <w:r>
+        <w:rPr>
+          <w:lang w:val="en-GB"/>
+        </w:rPr>
+        <w:t>EZ-PD Protocol Analyzer Utility will incorporate with Saleae Logic2 application when work in “Saleae Logic” mode.</w:t>
+      </w:r>
+      <w:r>
+        <w:rPr>
+          <w:lang w:val="en-GB"/>
+        </w:rPr>
+        <w:t xml:space="preserve"> </w:t>
+      </w:r>
+    </w:p>
+    <w:p>
+      <w:pPr>
+        <w:pStyle w:val="Body"/>
+        <w:numPr>
+          <w:ilvl w:val="0"/>
+          <w:numId w:val="39"/>
+        </w:numPr>
+        <w:rPr>
+          <w:lang w:val="en-GB"/>
+        </w:rPr>
+      </w:pPr>
+      <w:r>
+        <w:rPr>
+          <w:b/>
+          <w:bCs/>
+          <w:lang w:val="en-GB"/>
+        </w:rPr>
+        <w:t>Start</w:t>
+      </w:r>
+      <w:r>
+        <w:rPr>
+          <w:b/>
+          <w:bCs/>
+          <w:lang w:val="en-GB"/>
+        </w:rPr>
+        <w:t>/Abort</w:t>
+      </w:r>
+      <w:r>
+        <w:rPr>
+          <w:b/>
+          <w:bCs/>
+          <w:lang w:val="en-GB"/>
+        </w:rPr>
+        <w:t xml:space="preserve"> Recording</w:t>
+      </w:r>
+      <w:r>
+        <w:rPr>
+          <w:lang w:val="en-GB"/>
+        </w:rPr>
+        <w:t xml:space="preserve">: the main button to control </w:t>
+      </w:r>
+      <w:r>
+        <w:rPr>
+          <w:lang w:val="en-GB"/>
+        </w:rPr>
+        <w:t xml:space="preserve">log </w:t>
+      </w:r>
+      <w:r>
+        <w:rPr>
+          <w:lang w:val="en-GB"/>
+        </w:rPr>
+        <w:t>application</w:t>
+      </w:r>
+      <w:r>
+        <w:rPr>
+          <w:lang w:val="en-GB"/>
+        </w:rPr>
+        <w:t>s</w:t>
+      </w:r>
+      <w:r>
+        <w:rPr>
+          <w:lang w:val="en-GB"/>
+        </w:rPr>
+        <w:t xml:space="preserve">. It will be grey-out if </w:t>
+      </w:r>
+      <w:r>
+        <w:rPr>
+          <w:lang w:val="en-GB"/>
+        </w:rPr>
+        <w:t xml:space="preserve">data missing in </w:t>
+      </w:r>
+      <w:r>
+        <w:rPr>
+          <w:lang w:val="en-GB"/>
+        </w:rPr>
+        <w:t xml:space="preserve">Version Information section or channel selection duplication. Use this button to start / stop log capturing </w:t>
+      </w:r>
+      <w:r>
+        <w:rPr>
+          <w:lang w:val="en-GB"/>
+        </w:rPr>
+        <w:t>processes</w:t>
+      </w:r>
+      <w:r>
+        <w:rPr>
+          <w:lang w:val="en-GB"/>
+        </w:rPr>
+        <w:t>.</w:t>
+      </w:r>
+    </w:p>
+    <w:p>
+      <w:pPr>
+        <w:pStyle w:val="AnchorLine"/>
+        <w:rPr>
+          <w:lang w:val="en-GB"/>
+        </w:rPr>
+      </w:pPr>
+    </w:p>
+    <w:p>
+      <w:pPr>
+        <w:pStyle w:val="Body"/>
+        <w:numPr>
+          <w:ilvl w:val="0"/>
+          <w:numId w:val="39"/>
+        </w:numPr>
+        <w:rPr>
+          <w:lang w:val="en-GB"/>
+        </w:rPr>
+      </w:pPr>
+      <w:r>
+        <w:rPr>
+          <w:b/>
+          <w:bCs/>
+          <w:lang w:val="en-GB"/>
+        </w:rPr>
+        <w:t>Pass/Fail Case</w:t>
+      </w:r>
+      <w:r>
+        <w:rPr>
+          <w:lang w:val="en-GB"/>
+        </w:rPr>
+        <w:t>: the main button</w:t>
+      </w:r>
+      <w:r>
+        <w:rPr>
+          <w:lang w:val="en-GB"/>
+        </w:rPr>
+        <w:t>s</w:t>
+      </w:r>
+      <w:r>
+        <w:rPr>
+          <w:lang w:val="en-GB"/>
+        </w:rPr>
+        <w:t xml:space="preserve"> to </w:t>
+      </w:r>
+      <w:r>
+        <w:rPr>
+          <w:lang w:val="en-GB"/>
+        </w:rPr>
+        <w:t xml:space="preserve">save recorded logs for pass and fail cases. By clicking either buttons, it will save the current logs as pass or fail cases and export to an issue tracker form with all data described in Version Information section. </w:t>
+      </w:r>
+      <w:r>
+        <w:rPr>
+          <w:lang w:val="en-GB"/>
+        </w:rPr>
+        <w:t xml:space="preserve">It will be grey-out </w:t>
+      </w:r>
+      <w:r>
+        <w:rPr>
+          <w:lang w:val="en-GB"/>
+        </w:rPr>
+        <w:t>before log capturing.</w:t>
+      </w:r>
+      <w:r>
+        <w:rPr>
+          <w:lang w:val="en-GB"/>
+        </w:rPr>
+        <w:t xml:space="preserve"> </w:t>
+      </w:r>
+    </w:p>
+    <w:p>
+      <w:pPr>
+        <w:pStyle w:val="AnchorLine"/>
+        <w:rPr>
+          <w:lang w:val="en-GB"/>
+        </w:rPr>
+      </w:pPr>
+    </w:p>
+    <w:p>
+      <w:pPr>
+        <w:pStyle w:val="Heading1"/>
+        <w:rPr>
+          <w:lang w:val="en-GB"/>
+        </w:rPr>
+      </w:pPr>
+      <w:bookmarkStart w:id="22" w:name="_Toc137461262"/>
+      <w:bookmarkStart w:id="23" w:name="_Toc142467998"/>
+      <w:r>
+        <w:rPr>
+          <w:lang w:val="en-GB"/>
+        </w:rPr>
+        <w:lastRenderedPageBreak/>
+        <w:t>How to use</w:t>
+      </w:r>
+      <w:bookmarkEnd w:id="22"/>
+      <w:bookmarkEnd w:id="23"/>
+    </w:p>
+    <w:p>
+      <w:pPr>
+        <w:pStyle w:val="Body"/>
+        <w:rPr>
+          <w:lang w:val="en-GB"/>
+        </w:rPr>
+      </w:pPr>
+      <w:r>
+        <w:rPr>
+          <w:lang w:val="en-GB"/>
+        </w:rPr>
+        <w:t>Figure 11</w:t>
+      </w:r>
+      <w:r>
+        <w:rPr>
+          <w:lang w:val="en-GB"/>
+        </w:rPr>
+        <w:t xml:space="preserve"> is functional flow chart </w:t>
+      </w:r>
+      <w:r>
+        <w:rPr>
+          <w:lang w:val="en-GB"/>
+        </w:rPr>
+        <w:t xml:space="preserve">to illustrate Infineon WCS logger working model. </w:t>
+      </w:r>
+      <w:r>
+        <w:rPr>
+          <w:lang w:val="en-GB"/>
+        </w:rPr>
+        <w:t>WCS Logger</w:t>
+      </w:r>
+      <w:r>
+        <w:rPr>
+          <w:lang w:val="en-GB"/>
+        </w:rPr>
+        <w:t xml:space="preserve"> will run into </w:t>
+      </w:r>
+      <w:r>
+        <w:rPr>
+          <w:lang w:val="en-GB"/>
+        </w:rPr>
+        <w:t>either Saleae or Ellisys</w:t>
+      </w:r>
+      <w:r>
+        <w:rPr>
+          <w:lang w:val="en-GB"/>
+        </w:rPr>
+        <w:t xml:space="preserve"> mode based on </w:t>
+      </w:r>
+      <w:r>
+        <w:rPr>
+          <w:lang w:val="en-GB"/>
+        </w:rPr>
+        <w:t xml:space="preserve">connecting status of </w:t>
+      </w:r>
+      <w:r>
+        <w:rPr>
+          <w:lang w:val="en-GB"/>
+        </w:rPr>
+        <w:t>both SALEAE Logic Analyzer and Ellisys C-Tracker Analyzer</w:t>
+      </w:r>
+      <w:r>
+        <w:rPr>
+          <w:lang w:val="en-GB"/>
+        </w:rPr>
+        <w:t xml:space="preserve"> while launching</w:t>
+      </w:r>
+      <w:r>
+        <w:rPr>
+          <w:lang w:val="en-GB"/>
+        </w:rPr>
+        <w:t>.</w:t>
+      </w:r>
+      <w:r>
+        <w:rPr>
+          <w:lang w:val="en-GB"/>
+        </w:rPr>
+        <w:t xml:space="preserve"> </w:t>
+      </w:r>
+      <w:r>
+        <w:rPr>
+          <w:lang w:val="en-GB"/>
+        </w:rPr>
+        <w:t>Please notice that due to log file requirement</w:t>
+      </w:r>
+      <w:r>
+        <w:rPr>
+          <w:lang w:val="en-GB"/>
+        </w:rPr>
+        <w:t xml:space="preserve"> from Infineon WCS support teams</w:t>
+      </w:r>
+      <w:r>
+        <w:rPr>
+          <w:lang w:val="en-GB"/>
+        </w:rPr>
+        <w:t xml:space="preserve">, </w:t>
+      </w:r>
+      <w:r>
+        <w:rPr>
+          <w:lang w:val="en-GB"/>
+        </w:rPr>
+        <w:t>i</w:t>
+      </w:r>
+      <w:r>
+        <w:rPr>
+          <w:lang w:val="en-GB"/>
+        </w:rPr>
+        <w:t>t is mandatory to connect CY4500 if work in Saleae mode.</w:t>
+      </w:r>
+      <w:r>
+        <w:rPr>
+          <w:lang w:val="en-GB"/>
+        </w:rPr>
+        <w:t xml:space="preserve"> </w:t>
+      </w:r>
+    </w:p>
+    <w:p>
+      <w:pPr>
+        <w:pStyle w:val="Body"/>
+        <w:rPr>
+          <w:lang w:val="en-GB"/>
+        </w:rPr>
+      </w:pPr>
+      <w:r>
+        <w:rPr>
+          <w:lang w:val="en-GB"/>
+        </w:rPr>
+        <w:t>Depends on log applications running condition, t</w:t>
+      </w:r>
+      <w:r>
+        <w:rPr>
+          <w:lang w:val="en-GB"/>
+        </w:rPr>
+        <w:t xml:space="preserve">here are 2 possible </w:t>
+      </w:r>
+      <w:r>
+        <w:rPr>
+          <w:lang w:val="en-GB"/>
+        </w:rPr>
+        <w:t>scenarios</w:t>
+      </w:r>
+      <w:r>
+        <w:rPr>
+          <w:lang w:val="en-GB"/>
+        </w:rPr>
+        <w:t xml:space="preserve"> in </w:t>
+      </w:r>
+      <w:r>
+        <w:rPr>
+          <w:lang w:val="en-GB"/>
+        </w:rPr>
+        <w:t>Infineon WCS Logger</w:t>
+      </w:r>
+      <w:r>
+        <w:rPr>
+          <w:lang w:val="en-GB"/>
+        </w:rPr>
+        <w:t xml:space="preserve"> usage</w:t>
+      </w:r>
+      <w:r>
+        <w:rPr>
+          <w:lang w:val="en-GB"/>
+        </w:rPr>
+        <w:t>:</w:t>
+      </w:r>
+    </w:p>
+    <w:tbl>
+      <w:tblPr>
+        <w:tblStyle w:val="InfineonPicture"/>
+        <w:tblW w:w="5000" w:type="pct"/>
+        <w:tblBorders>
+          <w:top w:val="none" w:sz="0" w:space="0" w:color="auto"/>
+          <w:left w:val="none" w:sz="0" w:space="0" w:color="auto"/>
+          <w:bottom w:val="none" w:sz="0" w:space="0" w:color="auto"/>
+          <w:right w:val="none" w:sz="0" w:space="0" w:color="auto"/>
+          <w:insideH w:val="none" w:sz="0" w:space="0" w:color="auto"/>
+          <w:insideV w:val="none" w:sz="0" w:space="0" w:color="auto"/>
+        </w:tblBorders>
+        <w:tblCellMar>
+          <w:left w:w="0" w:type="dxa"/>
+          <w:right w:w="0" w:type="dxa"/>
+        </w:tblCellMar>
+        <w:tblLook w:val="05E0" w:firstRow="1" w:lastRow="1" w:firstColumn="1" w:lastColumn="1" w:noHBand="0" w:noVBand="1"/>
+      </w:tblPr>
+      <w:tblGrid>
+        <w:gridCol w:w="10206"/>
+      </w:tblGrid>
+      <w:tr>
+        <w:tc>
+          <w:tcPr>
+            <w:tcW w:w="5000" w:type="pct"/>
+          </w:tcPr>
+          <w:p>
+            <w:pPr>
+              <w:pStyle w:val="TableCell-c"/>
+              <w:rPr>
+                <w:lang w:val="en-GB"/>
+              </w:rPr>
+            </w:pPr>
+            <w:r>
+              <w:rPr>
+                <w:noProof/>
+                <w:lang w:val="en-GB"/>
+              </w:rPr>
+              <w:drawing>
+                <wp:inline distT="0" distB="0" distL="0" distR="0" wp14:anchorId="76A912AA" wp14:editId="4F3DEBAF">
+                  <wp:extent cx="6480810" cy="4522470"/>
+                  <wp:effectExtent l="0" t="0" r="0" b="0"/>
+                  <wp:docPr id="54" name="Picture 54" descr="A diagram of a process&#10;&#10;Description automatically generated"/>
+                  <wp:cNvGraphicFramePr>
+                    <a:graphicFrameLocks xmlns:a="http://schemas.openxmlformats.org/drawingml/2006/main" noChangeAspect="1"/>
+                  </wp:cNvGraphicFramePr>
+                  <a:graphic xmlns:a="http://schemas.openxmlformats.org/drawingml/2006/main">
+                    <a:graphicData uri="http://schemas.openxmlformats.org/drawingml/2006/picture">
+                      <pic:pic xmlns:pic="http://schemas.openxmlformats.org/drawingml/2006/picture">
+                        <pic:nvPicPr>
+                          <pic:cNvPr id="54" name="Picture 54" descr="A diagram of a process&#10;&#10;Description automatically generated"/>
+                          <pic:cNvPicPr/>
+                        </pic:nvPicPr>
+                        <pic:blipFill>
+                          <a:blip r:embed="rId27"/>
+                          <a:stretch>
+                            <a:fillRect/>
+                          </a:stretch>
+                        </pic:blipFill>
+                        <pic:spPr>
+                          <a:xfrm>
+                            <a:off x="0" y="0"/>
+                            <a:ext cx="6480810" cy="4522470"/>
+                          </a:xfrm>
+                          <a:prstGeom prst="rect">
+                            <a:avLst/>
+                          </a:prstGeom>
+                        </pic:spPr>
+                      </pic:pic>
+                    </a:graphicData>
+                  </a:graphic>
+                </wp:inline>
+              </w:drawing>
+            </w:r>
+          </w:p>
+        </w:tc>
+      </w:tr>
+    </w:tbl>
+    <w:p>
+      <w:pPr>
+        <w:pStyle w:val="FigureTitle"/>
+        <w:numPr>
+          <w:ilvl w:val="0"/>
+          <w:numId w:val="7"/>
+        </w:numPr>
+        <w:tabs>
+          <w:tab w:val="num" w:pos="1418"/>
+        </w:tabs>
+        <w:ind w:left="1418" w:hanging="1418"/>
+        <w:jc w:val="center"/>
+        <w:rPr>
+          <w:lang w:val="en-GB"/>
+        </w:rPr>
+      </w:pPr>
+      <w:r>
+        <w:rPr>
+          <w:lang w:val="en-GB"/>
+        </w:rPr>
+        <w:t>Infineon WCS Logger functional flow</w:t>
+      </w:r>
+    </w:p>
+    <w:p>
+      <w:pPr>
+        <w:pStyle w:val="Heading2"/>
+        <w:rPr>
+          <w:lang w:val="en-GB"/>
+        </w:rPr>
+      </w:pPr>
+      <w:bookmarkStart w:id="24" w:name="_Toc137461263"/>
+      <w:bookmarkStart w:id="25" w:name="_Toc142467999"/>
+      <w:r>
+        <w:rPr>
+          <w:lang w:val="en-GB"/>
+        </w:rPr>
+        <w:t>Scenario A</w:t>
+      </w:r>
+      <w:bookmarkEnd w:id="24"/>
+      <w:r>
+        <w:rPr>
+          <w:lang w:val="en-GB"/>
+        </w:rPr>
+        <w:t xml:space="preserve"> </w:t>
+      </w:r>
+      <w:r>
+        <w:rPr>
+          <w:lang w:val="en-GB"/>
+        </w:rPr>
+        <w:t>(recommended)</w:t>
+      </w:r>
+      <w:bookmarkEnd w:id="25"/>
+    </w:p>
+    <w:p>
+      <w:pPr>
+        <w:pStyle w:val="Body"/>
+        <w:rPr>
+          <w:lang w:val="en-GB"/>
+        </w:rPr>
+      </w:pPr>
+      <w:r>
+        <w:rPr>
+          <w:lang w:val="en-GB"/>
+        </w:rPr>
+        <w:t xml:space="preserve">This user scenario presumes </w:t>
+      </w:r>
+      <w:r>
+        <w:rPr>
+          <w:lang w:val="en-GB"/>
+        </w:rPr>
+        <w:t xml:space="preserve">either </w:t>
+      </w:r>
+      <w:r>
+        <w:rPr>
+          <w:lang w:val="en-GB"/>
+        </w:rPr>
+        <w:t xml:space="preserve">Saleae </w:t>
       </w:r>
       <w:r>
         <w:rPr>
@@ -4516,7 +5621,19 @@
         <w:rPr>
           <w:lang w:val="en-GB"/>
         </w:rPr>
-        <w:t xml:space="preserve"> application is not running in the background while starting </w:t>
+        <w:t xml:space="preserve"> </w:t>
+      </w:r>
+      <w:r>
+        <w:rPr>
+          <w:lang w:val="en-GB"/>
+        </w:rPr>
+        <w:t xml:space="preserve">or Ellisys C-Tracker </w:t>
+      </w:r>
+      <w:r>
+        <w:rPr>
+          <w:lang w:val="en-GB"/>
+        </w:rPr>
+        <w:t xml:space="preserve">application is not running in the background while starting </w:t>
       </w:r>
       <w:r>
         <w:rPr>
@@ -4576,7 +5693,19 @@
         <w:rPr>
           <w:lang w:val="en-GB"/>
         </w:rPr>
-        <w:t>Fill all information and platform type in Version Information and mapping SALEAE pins with pre-defined channels or preferred ones.</w:t>
+        <w:t xml:space="preserve">Fill all information and platform type in </w:t>
+      </w:r>
+      <w:r>
+        <w:rPr>
+          <w:lang w:val="en-GB"/>
+        </w:rPr>
+        <w:t>Issue</w:t>
+      </w:r>
+      <w:r>
+        <w:rPr>
+          <w:lang w:val="en-GB"/>
+        </w:rPr>
+        <w:t xml:space="preserve"> Information and mapping pins with pre-defined channels or preferred ones.</w:t>
       </w:r>
     </w:p>
     <w:p>
@@ -4630,19 +5759,31 @@
         <w:rPr>
           <w:lang w:val="en-GB"/>
         </w:rPr>
-        <w:t xml:space="preserve"> launches Saleae </w:t>
-      </w:r>
-      <w:r>
-        <w:rPr>
-          <w:lang w:val="en-GB"/>
-        </w:rPr>
-        <w:t>Logic2</w:t>
-      </w:r>
-      <w:r>
-        <w:rPr>
-          <w:lang w:val="en-GB"/>
-        </w:rPr>
-        <w:t xml:space="preserve"> application with automation supportive.</w:t>
+        <w:t xml:space="preserve"> launches </w:t>
+      </w:r>
+      <w:r>
+        <w:rPr>
+          <w:lang w:val="en-GB"/>
+        </w:rPr>
+        <w:t>log</w:t>
+      </w:r>
+      <w:r>
+        <w:rPr>
+          <w:lang w:val="en-GB"/>
+        </w:rPr>
+        <w:t xml:space="preserve"> application</w:t>
+      </w:r>
+      <w:r>
+        <w:rPr>
+          <w:lang w:val="en-GB"/>
+        </w:rPr>
+        <w:t>s</w:t>
+      </w:r>
+      <w:r>
+        <w:rPr>
+          <w:lang w:val="en-GB"/>
+        </w:rPr>
+        <w:t xml:space="preserve"> with automation supportive.</w:t>
       </w:r>
     </w:p>
     <w:p>
@@ -4678,6 +5819,7 @@
         <w:rPr>
           <w:lang w:val="en-GB"/>
         </w:rPr>
+        <w:lastRenderedPageBreak/>
         <w:t>Click “</w:t>
       </w:r>
       <w:r>
@@ -4726,19 +5868,131 @@
         <w:rPr>
           <w:lang w:val="en-GB"/>
         </w:rPr>
-        <w:t xml:space="preserve"> assigns bus analysers to generated SALEAE log, and record capture settings in the text configuration file</w:t>
-      </w:r>
-      <w:r>
-        <w:rPr>
-          <w:lang w:val="en-GB"/>
-        </w:rPr>
-        <w:t xml:space="preserve"> if necessary</w:t>
-      </w:r>
-      <w:r>
-        <w:rPr>
-          <w:lang w:val="en-GB"/>
-        </w:rPr>
-        <w:t>.</w:t>
+        <w:t xml:space="preserve"> </w:t>
+      </w:r>
+      <w:r>
+        <w:rPr>
+          <w:lang w:val="en-GB"/>
+        </w:rPr>
+        <w:t>will</w:t>
+      </w:r>
+    </w:p>
+    <w:p>
+      <w:pPr>
+        <w:pStyle w:val="Body"/>
+        <w:numPr>
+          <w:ilvl w:val="1"/>
+          <w:numId w:val="40"/>
+        </w:numPr>
+        <w:rPr>
+          <w:lang w:val="en-GB"/>
+        </w:rPr>
+      </w:pPr>
+      <w:r>
+        <w:rPr>
+          <w:lang w:val="en-GB"/>
+        </w:rPr>
+        <w:t xml:space="preserve">In Saleae </w:t>
+      </w:r>
+      <w:proofErr w:type="gramStart"/>
+      <w:r>
+        <w:rPr>
+          <w:lang w:val="en-GB"/>
+        </w:rPr>
+        <w:t>mode:</w:t>
+      </w:r>
+      <w:proofErr w:type="gramEnd"/>
+      <w:r>
+        <w:rPr>
+          <w:lang w:val="en-GB"/>
+        </w:rPr>
+        <w:t xml:space="preserve"> a</w:t>
+      </w:r>
+      <w:r>
+        <w:rPr>
+          <w:lang w:val="en-GB"/>
+        </w:rPr>
+        <w:t xml:space="preserve">ssigns bus analysers to </w:t>
+      </w:r>
+      <w:r>
+        <w:rPr>
+          <w:lang w:val="en-GB"/>
+        </w:rPr>
+        <w:t>the S</w:t>
+      </w:r>
+      <w:r>
+        <w:rPr>
+          <w:lang w:val="en-GB"/>
+        </w:rPr>
+        <w:t>ALEAE log</w:t>
+      </w:r>
+      <w:r>
+        <w:rPr>
+          <w:lang w:val="en-GB"/>
+        </w:rPr>
+        <w:t xml:space="preserve"> and save. Record pin capture settings in the text configuration file.</w:t>
+      </w:r>
+      <w:r>
+        <w:rPr>
+          <w:lang w:val="en-GB"/>
+        </w:rPr>
+        <w:t xml:space="preserve"> </w:t>
+      </w:r>
+      <w:r>
+        <w:rPr>
+          <w:lang w:val="en-GB"/>
+        </w:rPr>
+        <w:t>In additional, a CY4500 log is created and save.</w:t>
+      </w:r>
+    </w:p>
+    <w:p>
+      <w:pPr>
+        <w:pStyle w:val="Body"/>
+        <w:numPr>
+          <w:ilvl w:val="1"/>
+          <w:numId w:val="40"/>
+        </w:numPr>
+        <w:rPr>
+          <w:lang w:val="en-GB"/>
+        </w:rPr>
+      </w:pPr>
+      <w:r>
+        <w:rPr>
+          <w:lang w:val="en-GB"/>
+        </w:rPr>
+        <w:t>In Ellisys mode: save log file and close it.</w:t>
+      </w:r>
+    </w:p>
+    <w:p>
+      <w:pPr>
+        <w:pStyle w:val="Body"/>
+        <w:numPr>
+          <w:ilvl w:val="1"/>
+          <w:numId w:val="40"/>
+        </w:numPr>
+        <w:rPr>
+          <w:lang w:val="en-GB"/>
+        </w:rPr>
+      </w:pPr>
+      <w:r>
+        <w:rPr>
+          <w:lang w:val="en-GB"/>
+        </w:rPr>
+        <w:t xml:space="preserve">Update tracker form sheet with all recorded </w:t>
+      </w:r>
+      <w:proofErr w:type="spellStart"/>
+      <w:r>
+        <w:rPr>
+          <w:lang w:val="en-GB"/>
+        </w:rPr>
+        <w:t>log</w:t>
+      </w:r>
+      <w:proofErr w:type="spellEnd"/>
+      <w:r>
+        <w:rPr>
+          <w:lang w:val="en-GB"/>
+        </w:rPr>
+        <w:t xml:space="preserve"> filenames.</w:t>
       </w:r>
     </w:p>
     <w:p>
@@ -4756,7 +6010,6 @@
         <w:rPr>
           <w:lang w:val="en-GB"/>
         </w:rPr>
-        <w:lastRenderedPageBreak/>
         <w:t>Repeat step 3 to 7 for another log capture round.</w:t>
       </w:r>
     </w:p>
@@ -4787,19 +6040,31 @@
         <w:rPr>
           <w:lang w:val="en-GB"/>
         </w:rPr>
-        <w:t xml:space="preserve"> while finished, and Saleae </w:t>
-      </w:r>
-      <w:r>
-        <w:rPr>
-          <w:lang w:val="en-GB"/>
-        </w:rPr>
-        <w:t>Logic2</w:t>
-      </w:r>
-      <w:r>
-        <w:rPr>
-          <w:lang w:val="en-GB"/>
-        </w:rPr>
-        <w:t xml:space="preserve"> application will be shut down.</w:t>
+        <w:t xml:space="preserve"> while finished, and </w:t>
+      </w:r>
+      <w:r>
+        <w:rPr>
+          <w:lang w:val="en-GB"/>
+        </w:rPr>
+        <w:t>log</w:t>
+      </w:r>
+      <w:r>
+        <w:rPr>
+          <w:lang w:val="en-GB"/>
+        </w:rPr>
+        <w:t xml:space="preserve"> application</w:t>
+      </w:r>
+      <w:r>
+        <w:rPr>
+          <w:lang w:val="en-GB"/>
+        </w:rPr>
+        <w:t>s</w:t>
+      </w:r>
+      <w:r>
+        <w:rPr>
+          <w:lang w:val="en-GB"/>
+        </w:rPr>
+        <w:t xml:space="preserve"> will be shut down.</w:t>
       </w:r>
     </w:p>
     <w:p>
@@ -4818,7 +6083,7 @@
         </w:rPr>
       </w:pPr>
       <w:bookmarkStart w:id="26" w:name="_Toc137461264"/>
-      <w:bookmarkStart w:id="27" w:name="_Toc141081669"/>
+      <w:bookmarkStart w:id="27" w:name="_Toc142468000"/>
       <w:r>
         <w:rPr>
           <w:lang w:val="en-GB"/>
@@ -4851,19 +6116,43 @@
         <w:rPr>
           <w:lang w:val="en-GB"/>
         </w:rPr>
-        <w:t xml:space="preserve"> application as pre-requisites. In this case, it is presumed users launch Saleae </w:t>
-      </w:r>
-      <w:r>
-        <w:rPr>
-          <w:lang w:val="en-GB"/>
-        </w:rPr>
-        <w:t>Logic2</w:t>
-      </w:r>
-      <w:r>
-        <w:rPr>
-          <w:lang w:val="en-GB"/>
-        </w:rPr>
-        <w:t xml:space="preserve"> application already.</w:t>
+        <w:t xml:space="preserve"> application as pre-requisites</w:t>
+      </w:r>
+      <w:r>
+        <w:rPr>
+          <w:lang w:val="en-GB"/>
+        </w:rPr>
+        <w:t xml:space="preserve"> in Saleae mode</w:t>
+      </w:r>
+      <w:r>
+        <w:rPr>
+          <w:lang w:val="en-GB"/>
+        </w:rPr>
+        <w:t xml:space="preserve">. In this case, it is presumed users launch </w:t>
+      </w:r>
+      <w:r>
+        <w:rPr>
+          <w:lang w:val="en-GB"/>
+        </w:rPr>
+        <w:t>log</w:t>
+      </w:r>
+      <w:r>
+        <w:rPr>
+          <w:lang w:val="en-GB"/>
+        </w:rPr>
+        <w:t xml:space="preserve"> application</w:t>
+      </w:r>
+      <w:r>
+        <w:rPr>
+          <w:lang w:val="en-GB"/>
+        </w:rPr>
+        <w:t>s</w:t>
+      </w:r>
+      <w:r>
+        <w:rPr>
+          <w:lang w:val="en-GB"/>
+        </w:rPr>
+        <w:t xml:space="preserve"> already.</w:t>
       </w:r>
     </w:p>
     <w:p>
@@ -4911,7 +6200,19 @@
         <w:rPr>
           <w:lang w:val="en-GB"/>
         </w:rPr>
-        <w:t>Fill all information and platform type in Version Information and mapping SALEAE pins with pre-defined channels or preferred ones.</w:t>
+        <w:t xml:space="preserve">Fill all information and platform type in </w:t>
+      </w:r>
+      <w:r>
+        <w:rPr>
+          <w:lang w:val="en-GB"/>
+        </w:rPr>
+        <w:t>Issue</w:t>
+      </w:r>
+      <w:r>
+        <w:rPr>
+          <w:lang w:val="en-GB"/>
+        </w:rPr>
+        <w:t xml:space="preserve"> Information and mapping pins with pre-defined channels or preferred ones.</w:t>
       </w:r>
     </w:p>
     <w:p>
@@ -5037,19 +6338,107 @@
         <w:rPr>
           <w:lang w:val="en-GB"/>
         </w:rPr>
-        <w:t xml:space="preserve"> assigns bus analysers to generated SALEAE log, and record capture settings in the text configuration file</w:t>
-      </w:r>
-      <w:r>
-        <w:rPr>
-          <w:lang w:val="en-GB"/>
-        </w:rPr>
-        <w:t xml:space="preserve"> if necessary</w:t>
-      </w:r>
-      <w:r>
-        <w:rPr>
-          <w:lang w:val="en-GB"/>
-        </w:rPr>
-        <w:t>.</w:t>
+        <w:t xml:space="preserve"> </w:t>
+      </w:r>
+      <w:r>
+        <w:rPr>
+          <w:lang w:val="en-GB"/>
+        </w:rPr>
+        <w:t>will</w:t>
+      </w:r>
+    </w:p>
+    <w:p>
+      <w:pPr>
+        <w:pStyle w:val="Body"/>
+        <w:numPr>
+          <w:ilvl w:val="1"/>
+          <w:numId w:val="41"/>
+        </w:numPr>
+        <w:rPr>
+          <w:lang w:val="en-GB"/>
+        </w:rPr>
+      </w:pPr>
+      <w:r>
+        <w:rPr>
+          <w:lang w:val="en-GB"/>
+        </w:rPr>
+        <w:t xml:space="preserve">In Saleae </w:t>
+      </w:r>
+      <w:proofErr w:type="gramStart"/>
+      <w:r>
+        <w:rPr>
+          <w:lang w:val="en-GB"/>
+        </w:rPr>
+        <w:t>mode:</w:t>
+      </w:r>
+      <w:proofErr w:type="gramEnd"/>
+      <w:r>
+        <w:rPr>
+          <w:lang w:val="en-GB"/>
+        </w:rPr>
+        <w:t xml:space="preserve"> assigns bus analysers to the SALEAE log and save. Record pin capture settings in the text configuration file.</w:t>
+      </w:r>
+      <w:r>
+        <w:rPr>
+          <w:lang w:val="en-GB"/>
+        </w:rPr>
+        <w:t xml:space="preserve"> </w:t>
+      </w:r>
+      <w:r>
+        <w:rPr>
+          <w:lang w:val="en-GB"/>
+        </w:rPr>
+        <w:t>In additional, a CY4500 log is created and save.</w:t>
+      </w:r>
+    </w:p>
+    <w:p>
+      <w:pPr>
+        <w:pStyle w:val="Body"/>
+        <w:numPr>
+          <w:ilvl w:val="1"/>
+          <w:numId w:val="41"/>
+        </w:numPr>
+        <w:rPr>
+          <w:lang w:val="en-GB"/>
+        </w:rPr>
+      </w:pPr>
+      <w:r>
+        <w:rPr>
+          <w:lang w:val="en-GB"/>
+        </w:rPr>
+        <w:t>In Ellisys mode: save log file and close it.</w:t>
+      </w:r>
+    </w:p>
+    <w:p>
+      <w:pPr>
+        <w:pStyle w:val="Body"/>
+        <w:numPr>
+          <w:ilvl w:val="1"/>
+          <w:numId w:val="41"/>
+        </w:numPr>
+        <w:rPr>
+          <w:lang w:val="en-GB"/>
+        </w:rPr>
+      </w:pPr>
+      <w:r>
+        <w:rPr>
+          <w:lang w:val="en-GB"/>
+        </w:rPr>
+        <w:t xml:space="preserve">Update tracker form sheet with all recorded </w:t>
+      </w:r>
+      <w:proofErr w:type="spellStart"/>
+      <w:r>
+        <w:rPr>
+          <w:lang w:val="en-GB"/>
+        </w:rPr>
+        <w:t>log</w:t>
+      </w:r>
+      <w:proofErr w:type="spellEnd"/>
+      <w:r>
+        <w:rPr>
+          <w:lang w:val="en-GB"/>
+        </w:rPr>
+        <w:t xml:space="preserve"> filenames.</w:t>
       </w:r>
     </w:p>
     <w:p>
@@ -5097,19 +6486,31 @@
         <w:rPr>
           <w:lang w:val="en-GB"/>
         </w:rPr>
-        <w:t xml:space="preserve"> while finished, and Saleae </w:t>
-      </w:r>
-      <w:r>
-        <w:rPr>
-          <w:lang w:val="en-GB"/>
-        </w:rPr>
-        <w:t>Logic2</w:t>
-      </w:r>
-      <w:r>
-        <w:rPr>
-          <w:lang w:val="en-GB"/>
-        </w:rPr>
-        <w:t xml:space="preserve"> application will </w:t>
+        <w:t xml:space="preserve"> while finished, and </w:t>
+      </w:r>
+      <w:r>
+        <w:rPr>
+          <w:lang w:val="en-GB"/>
+        </w:rPr>
+        <w:t>log</w:t>
+      </w:r>
+      <w:r>
+        <w:rPr>
+          <w:lang w:val="en-GB"/>
+        </w:rPr>
+        <w:t xml:space="preserve"> application</w:t>
+      </w:r>
+      <w:r>
+        <w:rPr>
+          <w:lang w:val="en-GB"/>
+        </w:rPr>
+        <w:t>s</w:t>
+      </w:r>
+      <w:r>
+        <w:rPr>
+          <w:lang w:val="en-GB"/>
+        </w:rPr>
+        <w:t xml:space="preserve"> will </w:t>
       </w:r>
       <w:r>
         <w:rPr>
@@ -5159,7 +6560,7 @@
         </w:rPr>
       </w:pPr>
       <w:bookmarkStart w:id="28" w:name="_Toc137461265"/>
-      <w:bookmarkStart w:id="29" w:name="_Toc141081670"/>
+      <w:bookmarkStart w:id="29" w:name="_Toc142468001"/>
       <w:r>
         <w:rPr>
           <w:lang w:val="en-GB"/>
@@ -5313,19 +6714,31 @@
         <w:rPr>
           <w:lang w:val="en-GB"/>
         </w:rPr>
-        <w:t xml:space="preserve"> Saleae </w:t>
-      </w:r>
-      <w:r>
-        <w:rPr>
-          <w:lang w:val="en-GB"/>
-        </w:rPr>
-        <w:t>Logic2</w:t>
-      </w:r>
-      <w:r>
-        <w:rPr>
-          <w:lang w:val="en-GB"/>
-        </w:rPr>
-        <w:t xml:space="preserve"> application directly might cause </w:t>
+        <w:t xml:space="preserve"> </w:t>
+      </w:r>
+      <w:r>
+        <w:rPr>
+          <w:lang w:val="en-GB"/>
+        </w:rPr>
+        <w:t>log</w:t>
+      </w:r>
+      <w:r>
+        <w:rPr>
+          <w:lang w:val="en-GB"/>
+        </w:rPr>
+        <w:t xml:space="preserve"> application</w:t>
+      </w:r>
+      <w:r>
+        <w:rPr>
+          <w:lang w:val="en-GB"/>
+        </w:rPr>
+        <w:t>s</w:t>
+      </w:r>
+      <w:r>
+        <w:rPr>
+          <w:lang w:val="en-GB"/>
+        </w:rPr>
+        <w:t xml:space="preserve"> directly might cause </w:t>
       </w:r>
       <w:r>
         <w:rPr>
@@ -5398,7 +6811,7 @@
           <w:color w:val="auto"/>
         </w:rPr>
         <w:sectPr>
-          <w:headerReference w:type="default" r:id="rId22"/>
+          <w:headerReference w:type="default" r:id="rId28"/>
           <w:footnotePr>
             <w:numRestart w:val="eachPage"/>
           </w:footnotePr>
@@ -5437,7 +6850,7 @@
         </w:rPr>
       </w:pPr>
       <w:bookmarkStart w:id="34" w:name="_Toc137461266"/>
-      <w:bookmarkStart w:id="35" w:name="_Toc141081671"/>
+      <w:bookmarkStart w:id="35" w:name="_Toc142468002"/>
       <w:r>
         <w:rPr>
           <w:lang w:val="en-GB"/>
@@ -5458,7 +6871,7 @@
     </w:p>
     <w:tbl>
       <w:tblPr>
-        <w:tblW w:w="0" w:type="auto"/>
+        <w:tblW w:w="10226" w:type="dxa"/>
         <w:tblInd w:w="85" w:type="dxa"/>
         <w:tblBorders>
           <w:top w:val="single" w:sz="4" w:space="0" w:color="auto"/>
@@ -5473,9 +6886,9 @@
         <w:tblLook w:val="05E0" w:firstRow="1" w:lastRow="1" w:firstColumn="1" w:lastColumn="1" w:noHBand="0" w:noVBand="1"/>
       </w:tblPr>
       <w:tblGrid>
-        <w:gridCol w:w="1616"/>
-        <w:gridCol w:w="3402"/>
-        <w:gridCol w:w="5103"/>
+        <w:gridCol w:w="1430"/>
+        <w:gridCol w:w="4155"/>
+        <w:gridCol w:w="4641"/>
       </w:tblGrid>
       <w:tr>
         <w:trPr>
@@ -5483,7 +6896,7 @@
         </w:trPr>
         <w:tc>
           <w:tcPr>
-            <w:tcW w:w="1616" w:type="dxa"/>
+            <w:tcW w:w="1430" w:type="dxa"/>
             <w:shd w:val="clear" w:color="auto" w:fill="84B6A7" w:themeFill="text2"/>
           </w:tcPr>
           <w:p>
@@ -5504,7 +6917,7 @@
         </w:tc>
         <w:tc>
           <w:tcPr>
-            <w:tcW w:w="3402" w:type="dxa"/>
+            <w:tcW w:w="4155" w:type="dxa"/>
             <w:shd w:val="clear" w:color="auto" w:fill="84B6A7" w:themeFill="text2"/>
           </w:tcPr>
           <w:p>
@@ -5525,7 +6938,7 @@
         </w:tc>
         <w:tc>
           <w:tcPr>
-            <w:tcW w:w="5103" w:type="dxa"/>
+            <w:tcW w:w="4641" w:type="dxa"/>
             <w:shd w:val="clear" w:color="auto" w:fill="84B6A7" w:themeFill="text2"/>
           </w:tcPr>
           <w:p>
@@ -5537,10 +6950,9 @@
             </w:pPr>
             <w:r>
               <w:rPr>
-                <w:rFonts w:cs="Calibri"/>
                 <w:lang w:val="en-GB"/>
               </w:rPr>
-              <w:t>BASIC GUIDELINE</w:t>
+              <w:t>TROUBLE SHOOTING</w:t>
             </w:r>
           </w:p>
         </w:tc>
@@ -5548,7 +6960,7 @@
       <w:tr>
         <w:tc>
           <w:tcPr>
-            <w:tcW w:w="1616" w:type="dxa"/>
+            <w:tcW w:w="1430" w:type="dxa"/>
             <w:vMerge w:val="restart"/>
             <w:shd w:val="clear" w:color="auto" w:fill="auto"/>
           </w:tcPr>
@@ -5561,16 +6973,15 @@
             </w:pPr>
             <w:r>
               <w:rPr>
-                <w:rFonts w:cs="Calibri"/>
                 <w:lang w:val="en-GB"/>
               </w:rPr>
-              <w:t>CHARGING</w:t>
+              <w:t>Not Start.</w:t>
             </w:r>
           </w:p>
         </w:tc>
         <w:tc>
           <w:tcPr>
-            <w:tcW w:w="3402" w:type="dxa"/>
+            <w:tcW w:w="4155" w:type="dxa"/>
             <w:shd w:val="clear" w:color="auto" w:fill="auto"/>
           </w:tcPr>
           <w:p>
@@ -5585,31 +6996,105 @@
                 <w:rFonts w:cs="Calibri"/>
                 <w:lang w:val="en-GB"/>
               </w:rPr>
-              <w:t>Charing icon is still ON after disconnecting USBC power source / no charging icon after connecting USBC power source</w:t>
+              <w:t>WCS Logger</w:t>
+            </w:r>
+            <w:r>
+              <w:rPr>
+                <w:rFonts w:cs="Calibri"/>
+                <w:lang w:val="en-GB"/>
+              </w:rPr>
+              <w:t xml:space="preserve"> does not start and shows one of following dialogs instead.</w:t>
+            </w:r>
+          </w:p>
+          <w:p>
+            <w:pPr>
+              <w:pStyle w:val="TableCell"/>
+              <w:rPr>
+                <w:lang w:val="en-GB"/>
+              </w:rPr>
+            </w:pPr>
+            <w:r>
+              <w:rPr>
+                <w:noProof/>
+                <w:lang w:val="en-GB"/>
+              </w:rPr>
+              <w:drawing>
+                <wp:inline distT="0" distB="0" distL="0" distR="0" wp14:anchorId="33A17016" wp14:editId="3A25E113">
+                  <wp:extent cx="2520000" cy="705600"/>
+                  <wp:effectExtent l="0" t="0" r="0" b="0"/>
+                  <wp:docPr id="22" name="Picture 22"/>
+                  <wp:cNvGraphicFramePr>
+                    <a:graphicFrameLocks xmlns:a="http://schemas.openxmlformats.org/drawingml/2006/main" noChangeAspect="1"/>
+                  </wp:cNvGraphicFramePr>
+                  <a:graphic xmlns:a="http://schemas.openxmlformats.org/drawingml/2006/main">
+                    <a:graphicData uri="http://schemas.openxmlformats.org/drawingml/2006/picture">
+                      <pic:pic xmlns:pic="http://schemas.openxmlformats.org/drawingml/2006/picture">
+                        <pic:nvPicPr>
+                          <pic:cNvPr id="1" name=""/>
+                          <pic:cNvPicPr/>
+                        </pic:nvPicPr>
+                        <pic:blipFill>
+                          <a:blip r:embed="rId29"/>
+                          <a:stretch>
+                            <a:fillRect/>
+                          </a:stretch>
+                        </pic:blipFill>
+                        <pic:spPr>
+                          <a:xfrm>
+                            <a:off x="0" y="0"/>
+                            <a:ext cx="2520000" cy="705600"/>
+                          </a:xfrm>
+                          <a:prstGeom prst="rect">
+                            <a:avLst/>
+                          </a:prstGeom>
+                        </pic:spPr>
+                      </pic:pic>
+                    </a:graphicData>
+                  </a:graphic>
+                </wp:inline>
+              </w:drawing>
             </w:r>
           </w:p>
         </w:tc>
         <w:tc>
           <w:tcPr>
-            <w:tcW w:w="5103" w:type="dxa"/>
+            <w:tcW w:w="4641" w:type="dxa"/>
           </w:tcPr>
           <w:p>
             <w:pPr>
-              <w:pStyle w:val="ListParagraph"/>
-              <w:numPr>
-                <w:ilvl w:val="0"/>
-                <w:numId w:val="43"/>
-              </w:numPr>
-              <w:spacing w:after="0" w:line="240" w:lineRule="auto"/>
-              <w:rPr>
-                <w:rFonts w:ascii="Source Sans Pro" w:hAnsi="Source Sans Pro" w:cs="Calibri"/>
+              <w:rPr>
+                <w:rFonts w:cs="Calibri"/>
               </w:rPr>
             </w:pPr>
             <w:r>
               <w:rPr>
-                <w:rFonts w:ascii="Source Sans Pro" w:hAnsi="Source Sans Pro" w:cs="Calibri"/>
-              </w:rPr>
-              <w:t>Transfer to EC if relevant HPI commands (connect / disconnect) are sent from PD.</w:t>
+                <w:rFonts w:cs="Calibri"/>
+              </w:rPr>
+              <w:t xml:space="preserve">Please check if either Saleae Logic 16 Pro or Ellisys C-Tracker is being </w:t>
+            </w:r>
+            <w:r>
+              <w:rPr>
+                <w:rFonts w:cs="Calibri"/>
+              </w:rPr>
+              <w:t xml:space="preserve">appropriate </w:t>
+            </w:r>
+            <w:r>
+              <w:rPr>
+                <w:rFonts w:cs="Calibri"/>
+              </w:rPr>
+              <w:t>attached and enumerated on Host system</w:t>
+            </w:r>
+            <w:r>
+              <w:rPr>
+                <w:rFonts w:cs="Calibri"/>
+              </w:rPr>
+              <w:t>s</w:t>
+            </w:r>
+            <w:r>
+              <w:rPr>
+                <w:rFonts w:cs="Calibri"/>
+              </w:rPr>
+              <w:t xml:space="preserve"> or not. </w:t>
             </w:r>
           </w:p>
         </w:tc>
@@ -5617,7 +7102,7 @@
       <w:tr>
         <w:tc>
           <w:tcPr>
-            <w:tcW w:w="1616" w:type="dxa"/>
+            <w:tcW w:w="1430" w:type="dxa"/>
             <w:vMerge/>
             <w:shd w:val="clear" w:color="auto" w:fill="auto"/>
           </w:tcPr>
@@ -5632,7 +7117,7 @@
         </w:tc>
         <w:tc>
           <w:tcPr>
-            <w:tcW w:w="3402" w:type="dxa"/>
+            <w:tcW w:w="4155" w:type="dxa"/>
             <w:shd w:val="clear" w:color="auto" w:fill="auto"/>
           </w:tcPr>
           <w:p>
@@ -5644,53 +7129,86 @@
             </w:pPr>
             <w:r>
               <w:rPr>
-                <w:rFonts w:cs="Calibri"/>
+                <w:noProof/>
                 <w:lang w:val="en-GB"/>
               </w:rPr>
-              <w:t>System shows “PC isn’t charging” message while attaching USBC power source</w:t>
-            </w:r>
-            <w:r>
-              <w:rPr>
-                <w:rFonts w:cs="Calibri"/>
-                <w:lang w:val="en-GB"/>
-              </w:rPr>
-              <w:t xml:space="preserve"> devices</w:t>
+              <w:drawing>
+                <wp:inline distT="0" distB="0" distL="0" distR="0" wp14:anchorId="7EDEC217" wp14:editId="1FCFD7EA">
+                  <wp:extent cx="2520000" cy="766800"/>
+                  <wp:effectExtent l="0" t="0" r="0" b="0"/>
+                  <wp:docPr id="25" name="Picture 25"/>
+                  <wp:cNvGraphicFramePr>
+                    <a:graphicFrameLocks xmlns:a="http://schemas.openxmlformats.org/drawingml/2006/main" noChangeAspect="1"/>
+                  </wp:cNvGraphicFramePr>
+                  <a:graphic xmlns:a="http://schemas.openxmlformats.org/drawingml/2006/main">
+                    <a:graphicData uri="http://schemas.openxmlformats.org/drawingml/2006/picture">
+                      <pic:pic xmlns:pic="http://schemas.openxmlformats.org/drawingml/2006/picture">
+                        <pic:nvPicPr>
+                          <pic:cNvPr id="1" name=""/>
+                          <pic:cNvPicPr/>
+                        </pic:nvPicPr>
+                        <pic:blipFill>
+                          <a:blip r:embed="rId30"/>
+                          <a:stretch>
+                            <a:fillRect/>
+                          </a:stretch>
+                        </pic:blipFill>
+                        <pic:spPr>
+                          <a:xfrm>
+                            <a:off x="0" y="0"/>
+                            <a:ext cx="2520000" cy="766800"/>
+                          </a:xfrm>
+                          <a:prstGeom prst="rect">
+                            <a:avLst/>
+                          </a:prstGeom>
+                        </pic:spPr>
+                      </pic:pic>
+                    </a:graphicData>
+                  </a:graphic>
+                </wp:inline>
+              </w:drawing>
             </w:r>
           </w:p>
         </w:tc>
         <w:tc>
           <w:tcPr>
-            <w:tcW w:w="5103" w:type="dxa"/>
+            <w:tcW w:w="4641" w:type="dxa"/>
           </w:tcPr>
           <w:p>
             <w:pPr>
-              <w:pStyle w:val="ListParagraph"/>
-              <w:numPr>
-                <w:ilvl w:val="0"/>
-                <w:numId w:val="43"/>
-              </w:numPr>
-              <w:spacing w:after="0" w:line="240" w:lineRule="auto"/>
-              <w:rPr>
-                <w:rFonts w:ascii="Source Sans Pro" w:hAnsi="Source Sans Pro" w:cs="Calibri"/>
+              <w:rPr>
+                <w:rFonts w:cs="Calibri"/>
               </w:rPr>
             </w:pPr>
             <w:r>
               <w:rPr>
-                <w:rFonts w:ascii="Source Sans Pro" w:hAnsi="Source Sans Pro" w:cs="Calibri"/>
-              </w:rPr>
-              <w:t>Transfer to power source devices if no source PDOs or insufficient power profile</w:t>
+                <w:rFonts w:cs="Calibri"/>
+              </w:rPr>
+              <w:t>Please check if CY4500 is setup as PD3.0</w:t>
             </w:r>
             <w:r>
               <w:rPr>
-                <w:rFonts w:ascii="Source Sans Pro" w:hAnsi="Source Sans Pro" w:cs="Calibri"/>
-              </w:rPr>
-              <w:t xml:space="preserve"> capability</w:t>
+                <w:rFonts w:cs="Calibri"/>
+              </w:rPr>
+              <w:t xml:space="preserve"> </w:t>
             </w:r>
             <w:r>
               <w:rPr>
-                <w:rFonts w:ascii="Source Sans Pro" w:hAnsi="Source Sans Pro" w:cs="Calibri"/>
-              </w:rPr>
-              <w:t xml:space="preserve"> are broadcasted.</w:t>
+                <w:rFonts w:cs="Calibri"/>
+              </w:rPr>
+              <w:t xml:space="preserve">supportive and being attached and enumerated </w:t>
+            </w:r>
+            <w:r>
+              <w:rPr>
+                <w:rFonts w:cs="Calibri"/>
+              </w:rPr>
+              <w:t xml:space="preserve">appropriately </w:t>
+            </w:r>
+            <w:r>
+              <w:rPr>
+                <w:rFonts w:cs="Calibri"/>
+              </w:rPr>
+              <w:t>on Host systems or not.</w:t>
             </w:r>
           </w:p>
         </w:tc>
@@ -5698,7 +7216,7 @@
       <w:tr>
         <w:tc>
           <w:tcPr>
-            <w:tcW w:w="1616" w:type="dxa"/>
+            <w:tcW w:w="1430" w:type="dxa"/>
             <w:vMerge/>
             <w:shd w:val="clear" w:color="auto" w:fill="auto"/>
           </w:tcPr>
@@ -5713,7 +7231,7 @@
         </w:tc>
         <w:tc>
           <w:tcPr>
-            <w:tcW w:w="3402" w:type="dxa"/>
+            <w:tcW w:w="4155" w:type="dxa"/>
             <w:shd w:val="clear" w:color="auto" w:fill="auto"/>
           </w:tcPr>
           <w:p>
@@ -5725,117 +7243,62 @@
             </w:pPr>
             <w:r>
               <w:rPr>
-                <w:rFonts w:cs="Calibri"/>
+                <w:noProof/>
                 <w:lang w:val="en-GB"/>
               </w:rPr>
-              <w:t>System shows “charging slowly” in battery setting dialog while attaching USBC power source</w:t>
+              <w:drawing>
+                <wp:inline distT="0" distB="0" distL="0" distR="0" wp14:anchorId="03316511" wp14:editId="3A7A3C9A">
+                  <wp:extent cx="2520000" cy="633600"/>
+                  <wp:effectExtent l="0" t="0" r="0" b="0"/>
+                  <wp:docPr id="32" name="Picture 32"/>
+                  <wp:cNvGraphicFramePr>
+                    <a:graphicFrameLocks xmlns:a="http://schemas.openxmlformats.org/drawingml/2006/main" noChangeAspect="1"/>
+                  </wp:cNvGraphicFramePr>
+                  <a:graphic xmlns:a="http://schemas.openxmlformats.org/drawingml/2006/main">
+                    <a:graphicData uri="http://schemas.openxmlformats.org/drawingml/2006/picture">
+                      <pic:pic xmlns:pic="http://schemas.openxmlformats.org/drawingml/2006/picture">
+                        <pic:nvPicPr>
+                          <pic:cNvPr id="1" name=""/>
+                          <pic:cNvPicPr/>
+                        </pic:nvPicPr>
+                        <pic:blipFill>
+                          <a:blip r:embed="rId31"/>
+                          <a:stretch>
+                            <a:fillRect/>
+                          </a:stretch>
+                        </pic:blipFill>
+                        <pic:spPr>
+                          <a:xfrm>
+                            <a:off x="0" y="0"/>
+                            <a:ext cx="2520000" cy="633600"/>
+                          </a:xfrm>
+                          <a:prstGeom prst="rect">
+                            <a:avLst/>
+                          </a:prstGeom>
+                        </pic:spPr>
+                      </pic:pic>
+                    </a:graphicData>
+                  </a:graphic>
+                </wp:inline>
+              </w:drawing>
             </w:r>
           </w:p>
         </w:tc>
         <w:tc>
           <w:tcPr>
-            <w:tcW w:w="5103" w:type="dxa"/>
+            <w:tcW w:w="4641" w:type="dxa"/>
           </w:tcPr>
           <w:p>
             <w:pPr>
-              <w:pStyle w:val="ListParagraph"/>
-              <w:numPr>
-                <w:ilvl w:val="0"/>
-                <w:numId w:val="43"/>
-              </w:numPr>
-              <w:spacing w:after="0" w:line="240" w:lineRule="auto"/>
-              <w:rPr>
-                <w:rFonts w:ascii="Source Sans Pro" w:hAnsi="Source Sans Pro" w:cs="Calibri"/>
-              </w:rPr>
-            </w:pPr>
-          </w:p>
-        </w:tc>
-      </w:tr>
-      <w:tr>
-        <w:tc>
-          <w:tcPr>
-            <w:tcW w:w="1616" w:type="dxa"/>
-            <w:vMerge w:val="restart"/>
-            <w:shd w:val="clear" w:color="auto" w:fill="auto"/>
-          </w:tcPr>
-          <w:p>
-            <w:pPr>
-              <w:pStyle w:val="TableCell-l"/>
-              <w:rPr>
-                <w:lang w:val="en-GB"/>
+              <w:rPr>
+                <w:rFonts w:cs="Calibri"/>
               </w:rPr>
             </w:pPr>
             <w:r>
               <w:rPr>
                 <w:rFonts w:cs="Calibri"/>
-                <w:lang w:val="en-GB"/>
-              </w:rPr>
-              <w:t>DISPLAY</w:t>
-            </w:r>
-          </w:p>
-        </w:tc>
-        <w:tc>
-          <w:tcPr>
-            <w:tcW w:w="3402" w:type="dxa"/>
-            <w:shd w:val="clear" w:color="auto" w:fill="auto"/>
-          </w:tcPr>
-          <w:p>
-            <w:pPr>
-              <w:pStyle w:val="TableCell"/>
-              <w:rPr>
-                <w:rFonts w:cs="Calibri"/>
-                <w:lang w:val="en-GB"/>
-              </w:rPr>
-            </w:pPr>
-            <w:r>
-              <w:rPr>
-                <w:rFonts w:cs="Calibri"/>
-                <w:lang w:val="en-GB"/>
-              </w:rPr>
-              <w:t>No display</w:t>
-            </w:r>
-          </w:p>
-        </w:tc>
-        <w:tc>
-          <w:tcPr>
-            <w:tcW w:w="5103" w:type="dxa"/>
-          </w:tcPr>
-          <w:p>
-            <w:pPr>
-              <w:pStyle w:val="ListParagraph"/>
-              <w:numPr>
-                <w:ilvl w:val="0"/>
-                <w:numId w:val="43"/>
-              </w:numPr>
-              <w:spacing w:after="0" w:line="240" w:lineRule="auto"/>
-              <w:rPr>
-                <w:rFonts w:ascii="Source Sans Pro" w:hAnsi="Source Sans Pro" w:cs="Calibri"/>
-              </w:rPr>
-            </w:pPr>
-            <w:r>
-              <w:rPr>
-                <w:rFonts w:ascii="Source Sans Pro" w:hAnsi="Source Sans Pro" w:cs="Calibri"/>
-              </w:rPr>
-              <w:t>Transfer to graphic driver if EDID is shown in display setting.</w:t>
-            </w:r>
-          </w:p>
-          <w:p>
-            <w:pPr>
-              <w:pStyle w:val="ListParagraph"/>
-              <w:numPr>
-                <w:ilvl w:val="0"/>
-                <w:numId w:val="43"/>
-              </w:numPr>
-              <w:spacing w:after="0" w:line="240" w:lineRule="auto"/>
-              <w:rPr>
-                <w:rFonts w:ascii="Source Sans Pro" w:hAnsi="Source Sans Pro" w:cs="Calibri"/>
-              </w:rPr>
-            </w:pPr>
-            <w:r>
-              <w:rPr>
-                <w:rFonts w:ascii="Source Sans Pro" w:hAnsi="Source Sans Pro" w:cs="Calibri"/>
-              </w:rPr>
-              <w:t>Transfer to external monitor / dongle if no HPD high or IRQ on CC log.</w:t>
+              </w:rPr>
+              <w:t>Please go to Infineon website and download latest EZ-PD Protocol Analyzer Utility installer. It is highly recommended to install this application by its default setups.</w:t>
             </w:r>
           </w:p>
         </w:tc>
@@ -5843,7 +7306,7 @@
       <w:tr>
         <w:tc>
           <w:tcPr>
-            <w:tcW w:w="1616" w:type="dxa"/>
+            <w:tcW w:w="1430" w:type="dxa"/>
             <w:vMerge/>
             <w:shd w:val="clear" w:color="auto" w:fill="auto"/>
           </w:tcPr>
@@ -5851,7 +7314,6 @@
             <w:pPr>
               <w:pStyle w:val="TableCell-l"/>
               <w:rPr>
-                <w:rFonts w:cs="Calibri"/>
                 <w:lang w:val="en-GB"/>
               </w:rPr>
             </w:pPr>
@@ -5859,47 +7321,74 @@
         </w:tc>
         <w:tc>
           <w:tcPr>
-            <w:tcW w:w="3402" w:type="dxa"/>
+            <w:tcW w:w="4155" w:type="dxa"/>
             <w:shd w:val="clear" w:color="auto" w:fill="auto"/>
           </w:tcPr>
           <w:p>
             <w:pPr>
               <w:pStyle w:val="TableCell"/>
               <w:rPr>
-                <w:rFonts w:cs="Calibri"/>
                 <w:lang w:val="en-GB"/>
               </w:rPr>
             </w:pPr>
             <w:r>
               <w:rPr>
-                <w:rFonts w:cs="Calibri"/>
+                <w:noProof/>
                 <w:lang w:val="en-GB"/>
               </w:rPr>
-              <w:t>Display flicking / blur / flake on screen</w:t>
+              <w:drawing>
+                <wp:inline distT="0" distB="0" distL="0" distR="0" wp14:anchorId="2DAED7E2" wp14:editId="335453B5">
+                  <wp:extent cx="2520000" cy="633600"/>
+                  <wp:effectExtent l="0" t="0" r="0" b="0"/>
+                  <wp:docPr id="33" name="Picture 33"/>
+                  <wp:cNvGraphicFramePr>
+                    <a:graphicFrameLocks xmlns:a="http://schemas.openxmlformats.org/drawingml/2006/main" noChangeAspect="1"/>
+                  </wp:cNvGraphicFramePr>
+                  <a:graphic xmlns:a="http://schemas.openxmlformats.org/drawingml/2006/main">
+                    <a:graphicData uri="http://schemas.openxmlformats.org/drawingml/2006/picture">
+                      <pic:pic xmlns:pic="http://schemas.openxmlformats.org/drawingml/2006/picture">
+                        <pic:nvPicPr>
+                          <pic:cNvPr id="1" name=""/>
+                          <pic:cNvPicPr/>
+                        </pic:nvPicPr>
+                        <pic:blipFill>
+                          <a:blip r:embed="rId32"/>
+                          <a:stretch>
+                            <a:fillRect/>
+                          </a:stretch>
+                        </pic:blipFill>
+                        <pic:spPr>
+                          <a:xfrm>
+                            <a:off x="0" y="0"/>
+                            <a:ext cx="2520000" cy="633600"/>
+                          </a:xfrm>
+                          <a:prstGeom prst="rect">
+                            <a:avLst/>
+                          </a:prstGeom>
+                        </pic:spPr>
+                      </pic:pic>
+                    </a:graphicData>
+                  </a:graphic>
+                </wp:inline>
+              </w:drawing>
             </w:r>
           </w:p>
         </w:tc>
         <w:tc>
           <w:tcPr>
-            <w:tcW w:w="5103" w:type="dxa"/>
+            <w:tcW w:w="4641" w:type="dxa"/>
           </w:tcPr>
           <w:p>
             <w:pPr>
-              <w:pStyle w:val="ListParagraph"/>
-              <w:numPr>
-                <w:ilvl w:val="0"/>
-                <w:numId w:val="43"/>
-              </w:numPr>
-              <w:spacing w:after="0" w:line="240" w:lineRule="auto"/>
-              <w:rPr>
-                <w:rFonts w:ascii="Source Sans Pro" w:hAnsi="Source Sans Pro" w:cs="Calibri"/>
+              <w:rPr>
+                <w:rFonts w:cs="Calibri"/>
               </w:rPr>
             </w:pPr>
             <w:r>
               <w:rPr>
-                <w:rFonts w:ascii="Source Sans Pro" w:hAnsi="Source Sans Pro" w:cs="Calibri"/>
-              </w:rPr>
-              <w:t>Transfer to graphic driver.</w:t>
+                <w:rFonts w:cs="Calibri"/>
+              </w:rPr>
+              <w:t>Please go to Saleae website and download latest Logic2 installer. It is highly recommended to install this application by its default setups.</w:t>
             </w:r>
           </w:p>
         </w:tc>
@@ -5907,7 +7396,7 @@
       <w:tr>
         <w:tc>
           <w:tcPr>
-            <w:tcW w:w="1616" w:type="dxa"/>
+            <w:tcW w:w="1430" w:type="dxa"/>
             <w:vMerge/>
             <w:shd w:val="clear" w:color="auto" w:fill="auto"/>
           </w:tcPr>
@@ -5915,7 +7404,6 @@
             <w:pPr>
               <w:pStyle w:val="TableCell-l"/>
               <w:rPr>
-                <w:rFonts w:cs="Calibri"/>
                 <w:lang w:val="en-GB"/>
               </w:rPr>
             </w:pPr>
@@ -5923,47 +7411,74 @@
         </w:tc>
         <w:tc>
           <w:tcPr>
-            <w:tcW w:w="3402" w:type="dxa"/>
+            <w:tcW w:w="4155" w:type="dxa"/>
             <w:shd w:val="clear" w:color="auto" w:fill="auto"/>
           </w:tcPr>
           <w:p>
             <w:pPr>
               <w:pStyle w:val="TableCell"/>
               <w:rPr>
-                <w:rFonts w:cs="Calibri"/>
                 <w:lang w:val="en-GB"/>
               </w:rPr>
             </w:pPr>
             <w:r>
               <w:rPr>
-                <w:rFonts w:cs="Calibri"/>
+                <w:noProof/>
                 <w:lang w:val="en-GB"/>
               </w:rPr>
-              <w:t>System shows “Display connection might be limited” message while attaching USBC display accessory</w:t>
+              <w:drawing>
+                <wp:inline distT="0" distB="0" distL="0" distR="0" wp14:anchorId="7FF3C04C" wp14:editId="20FF9F8D">
+                  <wp:extent cx="2520000" cy="702000"/>
+                  <wp:effectExtent l="0" t="0" r="0" b="3175"/>
+                  <wp:docPr id="34" name="Picture 34"/>
+                  <wp:cNvGraphicFramePr>
+                    <a:graphicFrameLocks xmlns:a="http://schemas.openxmlformats.org/drawingml/2006/main" noChangeAspect="1"/>
+                  </wp:cNvGraphicFramePr>
+                  <a:graphic xmlns:a="http://schemas.openxmlformats.org/drawingml/2006/main">
+                    <a:graphicData uri="http://schemas.openxmlformats.org/drawingml/2006/picture">
+                      <pic:pic xmlns:pic="http://schemas.openxmlformats.org/drawingml/2006/picture">
+                        <pic:nvPicPr>
+                          <pic:cNvPr id="1" name=""/>
+                          <pic:cNvPicPr/>
+                        </pic:nvPicPr>
+                        <pic:blipFill>
+                          <a:blip r:embed="rId33"/>
+                          <a:stretch>
+                            <a:fillRect/>
+                          </a:stretch>
+                        </pic:blipFill>
+                        <pic:spPr>
+                          <a:xfrm>
+                            <a:off x="0" y="0"/>
+                            <a:ext cx="2520000" cy="702000"/>
+                          </a:xfrm>
+                          <a:prstGeom prst="rect">
+                            <a:avLst/>
+                          </a:prstGeom>
+                        </pic:spPr>
+                      </pic:pic>
+                    </a:graphicData>
+                  </a:graphic>
+                </wp:inline>
+              </w:drawing>
             </w:r>
           </w:p>
         </w:tc>
         <w:tc>
           <w:tcPr>
-            <w:tcW w:w="5103" w:type="dxa"/>
+            <w:tcW w:w="4641" w:type="dxa"/>
           </w:tcPr>
           <w:p>
             <w:pPr>
-              <w:pStyle w:val="ListParagraph"/>
-              <w:numPr>
-                <w:ilvl w:val="0"/>
-                <w:numId w:val="43"/>
-              </w:numPr>
-              <w:spacing w:after="0" w:line="240" w:lineRule="auto"/>
-              <w:rPr>
-                <w:rFonts w:ascii="Source Sans Pro" w:hAnsi="Source Sans Pro" w:cs="Calibri"/>
+              <w:rPr>
+                <w:rFonts w:cs="Calibri"/>
               </w:rPr>
             </w:pPr>
             <w:r>
               <w:rPr>
-                <w:rFonts w:ascii="Source Sans Pro" w:hAnsi="Source Sans Pro" w:cs="Calibri"/>
-              </w:rPr>
-              <w:t>Transfer to display accessory.</w:t>
+                <w:rFonts w:cs="Calibri"/>
+              </w:rPr>
+              <w:t>Please go to Ellisys website and download latest Ellisys Type-C Tracker Analyzer installer. It is highly recommended to install this application by its default setups.</w:t>
             </w:r>
           </w:p>
         </w:tc>
@@ -5971,7 +7486,135 @@
       <w:tr>
         <w:tc>
           <w:tcPr>
-            <w:tcW w:w="1616" w:type="dxa"/>
+            <w:tcW w:w="1430" w:type="dxa"/>
+            <w:vMerge/>
+            <w:shd w:val="clear" w:color="auto" w:fill="auto"/>
+          </w:tcPr>
+          <w:p>
+            <w:pPr>
+              <w:pStyle w:val="TableCell-l"/>
+              <w:rPr>
+                <w:lang w:val="en-GB"/>
+              </w:rPr>
+            </w:pPr>
+          </w:p>
+        </w:tc>
+        <w:tc>
+          <w:tcPr>
+            <w:tcW w:w="4155" w:type="dxa"/>
+            <w:shd w:val="clear" w:color="auto" w:fill="auto"/>
+          </w:tcPr>
+          <w:p>
+            <w:pPr>
+              <w:pStyle w:val="TableCell"/>
+              <w:rPr>
+                <w:lang w:val="en-GB"/>
+              </w:rPr>
+            </w:pPr>
+            <w:r>
+              <w:rPr>
+                <w:noProof/>
+                <w:lang w:val="en-GB"/>
+              </w:rPr>
+              <w:drawing>
+                <wp:inline distT="0" distB="0" distL="0" distR="0" wp14:anchorId="6A02357F" wp14:editId="0C142BFD">
+                  <wp:extent cx="2520000" cy="694800"/>
+                  <wp:effectExtent l="0" t="0" r="0" b="0"/>
+                  <wp:docPr id="44" name="Picture 44"/>
+                  <wp:cNvGraphicFramePr>
+                    <a:graphicFrameLocks xmlns:a="http://schemas.openxmlformats.org/drawingml/2006/main" noChangeAspect="1"/>
+                  </wp:cNvGraphicFramePr>
+                  <a:graphic xmlns:a="http://schemas.openxmlformats.org/drawingml/2006/main">
+                    <a:graphicData uri="http://schemas.openxmlformats.org/drawingml/2006/picture">
+                      <pic:pic xmlns:pic="http://schemas.openxmlformats.org/drawingml/2006/picture">
+                        <pic:nvPicPr>
+                          <pic:cNvPr id="1" name=""/>
+                          <pic:cNvPicPr/>
+                        </pic:nvPicPr>
+                        <pic:blipFill>
+                          <a:blip r:embed="rId34"/>
+                          <a:stretch>
+                            <a:fillRect/>
+                          </a:stretch>
+                        </pic:blipFill>
+                        <pic:spPr>
+                          <a:xfrm>
+                            <a:off x="0" y="0"/>
+                            <a:ext cx="2520000" cy="694800"/>
+                          </a:xfrm>
+                          <a:prstGeom prst="rect">
+                            <a:avLst/>
+                          </a:prstGeom>
+                        </pic:spPr>
+                      </pic:pic>
+                    </a:graphicData>
+                  </a:graphic>
+                </wp:inline>
+              </w:drawing>
+            </w:r>
+          </w:p>
+        </w:tc>
+        <w:tc>
+          <w:tcPr>
+            <w:tcW w:w="4641" w:type="dxa"/>
+          </w:tcPr>
+          <w:p>
+            <w:pPr>
+              <w:rPr>
+                <w:rFonts w:cs="Calibri"/>
+              </w:rPr>
+            </w:pPr>
+            <w:r>
+              <w:rPr>
+                <w:rFonts w:cs="Calibri"/>
+              </w:rPr>
+              <w:t>Please copy the entire “</w:t>
+            </w:r>
+            <w:proofErr w:type="spellStart"/>
+            <w:r>
+              <w:rPr>
+                <w:rFonts w:cs="Calibri"/>
+              </w:rPr>
+              <w:t>Remot</w:t>
+            </w:r>
+            <w:r>
+              <w:rPr>
+                <w:rFonts w:cs="Calibri"/>
+              </w:rPr>
+              <w:t>e</w:t>
+            </w:r>
+            <w:r>
+              <w:rPr>
+                <w:rFonts w:cs="Calibri"/>
+              </w:rPr>
+              <w:t>Control</w:t>
+            </w:r>
+            <w:proofErr w:type="spellEnd"/>
+            <w:r>
+              <w:rPr>
+                <w:rFonts w:cs="Calibri"/>
+              </w:rPr>
+              <w:t>” folder inside WCS Logger package to Ellisys Type-C Tracker Analyzer installation directory. By default, it is located at C:\Program Files (x86)\Ellisys\Ellisys Type-C Tracker Analyzer</w:t>
+            </w:r>
+            <w:r>
+              <w:rPr>
+                <w:rFonts w:cs="Calibri"/>
+              </w:rPr>
+              <w:t>\</w:t>
+            </w:r>
+            <w:r>
+              <w:rPr>
+                <w:rFonts w:cs="Calibri"/>
+              </w:rPr>
+              <w:t>.</w:t>
+            </w:r>
+          </w:p>
+        </w:tc>
+      </w:tr>
+      <w:tr>
+        <w:tc>
+          <w:tcPr>
+            <w:tcW w:w="1430" w:type="dxa"/>
             <w:vMerge w:val="restart"/>
             <w:shd w:val="clear" w:color="auto" w:fill="auto"/>
           </w:tcPr>
@@ -5979,22 +7622,21 @@
             <w:pPr>
               <w:pStyle w:val="TableCell-l"/>
               <w:rPr>
-                <w:rFonts w:cs="Calibri"/>
                 <w:lang w:val="en-GB"/>
               </w:rPr>
             </w:pPr>
             <w:r>
               <w:rPr>
-                <w:rFonts w:cs="Calibri"/>
                 <w:lang w:val="en-GB"/>
               </w:rPr>
-              <w:t>USB</w:t>
+              <w:t>WCS Logger crashes.</w:t>
             </w:r>
           </w:p>
         </w:tc>
         <w:tc>
           <w:tcPr>
-            <w:tcW w:w="3402" w:type="dxa"/>
+            <w:tcW w:w="4155" w:type="dxa"/>
+            <w:vMerge w:val="restart"/>
             <w:shd w:val="clear" w:color="auto" w:fill="auto"/>
           </w:tcPr>
           <w:p>
@@ -6007,16 +7649,15 @@
             </w:pPr>
             <w:r>
               <w:rPr>
-                <w:rFonts w:cs="Calibri"/>
                 <w:lang w:val="en-GB"/>
               </w:rPr>
-              <w:t>No device is shown in device manager</w:t>
+              <w:t>WCS Logger crashes after hitting “Start Capturing”</w:t>
             </w:r>
           </w:p>
         </w:tc>
         <w:tc>
           <w:tcPr>
-            <w:tcW w:w="5103" w:type="dxa"/>
+            <w:tcW w:w="4641" w:type="dxa"/>
           </w:tcPr>
           <w:p>
             <w:pPr>
@@ -6027,82 +7668,16 @@
             <w:r>
               <w:rPr>
                 <w:rFonts w:cs="Calibri"/>
-                <w:u w:val="single"/>
-              </w:rPr>
-              <w:t>NEED</w:t>
+              </w:rPr>
+              <w:t>Please check if Saleae Logic2 application is running and did not enable its automation option while launching WCS Logger.</w:t>
             </w:r>
-          </w:p>
-          <w:tbl>
-            <w:tblPr>
-              <w:tblStyle w:val="TableGrid"/>
-              <w:tblW w:w="0" w:type="auto"/>
-              <w:tblBorders>
-                <w:top w:val="none" w:sz="0" w:space="0" w:color="auto"/>
-                <w:left w:val="none" w:sz="0" w:space="0" w:color="auto"/>
-                <w:bottom w:val="none" w:sz="0" w:space="0" w:color="auto"/>
-                <w:right w:val="none" w:sz="0" w:space="0" w:color="auto"/>
-                <w:insideH w:val="none" w:sz="0" w:space="0" w:color="auto"/>
-                <w:insideV w:val="none" w:sz="0" w:space="0" w:color="auto"/>
-              </w:tblBorders>
-              <w:tblLook w:val="04A0" w:firstRow="1" w:lastRow="0" w:firstColumn="1" w:lastColumn="0" w:noHBand="0" w:noVBand="1"/>
-            </w:tblPr>
-            <w:tblGrid>
-              <w:gridCol w:w="1668"/>
-              <w:gridCol w:w="3336"/>
-            </w:tblGrid>
-            <w:tr>
-              <w:tc>
-                <w:tcPr>
-                  <w:tcW w:w="1668" w:type="dxa"/>
-                </w:tcPr>
-                <w:p>
-                  <w:pPr>
-                    <w:rPr>
-                      <w:rFonts w:cs="Calibri"/>
-                    </w:rPr>
-                  </w:pPr>
-                  <w:r>
-                    <w:rPr>
-                      <w:rFonts w:cs="Calibri"/>
-                    </w:rPr>
-                    <w:t>USB</w:t>
-                  </w:r>
-                </w:p>
-              </w:tc>
-              <w:tc>
-                <w:tcPr>
-                  <w:tcW w:w="3336" w:type="dxa"/>
-                </w:tcPr>
-                <w:p>
-                  <w:pPr>
-                    <w:rPr>
-                      <w:rFonts w:cs="Calibri"/>
-                    </w:rPr>
-                  </w:pPr>
-                  <w:r>
-                    <w:rPr>
-                      <w:rFonts w:cs="Calibri"/>
-                    </w:rPr>
-                    <w:t>MP310Q</w:t>
-                  </w:r>
-                </w:p>
-              </w:tc>
-            </w:tr>
-          </w:tbl>
-          <w:p>
-            <w:pPr>
-              <w:rPr>
-                <w:rFonts w:cs="Calibri"/>
-                <w:u w:val="single"/>
-              </w:rPr>
-            </w:pPr>
           </w:p>
         </w:tc>
       </w:tr>
       <w:tr>
         <w:tc>
           <w:tcPr>
-            <w:tcW w:w="1616" w:type="dxa"/>
+            <w:tcW w:w="1430" w:type="dxa"/>
             <w:vMerge/>
             <w:shd w:val="clear" w:color="auto" w:fill="auto"/>
           </w:tcPr>
@@ -6118,7 +7693,8 @@
         </w:tc>
         <w:tc>
           <w:tcPr>
-            <w:tcW w:w="3402" w:type="dxa"/>
+            <w:tcW w:w="4155" w:type="dxa"/>
+            <w:vMerge/>
             <w:shd w:val="clear" w:color="auto" w:fill="auto"/>
           </w:tcPr>
           <w:p>
@@ -6129,33 +7705,37 @@
                 <w:lang w:val="en-GB"/>
               </w:rPr>
             </w:pPr>
-            <w:r>
-              <w:rPr>
-                <w:rFonts w:cs="Calibri"/>
-                <w:lang w:val="en-GB"/>
-              </w:rPr>
-              <w:t>System shows “USB device not recognized” message while attaching USBC device</w:t>
-            </w:r>
           </w:p>
         </w:tc>
         <w:tc>
           <w:tcPr>
-            <w:tcW w:w="5103" w:type="dxa"/>
+            <w:tcW w:w="4641" w:type="dxa"/>
           </w:tcPr>
           <w:p>
             <w:pPr>
               <w:rPr>
                 <w:rFonts w:cs="Calibri"/>
-                <w:u w:val="single"/>
               </w:rPr>
             </w:pPr>
+            <w:r>
+              <w:rPr>
+                <w:rFonts w:cs="Calibri"/>
+              </w:rPr>
+              <w:t>Please check if EZ-PD Protocol Analyzer Utility is at file saving or save confirmation dialog.</w:t>
+            </w:r>
+            <w:r>
+              <w:rPr>
+                <w:rFonts w:cs="Calibri"/>
+              </w:rPr>
+              <w:t xml:space="preserve"> It is recommended to close all popup dialogs or shutdown EZ-PD Protocol Analyzer Utility before launching WCS Logger. </w:t>
+            </w:r>
           </w:p>
         </w:tc>
       </w:tr>
       <w:tr>
         <w:tc>
           <w:tcPr>
-            <w:tcW w:w="1616" w:type="dxa"/>
+            <w:tcW w:w="1430" w:type="dxa"/>
             <w:vMerge/>
             <w:shd w:val="clear" w:color="auto" w:fill="auto"/>
           </w:tcPr>
@@ -6171,7 +7751,8 @@
         </w:tc>
         <w:tc>
           <w:tcPr>
-            <w:tcW w:w="3402" w:type="dxa"/>
+            <w:tcW w:w="4155" w:type="dxa"/>
+            <w:vMerge/>
             <w:shd w:val="clear" w:color="auto" w:fill="auto"/>
           </w:tcPr>
           <w:p>
@@ -6182,33 +7763,50 @@
                 <w:lang w:val="en-GB"/>
               </w:rPr>
             </w:pPr>
-            <w:r>
-              <w:rPr>
-                <w:rFonts w:cs="Calibri"/>
-                <w:lang w:val="en-GB"/>
-              </w:rPr>
-              <w:t>Device is enumerated but yellow bang in device manager</w:t>
-            </w:r>
           </w:p>
         </w:tc>
         <w:tc>
           <w:tcPr>
-            <w:tcW w:w="5103" w:type="dxa"/>
+            <w:tcW w:w="4641" w:type="dxa"/>
           </w:tcPr>
           <w:p>
             <w:pPr>
               <w:rPr>
                 <w:rFonts w:cs="Calibri"/>
-                <w:u w:val="single"/>
               </w:rPr>
             </w:pPr>
+            <w:r>
+              <w:rPr>
+                <w:rFonts w:cs="Calibri"/>
+              </w:rPr>
+              <w:t xml:space="preserve">Please check if </w:t>
+            </w:r>
+            <w:r>
+              <w:rPr>
+                <w:rFonts w:cs="Calibri"/>
+              </w:rPr>
+              <w:t xml:space="preserve">latest version of EZ-PD Protocol Analyzer Utility is installed. It is recommended to install v3.1.x with default </w:t>
+            </w:r>
+            <w:r>
+              <w:rPr>
+                <w:rFonts w:cs="Calibri"/>
+              </w:rPr>
+              <w:t>setups</w:t>
+            </w:r>
+            <w:r>
+              <w:rPr>
+                <w:rFonts w:cs="Calibri"/>
+              </w:rPr>
+              <w:t>.</w:t>
+            </w:r>
           </w:p>
         </w:tc>
       </w:tr>
       <w:tr>
         <w:tc>
           <w:tcPr>
-            <w:tcW w:w="1616" w:type="dxa"/>
+            <w:tcW w:w="1430" w:type="dxa"/>
+            <w:vMerge/>
             <w:shd w:val="clear" w:color="auto" w:fill="auto"/>
           </w:tcPr>
           <w:p>
@@ -6219,58 +7817,70 @@
                 <w:lang w:val="en-GB"/>
               </w:rPr>
             </w:pPr>
-            <w:r>
+          </w:p>
+        </w:tc>
+        <w:tc>
+          <w:tcPr>
+            <w:tcW w:w="4155" w:type="dxa"/>
+            <w:shd w:val="clear" w:color="auto" w:fill="auto"/>
+          </w:tcPr>
+          <w:p>
+            <w:pPr>
+              <w:pStyle w:val="TableCell"/>
               <w:rPr>
                 <w:rFonts w:cs="Calibri"/>
                 <w:lang w:val="en-GB"/>
               </w:rPr>
-              <w:t>THUNDERBOLT</w:t>
+            </w:pPr>
+            <w:r>
+              <w:rPr>
+                <w:rFonts w:cs="Calibri"/>
+                <w:lang w:val="en-GB"/>
+              </w:rPr>
+              <w:t>WCS Logger</w:t>
+            </w:r>
+            <w:r>
+              <w:rPr>
+                <w:rFonts w:cs="Calibri"/>
+                <w:lang w:val="en-GB"/>
+              </w:rPr>
+              <w:t xml:space="preserve"> crashes after hitting either “Pass case” or “Fail Case”</w:t>
             </w:r>
           </w:p>
         </w:tc>
         <w:tc>
           <w:tcPr>
-            <w:tcW w:w="3402" w:type="dxa"/>
-            <w:shd w:val="clear" w:color="auto" w:fill="auto"/>
+            <w:tcW w:w="4641" w:type="dxa"/>
           </w:tcPr>
           <w:p>
             <w:pPr>
-              <w:pStyle w:val="TableCell"/>
               <w:rPr>
                 <w:rFonts w:cs="Calibri"/>
-                <w:lang w:val="en-GB"/>
               </w:rPr>
             </w:pPr>
             <w:r>
               <w:rPr>
                 <w:rFonts w:cs="Calibri"/>
-                <w:lang w:val="en-GB"/>
-              </w:rPr>
-              <w:t>No Thunderbolt function</w:t>
+              </w:rPr>
+              <w:t xml:space="preserve">Please check </w:t>
             </w:r>
-          </w:p>
-        </w:tc>
-        <w:tc>
-          <w:tcPr>
-            <w:tcW w:w="5103" w:type="dxa"/>
-          </w:tcPr>
-          <w:p>
-            <w:pPr>
-              <w:pStyle w:val="ListParagraph"/>
-              <w:numPr>
-                <w:ilvl w:val="0"/>
-                <w:numId w:val="43"/>
-              </w:numPr>
-              <w:spacing w:after="0" w:line="240" w:lineRule="auto"/>
-              <w:rPr>
-                <w:rFonts w:ascii="Source Sans Pro" w:hAnsi="Source Sans Pro" w:cs="Calibri"/>
-              </w:rPr>
-            </w:pPr>
             <w:r>
               <w:rPr>
-                <w:rFonts w:ascii="Source Sans Pro" w:hAnsi="Source Sans Pro" w:cs="Calibri"/>
-              </w:rPr>
-              <w:t>Check if INTEL ALT MODE is entered properly or not.</w:t>
+                <w:rFonts w:cs="Calibri"/>
+              </w:rPr>
+              <w:t>if WCS Logger is copied to a folder which current user has sufficient permission</w:t>
+            </w:r>
+            <w:r>
+              <w:rPr>
+                <w:rFonts w:cs="Calibri"/>
+              </w:rPr>
+              <w:t>s</w:t>
+            </w:r>
+            <w:r>
+              <w:rPr>
+                <w:rFonts w:cs="Calibri"/>
+              </w:rPr>
+              <w:t xml:space="preserve"> to access it. </w:t>
             </w:r>
           </w:p>
         </w:tc>
@@ -6294,7 +7904,7 @@
       <w:pPr>
         <w:pStyle w:val="HeadingPreface"/>
       </w:pPr>
-      <w:bookmarkStart w:id="36" w:name="_Toc141081672"/>
+      <w:bookmarkStart w:id="36" w:name="_Toc142468003"/>
       <w:r>
         <w:lastRenderedPageBreak/>
         <w:t>Revision h</w:t>
@@ -6517,7 +8127,7 @@
         </w:tabs>
         <w:ind w:left="1418" w:hanging="1418"/>
         <w:sectPr>
-          <w:headerReference w:type="default" r:id="rId23"/>
+          <w:headerReference w:type="default" r:id="rId35"/>
           <w:footnotePr>
             <w:numRestart w:val="eachPage"/>
           </w:footnotePr>
@@ -6534,7 +8144,7 @@
       <w:pPr>
         <w:pStyle w:val="Body"/>
         <w:sectPr>
-          <w:headerReference w:type="default" r:id="rId24"/>
+          <w:headerReference w:type="default" r:id="rId36"/>
           <w:footnotePr>
             <w:numRestart w:val="eachPage"/>
           </w:footnotePr>
@@ -6554,9 +8164,9 @@
           <w:noProof/>
         </w:rPr>
         <w:sectPr>
-          <w:headerReference w:type="even" r:id="rId25"/>
-          <w:headerReference w:type="default" r:id="rId26"/>
-          <w:footerReference w:type="default" r:id="rId27"/>
+          <w:headerReference w:type="even" r:id="rId37"/>
+          <w:headerReference w:type="default" r:id="rId38"/>
+          <w:footerReference w:type="default" r:id="rId39"/>
           <w:footnotePr>
             <w:numRestart w:val="eachPage"/>
           </w:footnotePr>
@@ -6714,9 +8324,11 @@
         <w:t>v1.0</w:t>
       </w:r>
     </w:fldSimple>
+    <w:proofErr w:type="gramStart"/>
     <w:r>
       <w:t>0</w:t>
     </w:r>
+    <w:proofErr w:type="gramEnd"/>
   </w:p>
   <w:p>
     <w:pPr>
@@ -6834,9 +8446,11 @@
         <w:t>v1.0</w:t>
       </w:r>
     </w:fldSimple>
+    <w:proofErr w:type="gramStart"/>
     <w:r>
       <w:t>0</w:t>
     </w:r>
+    <w:proofErr w:type="gramEnd"/>
   </w:p>
   <w:bookmarkEnd w:id="2"/>
   <w:p>
@@ -7081,7 +8695,7 @@
               <v:stroke joinstyle="miter"/>
               <v:path gradientshapeok="t" o:connecttype="rect"/>
             </v:shapetype>
-            <v:shape id="Text Box 2" o:spid="_x0000_s1050" type="#_x0000_t202" style="position:absolute;margin-left:-2.05pt;margin-top:1.7pt;width:511.15pt;height:41.5pt;z-index:251640320;visibility:visible;mso-wrap-style:square;mso-width-percent:0;mso-height-percent:0;mso-wrap-distance-left:9pt;mso-wrap-distance-top:0;mso-wrap-distance-right:9pt;mso-wrap-distance-bottom:0;mso-position-horizontal:absolute;mso-position-horizontal-relative:text;mso-position-vertical:absolute;mso-position-vertical-relative:text;mso-width-percent:0;mso-height-percent:0;mso-width-relative:margin;mso-height-relative:margin;v-text-anchor:top" o:gfxdata="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" filled="f" stroked="f">
+            <v:shape id="Text Box 2" o:spid="_x0000_s1049" type="#_x0000_t202" style="position:absolute;margin-left:-2.05pt;margin-top:1.7pt;width:511.15pt;height:41.5pt;z-index:251640320;visibility:visible;mso-wrap-style:square;mso-width-percent:0;mso-height-percent:0;mso-wrap-distance-left:9pt;mso-wrap-distance-top:0;mso-wrap-distance-right:9pt;mso-wrap-distance-bottom:0;mso-position-horizontal:absolute;mso-position-horizontal-relative:text;mso-position-vertical:absolute;mso-position-vertical-relative:text;mso-width-percent:0;mso-height-percent:0;mso-width-relative:margin;mso-height-relative:margin;v-text-anchor:top" o:gfxdata="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" filled="f" stroked="f">
               <v:textbox inset="0,0,0,0">
                 <w:txbxContent>
                   <w:p>
@@ -7450,7 +9064,7 @@
         </mc:Choice>
         <mc:Fallback>
           <w:pict>
-            <v:shape w14:anchorId="2DF84549" id="Text Box 401" o:spid="_x0000_s1051" type="#_x0000_t202" style="position:absolute;margin-left:41.25pt;margin-top:587.25pt;width:138pt;height:249pt;z-index:251639296;visibility:visible;mso-wrap-style:square;mso-width-percent:0;mso-height-percent:0;mso-wrap-distance-left:9pt;mso-wrap-distance-top:0;mso-wrap-distance-right:9pt;mso-wrap-distance-bottom:0;mso-position-horizontal:absolute;mso-position-horizontal-relative:page;mso-position-vertical:absolute;mso-position-vertical-relative:page;mso-width-percent:0;mso-height-percent:0;mso-width-relative:page;mso-height-relative:page;v-text-anchor:top" o:gfxdata="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" filled="f" stroked="f" strokeweight="0">
+            <v:shape w14:anchorId="2DF84549" id="Text Box 401" o:spid="_x0000_s1050" type="#_x0000_t202" style="position:absolute;margin-left:41.25pt;margin-top:587.25pt;width:138pt;height:249pt;z-index:251639296;visibility:visible;mso-wrap-style:square;mso-width-percent:0;mso-height-percent:0;mso-wrap-distance-left:9pt;mso-wrap-distance-top:0;mso-wrap-distance-right:9pt;mso-wrap-distance-bottom:0;mso-position-horizontal:absolute;mso-position-horizontal-relative:page;mso-position-vertical:absolute;mso-position-vertical-relative:page;mso-width-percent:0;mso-height-percent:0;mso-width-relative:page;mso-height-relative:page;v-text-anchor:top" o:gfxdata="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" filled="f" stroked="f" strokeweight="0">
               <v:textbox inset="0,0,0,0">
                 <w:txbxContent>
                   <w:p>
@@ -7725,7 +9339,7 @@
         <v:shape id="_x0000_s1027" type="#_x0000_t75" style="position:absolute;margin-left:-45.75pt;margin-top:36.55pt;width:602.45pt;height:313.15pt;z-index:-251638272">
           <v:imagedata r:id="rId1" o:title=""/>
         </v:shape>
-        <o:OLEObject Type="Embed" ProgID="Visio.Drawing.15" ShapeID="_x0000_s1027" DrawAspect="Content" ObjectID="_1751694444" r:id="rId2"/>
+        <o:OLEObject Type="Embed" ProgID="Visio.Drawing.15" ShapeID="_x0000_s1027" DrawAspect="Content" ObjectID="_1753081583" r:id="rId2"/>
       </w:object>
     </w:r>
     <w:r>
@@ -8046,7 +9660,23 @@
                                   <w:t>no event</w:t>
                                 </w:r>
                                 <w:r>
-                                  <w:t xml:space="preserve"> be regarded as a guarantee of conditions or characteristics  (“Beschaffenheitsgarantie”) . </w:t>
+                                  <w:t xml:space="preserve"> be regarded as a guarantee of conditions or </w:t>
+                                </w:r>
+                                <w:proofErr w:type="gramStart"/>
+                                <w:r>
+                                  <w:t>characteristics  (</w:t>
+                                </w:r>
+                                <w:proofErr w:type="gramEnd"/>
+                                <w:r>
+                                  <w:t>“</w:t>
+                                </w:r>
+                                <w:proofErr w:type="spellStart"/>
+                                <w:r>
+                                  <w:t>Beschaffenheitsgarantie</w:t>
+                                </w:r>
+                                <w:proofErr w:type="spellEnd"/>
+                                <w:r>
+                                  <w:t xml:space="preserve">”) . </w:t>
                                 </w:r>
                               </w:p>
                               <w:p>
@@ -8059,7 +9689,15 @@
                                   <w:pStyle w:val="LegalText"/>
                                 </w:pPr>
                                 <w:r>
-                                  <w:t xml:space="preserve">With respect to any examples, hints or any typical values stated herein and/or any information regarding the application of the product, Infineon Technologies hereby disclaims any and all warranties and liabilities of any kind, including without limitation warranties of non-infringement of intellectual property rights of any third party. </w:t>
+                                  <w:t xml:space="preserve">With respect to any examples, hints or any typical values stated herein and/or any information regarding the application of the product, Infineon Technologies hereby disclaims </w:t>
+                                </w:r>
+                                <w:proofErr w:type="gramStart"/>
+                                <w:r>
+                                  <w:t>any and all</w:t>
+                                </w:r>
+                                <w:proofErr w:type="gramEnd"/>
+                                <w:r>
+                                  <w:t xml:space="preserve"> warranties and liabilities of any kind, including without limitation warranties of non-infringement of intellectual property rights of any third party. </w:t>
                                 </w:r>
                               </w:p>
                               <w:p>
@@ -8330,7 +9968,7 @@
         </mc:Choice>
         <mc:Fallback>
           <w:pict>
-            <v:shape w14:anchorId="4576A50D" id="Text Box 210" o:spid="_x0000_s1052" type="#_x0000_t202" style="position:absolute;margin-left:41.4pt;margin-top:575pt;width:511.45pt;height:249pt;z-index:251638272;visibility:visible;mso-wrap-style:square;mso-width-percent:0;mso-height-percent:0;mso-wrap-distance-left:9pt;mso-wrap-distance-top:0;mso-wrap-distance-right:9pt;mso-wrap-distance-bottom:0;mso-position-horizontal:absolute;mso-position-horizontal-relative:page;mso-position-vertical:absolute;mso-position-vertical-relative:page;mso-width-percent:0;mso-height-percent:0;mso-width-relative:page;mso-height-relative:page;v-text-anchor:top" o:gfxdata="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" filled="f" stroked="f" strokeweight="0">
+            <v:shape w14:anchorId="4576A50D" id="Text Box 210" o:spid="_x0000_s1051" type="#_x0000_t202" style="position:absolute;margin-left:41.4pt;margin-top:575pt;width:511.45pt;height:249pt;z-index:251638272;visibility:visible;mso-wrap-style:square;mso-width-percent:0;mso-height-percent:0;mso-wrap-distance-left:9pt;mso-wrap-distance-top:0;mso-wrap-distance-right:9pt;mso-wrap-distance-bottom:0;mso-position-horizontal:absolute;mso-position-horizontal-relative:page;mso-position-vertical:absolute;mso-position-vertical-relative:page;mso-width-percent:0;mso-height-percent:0;mso-width-relative:page;mso-height-relative:page;v-text-anchor:top" o:gfxdata="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" filled="f" stroked="f" strokeweight="0">
               <v:textbox inset="0,0,0,0">
                 <w:txbxContent>
                   <w:tbl>
@@ -8589,7 +10227,23 @@
                             <w:t>no event</w:t>
                           </w:r>
                           <w:r>
-                            <w:t xml:space="preserve"> be regarded as a guarantee of conditions or characteristics  (“Beschaffenheitsgarantie”) . </w:t>
+                            <w:t xml:space="preserve"> be regarded as a guarantee of conditions or </w:t>
+                          </w:r>
+                          <w:proofErr w:type="gramStart"/>
+                          <w:r>
+                            <w:t>characteristics  (</w:t>
+                          </w:r>
+                          <w:proofErr w:type="gramEnd"/>
+                          <w:r>
+                            <w:t>“</w:t>
+                          </w:r>
+                          <w:proofErr w:type="spellStart"/>
+                          <w:r>
+                            <w:t>Beschaffenheitsgarantie</w:t>
+                          </w:r>
+                          <w:proofErr w:type="spellEnd"/>
+                          <w:r>
+                            <w:t xml:space="preserve">”) . </w:t>
                           </w:r>
                         </w:p>
                         <w:p>
@@ -8602,7 +10256,15 @@
                             <w:pStyle w:val="LegalText"/>
                           </w:pPr>
                           <w:r>
-                            <w:t xml:space="preserve">With respect to any examples, hints or any typical values stated herein and/or any information regarding the application of the product, Infineon Technologies hereby disclaims any and all warranties and liabilities of any kind, including without limitation warranties of non-infringement of intellectual property rights of any third party. </w:t>
+                            <w:t xml:space="preserve">With respect to any examples, hints or any typical values stated herein and/or any information regarding the application of the product, Infineon Technologies hereby disclaims </w:t>
+                          </w:r>
+                          <w:proofErr w:type="gramStart"/>
+                          <w:r>
+                            <w:t>any and all</w:t>
+                          </w:r>
+                          <w:proofErr w:type="gramEnd"/>
+                          <w:r>
+                            <w:t xml:space="preserve"> warranties and liabilities of any kind, including without limitation warranties of non-infringement of intellectual property rights of any third party. </w:t>
                           </w:r>
                         </w:p>
                         <w:p>
@@ -9109,7 +10771,7 @@
               <v:stroke joinstyle="miter"/>
               <v:path gradientshapeok="t" o:connecttype="rect"/>
             </v:shapetype>
-            <v:shape id="Text Box 6" o:spid="_x0000_s1033" type="#_x0000_t202" style="position:absolute;margin-left:.8pt;margin-top:11.95pt;width:424.75pt;height:13.85pt;z-index:251657728;visibility:visible;mso-wrap-style:square;mso-width-percent:0;mso-height-percent:0;mso-wrap-distance-left:9pt;mso-wrap-distance-top:0;mso-wrap-distance-right:9pt;mso-wrap-distance-bottom:0;mso-position-horizontal:absolute;mso-position-horizontal-relative:margin;mso-position-vertical:absolute;mso-position-vertical-relative:page;mso-width-percent:0;mso-height-percent:0;mso-width-relative:page;mso-height-relative:page;v-text-anchor:top" o:gfxdata="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" filled="f" stroked="f" strokeweight="0">
+            <v:shape id="Text Box 6" o:spid="_x0000_s1032" type="#_x0000_t202" style="position:absolute;margin-left:.8pt;margin-top:11.95pt;width:424.75pt;height:13.85pt;z-index:251657728;visibility:visible;mso-wrap-style:square;mso-width-percent:0;mso-height-percent:0;mso-wrap-distance-left:9pt;mso-wrap-distance-top:0;mso-wrap-distance-right:9pt;mso-wrap-distance-bottom:0;mso-position-horizontal:absolute;mso-position-horizontal-relative:margin;mso-position-vertical:absolute;mso-position-vertical-relative:page;mso-width-percent:0;mso-height-percent:0;mso-width-relative:page;mso-height-relative:page;v-text-anchor:top" o:gfxdata="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" filled="f" stroked="f" strokeweight="0">
               <v:textbox inset="0,0,0,0">
                 <w:txbxContent>
                   <w:p>
@@ -9269,7 +10931,7 @@
         </mc:Choice>
         <mc:Fallback>
           <w:pict>
-            <v:shape w14:anchorId="7699B0DC" id="Text Box 9" o:spid="_x0000_s1034" type="#_x0000_t202" style="position:absolute;margin-left:42.8pt;margin-top:60.85pt;width:424.75pt;height:28.1pt;z-index:251655680;visibility:visible;mso-wrap-style:square;mso-width-percent:0;mso-height-percent:0;mso-wrap-distance-left:9pt;mso-wrap-distance-top:0;mso-wrap-distance-right:9pt;mso-wrap-distance-bottom:0;mso-position-horizontal:absolute;mso-position-horizontal-relative:page;mso-position-vertical:absolute;mso-position-vertical-relative:page;mso-width-percent:0;mso-height-percent:0;mso-width-relative:page;mso-height-relative:page;v-text-anchor:top" o:gfxdata="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" filled="f" stroked="f" strokeweight="0">
+            <v:shape w14:anchorId="7699B0DC" id="Text Box 9" o:spid="_x0000_s1033" type="#_x0000_t202" style="position:absolute;margin-left:42.8pt;margin-top:60.85pt;width:424.75pt;height:28.1pt;z-index:251655680;visibility:visible;mso-wrap-style:square;mso-width-percent:0;mso-height-percent:0;mso-wrap-distance-left:9pt;mso-wrap-distance-top:0;mso-wrap-distance-right:9pt;mso-wrap-distance-bottom:0;mso-position-horizontal:absolute;mso-position-horizontal-relative:page;mso-position-vertical:absolute;mso-position-vertical-relative:page;mso-width-percent:0;mso-height-percent:0;mso-width-relative:page;mso-height-relative:page;v-text-anchor:top" o:gfxdata="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" filled="f" stroked="f" strokeweight="0">
               <v:textbox inset="0,0,0,0">
                 <w:txbxContent>
                   <w:p>
@@ -9465,7 +11127,7 @@
         </mc:Choice>
         <mc:Fallback>
           <w:pict>
-            <v:shape w14:anchorId="3008352D" id="Text Box 10" o:spid="_x0000_s1035" type="#_x0000_t202" style="position:absolute;margin-left:43.05pt;margin-top:23.9pt;width:424.2pt;height:34.5pt;z-index:251654656;visibility:visible;mso-wrap-style:square;mso-width-percent:0;mso-height-percent:0;mso-wrap-distance-left:9pt;mso-wrap-distance-top:0;mso-wrap-distance-right:9pt;mso-wrap-distance-bottom:0;mso-position-horizontal:absolute;mso-position-horizontal-relative:page;mso-position-vertical:absolute;mso-position-vertical-relative:page;mso-width-percent:0;mso-height-percent:0;mso-width-relative:page;mso-height-relative:page;v-text-anchor:top" o:gfxdata="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" filled="f" stroked="f" strokeweight="0">
+            <v:shape w14:anchorId="3008352D" id="Text Box 10" o:spid="_x0000_s1034" type="#_x0000_t202" style="position:absolute;margin-left:43.05pt;margin-top:23.9pt;width:424.2pt;height:34.5pt;z-index:251654656;visibility:visible;mso-wrap-style:square;mso-width-percent:0;mso-height-percent:0;mso-wrap-distance-left:9pt;mso-wrap-distance-top:0;mso-wrap-distance-right:9pt;mso-wrap-distance-bottom:0;mso-position-horizontal:absolute;mso-position-horizontal-relative:page;mso-position-vertical:absolute;mso-position-vertical-relative:page;mso-width-percent:0;mso-height-percent:0;mso-width-relative:page;mso-height-relative:page;v-text-anchor:top" o:gfxdata="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" filled="f" stroked="f" strokeweight="0">
               <v:textbox inset="0,0,0,0">
                 <w:txbxContent>
                   <w:p>
@@ -9892,7 +11554,7 @@
               <v:stroke joinstyle="miter"/>
               <v:path gradientshapeok="t" o:connecttype="rect"/>
             </v:shapetype>
-            <v:shape id="Text Box 20" o:spid="_x0000_s1036" type="#_x0000_t202" style="position:absolute;margin-left:13pt;margin-top:23pt;width:440.95pt;height:48.85pt;z-index:251644416;visibility:visible;mso-wrap-style:square;mso-width-percent:0;mso-height-percent:0;mso-wrap-distance-left:9pt;mso-wrap-distance-top:0;mso-wrap-distance-right:9pt;mso-wrap-distance-bottom:0;mso-position-horizontal:absolute;mso-position-horizontal-relative:page;mso-position-vertical:absolute;mso-position-vertical-relative:page;mso-width-percent:0;mso-height-percent:0;mso-width-relative:page;mso-height-relative:page;v-text-anchor:top" o:gfxdata="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" filled="f" stroked="f" strokeweight="0">
+            <v:shape id="Text Box 20" o:spid="_x0000_s1035" type="#_x0000_t202" style="position:absolute;margin-left:13pt;margin-top:23pt;width:440.95pt;height:48.85pt;z-index:251644416;visibility:visible;mso-wrap-style:square;mso-width-percent:0;mso-height-percent:0;mso-wrap-distance-left:9pt;mso-wrap-distance-top:0;mso-wrap-distance-right:9pt;mso-wrap-distance-bottom:0;mso-position-horizontal:absolute;mso-position-horizontal-relative:page;mso-position-vertical:absolute;mso-position-vertical-relative:page;mso-width-percent:0;mso-height-percent:0;mso-width-relative:page;mso-height-relative:page;v-text-anchor:top" o:gfxdata="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" filled="f" stroked="f" strokeweight="0">
               <v:textbox inset="0,0,0,0">
                 <w:txbxContent>
                   <w:p>
@@ -10023,7 +11685,7 @@
         </mc:Choice>
         <mc:Fallback>
           <w:pict>
-            <v:shape w14:anchorId="5F698033" id="Text Box 68" o:spid="_x0000_s1037" type="#_x0000_t202" style="position:absolute;margin-left:14.15pt;margin-top:11.65pt;width:374.25pt;height:14.15pt;z-index:251645440;visibility:visible;mso-wrap-style:square;mso-width-percent:0;mso-height-percent:0;mso-wrap-distance-left:9pt;mso-wrap-distance-top:0;mso-wrap-distance-right:9pt;mso-wrap-distance-bottom:0;mso-position-horizontal:absolute;mso-position-horizontal-relative:page;mso-position-vertical:absolute;mso-position-vertical-relative:page;mso-width-percent:0;mso-height-percent:0;mso-width-relative:page;mso-height-relative:page;v-text-anchor:top" o:gfxdata="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" filled="f" stroked="f" strokeweight="0">
+            <v:shape w14:anchorId="5F698033" id="Text Box 68" o:spid="_x0000_s1036" type="#_x0000_t202" style="position:absolute;margin-left:14.15pt;margin-top:11.65pt;width:374.25pt;height:14.15pt;z-index:251645440;visibility:visible;mso-wrap-style:square;mso-width-percent:0;mso-height-percent:0;mso-wrap-distance-left:9pt;mso-wrap-distance-top:0;mso-wrap-distance-right:9pt;mso-wrap-distance-bottom:0;mso-position-horizontal:absolute;mso-position-horizontal-relative:page;mso-position-vertical:absolute;mso-position-vertical-relative:page;mso-width-percent:0;mso-height-percent:0;mso-width-relative:page;mso-height-relative:page;v-text-anchor:top" o:gfxdata="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" filled="f" stroked="f" strokeweight="0">
               <v:textbox inset="0,0,0,0">
                 <w:txbxContent>
                   <w:p>
@@ -10494,7 +12156,7 @@
               <v:stroke joinstyle="miter"/>
               <v:path gradientshapeok="t" o:connecttype="rect"/>
             </v:shapetype>
-            <v:shape id="Text Box 19" o:spid="_x0000_s1038" type="#_x0000_t202" style="position:absolute;margin-left:.8pt;margin-top:11.95pt;width:424.75pt;height:13.85pt;z-index:251651584;visibility:visible;mso-wrap-style:square;mso-width-percent:0;mso-height-percent:0;mso-wrap-distance-left:9pt;mso-wrap-distance-top:0;mso-wrap-distance-right:9pt;mso-wrap-distance-bottom:0;mso-position-horizontal:absolute;mso-position-horizontal-relative:margin;mso-position-vertical:absolute;mso-position-vertical-relative:page;mso-width-percent:0;mso-height-percent:0;mso-width-relative:page;mso-height-relative:page;v-text-anchor:top" o:gfxdata="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" filled="f" stroked="f" strokeweight="0">
+            <v:shape id="Text Box 19" o:spid="_x0000_s1037" type="#_x0000_t202" style="position:absolute;margin-left:.8pt;margin-top:11.95pt;width:424.75pt;height:13.85pt;z-index:251651584;visibility:visible;mso-wrap-style:square;mso-width-percent:0;mso-height-percent:0;mso-wrap-distance-left:9pt;mso-wrap-distance-top:0;mso-wrap-distance-right:9pt;mso-wrap-distance-bottom:0;mso-position-horizontal:absolute;mso-position-horizontal-relative:margin;mso-position-vertical:absolute;mso-position-vertical-relative:page;mso-width-percent:0;mso-height-percent:0;mso-width-relative:page;mso-height-relative:page;v-text-anchor:top" o:gfxdata="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" filled="f" stroked="f" strokeweight="0">
               <v:textbox inset="0,0,0,0">
                 <w:txbxContent>
                   <w:p>
@@ -10652,7 +12314,7 @@
         </mc:Choice>
         <mc:Fallback>
           <w:pict>
-            <v:shape w14:anchorId="4B7C5156" id="Text Box 65" o:spid="_x0000_s1039" type="#_x0000_t202" style="position:absolute;margin-left:42.8pt;margin-top:60.85pt;width:424.75pt;height:28.1pt;z-index:251649536;visibility:visible;mso-wrap-style:square;mso-width-percent:0;mso-height-percent:0;mso-wrap-distance-left:9pt;mso-wrap-distance-top:0;mso-wrap-distance-right:9pt;mso-wrap-distance-bottom:0;mso-position-horizontal:absolute;mso-position-horizontal-relative:page;mso-position-vertical:absolute;mso-position-vertical-relative:page;mso-width-percent:0;mso-height-percent:0;mso-width-relative:page;mso-height-relative:page;v-text-anchor:top" o:gfxdata="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" filled="f" stroked="f" strokeweight="0">
+            <v:shape w14:anchorId="4B7C5156" id="Text Box 65" o:spid="_x0000_s1038" type="#_x0000_t202" style="position:absolute;margin-left:42.8pt;margin-top:60.85pt;width:424.75pt;height:28.1pt;z-index:251649536;visibility:visible;mso-wrap-style:square;mso-width-percent:0;mso-height-percent:0;mso-wrap-distance-left:9pt;mso-wrap-distance-top:0;mso-wrap-distance-right:9pt;mso-wrap-distance-bottom:0;mso-position-horizontal:absolute;mso-position-horizontal-relative:page;mso-position-vertical:absolute;mso-position-vertical-relative:page;mso-width-percent:0;mso-height-percent:0;mso-width-relative:page;mso-height-relative:page;v-text-anchor:top" o:gfxdata="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" filled="f" stroked="f" strokeweight="0">
               <v:textbox inset="0,0,0,0">
                 <w:txbxContent>
                   <w:p>
@@ -10805,7 +12467,7 @@
         </mc:Choice>
         <mc:Fallback>
           <w:pict>
-            <v:shape w14:anchorId="401CC218" id="Text Box 64" o:spid="_x0000_s1040" type="#_x0000_t202" style="position:absolute;margin-left:43.05pt;margin-top:23.9pt;width:424.2pt;height:34.5pt;z-index:251648512;visibility:visible;mso-wrap-style:square;mso-width-percent:0;mso-height-percent:0;mso-wrap-distance-left:9pt;mso-wrap-distance-top:0;mso-wrap-distance-right:9pt;mso-wrap-distance-bottom:0;mso-position-horizontal:absolute;mso-position-horizontal-relative:page;mso-position-vertical:absolute;mso-position-vertical-relative:page;mso-width-percent:0;mso-height-percent:0;mso-width-relative:page;mso-height-relative:page;v-text-anchor:top" o:gfxdata="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" filled="f" stroked="f" strokeweight="0">
+            <v:shape w14:anchorId="401CC218" id="Text Box 64" o:spid="_x0000_s1039" type="#_x0000_t202" style="position:absolute;margin-left:43.05pt;margin-top:23.9pt;width:424.2pt;height:34.5pt;z-index:251648512;visibility:visible;mso-wrap-style:square;mso-width-percent:0;mso-height-percent:0;mso-wrap-distance-left:9pt;mso-wrap-distance-top:0;mso-wrap-distance-right:9pt;mso-wrap-distance-bottom:0;mso-position-horizontal:absolute;mso-position-horizontal-relative:page;mso-position-vertical:absolute;mso-position-vertical-relative:page;mso-width-percent:0;mso-height-percent:0;mso-width-relative:page;mso-height-relative:page;v-text-anchor:top" o:gfxdata="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" filled="f" stroked="f" strokeweight="0">
               <v:textbox inset="0,0,0,0">
                 <w:txbxContent>
                   <w:p>
@@ -11234,7 +12896,7 @@
               <v:stroke joinstyle="miter"/>
               <v:path gradientshapeok="t" o:connecttype="rect"/>
             </v:shapetype>
-            <v:shape id="Text Box 5" o:spid="_x0000_s1041" type="#_x0000_t202" style="position:absolute;margin-left:.8pt;margin-top:11.95pt;width:424.75pt;height:13.85pt;z-index:251663872;visibility:visible;mso-wrap-style:square;mso-width-percent:0;mso-height-percent:0;mso-wrap-distance-left:9pt;mso-wrap-distance-top:0;mso-wrap-distance-right:9pt;mso-wrap-distance-bottom:0;mso-position-horizontal:absolute;mso-position-horizontal-relative:margin;mso-position-vertical:absolute;mso-position-vertical-relative:page;mso-width-percent:0;mso-height-percent:0;mso-width-relative:page;mso-height-relative:page;v-text-anchor:top" o:gfxdata="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" filled="f" stroked="f" strokeweight="0">
+            <v:shape id="Text Box 5" o:spid="_x0000_s1040" type="#_x0000_t202" style="position:absolute;margin-left:.8pt;margin-top:11.95pt;width:424.75pt;height:13.85pt;z-index:251663872;visibility:visible;mso-wrap-style:square;mso-width-percent:0;mso-height-percent:0;mso-wrap-distance-left:9pt;mso-wrap-distance-top:0;mso-wrap-distance-right:9pt;mso-wrap-distance-bottom:0;mso-position-horizontal:absolute;mso-position-horizontal-relative:margin;mso-position-vertical:absolute;mso-position-vertical-relative:page;mso-width-percent:0;mso-height-percent:0;mso-width-relative:page;mso-height-relative:page;v-text-anchor:top" o:gfxdata="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" filled="f" stroked="f" strokeweight="0">
               <v:textbox inset="0,0,0,0">
                 <w:txbxContent>
                   <w:p>
@@ -11367,7 +13029,7 @@
                           </w:pPr>
                           <w:fldSimple w:instr=" STYLEREF  &quot;Heading1,Heading1&quot;  \* MERGEFORMAT ">
                             <w:r>
-                              <w:t>Introduction</w:t>
+                              <w:t>Limitations of Infineon WCS Logger</w:t>
                             </w:r>
                           </w:fldSimple>
                         </w:p>
@@ -11390,7 +13052,7 @@
         </mc:Choice>
         <mc:Fallback>
           <w:pict>
-            <v:shape w14:anchorId="70A3FE21" id="Text Box 15" o:spid="_x0000_s1042" type="#_x0000_t202" style="position:absolute;margin-left:42.8pt;margin-top:60.85pt;width:424.75pt;height:28.1pt;z-index:251661824;visibility:visible;mso-wrap-style:square;mso-width-percent:0;mso-height-percent:0;mso-wrap-distance-left:9pt;mso-wrap-distance-top:0;mso-wrap-distance-right:9pt;mso-wrap-distance-bottom:0;mso-position-horizontal:absolute;mso-position-horizontal-relative:page;mso-position-vertical:absolute;mso-position-vertical-relative:page;mso-width-percent:0;mso-height-percent:0;mso-width-relative:page;mso-height-relative:page;v-text-anchor:top" o:gfxdata="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" filled="f" stroked="f" strokeweight="0">
+            <v:shape w14:anchorId="70A3FE21" id="Text Box 15" o:spid="_x0000_s1041" type="#_x0000_t202" style="position:absolute;margin-left:42.8pt;margin-top:60.85pt;width:424.75pt;height:28.1pt;z-index:251661824;visibility:visible;mso-wrap-style:square;mso-width-percent:0;mso-height-percent:0;mso-wrap-distance-left:9pt;mso-wrap-distance-top:0;mso-wrap-distance-right:9pt;mso-wrap-distance-bottom:0;mso-position-horizontal:absolute;mso-position-horizontal-relative:page;mso-position-vertical:absolute;mso-position-vertical-relative:page;mso-width-percent:0;mso-height-percent:0;mso-width-relative:page;mso-height-relative:page;v-text-anchor:top" o:gfxdata="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" filled="f" stroked="f" strokeweight="0">
               <v:textbox inset="0,0,0,0">
                 <w:txbxContent>
                   <w:p>
@@ -11399,7 +13061,7 @@
                     </w:pPr>
                     <w:fldSimple w:instr=" STYLEREF  &quot;Heading1,Heading1&quot;  \* MERGEFORMAT ">
                       <w:r>
-                        <w:t>Introduction</w:t>
+                        <w:t>Limitations of Infineon WCS Logger</w:t>
                       </w:r>
                     </w:fldSimple>
                   </w:p>
@@ -11556,7 +13218,7 @@
         </mc:Choice>
         <mc:Fallback>
           <w:pict>
-            <v:shape w14:anchorId="1DB9B98D" id="Text Box 16" o:spid="_x0000_s1043" type="#_x0000_t202" style="position:absolute;margin-left:43.05pt;margin-top:23.9pt;width:424.2pt;height:34.5pt;z-index:251660800;visibility:visible;mso-wrap-style:square;mso-width-percent:0;mso-height-percent:0;mso-wrap-distance-left:9pt;mso-wrap-distance-top:0;mso-wrap-distance-right:9pt;mso-wrap-distance-bottom:0;mso-position-horizontal:absolute;mso-position-horizontal-relative:page;mso-position-vertical:absolute;mso-position-vertical-relative:page;mso-width-percent:0;mso-height-percent:0;mso-width-relative:page;mso-height-relative:page;v-text-anchor:top" o:gfxdata="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" filled="f" stroked="f" strokeweight="0">
+            <v:shape w14:anchorId="1DB9B98D" id="Text Box 16" o:spid="_x0000_s1042" type="#_x0000_t202" style="position:absolute;margin-left:43.05pt;margin-top:23.9pt;width:424.2pt;height:34.5pt;z-index:251660800;visibility:visible;mso-wrap-style:square;mso-width-percent:0;mso-height-percent:0;mso-wrap-distance-left:9pt;mso-wrap-distance-top:0;mso-wrap-distance-right:9pt;mso-wrap-distance-bottom:0;mso-position-horizontal:absolute;mso-position-horizontal-relative:page;mso-position-vertical:absolute;mso-position-vertical-relative:page;mso-width-percent:0;mso-height-percent:0;mso-width-relative:page;mso-height-relative:page;v-text-anchor:top" o:gfxdata="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" filled="f" stroked="f" strokeweight="0">
               <v:textbox inset="0,0,0,0">
                 <w:txbxContent>
                   <w:sdt>
@@ -11985,7 +13647,7 @@
               <v:stroke joinstyle="miter"/>
               <v:path gradientshapeok="t" o:connecttype="rect"/>
             </v:shapetype>
-            <v:shape id="Text Box 26" o:spid="_x0000_s1044" type="#_x0000_t202" style="position:absolute;margin-left:.65pt;margin-top:11.85pt;width:424.75pt;height:13.75pt;z-index:251676160;visibility:visible;mso-wrap-style:square;mso-width-percent:0;mso-height-percent:0;mso-wrap-distance-left:9pt;mso-wrap-distance-top:0;mso-wrap-distance-right:9pt;mso-wrap-distance-bottom:0;mso-position-horizontal:absolute;mso-position-horizontal-relative:margin;mso-position-vertical:absolute;mso-position-vertical-relative:page;mso-width-percent:0;mso-height-percent:0;mso-width-relative:page;mso-height-relative:page;v-text-anchor:top" o:gfxdata="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" filled="f" stroked="f" strokeweight="0">
+            <v:shape id="Text Box 26" o:spid="_x0000_s1043" type="#_x0000_t202" style="position:absolute;margin-left:.65pt;margin-top:11.85pt;width:424.75pt;height:13.75pt;z-index:251676160;visibility:visible;mso-wrap-style:square;mso-width-percent:0;mso-height-percent:0;mso-wrap-distance-left:9pt;mso-wrap-distance-top:0;mso-wrap-distance-right:9pt;mso-wrap-distance-bottom:0;mso-position-horizontal:absolute;mso-position-horizontal-relative:margin;mso-position-vertical:absolute;mso-position-vertical-relative:page;mso-width-percent:0;mso-height-percent:0;mso-width-relative:page;mso-height-relative:page;v-text-anchor:top" o:gfxdata="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" filled="f" stroked="f" strokeweight="0">
               <v:textbox inset="0,0,0,0">
                 <w:txbxContent>
                   <w:p>
@@ -12131,7 +13793,7 @@
         </mc:Choice>
         <mc:Fallback>
           <w:pict>
-            <v:shape w14:anchorId="06F3A37B" id="Text Box 27" o:spid="_x0000_s1045" type="#_x0000_t202" style="position:absolute;margin-left:42.8pt;margin-top:60.85pt;width:424.75pt;height:28.1pt;z-index:251674112;visibility:visible;mso-wrap-style:square;mso-width-percent:0;mso-height-percent:0;mso-wrap-distance-left:9pt;mso-wrap-distance-top:0;mso-wrap-distance-right:9pt;mso-wrap-distance-bottom:0;mso-position-horizontal:absolute;mso-position-horizontal-relative:page;mso-position-vertical:absolute;mso-position-vertical-relative:page;mso-width-percent:0;mso-height-percent:0;mso-width-relative:page;mso-height-relative:page;v-text-anchor:top" o:gfxdata="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" filled="f" stroked="f" strokeweight="0">
+            <v:shape w14:anchorId="06F3A37B" id="Text Box 27" o:spid="_x0000_s1044" type="#_x0000_t202" style="position:absolute;margin-left:42.8pt;margin-top:60.85pt;width:424.75pt;height:28.1pt;z-index:251674112;visibility:visible;mso-wrap-style:square;mso-width-percent:0;mso-height-percent:0;mso-wrap-distance-left:9pt;mso-wrap-distance-top:0;mso-wrap-distance-right:9pt;mso-wrap-distance-bottom:0;mso-position-horizontal:absolute;mso-position-horizontal-relative:page;mso-position-vertical:absolute;mso-position-vertical-relative:page;mso-width-percent:0;mso-height-percent:0;mso-width-relative:page;mso-height-relative:page;v-text-anchor:top" o:gfxdata="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" filled="f" stroked="f" strokeweight="0">
               <v:textbox inset="0,0,0,0">
                 <w:txbxContent>
                   <w:p>
@@ -12310,7 +13972,7 @@
         </mc:Choice>
         <mc:Fallback>
           <w:pict>
-            <v:shape w14:anchorId="04C89A50" id="Text Box 28" o:spid="_x0000_s1046" type="#_x0000_t202" style="position:absolute;margin-left:43.05pt;margin-top:23.9pt;width:424.2pt;height:34.5pt;z-index:251673088;visibility:visible;mso-wrap-style:square;mso-width-percent:0;mso-height-percent:0;mso-wrap-distance-left:9pt;mso-wrap-distance-top:0;mso-wrap-distance-right:9pt;mso-wrap-distance-bottom:0;mso-position-horizontal:absolute;mso-position-horizontal-relative:page;mso-position-vertical:absolute;mso-position-vertical-relative:page;mso-width-percent:0;mso-height-percent:0;mso-width-relative:page;mso-height-relative:page;v-text-anchor:top" o:gfxdata="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" filled="f" stroked="f" strokeweight="0">
+            <v:shape w14:anchorId="04C89A50" id="Text Box 28" o:spid="_x0000_s1045" type="#_x0000_t202" style="position:absolute;margin-left:43.05pt;margin-top:23.9pt;width:424.2pt;height:34.5pt;z-index:251673088;visibility:visible;mso-wrap-style:square;mso-width-percent:0;mso-height-percent:0;mso-wrap-distance-left:9pt;mso-wrap-distance-top:0;mso-wrap-distance-right:9pt;mso-wrap-distance-bottom:0;mso-position-horizontal:absolute;mso-position-horizontal-relative:page;mso-position-vertical:absolute;mso-position-vertical-relative:page;mso-width-percent:0;mso-height-percent:0;mso-width-relative:page;mso-height-relative:page;v-text-anchor:top" o:gfxdata="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" filled="f" stroked="f" strokeweight="0">
               <v:textbox inset="0,0,0,0">
                 <w:txbxContent>
                   <w:sdt>
@@ -12751,7 +14413,7 @@
               <v:stroke joinstyle="miter"/>
               <v:path gradientshapeok="t" o:connecttype="rect"/>
             </v:shapetype>
-            <v:shape id="Text Box 14" o:spid="_x0000_s1047" type="#_x0000_t202" style="position:absolute;margin-left:.8pt;margin-top:11.95pt;width:424.75pt;height:13.85pt;z-index:251670016;visibility:visible;mso-wrap-style:square;mso-width-percent:0;mso-height-percent:0;mso-wrap-distance-left:9pt;mso-wrap-distance-top:0;mso-wrap-distance-right:9pt;mso-wrap-distance-bottom:0;mso-position-horizontal:absolute;mso-position-horizontal-relative:margin;mso-position-vertical:absolute;mso-position-vertical-relative:page;mso-width-percent:0;mso-height-percent:0;mso-width-relative:page;mso-height-relative:page;v-text-anchor:top" o:gfxdata="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" filled="f" stroked="f" strokeweight="0">
+            <v:shape id="Text Box 14" o:spid="_x0000_s1046" type="#_x0000_t202" style="position:absolute;margin-left:.8pt;margin-top:11.95pt;width:424.75pt;height:13.85pt;z-index:251670016;visibility:visible;mso-wrap-style:square;mso-width-percent:0;mso-height-percent:0;mso-wrap-distance-left:9pt;mso-wrap-distance-top:0;mso-wrap-distance-right:9pt;mso-wrap-distance-bottom:0;mso-position-horizontal:absolute;mso-position-horizontal-relative:margin;mso-position-vertical:absolute;mso-position-vertical-relative:page;mso-width-percent:0;mso-height-percent:0;mso-width-relative:page;mso-height-relative:page;v-text-anchor:top" o:gfxdata="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" filled="f" stroked="f" strokeweight="0">
               <v:textbox inset="0,0,0,0">
                 <w:txbxContent>
                   <w:p>
@@ -12896,7 +14558,7 @@
         </mc:Choice>
         <mc:Fallback>
           <w:pict>
-            <v:shape w14:anchorId="72F493CF" id="Text Box 30" o:spid="_x0000_s1048" type="#_x0000_t202" style="position:absolute;margin-left:42.8pt;margin-top:60.85pt;width:424.75pt;height:28.1pt;z-index:251667968;visibility:visible;mso-wrap-style:square;mso-width-percent:0;mso-height-percent:0;mso-wrap-distance-left:9pt;mso-wrap-distance-top:0;mso-wrap-distance-right:9pt;mso-wrap-distance-bottom:0;mso-position-horizontal:absolute;mso-position-horizontal-relative:page;mso-position-vertical:absolute;mso-position-vertical-relative:page;mso-width-percent:0;mso-height-percent:0;mso-width-relative:page;mso-height-relative:page;v-text-anchor:top" o:gfxdata="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" filled="f" stroked="f" strokeweight="0">
+            <v:shape w14:anchorId="72F493CF" id="Text Box 30" o:spid="_x0000_s1047" type="#_x0000_t202" style="position:absolute;margin-left:42.8pt;margin-top:60.85pt;width:424.75pt;height:28.1pt;z-index:251667968;visibility:visible;mso-wrap-style:square;mso-width-percent:0;mso-height-percent:0;mso-wrap-distance-left:9pt;mso-wrap-distance-top:0;mso-wrap-distance-right:9pt;mso-wrap-distance-bottom:0;mso-position-horizontal:absolute;mso-position-horizontal-relative:page;mso-position-vertical:absolute;mso-position-vertical-relative:page;mso-width-percent:0;mso-height-percent:0;mso-width-relative:page;mso-height-relative:page;v-text-anchor:top" o:gfxdata="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" filled="f" stroked="f" strokeweight="0">
               <v:textbox inset="0,0,0,0">
                 <w:txbxContent>
                   <w:p>
@@ -13036,7 +14698,7 @@
         </mc:Choice>
         <mc:Fallback>
           <w:pict>
-            <v:shape w14:anchorId="7F3EC194" id="Text Box 31" o:spid="_x0000_s1049" type="#_x0000_t202" style="position:absolute;margin-left:43.05pt;margin-top:23.9pt;width:424.2pt;height:34.5pt;z-index:251666944;visibility:visible;mso-wrap-style:square;mso-width-percent:0;mso-height-percent:0;mso-wrap-distance-left:9pt;mso-wrap-distance-top:0;mso-wrap-distance-right:9pt;mso-wrap-distance-bottom:0;mso-position-horizontal:absolute;mso-position-horizontal-relative:page;mso-position-vertical:absolute;mso-position-vertical-relative:page;mso-width-percent:0;mso-height-percent:0;mso-width-relative:page;mso-height-relative:page;v-text-anchor:top" o:gfxdata="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" filled="f" stroked="f" strokeweight="0">
+            <v:shape w14:anchorId="7F3EC194" id="Text Box 31" o:spid="_x0000_s1048" type="#_x0000_t202" style="position:absolute;margin-left:43.05pt;margin-top:23.9pt;width:424.2pt;height:34.5pt;z-index:251666944;visibility:visible;mso-wrap-style:square;mso-width-percent:0;mso-height-percent:0;mso-wrap-distance-left:9pt;mso-wrap-distance-top:0;mso-wrap-distance-right:9pt;mso-wrap-distance-bottom:0;mso-position-horizontal:absolute;mso-position-horizontal-relative:page;mso-position-vertical:absolute;mso-position-vertical-relative:page;mso-width-percent:0;mso-height-percent:0;mso-width-relative:page;mso-height-relative:page;v-text-anchor:top" o:gfxdata="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" filled="f" stroked="f" strokeweight="0">
               <v:textbox inset="0,0,0,0">
                 <w:txbxContent>
                   <w:p>
@@ -14023,7 +15685,7 @@
         <w:ind w:left="720" w:hanging="360"/>
       </w:pPr>
     </w:lvl>
-    <w:lvl w:ilvl="1" w:tplc="08090019" w:tentative="1">
+    <w:lvl w:ilvl="1" w:tplc="08090019">
       <w:start w:val="1"/>
       <w:numFmt w:val="lowerLetter"/>
       <w:lvlText w:val="%2."/>
@@ -15611,7 +17273,7 @@
         <w:ind w:left="720" w:hanging="360"/>
       </w:pPr>
     </w:lvl>
-    <w:lvl w:ilvl="1" w:tplc="08090019" w:tentative="1">
+    <w:lvl w:ilvl="1" w:tplc="08090019">
       <w:start w:val="1"/>
       <w:numFmt w:val="lowerLetter"/>
       <w:lvlText w:val="%2."/>
@@ -15697,7 +17359,7 @@
         <w:ind w:left="720" w:hanging="360"/>
       </w:pPr>
     </w:lvl>
-    <w:lvl w:ilvl="1" w:tplc="FFFFFFFF" w:tentative="1">
+    <w:lvl w:ilvl="1" w:tplc="FFFFFFFF">
       <w:start w:val="1"/>
       <w:numFmt w:val="lowerLetter"/>
       <w:lvlText w:val="%2."/>
@@ -17351,7 +19013,7 @@
   </w:latentStyles>
   <w:style w:type="paragraph" w:default="1" w:styleId="Normal">
     <w:name w:val="Normal"/>
-    <w:rsid w:val="007D4D98"/>
+    <w:rsid w:val="0093430F"/>
     <w:rPr>
       <w:lang w:val="en-GB"/>
     </w:rPr>
@@ -19490,6 +21152,18 @@
       <w:szCs w:val="18"/>
     </w:rPr>
   </w:style>
+  <w:style w:type="character" w:styleId="UnresolvedMention">
+    <w:name w:val="Unresolved Mention"/>
+    <w:basedOn w:val="DefaultParagraphFont"/>
+    <w:uiPriority w:val="99"/>
+    <w:semiHidden/>
+    <w:unhideWhenUsed/>
+    <w:rsid w:val="00503899"/>
+    <w:rPr>
+      <w:color w:val="605E5C"/>
+      <w:shd w:val="clear" w:color="auto" w:fill="E1DFDD"/>
+    </w:rPr>
+  </w:style>
 </w:styles>
 </file>
 
@@ -19666,27 +21340,38 @@
   </w:compat>
   <w:rsids>
     <w:rsidRoot w:val="00E77BEB"/>
+    <w:rsid w:val="000A2028"/>
     <w:rsid w:val="000E731D"/>
     <w:rsid w:val="001A1816"/>
+    <w:rsid w:val="001A2A17"/>
     <w:rsid w:val="001B38D5"/>
     <w:rsid w:val="0035089C"/>
+    <w:rsid w:val="003531DF"/>
     <w:rsid w:val="003A13C3"/>
     <w:rsid w:val="003E2ECB"/>
     <w:rsid w:val="003F128C"/>
     <w:rsid w:val="004151A8"/>
+    <w:rsid w:val="0049339A"/>
     <w:rsid w:val="004A2FD3"/>
     <w:rsid w:val="005B06AD"/>
     <w:rsid w:val="005D5B36"/>
+    <w:rsid w:val="00740430"/>
     <w:rsid w:val="007F354D"/>
+    <w:rsid w:val="00812419"/>
+    <w:rsid w:val="00824396"/>
     <w:rsid w:val="008E5E4B"/>
     <w:rsid w:val="009D5547"/>
     <w:rsid w:val="00A74F06"/>
+    <w:rsid w:val="00A9286B"/>
     <w:rsid w:val="00B12E07"/>
     <w:rsid w:val="00B66AC6"/>
     <w:rsid w:val="00C753A9"/>
+    <w:rsid w:val="00DD6C5A"/>
     <w:rsid w:val="00E0017A"/>
+    <w:rsid w:val="00E429BF"/>
     <w:rsid w:val="00E77BEB"/>
     <w:rsid w:val="00F12BC2"/>
+    <w:rsid w:val="00FD6CD5"/>
   </w:rsids>
   <m:mathPr>
     <m:mathFont m:val="Cambria Math"/>

--- a/docs/wcs_logger.docx
+++ b/docs/wcs_logger.docx
@@ -43,7 +43,7 @@
       <w:pPr>
         <w:pStyle w:val="HeadingPreface"/>
       </w:pPr>
-      <w:bookmarkStart w:id="1" w:name="_Toc142467990"/>
+      <w:bookmarkStart w:id="1" w:name="_Toc143266731"/>
       <w:bookmarkEnd w:id="0"/>
       <w:r>
         <w:t>About this document</w:t>
@@ -227,7 +227,7 @@
           <w:r>
             <w:fldChar w:fldCharType="separate"/>
           </w:r>
-          <w:hyperlink w:anchor="_Toc142467990" w:history="1">
+          <w:hyperlink w:anchor="_Toc143266731" w:history="1">
             <w:r>
               <w:rPr>
                 <w:rStyle w:val="Hyperlink"/>
@@ -250,7 +250,7 @@
               <w:rPr>
                 <w:webHidden/>
               </w:rPr>
-              <w:instrText xml:space="preserve"> PAGEREF _Toc142467990 \h </w:instrText>
+              <w:instrText xml:space="preserve"> PAGEREF _Toc143266731 \h </w:instrText>
             </w:r>
             <w:r>
               <w:rPr>
@@ -288,7 +288,7 @@
               <w14:ligatures w14:val="standardContextual"/>
             </w:rPr>
           </w:pPr>
-          <w:hyperlink w:anchor="_Toc142467991" w:history="1">
+          <w:hyperlink w:anchor="_Toc143266732" w:history="1">
             <w:r>
               <w:rPr>
                 <w:rStyle w:val="Hyperlink"/>
@@ -327,7 +327,7 @@
               <w:rPr>
                 <w:webHidden/>
               </w:rPr>
-              <w:instrText xml:space="preserve"> PAGEREF _Toc142467991 \h </w:instrText>
+              <w:instrText xml:space="preserve"> PAGEREF _Toc143266732 \h </w:instrText>
             </w:r>
             <w:r>
               <w:rPr>
@@ -364,7 +364,7 @@
               <w14:ligatures w14:val="standardContextual"/>
             </w:rPr>
           </w:pPr>
-          <w:hyperlink w:anchor="_Toc142467992" w:history="1">
+          <w:hyperlink w:anchor="_Toc143266733" w:history="1">
             <w:r>
               <w:rPr>
                 <w:rStyle w:val="Hyperlink"/>
@@ -402,7 +402,7 @@
               <w:rPr>
                 <w:webHidden/>
               </w:rPr>
-              <w:instrText xml:space="preserve"> PAGEREF _Toc142467992 \h </w:instrText>
+              <w:instrText xml:space="preserve"> PAGEREF _Toc143266733 \h </w:instrText>
             </w:r>
             <w:r>
               <w:rPr>
@@ -439,7 +439,7 @@
               <w14:ligatures w14:val="standardContextual"/>
             </w:rPr>
           </w:pPr>
-          <w:hyperlink w:anchor="_Toc142467993" w:history="1">
+          <w:hyperlink w:anchor="_Toc143266734" w:history="1">
             <w:r>
               <w:rPr>
                 <w:rStyle w:val="Hyperlink"/>
@@ -477,7 +477,7 @@
               <w:rPr>
                 <w:webHidden/>
               </w:rPr>
-              <w:instrText xml:space="preserve"> PAGEREF _Toc142467993 \h </w:instrText>
+              <w:instrText xml:space="preserve"> PAGEREF _Toc143266734 \h </w:instrText>
             </w:r>
             <w:r>
               <w:rPr>
@@ -515,7 +515,7 @@
               <w14:ligatures w14:val="standardContextual"/>
             </w:rPr>
           </w:pPr>
-          <w:hyperlink w:anchor="_Toc142467994" w:history="1">
+          <w:hyperlink w:anchor="_Toc143266735" w:history="1">
             <w:r>
               <w:rPr>
                 <w:rStyle w:val="Hyperlink"/>
@@ -554,7 +554,7 @@
               <w:rPr>
                 <w:webHidden/>
               </w:rPr>
-              <w:instrText xml:space="preserve"> PAGEREF _Toc142467994 \h </w:instrText>
+              <w:instrText xml:space="preserve"> PAGEREF _Toc143266735 \h </w:instrText>
             </w:r>
             <w:r>
               <w:rPr>
@@ -591,7 +591,7 @@
               <w14:ligatures w14:val="standardContextual"/>
             </w:rPr>
           </w:pPr>
-          <w:hyperlink w:anchor="_Toc142467995" w:history="1">
+          <w:hyperlink w:anchor="_Toc143266736" w:history="1">
             <w:r>
               <w:rPr>
                 <w:rStyle w:val="Hyperlink"/>
@@ -629,7 +629,7 @@
               <w:rPr>
                 <w:webHidden/>
               </w:rPr>
-              <w:instrText xml:space="preserve"> PAGEREF _Toc142467995 \h </w:instrText>
+              <w:instrText xml:space="preserve"> PAGEREF _Toc143266736 \h </w:instrText>
             </w:r>
             <w:r>
               <w:rPr>
@@ -666,7 +666,7 @@
               <w14:ligatures w14:val="standardContextual"/>
             </w:rPr>
           </w:pPr>
-          <w:hyperlink w:anchor="_Toc142467996" w:history="1">
+          <w:hyperlink w:anchor="_Toc143266737" w:history="1">
             <w:r>
               <w:rPr>
                 <w:rStyle w:val="Hyperlink"/>
@@ -704,7 +704,7 @@
               <w:rPr>
                 <w:webHidden/>
               </w:rPr>
-              <w:instrText xml:space="preserve"> PAGEREF _Toc142467996 \h </w:instrText>
+              <w:instrText xml:space="preserve"> PAGEREF _Toc143266737 \h </w:instrText>
             </w:r>
             <w:r>
               <w:rPr>
@@ -741,7 +741,7 @@
               <w14:ligatures w14:val="standardContextual"/>
             </w:rPr>
           </w:pPr>
-          <w:hyperlink w:anchor="_Toc142467997" w:history="1">
+          <w:hyperlink w:anchor="_Toc143266738" w:history="1">
             <w:r>
               <w:rPr>
                 <w:rStyle w:val="Hyperlink"/>
@@ -779,7 +779,7 @@
               <w:rPr>
                 <w:webHidden/>
               </w:rPr>
-              <w:instrText xml:space="preserve"> PAGEREF _Toc142467997 \h </w:instrText>
+              <w:instrText xml:space="preserve"> PAGEREF _Toc143266738 \h </w:instrText>
             </w:r>
             <w:r>
               <w:rPr>
@@ -817,7 +817,7 @@
               <w14:ligatures w14:val="standardContextual"/>
             </w:rPr>
           </w:pPr>
-          <w:hyperlink w:anchor="_Toc142467998" w:history="1">
+          <w:hyperlink w:anchor="_Toc143266739" w:history="1">
             <w:r>
               <w:rPr>
                 <w:rStyle w:val="Hyperlink"/>
@@ -856,7 +856,7 @@
               <w:rPr>
                 <w:webHidden/>
               </w:rPr>
-              <w:instrText xml:space="preserve"> PAGEREF _Toc142467998 \h </w:instrText>
+              <w:instrText xml:space="preserve"> PAGEREF _Toc143266739 \h </w:instrText>
             </w:r>
             <w:r>
               <w:rPr>
@@ -893,7 +893,7 @@
               <w14:ligatures w14:val="standardContextual"/>
             </w:rPr>
           </w:pPr>
-          <w:hyperlink w:anchor="_Toc142467999" w:history="1">
+          <w:hyperlink w:anchor="_Toc143266740" w:history="1">
             <w:r>
               <w:rPr>
                 <w:rStyle w:val="Hyperlink"/>
@@ -913,7 +913,7 @@
               <w:rPr>
                 <w:rStyle w:val="Hyperlink"/>
               </w:rPr>
-              <w:t>Scenario A (recommended)</w:t>
+              <w:t>Scenario A</w:t>
             </w:r>
             <w:r>
               <w:rPr>
@@ -931,7 +931,7 @@
               <w:rPr>
                 <w:webHidden/>
               </w:rPr>
-              <w:instrText xml:space="preserve"> PAGEREF _Toc142467999 \h </w:instrText>
+              <w:instrText xml:space="preserve"> PAGEREF _Toc143266740 \h </w:instrText>
             </w:r>
             <w:r>
               <w:rPr>
@@ -968,7 +968,7 @@
               <w14:ligatures w14:val="standardContextual"/>
             </w:rPr>
           </w:pPr>
-          <w:hyperlink w:anchor="_Toc142468000" w:history="1">
+          <w:hyperlink w:anchor="_Toc143266741" w:history="1">
             <w:r>
               <w:rPr>
                 <w:rStyle w:val="Hyperlink"/>
@@ -1006,7 +1006,7 @@
               <w:rPr>
                 <w:webHidden/>
               </w:rPr>
-              <w:instrText xml:space="preserve"> PAGEREF _Toc142468000 \h </w:instrText>
+              <w:instrText xml:space="preserve"> PAGEREF _Toc143266741 \h </w:instrText>
             </w:r>
             <w:r>
               <w:rPr>
@@ -1044,7 +1044,7 @@
               <w14:ligatures w14:val="standardContextual"/>
             </w:rPr>
           </w:pPr>
-          <w:hyperlink w:anchor="_Toc142468001" w:history="1">
+          <w:hyperlink w:anchor="_Toc143266742" w:history="1">
             <w:r>
               <w:rPr>
                 <w:rStyle w:val="Hyperlink"/>
@@ -1083,7 +1083,7 @@
               <w:rPr>
                 <w:webHidden/>
               </w:rPr>
-              <w:instrText xml:space="preserve"> PAGEREF _Toc142468001 \h </w:instrText>
+              <w:instrText xml:space="preserve"> PAGEREF _Toc143266742 \h </w:instrText>
             </w:r>
             <w:r>
               <w:rPr>
@@ -1121,7 +1121,7 @@
               <w14:ligatures w14:val="standardContextual"/>
             </w:rPr>
           </w:pPr>
-          <w:hyperlink w:anchor="_Toc142468002" w:history="1">
+          <w:hyperlink w:anchor="_Toc143266743" w:history="1">
             <w:r>
               <w:rPr>
                 <w:rStyle w:val="Hyperlink"/>
@@ -1144,7 +1144,7 @@
               <w:rPr>
                 <w:webHidden/>
               </w:rPr>
-              <w:instrText xml:space="preserve"> PAGEREF _Toc142468002 \h </w:instrText>
+              <w:instrText xml:space="preserve"> PAGEREF _Toc143266743 \h </w:instrText>
             </w:r>
             <w:r>
               <w:rPr>
@@ -1182,7 +1182,7 @@
               <w14:ligatures w14:val="standardContextual"/>
             </w:rPr>
           </w:pPr>
-          <w:hyperlink w:anchor="_Toc142468003" w:history="1">
+          <w:hyperlink w:anchor="_Toc143266744" w:history="1">
             <w:r>
               <w:rPr>
                 <w:rStyle w:val="Hyperlink"/>
@@ -1205,7 +1205,7 @@
               <w:rPr>
                 <w:webHidden/>
               </w:rPr>
-              <w:instrText xml:space="preserve"> PAGEREF _Toc142468003 \h </w:instrText>
+              <w:instrText xml:space="preserve"> PAGEREF _Toc143266744 \h </w:instrText>
             </w:r>
             <w:r>
               <w:rPr>
@@ -1222,7 +1222,7 @@
               <w:rPr>
                 <w:webHidden/>
               </w:rPr>
-              <w:t>14</w:t>
+              <w:t>15</w:t>
             </w:r>
             <w:r>
               <w:rPr>
@@ -1323,7 +1323,7 @@
           <w:lang w:val="en-GB"/>
         </w:rPr>
       </w:pPr>
-      <w:bookmarkStart w:id="5" w:name="_Toc142467991"/>
+      <w:bookmarkStart w:id="5" w:name="_Toc143266732"/>
       <w:r>
         <w:rPr>
           <w:lang w:val="en-GB"/>
@@ -1472,9 +1472,9 @@
                 <w:lang w:val="en-GB"/>
               </w:rPr>
               <w:drawing>
-                <wp:inline distT="0" distB="0" distL="0" distR="0" wp14:anchorId="6968F583" wp14:editId="7A9F81E5">
-                  <wp:extent cx="6480810" cy="4418330"/>
-                  <wp:effectExtent l="0" t="0" r="0" b="1270"/>
+                <wp:inline distT="0" distB="0" distL="0" distR="0" wp14:anchorId="6968F583" wp14:editId="098D54F9">
+                  <wp:extent cx="5400000" cy="3682800"/>
+                  <wp:effectExtent l="0" t="0" r="0" b="0"/>
                   <wp:docPr id="7" name="Picture 7"/>
                   <wp:cNvGraphicFramePr>
                     <a:graphicFrameLocks xmlns:a="http://schemas.openxmlformats.org/drawingml/2006/main" noChangeAspect="1"/>
@@ -1495,7 +1495,7 @@
                         <pic:spPr>
                           <a:xfrm>
                             <a:off x="0" y="0"/>
-                            <a:ext cx="6480810" cy="4418330"/>
+                            <a:ext cx="5400000" cy="3682800"/>
                           </a:xfrm>
                           <a:prstGeom prst="rect">
                             <a:avLst/>
@@ -1542,7 +1542,7 @@
         </w:rPr>
       </w:pPr>
       <w:bookmarkStart w:id="6" w:name="_Toc137461256"/>
-      <w:bookmarkStart w:id="7" w:name="_Toc142467992"/>
+      <w:bookmarkStart w:id="7" w:name="_Toc143266733"/>
       <w:r>
         <w:rPr>
           <w:lang w:val="en-GB"/>
@@ -1686,7 +1686,6 @@
         <w:rPr>
           <w:lang w:val="en-GB"/>
         </w:rPr>
-        <w:lastRenderedPageBreak/>
         <w:t xml:space="preserve">Infineon WCS support team creates a tool package </w:t>
       </w:r>
       <w:r>
@@ -1778,6 +1777,7 @@
           <w:bCs/>
           <w:lang w:val="en-GB"/>
         </w:rPr>
+        <w:lastRenderedPageBreak/>
         <w:t>CC Analyser</w:t>
       </w:r>
       <w:r>
@@ -1839,7 +1839,7 @@
       <w:bookmarkStart w:id="10" w:name="_Toc430004435"/>
       <w:bookmarkStart w:id="11" w:name="_Toc468357354"/>
       <w:bookmarkStart w:id="12" w:name="_Toc137461257"/>
-      <w:bookmarkStart w:id="13" w:name="_Toc142467993"/>
+      <w:bookmarkStart w:id="13" w:name="_Toc143266734"/>
       <w:r>
         <w:rPr>
           <w:lang w:val="en-GB"/>
@@ -2592,7 +2592,6 @@
           <w:noProof/>
           <w:lang w:val="en-GB"/>
         </w:rPr>
-        <w:lastRenderedPageBreak/>
         <w:t>Install Ellisys Type-C Tracker Analyzer application</w:t>
       </w:r>
       <w:r>
@@ -2703,6 +2702,7 @@
           <w:noProof/>
           <w:lang w:val="en-GB"/>
         </w:rPr>
+        <w:lastRenderedPageBreak/>
         <w:t>C</w:t>
       </w:r>
       <w:r>
@@ -2939,7 +2939,7 @@
         </w:rPr>
       </w:pPr>
       <w:bookmarkStart w:id="14" w:name="_Toc137461258"/>
-      <w:bookmarkStart w:id="15" w:name="_Toc142467994"/>
+      <w:bookmarkStart w:id="15" w:name="_Toc143266735"/>
       <w:r>
         <w:rPr>
           <w:lang w:val="en-GB"/>
@@ -2964,7 +2964,7 @@
         </w:rPr>
       </w:pPr>
       <w:bookmarkStart w:id="16" w:name="_Toc137461259"/>
-      <w:bookmarkStart w:id="17" w:name="_Toc142467995"/>
+      <w:bookmarkStart w:id="17" w:name="_Toc143266736"/>
       <w:r>
         <w:rPr>
           <w:lang w:val="en-GB"/>
@@ -3304,7 +3304,7 @@
         </w:rPr>
       </w:pPr>
       <w:bookmarkStart w:id="18" w:name="_Toc137461260"/>
-      <w:bookmarkStart w:id="19" w:name="_Toc142467996"/>
+      <w:bookmarkStart w:id="19" w:name="_Toc143266737"/>
       <w:r>
         <w:rPr>
           <w:lang w:val="en-GB"/>
@@ -3502,7 +3502,7 @@
         </w:rPr>
       </w:pPr>
       <w:bookmarkStart w:id="20" w:name="_Toc137461261"/>
-      <w:bookmarkStart w:id="21" w:name="_Toc142467997"/>
+      <w:bookmarkStart w:id="21" w:name="_Toc143266738"/>
       <w:r>
         <w:rPr>
           <w:lang w:val="en-GB"/>
@@ -4681,159 +4681,19 @@
         <w:rPr>
           <w:lang w:val="en-GB"/>
         </w:rPr>
-        <w:t xml:space="preserve"> need in WCS PC host application:</w:t>
-      </w:r>
-    </w:p>
-    <w:p>
-      <w:pPr>
-        <w:pStyle w:val="Body"/>
-        <w:numPr>
-          <w:ilvl w:val="1"/>
-          <w:numId w:val="39"/>
-        </w:numPr>
-        <w:rPr>
-          <w:lang w:val="en-GB"/>
-        </w:rPr>
-      </w:pPr>
-      <w:r>
-        <w:rPr>
-          <w:lang w:val="en-GB"/>
-        </w:rPr>
-        <w:t>USB-C</w:t>
-      </w:r>
-      <w:r>
-        <w:rPr>
-          <w:lang w:val="en-GB"/>
-        </w:rPr>
-        <w:t xml:space="preserve">: it </w:t>
-      </w:r>
-      <w:r>
-        <w:rPr>
-          <w:lang w:val="en-GB"/>
-        </w:rPr>
-        <w:t>defines SALEAE channel numbers to basic USB Type-C pins</w:t>
-      </w:r>
-      <w:r>
-        <w:rPr>
-          <w:lang w:val="en-GB"/>
-        </w:rPr>
-        <w:t>. All channels are recorded in digital mode</w:t>
-      </w:r>
-      <w:r>
-        <w:rPr>
-          <w:lang w:val="en-GB"/>
-        </w:rPr>
-        <w:t xml:space="preserve"> as </w:t>
-      </w:r>
-      <w:proofErr w:type="gramStart"/>
-      <w:r>
-        <w:rPr>
-          <w:lang w:val="en-GB"/>
-        </w:rPr>
-        <w:t>default</w:t>
-      </w:r>
-      <w:r>
-        <w:rPr>
-          <w:lang w:val="en-GB"/>
-        </w:rPr>
-        <w:t>, and</w:t>
-      </w:r>
-      <w:proofErr w:type="gramEnd"/>
-      <w:r>
-        <w:rPr>
-          <w:lang w:val="en-GB"/>
-        </w:rPr>
-        <w:t xml:space="preserve"> can be set to </w:t>
-      </w:r>
-      <w:r>
-        <w:rPr>
-          <w:lang w:val="en-GB"/>
-        </w:rPr>
-        <w:t>digital + analogue mode</w:t>
-      </w:r>
-      <w:r>
-        <w:rPr>
-          <w:lang w:val="en-GB"/>
-        </w:rPr>
-        <w:t xml:space="preserve"> by enabling the “</w:t>
-      </w:r>
-      <w:r>
-        <w:rPr>
-          <w:lang w:val="en-GB"/>
-        </w:rPr>
-        <w:t>Analogue Mode</w:t>
-      </w:r>
-      <w:r>
-        <w:rPr>
-          <w:lang w:val="en-GB"/>
-        </w:rPr>
-        <w:t>” option</w:t>
-      </w:r>
-      <w:r>
-        <w:rPr>
-          <w:lang w:val="en-GB"/>
-        </w:rPr>
-        <w:t xml:space="preserve"> if necessary</w:t>
-      </w:r>
-      <w:r>
-        <w:rPr>
-          <w:lang w:val="en-GB"/>
-        </w:rPr>
-        <w:t>.</w:t>
-      </w:r>
-      <w:r>
-        <w:rPr>
-          <w:lang w:val="en-GB"/>
-        </w:rPr>
-        <w:t xml:space="preserve"> </w:t>
-      </w:r>
-    </w:p>
-    <w:p>
-      <w:pPr>
-        <w:pStyle w:val="Body"/>
-        <w:numPr>
-          <w:ilvl w:val="1"/>
-          <w:numId w:val="39"/>
-        </w:numPr>
-        <w:rPr>
-          <w:lang w:val="en-GB"/>
-        </w:rPr>
-      </w:pPr>
-      <w:r>
-        <w:rPr>
-          <w:lang w:val="en-GB"/>
-        </w:rPr>
-        <w:t xml:space="preserve">PD/PD to EC: it defines HPI bus to EC and PD UART. </w:t>
-      </w:r>
-    </w:p>
-    <w:p>
-      <w:pPr>
-        <w:pStyle w:val="Body"/>
-        <w:numPr>
-          <w:ilvl w:val="1"/>
-          <w:numId w:val="39"/>
-        </w:numPr>
-        <w:rPr>
-          <w:lang w:val="en-GB"/>
-        </w:rPr>
-      </w:pPr>
-      <w:r>
-        <w:rPr>
-          <w:lang w:val="en-GB"/>
-        </w:rPr>
-        <w:t>This section will be switch to Ellisys mode while work in “Ellisys C-Tracker” mode</w:t>
-      </w:r>
-      <w:r>
-        <w:rPr>
-          <w:lang w:val="en-GB"/>
-        </w:rPr>
-        <w:t xml:space="preserve"> (Figure 10)</w:t>
-      </w:r>
-      <w:r>
-        <w:rPr>
-          <w:lang w:val="en-GB"/>
-        </w:rPr>
-        <w:t>.</w:t>
+        <w:t xml:space="preserve"> need in WCS PC host application</w:t>
+      </w:r>
+      <w:r>
+        <w:rPr>
+          <w:lang w:val="en-GB"/>
+        </w:rPr>
+        <w:t>. This section will be switched to Ellisys mode while work in “Ellisys C-Tracker” mode (Figure 10)</w:t>
+      </w:r>
+      <w:r>
+        <w:rPr>
+          <w:lang w:val="en-GB"/>
+        </w:rPr>
+        <w:t>:</w:t>
       </w:r>
     </w:p>
     <w:tbl>
@@ -4875,7 +4735,7 @@
                 <w:lang w:val="en-GB"/>
               </w:rPr>
               <w:drawing>
-                <wp:inline distT="0" distB="0" distL="0" distR="0" wp14:anchorId="3483A804" wp14:editId="564D23A7">
+                <wp:inline distT="0" distB="0" distL="0" distR="0" wp14:anchorId="0D70697B" wp14:editId="2C8B3EEB">
                   <wp:extent cx="4320000" cy="1605600"/>
                   <wp:effectExtent l="0" t="0" r="4445" b="0"/>
                   <wp:docPr id="52" name="Picture 52" descr="A screenshot of a computer&#10;&#10;Description automatically generated"/>
@@ -4941,7 +4801,7 @@
       <w:pPr>
         <w:pStyle w:val="Body"/>
         <w:numPr>
-          <w:ilvl w:val="0"/>
+          <w:ilvl w:val="1"/>
           <w:numId w:val="39"/>
         </w:numPr>
         <w:rPr>
@@ -4954,78 +4814,119 @@
           <w:bCs/>
           <w:lang w:val="en-GB"/>
         </w:rPr>
-        <w:lastRenderedPageBreak/>
-        <w:t>AMD/INTEL</w:t>
-      </w:r>
+        <w:t>USB-C</w:t>
+      </w:r>
+      <w:r>
+        <w:rPr>
+          <w:lang w:val="en-GB"/>
+        </w:rPr>
+        <w:t xml:space="preserve">: it </w:t>
+      </w:r>
+      <w:r>
+        <w:rPr>
+          <w:lang w:val="en-GB"/>
+        </w:rPr>
+        <w:t>defines SALEAE channel numbers to basic USB Type-C pins</w:t>
+      </w:r>
+      <w:r>
+        <w:rPr>
+          <w:lang w:val="en-GB"/>
+        </w:rPr>
+        <w:t>. All channels are recorded in digital mode</w:t>
+      </w:r>
+      <w:r>
+        <w:rPr>
+          <w:lang w:val="en-GB"/>
+        </w:rPr>
+        <w:t xml:space="preserve"> as </w:t>
+      </w:r>
+      <w:proofErr w:type="gramStart"/>
+      <w:r>
+        <w:rPr>
+          <w:lang w:val="en-GB"/>
+        </w:rPr>
+        <w:t>default</w:t>
+      </w:r>
+      <w:r>
+        <w:rPr>
+          <w:lang w:val="en-GB"/>
+        </w:rPr>
+        <w:t>, and</w:t>
+      </w:r>
+      <w:proofErr w:type="gramEnd"/>
+      <w:r>
+        <w:rPr>
+          <w:lang w:val="en-GB"/>
+        </w:rPr>
+        <w:t xml:space="preserve"> can be set to </w:t>
+      </w:r>
+      <w:r>
+        <w:rPr>
+          <w:lang w:val="en-GB"/>
+        </w:rPr>
+        <w:t>digital + analogue mode</w:t>
+      </w:r>
+      <w:r>
+        <w:rPr>
+          <w:lang w:val="en-GB"/>
+        </w:rPr>
+        <w:t xml:space="preserve"> by enabling the “</w:t>
+      </w:r>
+      <w:r>
+        <w:rPr>
+          <w:lang w:val="en-GB"/>
+        </w:rPr>
+        <w:t>Analogue Mode</w:t>
+      </w:r>
+      <w:r>
+        <w:rPr>
+          <w:lang w:val="en-GB"/>
+        </w:rPr>
+        <w:t>” option</w:t>
+      </w:r>
+      <w:r>
+        <w:rPr>
+          <w:lang w:val="en-GB"/>
+        </w:rPr>
+        <w:t xml:space="preserve"> if necessary</w:t>
+      </w:r>
+      <w:r>
+        <w:rPr>
+          <w:lang w:val="en-GB"/>
+        </w:rPr>
+        <w:t>.</w:t>
+      </w:r>
+      <w:r>
+        <w:rPr>
+          <w:lang w:val="en-GB"/>
+        </w:rPr>
+        <w:t xml:space="preserve"> </w:t>
+      </w:r>
+    </w:p>
+    <w:p>
+      <w:pPr>
+        <w:pStyle w:val="Body"/>
+        <w:numPr>
+          <w:ilvl w:val="1"/>
+          <w:numId w:val="39"/>
+        </w:numPr>
+        <w:rPr>
+          <w:lang w:val="en-GB"/>
+        </w:rPr>
+      </w:pPr>
       <w:r>
         <w:rPr>
           <w:b/>
           <w:bCs/>
           <w:lang w:val="en-GB"/>
         </w:rPr>
-        <w:t xml:space="preserve"> </w:t>
-      </w:r>
-      <w:r>
-        <w:rPr>
-          <w:b/>
-          <w:bCs/>
-          <w:lang w:val="en-GB"/>
-        </w:rPr>
-        <w:t>Platform</w:t>
-      </w:r>
-      <w:r>
-        <w:rPr>
-          <w:lang w:val="en-GB"/>
-        </w:rPr>
-        <w:t xml:space="preserve">: it defines all necessary trace pins need for AMD and INTEL designs respectively. </w:t>
-      </w:r>
-      <w:r>
-        <w:rPr>
-          <w:lang w:val="en-GB"/>
-        </w:rPr>
-        <w:t>Please be notices that due to insufficient pin counts</w:t>
-      </w:r>
-      <w:r>
-        <w:rPr>
-          <w:lang w:val="en-GB"/>
-        </w:rPr>
-        <w:t xml:space="preserve"> available in SALEAE</w:t>
-      </w:r>
-      <w:r>
-        <w:rPr>
-          <w:lang w:val="en-GB"/>
-        </w:rPr>
-        <w:t>, i</w:t>
-      </w:r>
-      <w:r>
-        <w:rPr>
-          <w:lang w:val="en-GB"/>
-        </w:rPr>
-        <w:t xml:space="preserve">n AMD designs, MUX power pin SALEAE channel is shared with HPD pin. Please connect either one </w:t>
-      </w:r>
-      <w:r>
-        <w:rPr>
-          <w:lang w:val="en-GB"/>
-        </w:rPr>
-        <w:t>depends</w:t>
-      </w:r>
-      <w:r>
-        <w:rPr>
-          <w:lang w:val="en-GB"/>
-        </w:rPr>
-        <w:t xml:space="preserve"> on issue category</w:t>
-      </w:r>
-      <w:r>
-        <w:rPr>
-          <w:lang w:val="en-GB"/>
-        </w:rPr>
-        <w:t xml:space="preserve"> for AMD design cases</w:t>
-      </w:r>
-      <w:r>
-        <w:rPr>
-          <w:lang w:val="en-GB"/>
-        </w:rPr>
-        <w:t>.</w:t>
+        <w:t>PD/PD to EC</w:t>
+      </w:r>
+      <w:r>
+        <w:rPr>
+          <w:lang w:val="en-GB"/>
+        </w:rPr>
+        <w:t xml:space="preserve">: it defines HPI bus to EC and PD UART. </w:t>
       </w:r>
     </w:p>
     <w:p>
@@ -5045,61 +4946,78 @@
           <w:bCs/>
           <w:lang w:val="en-GB"/>
         </w:rPr>
-        <w:t>Saleae Logic/Ellisys C-Tracker</w:t>
-      </w:r>
-      <w:r>
-        <w:rPr>
-          <w:lang w:val="en-GB"/>
-        </w:rPr>
-        <w:t xml:space="preserve">: </w:t>
-      </w:r>
-      <w:r>
-        <w:rPr>
-          <w:lang w:val="en-GB"/>
-        </w:rPr>
-        <w:t xml:space="preserve">it supports both </w:t>
-      </w:r>
-      <w:r>
-        <w:rPr>
-          <w:lang w:val="en-GB"/>
-        </w:rPr>
-        <w:t xml:space="preserve">log </w:t>
-      </w:r>
-      <w:r>
-        <w:rPr>
-          <w:lang w:val="en-GB"/>
-        </w:rPr>
-        <w:t xml:space="preserve">devices and will refresh its selections </w:t>
-      </w:r>
-      <w:r>
-        <w:rPr>
-          <w:lang w:val="en-GB"/>
-        </w:rPr>
-        <w:t>in real-time.</w:t>
-      </w:r>
-      <w:r>
-        <w:rPr>
+        <w:lastRenderedPageBreak/>
+        <w:t>AMD/INTEL</w:t>
+      </w:r>
+      <w:r>
+        <w:rPr>
+          <w:b/>
+          <w:bCs/>
           <w:lang w:val="en-GB"/>
         </w:rPr>
         <w:t xml:space="preserve"> </w:t>
       </w:r>
       <w:r>
         <w:rPr>
-          <w:lang w:val="en-GB"/>
-        </w:rPr>
-        <w:t xml:space="preserve">In addition, </w:t>
-      </w:r>
-      <w:r>
-        <w:rPr>
-          <w:lang w:val="en-GB"/>
-        </w:rPr>
-        <w:t>EZ-PD Protocol Analyzer Utility will incorporate with Saleae Logic2 application when work in “Saleae Logic” mode.</w:t>
-      </w:r>
-      <w:r>
-        <w:rPr>
-          <w:lang w:val="en-GB"/>
-        </w:rPr>
-        <w:t xml:space="preserve"> </w:t>
+          <w:b/>
+          <w:bCs/>
+          <w:lang w:val="en-GB"/>
+        </w:rPr>
+        <w:t>Platform</w:t>
+      </w:r>
+      <w:r>
+        <w:rPr>
+          <w:lang w:val="en-GB"/>
+        </w:rPr>
+        <w:t xml:space="preserve">: it defines all necessary trace pins need for AMD and INTEL designs respectively. </w:t>
+      </w:r>
+      <w:r>
+        <w:rPr>
+          <w:lang w:val="en-GB"/>
+        </w:rPr>
+        <w:t>Please be notices that due to insufficient pin counts</w:t>
+      </w:r>
+      <w:r>
+        <w:rPr>
+          <w:lang w:val="en-GB"/>
+        </w:rPr>
+        <w:t xml:space="preserve"> available in SALEAE</w:t>
+      </w:r>
+      <w:r>
+        <w:rPr>
+          <w:lang w:val="en-GB"/>
+        </w:rPr>
+        <w:t>, i</w:t>
+      </w:r>
+      <w:r>
+        <w:rPr>
+          <w:lang w:val="en-GB"/>
+        </w:rPr>
+        <w:t xml:space="preserve">n AMD designs, MUX power pin SALEAE channel is shared with HPD pin. Please connect either one </w:t>
+      </w:r>
+      <w:r>
+        <w:rPr>
+          <w:lang w:val="en-GB"/>
+        </w:rPr>
+        <w:t>depends</w:t>
+      </w:r>
+      <w:r>
+        <w:rPr>
+          <w:lang w:val="en-GB"/>
+        </w:rPr>
+        <w:t xml:space="preserve"> on issue category</w:t>
+      </w:r>
+      <w:r>
+        <w:rPr>
+          <w:lang w:val="en-GB"/>
+        </w:rPr>
+        <w:t xml:space="preserve"> for AMD design cases</w:t>
+      </w:r>
+      <w:r>
+        <w:rPr>
+          <w:lang w:val="en-GB"/>
+        </w:rPr>
+        <w:t>.</w:t>
       </w:r>
     </w:p>
     <w:p>
@@ -5119,29 +5037,19 @@
           <w:bCs/>
           <w:lang w:val="en-GB"/>
         </w:rPr>
-        <w:t>Start</w:t>
-      </w:r>
-      <w:r>
-        <w:rPr>
-          <w:b/>
-          <w:bCs/>
-          <w:lang w:val="en-GB"/>
-        </w:rPr>
-        <w:t>/Abort</w:t>
-      </w:r>
-      <w:r>
-        <w:rPr>
-          <w:b/>
-          <w:bCs/>
-          <w:lang w:val="en-GB"/>
-        </w:rPr>
-        <w:t xml:space="preserve"> Recording</w:t>
-      </w:r>
-      <w:r>
-        <w:rPr>
-          <w:lang w:val="en-GB"/>
-        </w:rPr>
-        <w:t xml:space="preserve">: the main button to control </w:t>
+        <w:t>Saleae Logic/Ellisys C-Tracker</w:t>
+      </w:r>
+      <w:r>
+        <w:rPr>
+          <w:lang w:val="en-GB"/>
+        </w:rPr>
+        <w:t xml:space="preserve">: </w:t>
+      </w:r>
+      <w:r>
+        <w:rPr>
+          <w:lang w:val="en-GB"/>
+        </w:rPr>
+        <w:t xml:space="preserve">it supports both </w:t>
       </w:r>
       <w:r>
         <w:rPr>
@@ -5153,52 +5061,38 @@
         <w:rPr>
           <w:lang w:val="en-GB"/>
         </w:rPr>
-        <w:t>application</w:t>
-      </w:r>
-      <w:r>
-        <w:rPr>
-          <w:lang w:val="en-GB"/>
-        </w:rPr>
-        <w:t>s</w:t>
-      </w:r>
-      <w:r>
-        <w:rPr>
-          <w:lang w:val="en-GB"/>
-        </w:rPr>
-        <w:t xml:space="preserve">. It will be grey-out if </w:t>
-      </w:r>
-      <w:r>
-        <w:rPr>
-          <w:lang w:val="en-GB"/>
-        </w:rPr>
-        <w:t xml:space="preserve">data missing in </w:t>
-      </w:r>
-      <w:r>
-        <w:rPr>
-          <w:lang w:val="en-GB"/>
-        </w:rPr>
-        <w:t xml:space="preserve">Version Information section or channel selection duplication. Use this button to start / stop log capturing </w:t>
-      </w:r>
-      <w:r>
-        <w:rPr>
-          <w:lang w:val="en-GB"/>
-        </w:rPr>
-        <w:t>processes</w:t>
-      </w:r>
-      <w:r>
-        <w:rPr>
-          <w:lang w:val="en-GB"/>
-        </w:rPr>
-        <w:t>.</w:t>
-      </w:r>
-    </w:p>
-    <w:p>
-      <w:pPr>
-        <w:pStyle w:val="AnchorLine"/>
-        <w:rPr>
-          <w:lang w:val="en-GB"/>
-        </w:rPr>
-      </w:pPr>
+        <w:t xml:space="preserve">devices and will refresh its selections </w:t>
+      </w:r>
+      <w:r>
+        <w:rPr>
+          <w:lang w:val="en-GB"/>
+        </w:rPr>
+        <w:t>in real-time.</w:t>
+      </w:r>
+      <w:r>
+        <w:rPr>
+          <w:lang w:val="en-GB"/>
+        </w:rPr>
+        <w:t xml:space="preserve"> </w:t>
+      </w:r>
+      <w:r>
+        <w:rPr>
+          <w:lang w:val="en-GB"/>
+        </w:rPr>
+        <w:t xml:space="preserve">In addition, </w:t>
+      </w:r>
+      <w:r>
+        <w:rPr>
+          <w:lang w:val="en-GB"/>
+        </w:rPr>
+        <w:t>EZ-PD Protocol Analyzer Utility will incorporate with Saleae Logic2 application when work in “Saleae Logic” mode.</w:t>
+      </w:r>
+      <w:r>
+        <w:rPr>
+          <w:lang w:val="en-GB"/>
+        </w:rPr>
+        <w:t xml:space="preserve"> </w:t>
+      </w:r>
     </w:p>
     <w:p>
       <w:pPr>
@@ -5217,13 +5111,41 @@
           <w:bCs/>
           <w:lang w:val="en-GB"/>
         </w:rPr>
-        <w:t>Pass/Fail Case</w:t>
-      </w:r>
-      <w:r>
-        <w:rPr>
-          <w:lang w:val="en-GB"/>
-        </w:rPr>
-        <w:t>: the main button</w:t>
+        <w:t>Start</w:t>
+      </w:r>
+      <w:r>
+        <w:rPr>
+          <w:b/>
+          <w:bCs/>
+          <w:lang w:val="en-GB"/>
+        </w:rPr>
+        <w:t>/Abort</w:t>
+      </w:r>
+      <w:r>
+        <w:rPr>
+          <w:b/>
+          <w:bCs/>
+          <w:lang w:val="en-GB"/>
+        </w:rPr>
+        <w:t xml:space="preserve"> Recording</w:t>
+      </w:r>
+      <w:r>
+        <w:rPr>
+          <w:lang w:val="en-GB"/>
+        </w:rPr>
+        <w:t xml:space="preserve">: the main button to control </w:t>
+      </w:r>
+      <w:r>
+        <w:rPr>
+          <w:lang w:val="en-GB"/>
+        </w:rPr>
+        <w:t xml:space="preserve">log </w:t>
+      </w:r>
+      <w:r>
+        <w:rPr>
+          <w:lang w:val="en-GB"/>
+        </w:rPr>
+        <w:t>application</w:t>
       </w:r>
       <w:r>
         <w:rPr>
@@ -5235,31 +5157,31 @@
         <w:rPr>
           <w:lang w:val="en-GB"/>
         </w:rPr>
-        <w:t xml:space="preserve"> to </w:t>
-      </w:r>
-      <w:r>
-        <w:rPr>
-          <w:lang w:val="en-GB"/>
-        </w:rPr>
-        <w:t xml:space="preserve">save recorded logs for pass and fail cases. By clicking either buttons, it will save the current logs as pass or fail cases and export to an issue tracker form with all data described in Version Information section. </w:t>
-      </w:r>
-      <w:r>
-        <w:rPr>
-          <w:lang w:val="en-GB"/>
-        </w:rPr>
-        <w:t xml:space="preserve">It will be grey-out </w:t>
-      </w:r>
-      <w:r>
-        <w:rPr>
-          <w:lang w:val="en-GB"/>
-        </w:rPr>
-        <w:t>before log capturing.</w:t>
-      </w:r>
-      <w:r>
-        <w:rPr>
-          <w:lang w:val="en-GB"/>
-        </w:rPr>
-        <w:t xml:space="preserve"> </w:t>
+        <w:t xml:space="preserve">. It will be grey-out if </w:t>
+      </w:r>
+      <w:r>
+        <w:rPr>
+          <w:lang w:val="en-GB"/>
+        </w:rPr>
+        <w:t xml:space="preserve">data missing in </w:t>
+      </w:r>
+      <w:r>
+        <w:rPr>
+          <w:lang w:val="en-GB"/>
+        </w:rPr>
+        <w:t xml:space="preserve">Version Information section or channel selection duplication. Use this button to start / stop log capturing </w:t>
+      </w:r>
+      <w:r>
+        <w:rPr>
+          <w:lang w:val="en-GB"/>
+        </w:rPr>
+        <w:t>processes</w:t>
+      </w:r>
+      <w:r>
+        <w:rPr>
+          <w:lang w:val="en-GB"/>
+        </w:rPr>
+        <w:t>.</w:t>
       </w:r>
     </w:p>
     <w:p>
@@ -5272,13 +5194,83 @@
     </w:p>
     <w:p>
       <w:pPr>
+        <w:pStyle w:val="Body"/>
+        <w:numPr>
+          <w:ilvl w:val="0"/>
+          <w:numId w:val="39"/>
+        </w:numPr>
+        <w:rPr>
+          <w:lang w:val="en-GB"/>
+        </w:rPr>
+      </w:pPr>
+      <w:r>
+        <w:rPr>
+          <w:b/>
+          <w:bCs/>
+          <w:lang w:val="en-GB"/>
+        </w:rPr>
+        <w:t>Pass/Fail Case</w:t>
+      </w:r>
+      <w:r>
+        <w:rPr>
+          <w:lang w:val="en-GB"/>
+        </w:rPr>
+        <w:t>: the main button</w:t>
+      </w:r>
+      <w:r>
+        <w:rPr>
+          <w:lang w:val="en-GB"/>
+        </w:rPr>
+        <w:t>s</w:t>
+      </w:r>
+      <w:r>
+        <w:rPr>
+          <w:lang w:val="en-GB"/>
+        </w:rPr>
+        <w:t xml:space="preserve"> to </w:t>
+      </w:r>
+      <w:r>
+        <w:rPr>
+          <w:lang w:val="en-GB"/>
+        </w:rPr>
+        <w:t xml:space="preserve">save recorded logs for pass and fail cases. By clicking either buttons, it will save the current logs as pass or fail cases and export to an issue tracker form with all data described in Version Information section. </w:t>
+      </w:r>
+      <w:r>
+        <w:rPr>
+          <w:lang w:val="en-GB"/>
+        </w:rPr>
+        <w:t xml:space="preserve">It will be grey-out </w:t>
+      </w:r>
+      <w:r>
+        <w:rPr>
+          <w:lang w:val="en-GB"/>
+        </w:rPr>
+        <w:t>before log capturing.</w:t>
+      </w:r>
+      <w:r>
+        <w:rPr>
+          <w:lang w:val="en-GB"/>
+        </w:rPr>
+        <w:t xml:space="preserve"> </w:t>
+      </w:r>
+    </w:p>
+    <w:p>
+      <w:pPr>
+        <w:pStyle w:val="AnchorLine"/>
+        <w:rPr>
+          <w:lang w:val="en-GB"/>
+        </w:rPr>
+      </w:pPr>
+    </w:p>
+    <w:p>
+      <w:pPr>
         <w:pStyle w:val="Heading1"/>
         <w:rPr>
           <w:lang w:val="en-GB"/>
         </w:rPr>
       </w:pPr>
       <w:bookmarkStart w:id="22" w:name="_Toc137461262"/>
-      <w:bookmarkStart w:id="23" w:name="_Toc142467998"/>
+      <w:bookmarkStart w:id="23" w:name="_Toc143266739"/>
       <w:r>
         <w:rPr>
           <w:lang w:val="en-GB"/>
@@ -5494,9 +5486,9 @@
                 <w:lang w:val="en-GB"/>
               </w:rPr>
               <w:drawing>
-                <wp:inline distT="0" distB="0" distL="0" distR="0" wp14:anchorId="76A912AA" wp14:editId="4F3DEBAF">
-                  <wp:extent cx="6480810" cy="4522470"/>
-                  <wp:effectExtent l="0" t="0" r="0" b="0"/>
+                <wp:inline distT="0" distB="0" distL="0" distR="0" wp14:anchorId="76A912AA" wp14:editId="7FBEFAA8">
+                  <wp:extent cx="5400000" cy="3769200"/>
+                  <wp:effectExtent l="0" t="0" r="0" b="3175"/>
                   <wp:docPr id="54" name="Picture 54" descr="A diagram of a process&#10;&#10;Description automatically generated"/>
                   <wp:cNvGraphicFramePr>
                     <a:graphicFrameLocks xmlns:a="http://schemas.openxmlformats.org/drawingml/2006/main" noChangeAspect="1"/>
@@ -5517,7 +5509,7 @@
                         <pic:spPr>
                           <a:xfrm>
                             <a:off x="0" y="0"/>
-                            <a:ext cx="6480810" cy="4522470"/>
+                            <a:ext cx="5400000" cy="3769200"/>
                           </a:xfrm>
                           <a:prstGeom prst="rect">
                             <a:avLst/>
@@ -5564,7 +5556,7 @@
         </w:rPr>
       </w:pPr>
       <w:bookmarkStart w:id="24" w:name="_Toc137461263"/>
-      <w:bookmarkStart w:id="25" w:name="_Toc142467999"/>
+      <w:bookmarkStart w:id="25" w:name="_Toc143266740"/>
       <w:r>
         <w:rPr>
           <w:lang w:val="en-GB"/>
@@ -5572,18 +5564,6 @@
         <w:t>Scenario A</w:t>
       </w:r>
       <w:bookmarkEnd w:id="24"/>
-      <w:r>
-        <w:rPr>
-          <w:lang w:val="en-GB"/>
-        </w:rPr>
-        <w:t xml:space="preserve"> </w:t>
-      </w:r>
-      <w:r>
-        <w:rPr>
-          <w:lang w:val="en-GB"/>
-        </w:rPr>
-        <w:t>(recommended)</w:t>
-      </w:r>
       <w:bookmarkEnd w:id="25"/>
     </w:p>
     <w:p>
@@ -5819,7 +5799,6 @@
         <w:rPr>
           <w:lang w:val="en-GB"/>
         </w:rPr>
-        <w:lastRenderedPageBreak/>
         <w:t>Click “</w:t>
       </w:r>
       <w:r>
@@ -5892,6 +5871,7 @@
         <w:rPr>
           <w:lang w:val="en-GB"/>
         </w:rPr>
+        <w:lastRenderedPageBreak/>
         <w:t xml:space="preserve">In Saleae </w:t>
       </w:r>
       <w:proofErr w:type="gramStart"/>
@@ -6083,7 +6063,7 @@
         </w:rPr>
       </w:pPr>
       <w:bookmarkStart w:id="26" w:name="_Toc137461264"/>
-      <w:bookmarkStart w:id="27" w:name="_Toc142468000"/>
+      <w:bookmarkStart w:id="27" w:name="_Toc143266741"/>
       <w:r>
         <w:rPr>
           <w:lang w:val="en-GB"/>
@@ -6560,7 +6540,7 @@
         </w:rPr>
       </w:pPr>
       <w:bookmarkStart w:id="28" w:name="_Toc137461265"/>
-      <w:bookmarkStart w:id="29" w:name="_Toc142468001"/>
+      <w:bookmarkStart w:id="29" w:name="_Toc143266742"/>
       <w:r>
         <w:rPr>
           <w:lang w:val="en-GB"/>
@@ -6738,7 +6718,19 @@
         <w:rPr>
           <w:lang w:val="en-GB"/>
         </w:rPr>
-        <w:t xml:space="preserve"> directly might cause </w:t>
+        <w:t xml:space="preserve"> directly</w:t>
+      </w:r>
+      <w:r>
+        <w:rPr>
+          <w:lang w:val="en-GB"/>
+        </w:rPr>
+        <w:t>, includes minimise application windows</w:t>
+      </w:r>
+      <w:r>
+        <w:rPr>
+          <w:lang w:val="en-GB"/>
+        </w:rPr>
+        <w:t xml:space="preserve"> might cause </w:t>
       </w:r>
       <w:r>
         <w:rPr>
@@ -6761,6 +6753,9 @@
           <w:numId w:val="42"/>
         </w:numPr>
         <w:rPr>
+          <w:rStyle w:val="Hypertext"/>
+          <w:b w:val="0"/>
+          <w:color w:val="auto"/>
           <w:lang w:val="en-GB"/>
         </w:rPr>
       </w:pPr>
@@ -6776,32 +6771,6 @@
         </w:rPr>
         <w:t>oes not support Saleae Logic Analyser 8 / Pro 8 due to insufficient channel numbers.</w:t>
       </w:r>
-    </w:p>
-    <w:p>
-      <w:pPr>
-        <w:pStyle w:val="Body"/>
-        <w:numPr>
-          <w:ilvl w:val="0"/>
-          <w:numId w:val="42"/>
-        </w:numPr>
-        <w:rPr>
-          <w:lang w:val="en-GB"/>
-        </w:rPr>
-      </w:pPr>
-      <w:r>
-        <w:rPr>
-          <w:lang w:val="en-GB"/>
-        </w:rPr>
-        <w:t>Channel renaming is not supported due to limitation of Saleae Automation library.</w:t>
-      </w:r>
-    </w:p>
-    <w:p>
-      <w:pPr>
-        <w:rPr>
-          <w:rStyle w:val="Hypertext"/>
-          <w:lang w:val="en-GB" w:eastAsia="de-DE"/>
-        </w:rPr>
-      </w:pPr>
     </w:p>
     <w:p>
       <w:pPr>
@@ -6850,7 +6819,7 @@
         </w:rPr>
       </w:pPr>
       <w:bookmarkStart w:id="34" w:name="_Toc137461266"/>
-      <w:bookmarkStart w:id="35" w:name="_Toc142468002"/>
+      <w:bookmarkStart w:id="35" w:name="_Toc143266743"/>
       <w:r>
         <w:rPr>
           <w:lang w:val="en-GB"/>
@@ -7721,13 +7690,19 @@
               <w:rPr>
                 <w:rFonts w:cs="Calibri"/>
               </w:rPr>
-              <w:t>Please check if EZ-PD Protocol Analyzer Utility is at file saving or save confirmation dialog.</w:t>
+              <w:t xml:space="preserve">Please check if EZ-PD Protocol Analyzer Utility is </w:t>
             </w:r>
             <w:r>
               <w:rPr>
                 <w:rFonts w:cs="Calibri"/>
               </w:rPr>
-              <w:t xml:space="preserve"> It is recommended to close all popup dialogs or shutdown EZ-PD Protocol Analyzer Utility before launching WCS Logger. </w:t>
+              <w:t xml:space="preserve">stuck </w:t>
+            </w:r>
+            <w:r>
+              <w:rPr>
+                <w:rFonts w:cs="Calibri"/>
+              </w:rPr>
+              <w:t xml:space="preserve">at file saving or save confirmation dialog. It is recommended to close all popup dialogs or shutdown EZ-PD Protocol Analyzer Utility before launching WCS Logger. </w:t>
             </w:r>
           </w:p>
         </w:tc>
@@ -7779,25 +7754,7 @@
               <w:rPr>
                 <w:rFonts w:cs="Calibri"/>
               </w:rPr>
-              <w:t xml:space="preserve">Please check if </w:t>
-            </w:r>
-            <w:r>
-              <w:rPr>
-                <w:rFonts w:cs="Calibri"/>
-              </w:rPr>
-              <w:t xml:space="preserve">latest version of EZ-PD Protocol Analyzer Utility is installed. It is recommended to install v3.1.x with default </w:t>
-            </w:r>
-            <w:r>
-              <w:rPr>
-                <w:rFonts w:cs="Calibri"/>
-              </w:rPr>
-              <w:t>setups</w:t>
-            </w:r>
-            <w:r>
-              <w:rPr>
-                <w:rFonts w:cs="Calibri"/>
-              </w:rPr>
-              <w:t>.</w:t>
+              <w:t>Please check if latest version of EZ-PD Protocol Analyzer Utility is installed. It is recommended to install v3.1.x with default setups.</w:t>
             </w:r>
           </w:p>
         </w:tc>
@@ -7822,6 +7779,154 @@
         <w:tc>
           <w:tcPr>
             <w:tcW w:w="4155" w:type="dxa"/>
+            <w:vMerge/>
+            <w:shd w:val="clear" w:color="auto" w:fill="auto"/>
+          </w:tcPr>
+          <w:p>
+            <w:pPr>
+              <w:pStyle w:val="TableCell"/>
+              <w:rPr>
+                <w:rFonts w:cs="Calibri"/>
+                <w:lang w:val="en-GB"/>
+              </w:rPr>
+            </w:pPr>
+          </w:p>
+        </w:tc>
+        <w:tc>
+          <w:tcPr>
+            <w:tcW w:w="4641" w:type="dxa"/>
+          </w:tcPr>
+          <w:p>
+            <w:pPr>
+              <w:rPr>
+                <w:rFonts w:cs="Calibri"/>
+              </w:rPr>
+            </w:pPr>
+            <w:r>
+              <w:rPr>
+                <w:rFonts w:cs="Calibri"/>
+              </w:rPr>
+              <w:t xml:space="preserve">Please check if “tracker_form.xlsx” is placed in the same folder </w:t>
+            </w:r>
+            <w:r>
+              <w:rPr>
+                <w:rFonts w:cs="Calibri"/>
+              </w:rPr>
+              <w:t>with</w:t>
+            </w:r>
+            <w:r>
+              <w:rPr>
+                <w:rFonts w:cs="Calibri"/>
+              </w:rPr>
+              <w:t xml:space="preserve"> WCS Logger application or not.</w:t>
+            </w:r>
+          </w:p>
+        </w:tc>
+      </w:tr>
+      <w:tr>
+        <w:tc>
+          <w:tcPr>
+            <w:tcW w:w="1430" w:type="dxa"/>
+            <w:vMerge/>
+            <w:shd w:val="clear" w:color="auto" w:fill="auto"/>
+          </w:tcPr>
+          <w:p>
+            <w:pPr>
+              <w:pStyle w:val="TableCell-l"/>
+              <w:rPr>
+                <w:rFonts w:cs="Calibri"/>
+                <w:lang w:val="en-GB"/>
+              </w:rPr>
+            </w:pPr>
+          </w:p>
+        </w:tc>
+        <w:tc>
+          <w:tcPr>
+            <w:tcW w:w="4155" w:type="dxa"/>
+            <w:vMerge/>
+            <w:shd w:val="clear" w:color="auto" w:fill="auto"/>
+          </w:tcPr>
+          <w:p>
+            <w:pPr>
+              <w:pStyle w:val="TableCell"/>
+              <w:rPr>
+                <w:rFonts w:cs="Calibri"/>
+                <w:lang w:val="en-GB"/>
+              </w:rPr>
+            </w:pPr>
+          </w:p>
+        </w:tc>
+        <w:tc>
+          <w:tcPr>
+            <w:tcW w:w="4641" w:type="dxa"/>
+          </w:tcPr>
+          <w:p>
+            <w:pPr>
+              <w:rPr>
+                <w:rFonts w:cs="Calibri"/>
+              </w:rPr>
+            </w:pPr>
+            <w:r>
+              <w:rPr>
+                <w:rFonts w:cs="Calibri"/>
+              </w:rPr>
+              <w:t>Please check if “</w:t>
+            </w:r>
+            <w:proofErr w:type="spellStart"/>
+            <w:r>
+              <w:rPr>
+                <w:rFonts w:cs="Calibri"/>
+              </w:rPr>
+              <w:t>AnalyzerRemoteControl</w:t>
+            </w:r>
+            <w:r>
+              <w:rPr>
+                <w:rFonts w:cs="Calibri"/>
+              </w:rPr>
+              <w:t>.ice</w:t>
+            </w:r>
+            <w:proofErr w:type="spellEnd"/>
+            <w:r>
+              <w:rPr>
+                <w:rFonts w:cs="Calibri"/>
+              </w:rPr>
+              <w:t xml:space="preserve">” is placed in the same folder </w:t>
+            </w:r>
+            <w:r>
+              <w:rPr>
+                <w:rFonts w:cs="Calibri"/>
+              </w:rPr>
+              <w:t>with</w:t>
+            </w:r>
+            <w:r>
+              <w:rPr>
+                <w:rFonts w:cs="Calibri"/>
+              </w:rPr>
+              <w:t xml:space="preserve"> WCS Logger application or not.</w:t>
+            </w:r>
+          </w:p>
+        </w:tc>
+      </w:tr>
+      <w:tr>
+        <w:tc>
+          <w:tcPr>
+            <w:tcW w:w="1430" w:type="dxa"/>
+            <w:vMerge/>
+            <w:shd w:val="clear" w:color="auto" w:fill="auto"/>
+          </w:tcPr>
+          <w:p>
+            <w:pPr>
+              <w:pStyle w:val="TableCell-l"/>
+              <w:rPr>
+                <w:rFonts w:cs="Calibri"/>
+                <w:lang w:val="en-GB"/>
+              </w:rPr>
+            </w:pPr>
+          </w:p>
+        </w:tc>
+        <w:tc>
+          <w:tcPr>
+            <w:tcW w:w="4155" w:type="dxa"/>
             <w:shd w:val="clear" w:color="auto" w:fill="auto"/>
           </w:tcPr>
           <w:p>
@@ -7904,7 +8009,7 @@
       <w:pPr>
         <w:pStyle w:val="HeadingPreface"/>
       </w:pPr>
-      <w:bookmarkStart w:id="36" w:name="_Toc142468003"/>
+      <w:bookmarkStart w:id="36" w:name="_Toc143266744"/>
       <w:r>
         <w:lastRenderedPageBreak/>
         <w:t>Revision h</w:t>
@@ -9339,7 +9444,7 @@
         <v:shape id="_x0000_s1027" type="#_x0000_t75" style="position:absolute;margin-left:-45.75pt;margin-top:36.55pt;width:602.45pt;height:313.15pt;z-index:-251638272">
           <v:imagedata r:id="rId1" o:title=""/>
         </v:shape>
-        <o:OLEObject Type="Embed" ProgID="Visio.Drawing.15" ShapeID="_x0000_s1027" DrawAspect="Content" ObjectID="_1753081583" r:id="rId2"/>
+        <o:OLEObject Type="Embed" ProgID="Visio.Drawing.15" ShapeID="_x0000_s1027" DrawAspect="Content" ObjectID="_1753879504" r:id="rId2"/>
       </w:object>
     </w:r>
     <w:r>
@@ -21345,6 +21450,7 @@
     <w:rsid w:val="001A1816"/>
     <w:rsid w:val="001A2A17"/>
     <w:rsid w:val="001B38D5"/>
+    <w:rsid w:val="00320C47"/>
     <w:rsid w:val="0035089C"/>
     <w:rsid w:val="003531DF"/>
     <w:rsid w:val="003A13C3"/>
@@ -21353,6 +21459,7 @@
     <w:rsid w:val="004151A8"/>
     <w:rsid w:val="0049339A"/>
     <w:rsid w:val="004A2FD3"/>
+    <w:rsid w:val="004E2B79"/>
     <w:rsid w:val="005B06AD"/>
     <w:rsid w:val="005D5B36"/>
     <w:rsid w:val="00740430"/>
@@ -21364,8 +21471,10 @@
     <w:rsid w:val="00A74F06"/>
     <w:rsid w:val="00A9286B"/>
     <w:rsid w:val="00B12E07"/>
+    <w:rsid w:val="00B13267"/>
     <w:rsid w:val="00B66AC6"/>
     <w:rsid w:val="00C753A9"/>
+    <w:rsid w:val="00D1360B"/>
     <w:rsid w:val="00DD6C5A"/>
     <w:rsid w:val="00E0017A"/>
     <w:rsid w:val="00E429BF"/>

--- a/docs/wcs_logger.docx
+++ b/docs/wcs_logger.docx
@@ -135,16 +135,8 @@
         <w:rPr>
           <w:lang w:val="en-GB"/>
         </w:rPr>
-        <w:t xml:space="preserve">Intended </w:t>
-      </w:r>
-      <w:proofErr w:type="gramStart"/>
-      <w:r>
-        <w:rPr>
-          <w:lang w:val="en-GB"/>
-        </w:rPr>
-        <w:t>audience</w:t>
-      </w:r>
-      <w:proofErr w:type="gramEnd"/>
+        <w:t>Intended audience</w:t>
+      </w:r>
     </w:p>
     <w:p>
       <w:pPr>
@@ -2409,14 +2401,7 @@
         <w:rPr>
           <w:lang w:val="en-GB"/>
         </w:rPr>
-        <w:t xml:space="preserve">Custom </w:t>
-      </w:r>
-      <w:proofErr w:type="gramStart"/>
-      <w:r>
-        <w:rPr>
-          <w:lang w:val="en-GB"/>
-        </w:rPr>
-        <w:t>Low</w:t>
+        <w:t>Custom Low</w:t>
       </w:r>
       <w:r>
         <w:rPr>
@@ -2428,14 +2413,7 @@
         <w:rPr>
           <w:lang w:val="en-GB"/>
         </w:rPr>
-        <w:t>Level</w:t>
-      </w:r>
-      <w:proofErr w:type="gramEnd"/>
-      <w:r>
-        <w:rPr>
-          <w:lang w:val="en-GB"/>
-        </w:rPr>
-        <w:t xml:space="preserve"> Analysers</w:t>
+        <w:t>Level Analysers</w:t>
       </w:r>
       <w:r>
         <w:rPr>
@@ -2564,16 +2542,8 @@
         <w:rPr>
           <w:lang w:val="en-GB"/>
         </w:rPr>
-        <w:t xml:space="preserve"> – Low Level </w:t>
-      </w:r>
-      <w:proofErr w:type="spellStart"/>
-      <w:r>
-        <w:rPr>
-          <w:lang w:val="en-GB"/>
-        </w:rPr>
-        <w:t>Analyzers</w:t>
-      </w:r>
-      <w:proofErr w:type="spellEnd"/>
+        <w:t xml:space="preserve"> – Low Level Analyzers</w:t>
+      </w:r>
     </w:p>
     <w:p>
       <w:pPr>
@@ -3467,7 +3437,6 @@
         </w:rPr>
         <w:t>Infineon “</w:t>
       </w:r>
-      <w:proofErr w:type="spellStart"/>
       <w:r>
         <w:rPr>
           <w:lang w:val="en-GB"/>
@@ -3486,7 +3455,6 @@
         </w:rPr>
         <w:t>_Release</w:t>
       </w:r>
-      <w:proofErr w:type="spellEnd"/>
       <w:r>
         <w:rPr>
           <w:lang w:val="en-GB"/>
@@ -3788,7 +3756,19 @@
         <w:rPr>
           <w:lang w:val="en-GB"/>
         </w:rPr>
-        <w:t xml:space="preserve"> data in the Version Information section. In addition, </w:t>
+        <w:t xml:space="preserve"> data in the </w:t>
+      </w:r>
+      <w:r>
+        <w:rPr>
+          <w:lang w:val="en-GB"/>
+        </w:rPr>
+        <w:t>Issue</w:t>
+      </w:r>
+      <w:r>
+        <w:rPr>
+          <w:lang w:val="en-GB"/>
+        </w:rPr>
+        <w:t xml:space="preserve"> Information section. In addition, </w:t>
       </w:r>
       <w:r>
         <w:rPr>
@@ -4838,27 +4818,13 @@
         <w:rPr>
           <w:lang w:val="en-GB"/>
         </w:rPr>
-        <w:t xml:space="preserve"> as </w:t>
-      </w:r>
-      <w:proofErr w:type="gramStart"/>
-      <w:r>
-        <w:rPr>
-          <w:lang w:val="en-GB"/>
-        </w:rPr>
-        <w:t>default</w:t>
-      </w:r>
-      <w:r>
-        <w:rPr>
-          <w:lang w:val="en-GB"/>
-        </w:rPr>
-        <w:t>, and</w:t>
-      </w:r>
-      <w:proofErr w:type="gramEnd"/>
-      <w:r>
-        <w:rPr>
-          <w:lang w:val="en-GB"/>
-        </w:rPr>
-        <w:t xml:space="preserve"> can be set to </w:t>
+        <w:t xml:space="preserve"> as default</w:t>
+      </w:r>
+      <w:r>
+        <w:rPr>
+          <w:lang w:val="en-GB"/>
+        </w:rPr>
+        <w:t xml:space="preserve">, and can be set to </w:t>
       </w:r>
       <w:r>
         <w:rPr>
@@ -5169,7 +5135,13 @@
         <w:rPr>
           <w:lang w:val="en-GB"/>
         </w:rPr>
-        <w:t xml:space="preserve">Version Information section or channel selection duplication. Use this button to start / stop log capturing </w:t>
+        <w:t>Issue</w:t>
+      </w:r>
+      <w:r>
+        <w:rPr>
+          <w:lang w:val="en-GB"/>
+        </w:rPr>
+        <w:t xml:space="preserve"> Information section or channel selection duplication. Use this button to start / stop log capturing </w:t>
       </w:r>
       <w:r>
         <w:rPr>
@@ -5233,7 +5205,19 @@
         <w:rPr>
           <w:lang w:val="en-GB"/>
         </w:rPr>
-        <w:t xml:space="preserve">save recorded logs for pass and fail cases. By clicking either buttons, it will save the current logs as pass or fail cases and export to an issue tracker form with all data described in Version Information section. </w:t>
+        <w:t xml:space="preserve">save recorded logs for pass and fail cases. By clicking either buttons, it will save the current logs as pass or fail cases and export to an issue tracker form with all data described in </w:t>
+      </w:r>
+      <w:r>
+        <w:rPr>
+          <w:lang w:val="en-GB"/>
+        </w:rPr>
+        <w:t>Issue</w:t>
+      </w:r>
+      <w:r>
+        <w:rPr>
+          <w:lang w:val="en-GB"/>
+        </w:rPr>
+        <w:t xml:space="preserve"> Information section. </w:t>
       </w:r>
       <w:r>
         <w:rPr>
@@ -5872,21 +5856,7 @@
           <w:lang w:val="en-GB"/>
         </w:rPr>
         <w:lastRenderedPageBreak/>
-        <w:t xml:space="preserve">In Saleae </w:t>
-      </w:r>
-      <w:proofErr w:type="gramStart"/>
-      <w:r>
-        <w:rPr>
-          <w:lang w:val="en-GB"/>
-        </w:rPr>
-        <w:t>mode:</w:t>
-      </w:r>
-      <w:proofErr w:type="gramEnd"/>
-      <w:r>
-        <w:rPr>
-          <w:lang w:val="en-GB"/>
-        </w:rPr>
-        <w:t xml:space="preserve"> a</w:t>
+        <w:t>In Saleae mode: a</w:t>
       </w:r>
       <w:r>
         <w:rPr>
@@ -5958,21 +5928,7 @@
         <w:rPr>
           <w:lang w:val="en-GB"/>
         </w:rPr>
-        <w:t xml:space="preserve">Update tracker form sheet with all recorded </w:t>
-      </w:r>
-      <w:proofErr w:type="spellStart"/>
-      <w:r>
-        <w:rPr>
-          <w:lang w:val="en-GB"/>
-        </w:rPr>
-        <w:t>log</w:t>
-      </w:r>
-      <w:proofErr w:type="spellEnd"/>
-      <w:r>
-        <w:rPr>
-          <w:lang w:val="en-GB"/>
-        </w:rPr>
-        <w:t xml:space="preserve"> filenames.</w:t>
+        <w:t>Update tracker form sheet with all recorded log filenames.</w:t>
       </w:r>
     </w:p>
     <w:p>
@@ -6342,21 +6298,7 @@
         <w:rPr>
           <w:lang w:val="en-GB"/>
         </w:rPr>
-        <w:t xml:space="preserve">In Saleae </w:t>
-      </w:r>
-      <w:proofErr w:type="gramStart"/>
-      <w:r>
-        <w:rPr>
-          <w:lang w:val="en-GB"/>
-        </w:rPr>
-        <w:t>mode:</w:t>
-      </w:r>
-      <w:proofErr w:type="gramEnd"/>
-      <w:r>
-        <w:rPr>
-          <w:lang w:val="en-GB"/>
-        </w:rPr>
-        <w:t xml:space="preserve"> assigns bus analysers to the SALEAE log and save. Record pin capture settings in the text configuration file.</w:t>
+        <w:t>In Saleae mode: assigns bus analysers to the SALEAE log and save. Record pin capture settings in the text configuration file.</w:t>
       </w:r>
       <w:r>
         <w:rPr>
@@ -6404,21 +6346,7 @@
         <w:rPr>
           <w:lang w:val="en-GB"/>
         </w:rPr>
-        <w:t xml:space="preserve">Update tracker form sheet with all recorded </w:t>
-      </w:r>
-      <w:proofErr w:type="spellStart"/>
-      <w:r>
-        <w:rPr>
-          <w:lang w:val="en-GB"/>
-        </w:rPr>
-        <w:t>log</w:t>
-      </w:r>
-      <w:proofErr w:type="spellEnd"/>
-      <w:r>
-        <w:rPr>
-          <w:lang w:val="en-GB"/>
-        </w:rPr>
-        <w:t xml:space="preserve"> filenames.</w:t>
+        <w:t>Update tracker form sheet with all recorded log filenames.</w:t>
       </w:r>
     </w:p>
     <w:p>
@@ -7537,14 +7465,7 @@
               <w:rPr>
                 <w:rFonts w:cs="Calibri"/>
               </w:rPr>
-              <w:t>Please copy the entire “</w:t>
-            </w:r>
-            <w:proofErr w:type="spellStart"/>
-            <w:r>
-              <w:rPr>
-                <w:rFonts w:cs="Calibri"/>
-              </w:rPr>
-              <w:t>Remot</w:t>
+              <w:t>Please copy the entire “Remot</w:t>
             </w:r>
             <w:r>
               <w:rPr>
@@ -7556,14 +7477,7 @@
               <w:rPr>
                 <w:rFonts w:cs="Calibri"/>
               </w:rPr>
-              <w:t>Control</w:t>
-            </w:r>
-            <w:proofErr w:type="spellEnd"/>
-            <w:r>
-              <w:rPr>
-                <w:rFonts w:cs="Calibri"/>
-              </w:rPr>
-              <w:t>” folder inside WCS Logger package to Ellisys Type-C Tracker Analyzer installation directory. By default, it is located at C:\Program Files (x86)\Ellisys\Ellisys Type-C Tracker Analyzer</w:t>
+              <w:t>Control” folder inside WCS Logger package to Ellisys Type-C Tracker Analyzer installation directory. By default, it is located at C:\Program Files (x86)\Ellisys\Ellisys Type-C Tracker Analyzer</w:t>
             </w:r>
             <w:r>
               <w:rPr>
@@ -7872,7 +7786,6 @@
               </w:rPr>
               <w:t>Please check if “</w:t>
             </w:r>
-            <w:proofErr w:type="spellStart"/>
             <w:r>
               <w:rPr>
                 <w:rFonts w:cs="Calibri"/>
@@ -7883,14 +7796,7 @@
               <w:rPr>
                 <w:rFonts w:cs="Calibri"/>
               </w:rPr>
-              <w:t>.ice</w:t>
-            </w:r>
-            <w:proofErr w:type="spellEnd"/>
-            <w:r>
-              <w:rPr>
-                <w:rFonts w:cs="Calibri"/>
-              </w:rPr>
-              <w:t xml:space="preserve">” is placed in the same folder </w:t>
+              <w:t xml:space="preserve">.ice” is placed in the same folder </w:t>
             </w:r>
             <w:r>
               <w:rPr>
@@ -8429,11 +8335,9 @@
         <w:t>v1.0</w:t>
       </w:r>
     </w:fldSimple>
-    <w:proofErr w:type="gramStart"/>
     <w:r>
       <w:t>0</w:t>
     </w:r>
-    <w:proofErr w:type="gramEnd"/>
   </w:p>
   <w:p>
     <w:pPr>
@@ -8551,11 +8455,9 @@
         <w:t>v1.0</w:t>
       </w:r>
     </w:fldSimple>
-    <w:proofErr w:type="gramStart"/>
     <w:r>
       <w:t>0</w:t>
     </w:r>
-    <w:proofErr w:type="gramEnd"/>
   </w:p>
   <w:bookmarkEnd w:id="2"/>
   <w:p>
@@ -9444,7 +9346,7 @@
         <v:shape id="_x0000_s1027" type="#_x0000_t75" style="position:absolute;margin-left:-45.75pt;margin-top:36.55pt;width:602.45pt;height:313.15pt;z-index:-251638272">
           <v:imagedata r:id="rId1" o:title=""/>
         </v:shape>
-        <o:OLEObject Type="Embed" ProgID="Visio.Drawing.15" ShapeID="_x0000_s1027" DrawAspect="Content" ObjectID="_1753879504" r:id="rId2"/>
+        <o:OLEObject Type="Embed" ProgID="Visio.Drawing.15" ShapeID="_x0000_s1027" DrawAspect="Content" ObjectID="_1753942977" r:id="rId2"/>
       </w:object>
     </w:r>
     <w:r>
@@ -9765,23 +9667,7 @@
                                   <w:t>no event</w:t>
                                 </w:r>
                                 <w:r>
-                                  <w:t xml:space="preserve"> be regarded as a guarantee of conditions or </w:t>
-                                </w:r>
-                                <w:proofErr w:type="gramStart"/>
-                                <w:r>
-                                  <w:t>characteristics  (</w:t>
-                                </w:r>
-                                <w:proofErr w:type="gramEnd"/>
-                                <w:r>
-                                  <w:t>“</w:t>
-                                </w:r>
-                                <w:proofErr w:type="spellStart"/>
-                                <w:r>
-                                  <w:t>Beschaffenheitsgarantie</w:t>
-                                </w:r>
-                                <w:proofErr w:type="spellEnd"/>
-                                <w:r>
-                                  <w:t xml:space="preserve">”) . </w:t>
+                                  <w:t xml:space="preserve"> be regarded as a guarantee of conditions or characteristics  (“Beschaffenheitsgarantie”) . </w:t>
                                 </w:r>
                               </w:p>
                               <w:p>
@@ -9794,15 +9680,7 @@
                                   <w:pStyle w:val="LegalText"/>
                                 </w:pPr>
                                 <w:r>
-                                  <w:t xml:space="preserve">With respect to any examples, hints or any typical values stated herein and/or any information regarding the application of the product, Infineon Technologies hereby disclaims </w:t>
-                                </w:r>
-                                <w:proofErr w:type="gramStart"/>
-                                <w:r>
-                                  <w:t>any and all</w:t>
-                                </w:r>
-                                <w:proofErr w:type="gramEnd"/>
-                                <w:r>
-                                  <w:t xml:space="preserve"> warranties and liabilities of any kind, including without limitation warranties of non-infringement of intellectual property rights of any third party. </w:t>
+                                  <w:t xml:space="preserve">With respect to any examples, hints or any typical values stated herein and/or any information regarding the application of the product, Infineon Technologies hereby disclaims any and all warranties and liabilities of any kind, including without limitation warranties of non-infringement of intellectual property rights of any third party. </w:t>
                                 </w:r>
                               </w:p>
                               <w:p>
@@ -10332,23 +10210,7 @@
                             <w:t>no event</w:t>
                           </w:r>
                           <w:r>
-                            <w:t xml:space="preserve"> be regarded as a guarantee of conditions or </w:t>
-                          </w:r>
-                          <w:proofErr w:type="gramStart"/>
-                          <w:r>
-                            <w:t>characteristics  (</w:t>
-                          </w:r>
-                          <w:proofErr w:type="gramEnd"/>
-                          <w:r>
-                            <w:t>“</w:t>
-                          </w:r>
-                          <w:proofErr w:type="spellStart"/>
-                          <w:r>
-                            <w:t>Beschaffenheitsgarantie</w:t>
-                          </w:r>
-                          <w:proofErr w:type="spellEnd"/>
-                          <w:r>
-                            <w:t xml:space="preserve">”) . </w:t>
+                            <w:t xml:space="preserve"> be regarded as a guarantee of conditions or characteristics  (“Beschaffenheitsgarantie”) . </w:t>
                           </w:r>
                         </w:p>
                         <w:p>
@@ -10361,15 +10223,7 @@
                             <w:pStyle w:val="LegalText"/>
                           </w:pPr>
                           <w:r>
-                            <w:t xml:space="preserve">With respect to any examples, hints or any typical values stated herein and/or any information regarding the application of the product, Infineon Technologies hereby disclaims </w:t>
-                          </w:r>
-                          <w:proofErr w:type="gramStart"/>
-                          <w:r>
-                            <w:t>any and all</w:t>
-                          </w:r>
-                          <w:proofErr w:type="gramEnd"/>
-                          <w:r>
-                            <w:t xml:space="preserve"> warranties and liabilities of any kind, including without limitation warranties of non-infringement of intellectual property rights of any third party. </w:t>
+                            <w:t xml:space="preserve">With respect to any examples, hints or any typical values stated herein and/or any information regarding the application of the product, Infineon Technologies hereby disclaims any and all warranties and liabilities of any kind, including without limitation warranties of non-infringement of intellectual property rights of any third party. </w:t>
                           </w:r>
                         </w:p>
                         <w:p>
@@ -13873,7 +13727,7 @@
                             <w:fldChar w:fldCharType="separate"/>
                           </w:r>
                           <w:r>
-                            <w:t>Revision history</w:t>
+                            <w:t>Self Service</w:t>
                           </w:r>
                           <w:r>
                             <w:fldChar w:fldCharType="end"/>
@@ -13918,7 +13772,7 @@
                       <w:fldChar w:fldCharType="separate"/>
                     </w:r>
                     <w:r>
-                      <w:t>Revision history</w:t>
+                      <w:t>Self Service</w:t>
                     </w:r>
                     <w:r>
                       <w:fldChar w:fldCharType="end"/>
@@ -21468,6 +21322,7 @@
     <w:rsid w:val="00824396"/>
     <w:rsid w:val="008E5E4B"/>
     <w:rsid w:val="009D5547"/>
+    <w:rsid w:val="00A73A2B"/>
     <w:rsid w:val="00A74F06"/>
     <w:rsid w:val="00A9286B"/>
     <w:rsid w:val="00B12E07"/>
